--- a/pr-preview/pr-274/model-validation-handout-tracked-changes.docx
+++ b/pr-preview/pr-274/model-validation-handout-tracked-changes.docx
@@ -16,7 +16,7 @@
       </w:pPr>
       <w:del w:id="1" w:author="PR Preview" w:date="2026-01-01T00:00:00Z">
         <w:r>
-          <w:delText xml:space="preserve">Last modified: 2026-10-17 00:12:44 (PDT)</w:delText>
+          <w:delText xml:space="preserve">Last modified: 2026-10-17 00:53:34 (PDT)</w:delText>
         </w:r>
       </w:del>
     </w:p>
@@ -26,7 +26,7 @@
       </w:pPr>
       <w:ins w:id="2" w:author="PR Preview" w:date="2026-01-01T00:00:00Z">
         <w:r>
-          <w:t xml:space="preserve">Last modified: 2026-10-17 00:31:06 (PDT)</w:t>
+          <w:t xml:space="preserve">Last modified: 2026-10-17 01:16:55 (PDT)</w:t>
         </w:r>
       </w:ins>
     </w:p>
@@ -10848,45 +10848,16 @@
         <w:t xml:space="preserve"> </w:t>
       </w:r>
       <m:oMath>
-        <m:r>
-          <m:t>g</m:t>
-        </m:r>
-        <m:r>
-          <m:t>​</m:t>
-        </m:r>
-        <m:d>
-          <m:dPr>
-            <m:begChr m:val="("/>
-            <m:sepChr m:val=""/>
-            <m:endChr m:val=")"/>
-            <m:grow/>
-          </m:dPr>
+        <m:acc>
+          <m:accPr>
+            <m:chr m:val="̂"/>
+          </m:accPr>
           <m:e>
-            <m:sSub>
-              <m:e>
-                <m:r>
-                  <m:rPr>
-                    <m:scr m:val="script"/>
-                    <m:sty m:val="p"/>
-                  </m:rPr>
-                  <m:t>D</m:t>
-                </m:r>
-              </m:e>
-              <m:sub>
-                <m:r>
-                  <m:rPr>
-                    <m:nor/>
-                    <m:sty m:val="p"/>
-                  </m:rPr>
-                  <m:t>train</m:t>
-                </m:r>
-              </m:sub>
-            </m:sSub>
+            <m:r>
+              <m:t>y</m:t>
+            </m:r>
           </m:e>
-        </m:d>
-        <m:r>
-          <m:t>​</m:t>
-        </m:r>
+        </m:acc>
         <m:r>
           <m:t>​</m:t>
         </m:r>
@@ -11814,45 +11785,16 @@
         <w:t xml:space="preserve"> </w:t>
       </w:r>
       <m:oMath>
-        <m:r>
-          <m:t>g</m:t>
-        </m:r>
-        <m:r>
-          <m:t>​</m:t>
-        </m:r>
-        <m:d>
-          <m:dPr>
-            <m:begChr m:val="("/>
-            <m:sepChr m:val=""/>
-            <m:endChr m:val=")"/>
-            <m:grow/>
-          </m:dPr>
+        <m:acc>
+          <m:accPr>
+            <m:chr m:val="̂"/>
+          </m:accPr>
           <m:e>
-            <m:sSub>
-              <m:e>
-                <m:r>
-                  <m:rPr>
-                    <m:scr m:val="script"/>
-                    <m:sty m:val="p"/>
-                  </m:rPr>
-                  <m:t>D</m:t>
-                </m:r>
-              </m:e>
-              <m:sub>
-                <m:r>
-                  <m:rPr>
-                    <m:nor/>
-                    <m:sty m:val="p"/>
-                  </m:rPr>
-                  <m:t>train</m:t>
-                </m:r>
-              </m:sub>
-            </m:sSub>
+            <m:r>
+              <m:t>y</m:t>
+            </m:r>
           </m:e>
-        </m:d>
-        <m:r>
-          <m:t>​</m:t>
-        </m:r>
+        </m:acc>
         <m:r>
           <m:t>​</m:t>
         </m:r>
@@ -14880,7 +14822,7 @@
       </w:ins>
       <w:ins w:id="150" w:author="PR Preview" w:date="2026-01-01T00:00:00Z">
         <w:r>
-          <w:t xml:space="preserve">is the prediction</w:t>
+          <w:t xml:space="preserve">is the value</w:t>
         </w:r>
       </w:ins>
       <w:ins w:id="151" w:author="PR Preview" w:date="2026-01-01T00:00:00Z">
@@ -14889,9 +14831,16 @@
         </w:r>
       </w:ins>
       <m:oMath>
-        <m:r>
-          <m:t>g</m:t>
-        </m:r>
+        <m:acc>
+          <m:accPr>
+            <m:chr m:val="̂"/>
+          </m:accPr>
+          <m:e>
+            <m:r>
+              <m:t>y</m:t>
+            </m:r>
+          </m:e>
+        </m:acc>
         <m:r>
           <m:t>​</m:t>
         </m:r>
@@ -14903,42 +14852,6 @@
             <m:grow/>
           </m:dPr>
           <m:e>
-            <m:sSub>
-              <m:e>
-                <m:r>
-                  <m:rPr>
-                    <m:scr m:val="script"/>
-                    <m:sty m:val="p"/>
-                  </m:rPr>
-                  <m:t>D</m:t>
-                </m:r>
-              </m:e>
-              <m:sub>
-                <m:r>
-                  <m:rPr>
-                    <m:nor/>
-                    <m:sty m:val="p"/>
-                  </m:rPr>
-                  <m:t>train</m:t>
-                </m:r>
-              </m:sub>
-            </m:sSub>
-          </m:e>
-        </m:d>
-        <m:r>
-          <m:t>​</m:t>
-        </m:r>
-        <m:r>
-          <m:t>​</m:t>
-        </m:r>
-        <m:d>
-          <m:dPr>
-            <m:begChr m:val="("/>
-            <m:sepChr m:val=""/>
-            <m:endChr m:val=")"/>
-            <m:grow/>
-          </m:dPr>
-          <m:e>
             <m:r>
               <m:t>x</m:t>
             </m:r>
@@ -14955,7 +14868,7 @@
       </w:ins>
       <w:ins w:id="153" w:author="PR Preview" w:date="2026-01-01T00:00:00Z">
         <w:r>
-          <w:t xml:space="preserve">of the fitted model</w:t>
+          <w:t xml:space="preserve">of the</w:t>
         </w:r>
       </w:ins>
       <w:ins w:id="154" w:author="PR Preview" w:date="2026-01-01T00:00:00Z">
@@ -14963,53 +14876,64 @@
           <w:t xml:space="preserve"> </w:t>
         </w:r>
       </w:ins>
-      <m:oMath>
-        <m:r>
-          <m:t>g</m:t>
-        </m:r>
-        <m:r>
-          <m:t>​</m:t>
-        </m:r>
-        <m:d>
-          <m:dPr>
-            <m:begChr m:val="("/>
-            <m:sepChr m:val=""/>
-            <m:endChr m:val=")"/>
-            <m:grow/>
-          </m:dPr>
-          <m:e>
-            <m:sSub>
-              <m:e>
-                <m:r>
-                  <m:rPr>
-                    <m:scr m:val="script"/>
-                    <m:sty m:val="p"/>
-                  </m:rPr>
-                  <m:t>D</m:t>
-                </m:r>
-              </m:e>
-              <m:sub>
-                <m:r>
-                  <m:rPr>
-                    <m:nor/>
-                    <m:sty m:val="p"/>
-                  </m:rPr>
-                  <m:t>train</m:t>
-                </m:r>
-              </m:sub>
-            </m:sSub>
-          </m:e>
-        </m:d>
-        <m:r>
-          <m:t>​</m:t>
-        </m:r>
-      </m:oMath>
-      <w:ins w:id="155" w:author="PR Preview" w:date="2026-01-01T00:00:00Z">
+      <w:hyperlink w:anchor="def-prediction-rule">
+        <w:ins w:id="155" w:author="PR Preview" w:date="2026-01-01T00:00:00Z">
+          <w:r>
+            <w:rPr>
+              <w:rStyle w:val="Hyperlink"/>
+            </w:rPr>
+            <w:t xml:space="preserve">prediction rule</w:t>
+          </w:r>
+        </w:ins>
+      </w:hyperlink>
+      <w:ins w:id="156" w:author="PR Preview" w:date="2026-01-01T00:00:00Z">
         <w:r>
           <w:t xml:space="preserve"> </w:t>
         </w:r>
       </w:ins>
-      <w:ins w:id="156" w:author="PR Preview" w:date="2026-01-01T00:00:00Z">
+      <m:oMath>
+        <m:acc>
+          <m:accPr>
+            <m:chr m:val="̂"/>
+          </m:accPr>
+          <m:e>
+            <m:r>
+              <m:t>y</m:t>
+            </m:r>
+          </m:e>
+        </m:acc>
+      </m:oMath>
+      <w:ins w:id="157" w:author="PR Preview" w:date="2026-01-01T00:00:00Z">
+        <w:r>
+          <w:t xml:space="preserve"> </w:t>
+        </w:r>
+      </w:ins>
+      <w:ins w:id="158" w:author="PR Preview" w:date="2026-01-01T00:00:00Z">
+        <w:r>
+          <w:t xml:space="preserve">at</w:t>
+        </w:r>
+      </w:ins>
+      <w:ins w:id="159" w:author="PR Preview" w:date="2026-01-01T00:00:00Z">
+        <w:r>
+          <w:t xml:space="preserve"> </w:t>
+        </w:r>
+      </w:ins>
+      <m:oMath>
+        <m:r>
+          <m:t>x</m:t>
+        </m:r>
+      </m:oMath>
+      <w:ins w:id="160" w:author="PR Preview" w:date="2026-01-01T00:00:00Z">
+        <w:r>
+          <w:t xml:space="preserve">,</w:t>
+        </w:r>
+      </w:ins>
+      <w:ins w:id="161" w:author="PR Preview" w:date="2026-01-01T00:00:00Z">
+        <w:r>
+          <w:t xml:space="preserve"> </w:t>
+        </w:r>
+      </w:ins>
+      <w:ins w:id="162" w:author="PR Preview" w:date="2026-01-01T00:00:00Z">
         <w:r>
           <w:t xml:space="preserve">averaged over the population distribution of all training sets that might have been collected:</w:t>
         </w:r>
@@ -15092,45 +15016,16 @@
               <m:grow/>
             </m:dPr>
             <m:e>
-              <m:r>
-                <m:t>g</m:t>
-              </m:r>
-              <m:r>
-                <m:t>​</m:t>
-              </m:r>
-              <m:d>
-                <m:dPr>
-                  <m:begChr m:val="("/>
-                  <m:sepChr m:val=""/>
-                  <m:endChr m:val=")"/>
-                  <m:grow/>
-                </m:dPr>
+              <m:acc>
+                <m:accPr>
+                  <m:chr m:val="̂"/>
+                </m:accPr>
                 <m:e>
-                  <m:sSub>
-                    <m:e>
-                      <m:r>
-                        <m:rPr>
-                          <m:scr m:val="script"/>
-                          <m:sty m:val="p"/>
-                        </m:rPr>
-                        <m:t>D</m:t>
-                      </m:r>
-                    </m:e>
-                    <m:sub>
-                      <m:r>
-                        <m:rPr>
-                          <m:nor/>
-                          <m:sty m:val="p"/>
-                        </m:rPr>
-                        <m:t>train</m:t>
-                      </m:r>
-                    </m:sub>
-                  </m:sSub>
+                  <m:r>
+                    <m:t>y</m:t>
+                  </m:r>
                 </m:e>
-              </m:d>
-              <m:r>
-                <m:t>​</m:t>
-              </m:r>
+              </m:acc>
               <m:r>
                 <m:t>​</m:t>
               </m:r>
@@ -15188,7 +15083,7 @@
       <w:pPr>
         <w:pStyle w:val="FirstParagraph"/>
       </w:pPr>
-      <w:ins w:id="157" w:author="PR Preview" w:date="2026-01-01T00:00:00Z">
+      <w:ins w:id="163" w:author="PR Preview" w:date="2026-01-01T00:00:00Z">
         <w:r>
           <w:rPr>
             <w:i/>
@@ -15197,44 +15092,14 @@
           <w:t xml:space="preserve">Remark</w:t>
         </w:r>
       </w:ins>
-      <w:ins w:id="158" w:author="PR Preview" w:date="2026-01-01T00:00:00Z">
+      <w:ins w:id="164" w:author="PR Preview" w:date="2026-01-01T00:00:00Z">
         <w:r>
           <w:t xml:space="preserve">. </w:t>
         </w:r>
       </w:ins>
-      <w:ins w:id="159" w:author="PR Preview" w:date="2026-01-01T00:00:00Z">
+      <w:ins w:id="165" w:author="PR Preview" w:date="2026-01-01T00:00:00Z">
         <w:r>
           <w:t xml:space="preserve">The expected prediction is not the prediction of any one analysis,</w:t>
-        </w:r>
-      </w:ins>
-      <w:ins w:id="160" w:author="PR Preview" w:date="2026-01-01T00:00:00Z">
-        <w:r>
-          <w:t xml:space="preserve"> </w:t>
-        </w:r>
-      </w:ins>
-      <w:ins w:id="161" w:author="PR Preview" w:date="2026-01-01T00:00:00Z">
-        <w:r>
-          <w:t xml:space="preserve">because an analysis has one training set, not the whole distribution of them.</w:t>
-        </w:r>
-      </w:ins>
-      <w:ins w:id="162" w:author="PR Preview" w:date="2026-01-01T00:00:00Z">
-        <w:r>
-          <w:t xml:space="preserve"> </w:t>
-        </w:r>
-      </w:ins>
-      <w:ins w:id="163" w:author="PR Preview" w:date="2026-01-01T00:00:00Z">
-        <w:r>
-          <w:t xml:space="preserve">It is a reference point for measuring how far the predictions are</w:t>
-        </w:r>
-      </w:ins>
-      <w:ins w:id="164" w:author="PR Preview" w:date="2026-01-01T00:00:00Z">
-        <w:r>
-          <w:t xml:space="preserve"> </w:t>
-        </w:r>
-      </w:ins>
-      <w:ins w:id="165" w:author="PR Preview" w:date="2026-01-01T00:00:00Z">
-        <w:r>
-          <w:t xml:space="preserve">from the</w:t>
         </w:r>
       </w:ins>
       <w:ins w:id="166" w:author="PR Preview" w:date="2026-01-01T00:00:00Z">
@@ -15242,8 +15107,38 @@
           <w:t xml:space="preserve"> </w:t>
         </w:r>
       </w:ins>
+      <w:ins w:id="167" w:author="PR Preview" w:date="2026-01-01T00:00:00Z">
+        <w:r>
+          <w:t xml:space="preserve">because an analysis has one training set, not the whole distribution of them.</w:t>
+        </w:r>
+      </w:ins>
+      <w:ins w:id="168" w:author="PR Preview" w:date="2026-01-01T00:00:00Z">
+        <w:r>
+          <w:t xml:space="preserve"> </w:t>
+        </w:r>
+      </w:ins>
+      <w:ins w:id="169" w:author="PR Preview" w:date="2026-01-01T00:00:00Z">
+        <w:r>
+          <w:t xml:space="preserve">It is a reference point for measuring how far the predictions are</w:t>
+        </w:r>
+      </w:ins>
+      <w:ins w:id="170" w:author="PR Preview" w:date="2026-01-01T00:00:00Z">
+        <w:r>
+          <w:t xml:space="preserve"> </w:t>
+        </w:r>
+      </w:ins>
+      <w:ins w:id="171" w:author="PR Preview" w:date="2026-01-01T00:00:00Z">
+        <w:r>
+          <w:t xml:space="preserve">from the</w:t>
+        </w:r>
+      </w:ins>
+      <w:ins w:id="172" w:author="PR Preview" w:date="2026-01-01T00:00:00Z">
+        <w:r>
+          <w:t xml:space="preserve"> </w:t>
+        </w:r>
+      </w:ins>
       <w:hyperlink w:anchor="def-mean-function">
-        <w:ins w:id="167" w:author="PR Preview" w:date="2026-01-01T00:00:00Z">
+        <w:ins w:id="173" w:author="PR Preview" w:date="2026-01-01T00:00:00Z">
           <w:r>
             <w:rPr>
               <w:rStyle w:val="Hyperlink"/>
@@ -15252,12 +15147,12 @@
           </w:r>
         </w:ins>
       </w:hyperlink>
-      <w:ins w:id="168" w:author="PR Preview" w:date="2026-01-01T00:00:00Z">
+      <w:ins w:id="174" w:author="PR Preview" w:date="2026-01-01T00:00:00Z">
         <w:r>
           <w:t xml:space="preserve"> </w:t>
         </w:r>
       </w:ins>
-      <w:ins w:id="169" w:author="PR Preview" w:date="2026-01-01T00:00:00Z">
+      <w:ins w:id="175" w:author="PR Preview" w:date="2026-01-01T00:00:00Z">
         <w:r>
           <w:t xml:space="preserve">and from each other.</w:t>
         </w:r>
@@ -15268,7 +15163,7 @@
       <w:pPr>
         <w:pStyle w:val="BodyText"/>
       </w:pPr>
-      <w:ins w:id="170" w:author="PR Preview" w:date="2026-01-01T00:00:00Z">
+      <w:ins w:id="176" w:author="PR Preview" w:date="2026-01-01T00:00:00Z">
         <w:r>
           <w:rPr>
             <w:b/>
@@ -15277,25 +15172,32 @@
           <w:t xml:space="preserve">Example 12 (Computing the expected prediction)</w:t>
         </w:r>
       </w:ins>
-      <w:ins w:id="171" w:author="PR Preview" w:date="2026-01-01T00:00:00Z">
+      <w:ins w:id="177" w:author="PR Preview" w:date="2026-01-01T00:00:00Z">
         <w:r>
           <w:t xml:space="preserve"> </w:t>
         </w:r>
       </w:ins>
-      <w:ins w:id="172" w:author="PR Preview" w:date="2026-01-01T00:00:00Z">
+      <w:ins w:id="178" w:author="PR Preview" w:date="2026-01-01T00:00:00Z">
         <w:r>
           <w:t xml:space="preserve">Suppose the predictions</w:t>
         </w:r>
       </w:ins>
-      <w:ins w:id="173" w:author="PR Preview" w:date="2026-01-01T00:00:00Z">
+      <w:ins w:id="179" w:author="PR Preview" w:date="2026-01-01T00:00:00Z">
         <w:r>
           <w:t xml:space="preserve"> </w:t>
         </w:r>
       </w:ins>
       <m:oMath>
-        <m:r>
-          <m:t>g</m:t>
-        </m:r>
+        <m:acc>
+          <m:accPr>
+            <m:chr m:val="̂"/>
+          </m:accPr>
+          <m:e>
+            <m:r>
+              <m:t>y</m:t>
+            </m:r>
+          </m:e>
+        </m:acc>
         <m:r>
           <m:t>​</m:t>
         </m:r>
@@ -15307,62 +15209,26 @@
             <m:grow/>
           </m:dPr>
           <m:e>
-            <m:sSub>
-              <m:e>
-                <m:r>
-                  <m:rPr>
-                    <m:scr m:val="script"/>
-                    <m:sty m:val="p"/>
-                  </m:rPr>
-                  <m:t>D</m:t>
-                </m:r>
-              </m:e>
-              <m:sub>
-                <m:r>
-                  <m:rPr>
-                    <m:nor/>
-                    <m:sty m:val="p"/>
-                  </m:rPr>
-                  <m:t>train</m:t>
-                </m:r>
-              </m:sub>
-            </m:sSub>
+            <m:r>
+              <m:t>x</m:t>
+            </m:r>
           </m:e>
         </m:d>
         <m:r>
           <m:t>​</m:t>
         </m:r>
-        <m:r>
-          <m:t>​</m:t>
-        </m:r>
-        <m:d>
-          <m:dPr>
-            <m:begChr m:val="("/>
-            <m:sepChr m:val=""/>
-            <m:endChr m:val=")"/>
-            <m:grow/>
-          </m:dPr>
-          <m:e>
-            <m:r>
-              <m:t>x</m:t>
-            </m:r>
-          </m:e>
-        </m:d>
-        <m:r>
-          <m:t>​</m:t>
-        </m:r>
       </m:oMath>
-      <w:ins w:id="174" w:author="PR Preview" w:date="2026-01-01T00:00:00Z">
+      <w:ins w:id="180" w:author="PR Preview" w:date="2026-01-01T00:00:00Z">
         <w:r>
           <w:t xml:space="preserve"> </w:t>
         </w:r>
       </w:ins>
-      <w:ins w:id="175" w:author="PR Preview" w:date="2026-01-01T00:00:00Z">
+      <w:ins w:id="181" w:author="PR Preview" w:date="2026-01-01T00:00:00Z">
         <w:r>
           <w:t xml:space="preserve">at</w:t>
         </w:r>
       </w:ins>
-      <w:ins w:id="176" w:author="PR Preview" w:date="2026-01-01T00:00:00Z">
+      <w:ins w:id="182" w:author="PR Preview" w:date="2026-01-01T00:00:00Z">
         <w:r>
           <w:t xml:space="preserve"> </w:t>
         </w:r>
@@ -15372,17 +15238,17 @@
           <m:t>x</m:t>
         </m:r>
       </m:oMath>
-      <w:ins w:id="177" w:author="PR Preview" w:date="2026-01-01T00:00:00Z">
+      <w:ins w:id="183" w:author="PR Preview" w:date="2026-01-01T00:00:00Z">
         <w:r>
           <w:t xml:space="preserve"> </w:t>
         </w:r>
       </w:ins>
-      <w:ins w:id="178" w:author="PR Preview" w:date="2026-01-01T00:00:00Z">
+      <w:ins w:id="184" w:author="PR Preview" w:date="2026-01-01T00:00:00Z">
         <w:r>
           <w:t xml:space="preserve">take the values</w:t>
         </w:r>
       </w:ins>
-      <w:ins w:id="179" w:author="PR Preview" w:date="2026-01-01T00:00:00Z">
+      <w:ins w:id="185" w:author="PR Preview" w:date="2026-01-01T00:00:00Z">
         <w:r>
           <w:t xml:space="preserve"> </w:t>
         </w:r>
@@ -15392,49 +15258,9 @@
           <m:t>9</m:t>
         </m:r>
       </m:oMath>
-      <w:ins w:id="180" w:author="PR Preview" w:date="2026-01-01T00:00:00Z">
+      <w:ins w:id="186" w:author="PR Preview" w:date="2026-01-01T00:00:00Z">
         <w:r>
           <w:t xml:space="preserve">,</w:t>
-        </w:r>
-      </w:ins>
-      <w:ins w:id="181" w:author="PR Preview" w:date="2026-01-01T00:00:00Z">
-        <w:r>
-          <w:t xml:space="preserve"> </w:t>
-        </w:r>
-      </w:ins>
-      <m:oMath>
-        <m:r>
-          <m:t>11</m:t>
-        </m:r>
-      </m:oMath>
-      <w:ins w:id="182" w:author="PR Preview" w:date="2026-01-01T00:00:00Z">
-        <w:r>
-          <w:t xml:space="preserve"> </w:t>
-        </w:r>
-      </w:ins>
-      <w:ins w:id="183" w:author="PR Preview" w:date="2026-01-01T00:00:00Z">
-        <w:r>
-          <w:t xml:space="preserve">and</w:t>
-        </w:r>
-      </w:ins>
-      <w:ins w:id="184" w:author="PR Preview" w:date="2026-01-01T00:00:00Z">
-        <w:r>
-          <w:t xml:space="preserve"> </w:t>
-        </w:r>
-      </w:ins>
-      <m:oMath>
-        <m:r>
-          <m:t>13</m:t>
-        </m:r>
-      </m:oMath>
-      <w:ins w:id="185" w:author="PR Preview" w:date="2026-01-01T00:00:00Z">
-        <w:r>
-          <w:t xml:space="preserve"> </w:t>
-        </w:r>
-      </w:ins>
-      <w:ins w:id="186" w:author="PR Preview" w:date="2026-01-01T00:00:00Z">
-        <w:r>
-          <w:t xml:space="preserve">with equal probability.</w:t>
         </w:r>
       </w:ins>
       <w:ins w:id="187" w:author="PR Preview" w:date="2026-01-01T00:00:00Z">
@@ -15442,7 +15268,47 @@
           <w:t xml:space="preserve"> </w:t>
         </w:r>
       </w:ins>
+      <m:oMath>
+        <m:r>
+          <m:t>11</m:t>
+        </m:r>
+      </m:oMath>
       <w:ins w:id="188" w:author="PR Preview" w:date="2026-01-01T00:00:00Z">
+        <w:r>
+          <w:t xml:space="preserve"> </w:t>
+        </w:r>
+      </w:ins>
+      <w:ins w:id="189" w:author="PR Preview" w:date="2026-01-01T00:00:00Z">
+        <w:r>
+          <w:t xml:space="preserve">and</w:t>
+        </w:r>
+      </w:ins>
+      <w:ins w:id="190" w:author="PR Preview" w:date="2026-01-01T00:00:00Z">
+        <w:r>
+          <w:t xml:space="preserve"> </w:t>
+        </w:r>
+      </w:ins>
+      <m:oMath>
+        <m:r>
+          <m:t>13</m:t>
+        </m:r>
+      </m:oMath>
+      <w:ins w:id="191" w:author="PR Preview" w:date="2026-01-01T00:00:00Z">
+        <w:r>
+          <w:t xml:space="preserve"> </w:t>
+        </w:r>
+      </w:ins>
+      <w:ins w:id="192" w:author="PR Preview" w:date="2026-01-01T00:00:00Z">
+        <w:r>
+          <w:t xml:space="preserve">with equal probability.</w:t>
+        </w:r>
+      </w:ins>
+      <w:ins w:id="193" w:author="PR Preview" w:date="2026-01-01T00:00:00Z">
+        <w:r>
+          <w:t xml:space="preserve"> </w:t>
+        </w:r>
+      </w:ins>
+      <w:ins w:id="194" w:author="PR Preview" w:date="2026-01-01T00:00:00Z">
         <w:r>
           <w:t xml:space="preserve">Then</w:t>
         </w:r>
@@ -15682,45 +15548,16 @@
         <w:t xml:space="preserve"> </w:t>
       </w:r>
       <m:oMath>
-        <m:r>
-          <m:t>g</m:t>
-        </m:r>
-        <m:r>
-          <m:t>​</m:t>
-        </m:r>
-        <m:d>
-          <m:dPr>
-            <m:begChr m:val="("/>
-            <m:sepChr m:val=""/>
-            <m:endChr m:val=")"/>
-            <m:grow/>
-          </m:dPr>
+        <m:acc>
+          <m:accPr>
+            <m:chr m:val="̂"/>
+          </m:accPr>
           <m:e>
-            <m:sSub>
-              <m:e>
-                <m:r>
-                  <m:rPr>
-                    <m:scr m:val="script"/>
-                    <m:sty m:val="p"/>
-                  </m:rPr>
-                  <m:t>D</m:t>
-                </m:r>
-              </m:e>
-              <m:sub>
-                <m:r>
-                  <m:rPr>
-                    <m:nor/>
-                    <m:sty m:val="p"/>
-                  </m:rPr>
-                  <m:t>train</m:t>
-                </m:r>
-              </m:sub>
-            </m:sSub>
+            <m:r>
+              <m:t>y</m:t>
+            </m:r>
           </m:e>
-        </m:d>
-        <m:r>
-          <m:t>​</m:t>
-        </m:r>
+        </m:acc>
         <m:r>
           <m:t>​</m:t>
         </m:r>
@@ -15898,45 +15735,16 @@
               <m:grow/>
             </m:dPr>
             <m:e>
-              <m:r>
-                <m:t>g</m:t>
-              </m:r>
-              <m:r>
-                <m:t>​</m:t>
-              </m:r>
-              <m:d>
-                <m:dPr>
-                  <m:begChr m:val="("/>
-                  <m:sepChr m:val=""/>
-                  <m:endChr m:val=")"/>
-                  <m:grow/>
-                </m:dPr>
+              <m:acc>
+                <m:accPr>
+                  <m:chr m:val="̂"/>
+                </m:accPr>
                 <m:e>
-                  <m:sSub>
-                    <m:e>
-                      <m:r>
-                        <m:rPr>
-                          <m:scr m:val="script"/>
-                          <m:sty m:val="p"/>
-                        </m:rPr>
-                        <m:t>D</m:t>
-                      </m:r>
-                    </m:e>
-                    <m:sub>
-                      <m:r>
-                        <m:rPr>
-                          <m:nor/>
-                          <m:sty m:val="p"/>
-                        </m:rPr>
-                        <m:t>train</m:t>
-                      </m:r>
-                    </m:sub>
-                  </m:sSub>
+                  <m:r>
+                    <m:t>y</m:t>
+                  </m:r>
                 </m:e>
-              </m:d>
-              <m:r>
-                <m:t>​</m:t>
-              </m:r>
+              </m:acc>
               <m:r>
                 <m:t>​</m:t>
               </m:r>
@@ -15998,45 +15806,16 @@
                   <m:grow/>
                 </m:dPr>
                 <m:e>
-                  <m:r>
-                    <m:t>g</m:t>
-                  </m:r>
-                  <m:r>
-                    <m:t>​</m:t>
-                  </m:r>
-                  <m:d>
-                    <m:dPr>
-                      <m:begChr m:val="("/>
-                      <m:sepChr m:val=""/>
-                      <m:endChr m:val=")"/>
-                      <m:grow/>
-                    </m:dPr>
+                  <m:acc>
+                    <m:accPr>
+                      <m:chr m:val="̂"/>
+                    </m:accPr>
                     <m:e>
-                      <m:sSub>
-                        <m:e>
-                          <m:r>
-                            <m:rPr>
-                              <m:scr m:val="script"/>
-                              <m:sty m:val="p"/>
-                            </m:rPr>
-                            <m:t>D</m:t>
-                          </m:r>
-                        </m:e>
-                        <m:sub>
-                          <m:r>
-                            <m:rPr>
-                              <m:nor/>
-                              <m:sty m:val="p"/>
-                            </m:rPr>
-                            <m:t>train</m:t>
-                          </m:r>
-                        </m:sub>
-                      </m:sSub>
+                      <m:r>
+                        <m:t>y</m:t>
+                      </m:r>
                     </m:e>
-                  </m:d>
-                  <m:r>
-                    <m:t>​</m:t>
-                  </m:r>
+                  </m:acc>
                   <m:r>
                     <m:t>​</m:t>
                   </m:r>
@@ -16191,45 +15970,16 @@
         <w:t xml:space="preserve"> </w:t>
       </w:r>
       <m:oMath>
-        <m:r>
-          <m:t>g</m:t>
-        </m:r>
-        <m:r>
-          <m:t>​</m:t>
-        </m:r>
-        <m:d>
-          <m:dPr>
-            <m:begChr m:val="("/>
-            <m:sepChr m:val=""/>
-            <m:endChr m:val=")"/>
-            <m:grow/>
-          </m:dPr>
+        <m:acc>
+          <m:accPr>
+            <m:chr m:val="̂"/>
+          </m:accPr>
           <m:e>
-            <m:sSub>
-              <m:e>
-                <m:r>
-                  <m:rPr>
-                    <m:scr m:val="script"/>
-                    <m:sty m:val="p"/>
-                  </m:rPr>
-                  <m:t>D</m:t>
-                </m:r>
-              </m:e>
-              <m:sub>
-                <m:r>
-                  <m:rPr>
-                    <m:nor/>
-                    <m:sty m:val="p"/>
-                  </m:rPr>
-                  <m:t>train</m:t>
-                </m:r>
-              </m:sub>
-            </m:sSub>
+            <m:r>
+              <m:t>y</m:t>
+            </m:r>
           </m:e>
-        </m:d>
-        <m:r>
-          <m:t>​</m:t>
-        </m:r>
+        </m:acc>
         <m:r>
           <m:t>​</m:t>
         </m:r>
@@ -16311,45 +16061,16 @@
                   <m:grow/>
                 </m:dPr>
                 <m:e>
-                  <m:r>
-                    <m:t>g</m:t>
-                  </m:r>
-                  <m:r>
-                    <m:t>​</m:t>
-                  </m:r>
-                  <m:d>
-                    <m:dPr>
-                      <m:begChr m:val="("/>
-                      <m:sepChr m:val=""/>
-                      <m:endChr m:val=")"/>
-                      <m:grow/>
-                    </m:dPr>
+                  <m:acc>
+                    <m:accPr>
+                      <m:chr m:val="̂"/>
+                    </m:accPr>
                     <m:e>
-                      <m:sSub>
-                        <m:e>
-                          <m:r>
-                            <m:rPr>
-                              <m:scr m:val="script"/>
-                              <m:sty m:val="p"/>
-                            </m:rPr>
-                            <m:t>D</m:t>
-                          </m:r>
-                        </m:e>
-                        <m:sub>
-                          <m:r>
-                            <m:rPr>
-                              <m:nor/>
-                              <m:sty m:val="p"/>
-                            </m:rPr>
-                            <m:t>train</m:t>
-                          </m:r>
-                        </m:sub>
-                      </m:sSub>
+                      <m:r>
+                        <m:t>y</m:t>
+                      </m:r>
                     </m:e>
-                  </m:d>
-                  <m:r>
-                    <m:t>​</m:t>
-                  </m:r>
+                  </m:acc>
                   <m:r>
                     <m:t>​</m:t>
                   </m:r>
@@ -16414,45 +16135,16 @@
                       <m:grow/>
                     </m:dPr>
                     <m:e>
-                      <m:r>
-                        <m:t>g</m:t>
-                      </m:r>
-                      <m:r>
-                        <m:t>​</m:t>
-                      </m:r>
-                      <m:d>
-                        <m:dPr>
-                          <m:begChr m:val="("/>
-                          <m:sepChr m:val=""/>
-                          <m:endChr m:val=")"/>
-                          <m:grow/>
-                        </m:dPr>
+                      <m:acc>
+                        <m:accPr>
+                          <m:chr m:val="̂"/>
+                        </m:accPr>
                         <m:e>
-                          <m:sSub>
-                            <m:e>
-                              <m:r>
-                                <m:rPr>
-                                  <m:scr m:val="script"/>
-                                  <m:sty m:val="p"/>
-                                </m:rPr>
-                                <m:t>D</m:t>
-                              </m:r>
-                            </m:e>
-                            <m:sub>
-                              <m:r>
-                                <m:rPr>
-                                  <m:nor/>
-                                  <m:sty m:val="p"/>
-                                </m:rPr>
-                                <m:t>train</m:t>
-                              </m:r>
-                            </m:sub>
-                          </m:sSub>
+                          <m:r>
+                            <m:t>y</m:t>
+                          </m:r>
                         </m:e>
-                      </m:d>
-                      <m:r>
-                        <m:t>​</m:t>
-                      </m:r>
+                      </m:acc>
                       <m:r>
                         <m:t>​</m:t>
                       </m:r>
@@ -16510,45 +16202,16 @@
                   <m:grow/>
                 </m:dPr>
                 <m:e>
-                  <m:r>
-                    <m:t>g</m:t>
-                  </m:r>
-                  <m:r>
-                    <m:t>​</m:t>
-                  </m:r>
-                  <m:d>
-                    <m:dPr>
-                      <m:begChr m:val="("/>
-                      <m:sepChr m:val=""/>
-                      <m:endChr m:val=")"/>
-                      <m:grow/>
-                    </m:dPr>
+                  <m:acc>
+                    <m:accPr>
+                      <m:chr m:val="̂"/>
+                    </m:accPr>
                     <m:e>
-                      <m:sSub>
-                        <m:e>
-                          <m:r>
-                            <m:rPr>
-                              <m:scr m:val="script"/>
-                              <m:sty m:val="p"/>
-                            </m:rPr>
-                            <m:t>D</m:t>
-                          </m:r>
-                        </m:e>
-                        <m:sub>
-                          <m:r>
-                            <m:rPr>
-                              <m:nor/>
-                              <m:sty m:val="p"/>
-                            </m:rPr>
-                            <m:t>train</m:t>
-                          </m:r>
-                        </m:sub>
-                      </m:sSub>
+                      <m:r>
+                        <m:t>y</m:t>
+                      </m:r>
                     </m:e>
-                  </m:d>
-                  <m:r>
-                    <m:t>​</m:t>
-                  </m:r>
+                  </m:acc>
                   <m:r>
                     <m:t>​</m:t>
                   </m:r>
@@ -16725,9 +16388,16 @@
         <w:t xml:space="preserve"> </w:t>
       </w:r>
       <m:oMath>
-        <m:r>
-          <m:t>g</m:t>
-        </m:r>
+        <m:acc>
+          <m:accPr>
+            <m:chr m:val="̂"/>
+          </m:accPr>
+          <m:e>
+            <m:r>
+              <m:t>y</m:t>
+            </m:r>
+          </m:e>
+        </m:acc>
         <m:r>
           <m:t>​</m:t>
         </m:r>
@@ -16739,30 +16409,56 @@
             <m:grow/>
           </m:dPr>
           <m:e>
-            <m:sSub>
-              <m:e>
-                <m:r>
-                  <m:rPr>
-                    <m:scr m:val="script"/>
-                    <m:sty m:val="p"/>
-                  </m:rPr>
-                  <m:t>D</m:t>
-                </m:r>
-              </m:e>
-              <m:sub>
-                <m:r>
-                  <m:rPr>
-                    <m:nor/>
-                    <m:sty m:val="p"/>
-                  </m:rPr>
-                  <m:t>train</m:t>
-                </m:r>
-              </m:sub>
-            </m:sSub>
+            <m:r>
+              <m:t>x</m:t>
+            </m:r>
           </m:e>
         </m:d>
         <m:r>
           <m:t>​</m:t>
+        </m:r>
+      </m:oMath>
+      <w:r>
+        <w:t xml:space="preserve"> </w:t>
+      </w:r>
+      <w:r>
+        <w:t xml:space="preserve">at a covariate value</w:t>
+      </w:r>
+      <w:r>
+        <w:t xml:space="preserve"> </w:t>
+      </w:r>
+      <m:oMath>
+        <m:r>
+          <m:t>x</m:t>
+        </m:r>
+      </m:oMath>
+      <w:r>
+        <w:t xml:space="preserve"> </w:t>
+      </w:r>
+      <w:r>
+        <w:t xml:space="preserve">has</w:t>
+      </w:r>
+      <w:r>
+        <w:t xml:space="preserve"> </w:t>
+      </w:r>
+      <w:r>
+        <w:t xml:space="preserve">squared bias</w:t>
+      </w:r>
+      <w:r>
+        <w:t xml:space="preserve"> </w:t>
+      </w:r>
+      <m:oMath>
+        <m:r>
+          <m:rPr>
+            <m:sty m:val="p"/>
+          </m:rPr>
+          <m:t>[</m:t>
+        </m:r>
+        <m:r>
+          <m:rPr>
+            <m:sty m:val="p"/>
+          </m:rPr>
+          <m:t>Bias</m:t>
         </m:r>
         <m:r>
           <m:t>​</m:t>
@@ -16775,107 +16471,16 @@
             <m:grow/>
           </m:dPr>
           <m:e>
-            <m:r>
-              <m:t>x</m:t>
-            </m:r>
-          </m:e>
-        </m:d>
-        <m:r>
-          <m:t>​</m:t>
-        </m:r>
-      </m:oMath>
-      <w:r>
-        <w:t xml:space="preserve"> </w:t>
-      </w:r>
-      <w:r>
-        <w:t xml:space="preserve">at a covariate value</w:t>
-      </w:r>
-      <w:r>
-        <w:t xml:space="preserve"> </w:t>
-      </w:r>
-      <m:oMath>
-        <m:r>
-          <m:t>x</m:t>
-        </m:r>
-      </m:oMath>
-      <w:r>
-        <w:t xml:space="preserve"> </w:t>
-      </w:r>
-      <w:r>
-        <w:t xml:space="preserve">has</w:t>
-      </w:r>
-      <w:r>
-        <w:t xml:space="preserve"> </w:t>
-      </w:r>
-      <w:r>
-        <w:t xml:space="preserve">squared bias</w:t>
-      </w:r>
-      <w:r>
-        <w:t xml:space="preserve"> </w:t>
-      </w:r>
-      <m:oMath>
-        <m:r>
-          <m:rPr>
-            <m:sty m:val="p"/>
-          </m:rPr>
-          <m:t>[</m:t>
-        </m:r>
-        <m:r>
-          <m:rPr>
-            <m:sty m:val="p"/>
-          </m:rPr>
-          <m:t>Bias</m:t>
-        </m:r>
-        <m:r>
-          <m:t>​</m:t>
-        </m:r>
-        <m:d>
-          <m:dPr>
-            <m:begChr m:val="("/>
-            <m:sepChr m:val=""/>
-            <m:endChr m:val=")"/>
-            <m:grow/>
-          </m:dPr>
-          <m:e>
-            <m:r>
-              <m:t>g</m:t>
-            </m:r>
-            <m:r>
-              <m:t>​</m:t>
-            </m:r>
-            <m:d>
-              <m:dPr>
-                <m:begChr m:val="("/>
-                <m:sepChr m:val=""/>
-                <m:endChr m:val=")"/>
-                <m:grow/>
-              </m:dPr>
+            <m:acc>
+              <m:accPr>
+                <m:chr m:val="̂"/>
+              </m:accPr>
               <m:e>
-                <m:sSub>
-                  <m:e>
-                    <m:r>
-                      <m:rPr>
-                        <m:scr m:val="script"/>
-                        <m:sty m:val="p"/>
-                      </m:rPr>
-                      <m:t>D</m:t>
-                    </m:r>
-                  </m:e>
-                  <m:sub>
-                    <m:r>
-                      <m:rPr>
-                        <m:nor/>
-                        <m:sty m:val="p"/>
-                      </m:rPr>
-                      <m:t>train</m:t>
-                    </m:r>
-                  </m:sub>
-                </m:sSub>
+                <m:r>
+                  <m:t>y</m:t>
+                </m:r>
               </m:e>
-            </m:d>
-            <m:r>
-              <m:t>​</m:t>
-            </m:r>
+            </m:acc>
             <m:r>
               <m:t>​</m:t>
             </m:r>
@@ -16952,45 +16557,16 @@
             <m:grow/>
           </m:dPr>
           <m:e>
-            <m:r>
-              <m:t>g</m:t>
-            </m:r>
-            <m:r>
-              <m:t>​</m:t>
-            </m:r>
-            <m:d>
-              <m:dPr>
-                <m:begChr m:val="("/>
-                <m:sepChr m:val=""/>
-                <m:endChr m:val=")"/>
-                <m:grow/>
-              </m:dPr>
+            <m:acc>
+              <m:accPr>
+                <m:chr m:val="̂"/>
+              </m:accPr>
               <m:e>
-                <m:sSub>
-                  <m:e>
-                    <m:r>
-                      <m:rPr>
-                        <m:scr m:val="script"/>
-                        <m:sty m:val="p"/>
-                      </m:rPr>
-                      <m:t>D</m:t>
-                    </m:r>
-                  </m:e>
-                  <m:sub>
-                    <m:r>
-                      <m:rPr>
-                        <m:nor/>
-                        <m:sty m:val="p"/>
-                      </m:rPr>
-                      <m:t>train</m:t>
-                    </m:r>
-                  </m:sub>
-                </m:sSub>
+                <m:r>
+                  <m:t>y</m:t>
+                </m:r>
               </m:e>
-            </m:d>
-            <m:r>
-              <m:t>​</m:t>
-            </m:r>
+            </m:acc>
             <m:r>
               <m:t>​</m:t>
             </m:r>
@@ -17160,45 +16736,16 @@
         <w:t xml:space="preserve"> </w:t>
       </w:r>
       <m:oMath>
-        <m:r>
-          <m:t>g</m:t>
-        </m:r>
-        <m:r>
-          <m:t>​</m:t>
-        </m:r>
-        <m:d>
-          <m:dPr>
-            <m:begChr m:val="("/>
-            <m:sepChr m:val=""/>
-            <m:endChr m:val=")"/>
-            <m:grow/>
-          </m:dPr>
+        <m:acc>
+          <m:accPr>
+            <m:chr m:val="̂"/>
+          </m:accPr>
           <m:e>
-            <m:sSub>
-              <m:e>
-                <m:r>
-                  <m:rPr>
-                    <m:scr m:val="script"/>
-                    <m:sty m:val="p"/>
-                  </m:rPr>
-                  <m:t>D</m:t>
-                </m:r>
-              </m:e>
-              <m:sub>
-                <m:r>
-                  <m:rPr>
-                    <m:nor/>
-                    <m:sty m:val="p"/>
-                  </m:rPr>
-                  <m:t>train</m:t>
-                </m:r>
-              </m:sub>
-            </m:sSub>
+            <m:r>
+              <m:t>y</m:t>
+            </m:r>
           </m:e>
-        </m:d>
-        <m:r>
-          <m:t>​</m:t>
-        </m:r>
+        </m:acc>
         <m:r>
           <m:t>​</m:t>
         </m:r>
@@ -17282,45 +16829,16 @@
               </m:rPr>
               <m:t>−</m:t>
             </m:r>
-            <m:r>
-              <m:t>g</m:t>
-            </m:r>
-            <m:r>
-              <m:t>​</m:t>
-            </m:r>
-            <m:d>
-              <m:dPr>
-                <m:begChr m:val="("/>
-                <m:sepChr m:val=""/>
-                <m:endChr m:val=")"/>
-                <m:grow/>
-              </m:dPr>
+            <m:acc>
+              <m:accPr>
+                <m:chr m:val="̂"/>
+              </m:accPr>
               <m:e>
-                <m:sSub>
-                  <m:e>
-                    <m:r>
-                      <m:rPr>
-                        <m:scr m:val="script"/>
-                        <m:sty m:val="p"/>
-                      </m:rPr>
-                      <m:t>D</m:t>
-                    </m:r>
-                  </m:e>
-                  <m:sub>
-                    <m:r>
-                      <m:rPr>
-                        <m:nor/>
-                        <m:sty m:val="p"/>
-                      </m:rPr>
-                      <m:t>train</m:t>
-                    </m:r>
-                  </m:sub>
-                </m:sSub>
+                <m:r>
+                  <m:t>y</m:t>
+                </m:r>
               </m:e>
-            </m:d>
-            <m:r>
-              <m:t>​</m:t>
-            </m:r>
+            </m:acc>
             <m:r>
               <m:t>​</m:t>
             </m:r>
@@ -17380,45 +16898,16 @@
         <w:t xml:space="preserve"> </w:t>
       </w:r>
       <m:oMath>
-        <m:r>
-          <m:t>g</m:t>
-        </m:r>
-        <m:r>
-          <m:t>​</m:t>
-        </m:r>
-        <m:d>
-          <m:dPr>
-            <m:begChr m:val="("/>
-            <m:sepChr m:val=""/>
-            <m:endChr m:val=")"/>
-            <m:grow/>
-          </m:dPr>
+        <m:acc>
+          <m:accPr>
+            <m:chr m:val="̂"/>
+          </m:accPr>
           <m:e>
-            <m:sSub>
-              <m:e>
-                <m:r>
-                  <m:rPr>
-                    <m:scr m:val="script"/>
-                    <m:sty m:val="p"/>
-                  </m:rPr>
-                  <m:t>D</m:t>
-                </m:r>
-              </m:e>
-              <m:sub>
-                <m:r>
-                  <m:rPr>
-                    <m:nor/>
-                    <m:sty m:val="p"/>
-                  </m:rPr>
-                  <m:t>train</m:t>
-                </m:r>
-              </m:sub>
-            </m:sSub>
+            <m:r>
+              <m:t>y</m:t>
+            </m:r>
           </m:e>
-        </m:d>
-        <m:r>
-          <m:t>​</m:t>
-        </m:r>
+        </m:acc>
         <m:r>
           <m:t>​</m:t>
         </m:r>
@@ -17470,45 +16959,16 @@
         <w:t xml:space="preserve"> </w:t>
       </w:r>
       <m:oMath>
-        <m:r>
-          <m:t>g</m:t>
-        </m:r>
-        <m:r>
-          <m:t>​</m:t>
-        </m:r>
-        <m:d>
-          <m:dPr>
-            <m:begChr m:val="("/>
-            <m:sepChr m:val=""/>
-            <m:endChr m:val=")"/>
-            <m:grow/>
-          </m:dPr>
+        <m:acc>
+          <m:accPr>
+            <m:chr m:val="̂"/>
+          </m:accPr>
           <m:e>
-            <m:sSub>
-              <m:e>
-                <m:r>
-                  <m:rPr>
-                    <m:scr m:val="script"/>
-                    <m:sty m:val="p"/>
-                  </m:rPr>
-                  <m:t>D</m:t>
-                </m:r>
-              </m:e>
-              <m:sub>
-                <m:r>
-                  <m:rPr>
-                    <m:nor/>
-                    <m:sty m:val="p"/>
-                  </m:rPr>
-                  <m:t>train</m:t>
-                </m:r>
-              </m:sub>
-            </m:sSub>
+            <m:r>
+              <m:t>y</m:t>
+            </m:r>
           </m:e>
-        </m:d>
-        <m:r>
-          <m:t>​</m:t>
-        </m:r>
+        </m:acc>
         <m:r>
           <m:t>​</m:t>
         </m:r>
@@ -17746,45 +17206,16 @@
         <w:t xml:space="preserve"> </w:t>
       </w:r>
       <m:oMath>
-        <m:r>
-          <m:t>g</m:t>
-        </m:r>
-        <m:r>
-          <m:t>​</m:t>
-        </m:r>
-        <m:d>
-          <m:dPr>
-            <m:begChr m:val="("/>
-            <m:sepChr m:val=""/>
-            <m:endChr m:val=")"/>
-            <m:grow/>
-          </m:dPr>
+        <m:acc>
+          <m:accPr>
+            <m:chr m:val="̂"/>
+          </m:accPr>
           <m:e>
-            <m:sSub>
-              <m:e>
-                <m:r>
-                  <m:rPr>
-                    <m:scr m:val="script"/>
-                    <m:sty m:val="p"/>
-                  </m:rPr>
-                  <m:t>D</m:t>
-                </m:r>
-              </m:e>
-              <m:sub>
-                <m:r>
-                  <m:rPr>
-                    <m:nor/>
-                    <m:sty m:val="p"/>
-                  </m:rPr>
-                  <m:t>train</m:t>
-                </m:r>
-              </m:sub>
-            </m:sSub>
+            <m:r>
+              <m:t>y</m:t>
+            </m:r>
           </m:e>
-        </m:d>
-        <m:r>
-          <m:t>​</m:t>
-        </m:r>
+        </m:acc>
         <m:r>
           <m:t>​</m:t>
         </m:r>
@@ -18261,45 +17692,16 @@
                         </m:rPr>
                         <m:t>−</m:t>
                       </m:r>
-                      <m:r>
-                        <m:t>g</m:t>
-                      </m:r>
-                      <m:r>
-                        <m:t>​</m:t>
-                      </m:r>
-                      <m:d>
-                        <m:dPr>
-                          <m:begChr m:val="("/>
-                          <m:sepChr m:val=""/>
-                          <m:endChr m:val=")"/>
-                          <m:grow/>
-                        </m:dPr>
+                      <m:acc>
+                        <m:accPr>
+                          <m:chr m:val="̂"/>
+                        </m:accPr>
                         <m:e>
-                          <m:sSub>
-                            <m:e>
-                              <m:r>
-                                <m:rPr>
-                                  <m:scr m:val="script"/>
-                                  <m:sty m:val="p"/>
-                                </m:rPr>
-                                <m:t>D</m:t>
-                              </m:r>
-                            </m:e>
-                            <m:sub>
-                              <m:r>
-                                <m:rPr>
-                                  <m:nor/>
-                                  <m:sty m:val="p"/>
-                                </m:rPr>
-                                <m:t>train</m:t>
-                              </m:r>
-                            </m:sub>
-                          </m:sSub>
+                          <m:r>
+                            <m:t>y</m:t>
+                          </m:r>
                         </m:e>
-                      </m:d>
-                      <m:r>
-                        <m:t>​</m:t>
-                      </m:r>
+                      </m:acc>
                       <m:r>
                         <m:t>​</m:t>
                       </m:r>
@@ -18485,45 +17887,16 @@
                 </m:rPr>
                 <m:t>−</m:t>
               </m:r>
-              <m:r>
-                <m:t>g</m:t>
-              </m:r>
-              <m:r>
-                <m:t>​</m:t>
-              </m:r>
-              <m:d>
-                <m:dPr>
-                  <m:begChr m:val="("/>
-                  <m:sepChr m:val=""/>
-                  <m:endChr m:val=")"/>
-                  <m:grow/>
-                </m:dPr>
+              <m:acc>
+                <m:accPr>
+                  <m:chr m:val="̂"/>
+                </m:accPr>
                 <m:e>
-                  <m:sSub>
-                    <m:e>
-                      <m:r>
-                        <m:rPr>
-                          <m:scr m:val="script"/>
-                          <m:sty m:val="p"/>
-                        </m:rPr>
-                        <m:t>D</m:t>
-                      </m:r>
-                    </m:e>
-                    <m:sub>
-                      <m:r>
-                        <m:rPr>
-                          <m:nor/>
-                          <m:sty m:val="p"/>
-                        </m:rPr>
-                        <m:t>train</m:t>
-                      </m:r>
-                    </m:sub>
-                  </m:sSub>
+                  <m:r>
+                    <m:t>y</m:t>
+                  </m:r>
                 </m:e>
-              </m:d>
-              <m:r>
-                <m:t>​</m:t>
-              </m:r>
+              </m:acc>
               <m:r>
                 <m:t>​</m:t>
               </m:r>
@@ -18648,45 +18021,16 @@
                     </m:rPr>
                     <m:t>−</m:t>
                   </m:r>
-                  <m:r>
-                    <m:t>g</m:t>
-                  </m:r>
-                  <m:r>
-                    <m:t>​</m:t>
-                  </m:r>
-                  <m:d>
-                    <m:dPr>
-                      <m:begChr m:val="("/>
-                      <m:sepChr m:val=""/>
-                      <m:endChr m:val=")"/>
-                      <m:grow/>
-                    </m:dPr>
+                  <m:acc>
+                    <m:accPr>
+                      <m:chr m:val="̂"/>
+                    </m:accPr>
                     <m:e>
-                      <m:sSub>
-                        <m:e>
-                          <m:r>
-                            <m:rPr>
-                              <m:scr m:val="script"/>
-                              <m:sty m:val="p"/>
-                            </m:rPr>
-                            <m:t>D</m:t>
-                          </m:r>
-                        </m:e>
-                        <m:sub>
-                          <m:r>
-                            <m:rPr>
-                              <m:nor/>
-                              <m:sty m:val="p"/>
-                            </m:rPr>
-                            <m:t>train</m:t>
-                          </m:r>
-                        </m:sub>
-                      </m:sSub>
+                      <m:r>
+                        <m:t>y</m:t>
+                      </m:r>
                     </m:e>
-                  </m:d>
-                  <m:r>
-                    <m:t>​</m:t>
-                  </m:r>
+                  </m:acc>
                   <m:r>
                     <m:t>​</m:t>
                   </m:r>
@@ -18804,45 +18148,16 @@
                     </m:rPr>
                     <m:t>−</m:t>
                   </m:r>
-                  <m:r>
-                    <m:t>g</m:t>
-                  </m:r>
-                  <m:r>
-                    <m:t>​</m:t>
-                  </m:r>
-                  <m:d>
-                    <m:dPr>
-                      <m:begChr m:val="("/>
-                      <m:sepChr m:val=""/>
-                      <m:endChr m:val=")"/>
-                      <m:grow/>
-                    </m:dPr>
+                  <m:acc>
+                    <m:accPr>
+                      <m:chr m:val="̂"/>
+                    </m:accPr>
                     <m:e>
-                      <m:sSub>
-                        <m:e>
-                          <m:r>
-                            <m:rPr>
-                              <m:scr m:val="script"/>
-                              <m:sty m:val="p"/>
-                            </m:rPr>
-                            <m:t>D</m:t>
-                          </m:r>
-                        </m:e>
-                        <m:sub>
-                          <m:r>
-                            <m:rPr>
-                              <m:nor/>
-                              <m:sty m:val="p"/>
-                            </m:rPr>
-                            <m:t>train</m:t>
-                          </m:r>
-                        </m:sub>
-                      </m:sSub>
+                      <m:r>
+                        <m:t>y</m:t>
+                      </m:r>
                     </m:e>
-                  </m:d>
-                  <m:r>
-                    <m:t>​</m:t>
-                  </m:r>
+                  </m:acc>
                   <m:r>
                     <m:t>​</m:t>
                   </m:r>
@@ -18960,45 +18275,16 @@
                         </m:rPr>
                         <m:t>−</m:t>
                       </m:r>
-                      <m:r>
-                        <m:t>g</m:t>
-                      </m:r>
-                      <m:r>
-                        <m:t>​</m:t>
-                      </m:r>
-                      <m:d>
-                        <m:dPr>
-                          <m:begChr m:val="("/>
-                          <m:sepChr m:val=""/>
-                          <m:endChr m:val=")"/>
-                          <m:grow/>
-                        </m:dPr>
+                      <m:acc>
+                        <m:accPr>
+                          <m:chr m:val="̂"/>
+                        </m:accPr>
                         <m:e>
-                          <m:sSub>
-                            <m:e>
-                              <m:r>
-                                <m:rPr>
-                                  <m:scr m:val="script"/>
-                                  <m:sty m:val="p"/>
-                                </m:rPr>
-                                <m:t>D</m:t>
-                              </m:r>
-                            </m:e>
-                            <m:sub>
-                              <m:r>
-                                <m:rPr>
-                                  <m:nor/>
-                                  <m:sty m:val="p"/>
-                                </m:rPr>
-                                <m:t>train</m:t>
-                              </m:r>
-                            </m:sub>
-                          </m:sSub>
+                          <m:r>
+                            <m:t>y</m:t>
+                          </m:r>
                         </m:e>
-                      </m:d>
-                      <m:r>
-                        <m:t>​</m:t>
-                      </m:r>
+                      </m:acc>
                       <m:r>
                         <m:t>​</m:t>
                       </m:r>
@@ -19098,45 +18384,16 @@
                     </m:rPr>
                     <m:t>−</m:t>
                   </m:r>
-                  <m:r>
-                    <m:t>g</m:t>
-                  </m:r>
-                  <m:r>
-                    <m:t>​</m:t>
-                  </m:r>
-                  <m:d>
-                    <m:dPr>
-                      <m:begChr m:val="("/>
-                      <m:sepChr m:val=""/>
-                      <m:endChr m:val=")"/>
-                      <m:grow/>
-                    </m:dPr>
+                  <m:acc>
+                    <m:accPr>
+                      <m:chr m:val="̂"/>
+                    </m:accPr>
                     <m:e>
-                      <m:sSub>
-                        <m:e>
-                          <m:r>
-                            <m:rPr>
-                              <m:scr m:val="script"/>
-                              <m:sty m:val="p"/>
-                            </m:rPr>
-                            <m:t>D</m:t>
-                          </m:r>
-                        </m:e>
-                        <m:sub>
-                          <m:r>
-                            <m:rPr>
-                              <m:nor/>
-                              <m:sty m:val="p"/>
-                            </m:rPr>
-                            <m:t>train</m:t>
-                          </m:r>
-                        </m:sub>
-                      </m:sSub>
+                      <m:r>
+                        <m:t>y</m:t>
+                      </m:r>
                     </m:e>
-                  </m:d>
-                  <m:r>
-                    <m:t>​</m:t>
-                  </m:r>
+                  </m:acc>
                   <m:r>
                     <m:t>​</m:t>
                   </m:r>
@@ -19204,45 +18461,16 @@
                         </m:rPr>
                         <m:t>−</m:t>
                       </m:r>
-                      <m:r>
-                        <m:t>g</m:t>
-                      </m:r>
-                      <m:r>
-                        <m:t>​</m:t>
-                      </m:r>
-                      <m:d>
-                        <m:dPr>
-                          <m:begChr m:val="("/>
-                          <m:sepChr m:val=""/>
-                          <m:endChr m:val=")"/>
-                          <m:grow/>
-                        </m:dPr>
+                      <m:acc>
+                        <m:accPr>
+                          <m:chr m:val="̂"/>
+                        </m:accPr>
                         <m:e>
-                          <m:sSub>
-                            <m:e>
-                              <m:r>
-                                <m:rPr>
-                                  <m:scr m:val="script"/>
-                                  <m:sty m:val="p"/>
-                                </m:rPr>
-                                <m:t>D</m:t>
-                              </m:r>
-                            </m:e>
-                            <m:sub>
-                              <m:r>
-                                <m:rPr>
-                                  <m:nor/>
-                                  <m:sty m:val="p"/>
-                                </m:rPr>
-                                <m:t>train</m:t>
-                              </m:r>
-                            </m:sub>
-                          </m:sSub>
+                          <m:r>
+                            <m:t>y</m:t>
+                          </m:r>
                         </m:e>
-                      </m:d>
-                      <m:r>
-                        <m:t>​</m:t>
-                      </m:r>
+                      </m:acc>
                       <m:r>
                         <m:t>​</m:t>
                       </m:r>
@@ -19988,9 +19216,16 @@
         <w:t xml:space="preserve"> </w:t>
       </w:r>
       <m:oMath>
-        <m:r>
-          <m:t>g</m:t>
-        </m:r>
+        <m:acc>
+          <m:accPr>
+            <m:chr m:val="̂"/>
+          </m:accPr>
+          <m:e>
+            <m:r>
+              <m:t>y</m:t>
+            </m:r>
+          </m:e>
+        </m:acc>
         <m:r>
           <m:t>​</m:t>
         </m:r>
@@ -20002,42 +19237,6 @@
             <m:grow/>
           </m:dPr>
           <m:e>
-            <m:sSub>
-              <m:e>
-                <m:r>
-                  <m:rPr>
-                    <m:scr m:val="script"/>
-                    <m:sty m:val="p"/>
-                  </m:rPr>
-                  <m:t>D</m:t>
-                </m:r>
-              </m:e>
-              <m:sub>
-                <m:r>
-                  <m:rPr>
-                    <m:nor/>
-                    <m:sty m:val="p"/>
-                  </m:rPr>
-                  <m:t>train</m:t>
-                </m:r>
-              </m:sub>
-            </m:sSub>
-          </m:e>
-        </m:d>
-        <m:r>
-          <m:t>​</m:t>
-        </m:r>
-        <m:r>
-          <m:t>​</m:t>
-        </m:r>
-        <m:d>
-          <m:dPr>
-            <m:begChr m:val="("/>
-            <m:sepChr m:val=""/>
-            <m:endChr m:val=")"/>
-            <m:grow/>
-          </m:dPr>
-          <m:e>
             <m:r>
               <m:t>x</m:t>
             </m:r>
@@ -20081,45 +19280,16 @@
           </m:rPr>
           <m:t>−</m:t>
         </m:r>
-        <m:r>
-          <m:t>g</m:t>
-        </m:r>
-        <m:r>
-          <m:t>​</m:t>
-        </m:r>
-        <m:d>
-          <m:dPr>
-            <m:begChr m:val="("/>
-            <m:sepChr m:val=""/>
-            <m:endChr m:val=")"/>
-            <m:grow/>
-          </m:dPr>
+        <m:acc>
+          <m:accPr>
+            <m:chr m:val="̂"/>
+          </m:accPr>
           <m:e>
-            <m:sSub>
-              <m:e>
-                <m:r>
-                  <m:rPr>
-                    <m:scr m:val="script"/>
-                    <m:sty m:val="p"/>
-                  </m:rPr>
-                  <m:t>D</m:t>
-                </m:r>
-              </m:e>
-              <m:sub>
-                <m:r>
-                  <m:rPr>
-                    <m:nor/>
-                    <m:sty m:val="p"/>
-                  </m:rPr>
-                  <m:t>train</m:t>
-                </m:r>
-              </m:sub>
-            </m:sSub>
+            <m:r>
+              <m:t>y</m:t>
+            </m:r>
           </m:e>
-        </m:d>
-        <m:r>
-          <m:t>​</m:t>
-        </m:r>
+        </m:acc>
         <m:r>
           <m:t>​</m:t>
         </m:r>
@@ -20219,45 +19389,16 @@
                         </m:rPr>
                         <m:t>−</m:t>
                       </m:r>
-                      <m:r>
-                        <m:t>g</m:t>
-                      </m:r>
-                      <m:r>
-                        <m:t>​</m:t>
-                      </m:r>
-                      <m:d>
-                        <m:dPr>
-                          <m:begChr m:val="("/>
-                          <m:sepChr m:val=""/>
-                          <m:endChr m:val=")"/>
-                          <m:grow/>
-                        </m:dPr>
+                      <m:acc>
+                        <m:accPr>
+                          <m:chr m:val="̂"/>
+                        </m:accPr>
                         <m:e>
-                          <m:sSub>
-                            <m:e>
-                              <m:r>
-                                <m:rPr>
-                                  <m:scr m:val="script"/>
-                                  <m:sty m:val="p"/>
-                                </m:rPr>
-                                <m:t>D</m:t>
-                              </m:r>
-                            </m:e>
-                            <m:sub>
-                              <m:r>
-                                <m:rPr>
-                                  <m:nor/>
-                                  <m:sty m:val="p"/>
-                                </m:rPr>
-                                <m:t>train</m:t>
-                              </m:r>
-                            </m:sub>
-                          </m:sSub>
+                          <m:r>
+                            <m:t>y</m:t>
+                          </m:r>
                         </m:e>
-                      </m:d>
-                      <m:r>
-                        <m:t>​</m:t>
-                      </m:r>
+                      </m:acc>
                       <m:r>
                         <m:t>​</m:t>
                       </m:r>
@@ -20354,45 +19495,16 @@
                         </m:rPr>
                         <m:t>−</m:t>
                       </m:r>
-                      <m:r>
-                        <m:t>g</m:t>
-                      </m:r>
-                      <m:r>
-                        <m:t>​</m:t>
-                      </m:r>
-                      <m:d>
-                        <m:dPr>
-                          <m:begChr m:val="("/>
-                          <m:sepChr m:val=""/>
-                          <m:endChr m:val=")"/>
-                          <m:grow/>
-                        </m:dPr>
+                      <m:acc>
+                        <m:accPr>
+                          <m:chr m:val="̂"/>
+                        </m:accPr>
                         <m:e>
-                          <m:sSub>
-                            <m:e>
-                              <m:r>
-                                <m:rPr>
-                                  <m:scr m:val="script"/>
-                                  <m:sty m:val="p"/>
-                                </m:rPr>
-                                <m:t>D</m:t>
-                              </m:r>
-                            </m:e>
-                            <m:sub>
-                              <m:r>
-                                <m:rPr>
-                                  <m:nor/>
-                                  <m:sty m:val="p"/>
-                                </m:rPr>
-                                <m:t>train</m:t>
-                              </m:r>
-                            </m:sub>
-                          </m:sSub>
+                          <m:r>
+                            <m:t>y</m:t>
+                          </m:r>
                         </m:e>
-                      </m:d>
-                      <m:r>
-                        <m:t>​</m:t>
-                      </m:r>
+                      </m:acc>
                       <m:r>
                         <m:t>​</m:t>
                       </m:r>
@@ -20515,45 +19627,16 @@
                     </m:rPr>
                     <m:t>−</m:t>
                   </m:r>
-                  <m:r>
-                    <m:t>g</m:t>
-                  </m:r>
-                  <m:r>
-                    <m:t>​</m:t>
-                  </m:r>
-                  <m:d>
-                    <m:dPr>
-                      <m:begChr m:val="("/>
-                      <m:sepChr m:val=""/>
-                      <m:endChr m:val=")"/>
-                      <m:grow/>
-                    </m:dPr>
+                  <m:acc>
+                    <m:accPr>
+                      <m:chr m:val="̂"/>
+                    </m:accPr>
                     <m:e>
-                      <m:sSub>
-                        <m:e>
-                          <m:r>
-                            <m:rPr>
-                              <m:scr m:val="script"/>
-                              <m:sty m:val="p"/>
-                            </m:rPr>
-                            <m:t>D</m:t>
-                          </m:r>
-                        </m:e>
-                        <m:sub>
-                          <m:r>
-                            <m:rPr>
-                              <m:nor/>
-                              <m:sty m:val="p"/>
-                            </m:rPr>
-                            <m:t>train</m:t>
-                          </m:r>
-                        </m:sub>
-                      </m:sSub>
+                      <m:r>
+                        <m:t>y</m:t>
+                      </m:r>
                     </m:e>
-                  </m:d>
-                  <m:r>
-                    <m:t>​</m:t>
-                  </m:r>
+                  </m:acc>
                   <m:r>
                     <m:t>​</m:t>
                   </m:r>
@@ -20661,45 +19744,16 @@
                     </m:rPr>
                     <m:t>−</m:t>
                   </m:r>
-                  <m:r>
-                    <m:t>g</m:t>
-                  </m:r>
-                  <m:r>
-                    <m:t>​</m:t>
-                  </m:r>
-                  <m:d>
-                    <m:dPr>
-                      <m:begChr m:val="("/>
-                      <m:sepChr m:val=""/>
-                      <m:endChr m:val=")"/>
-                      <m:grow/>
-                    </m:dPr>
+                  <m:acc>
+                    <m:accPr>
+                      <m:chr m:val="̂"/>
+                    </m:accPr>
                     <m:e>
-                      <m:sSub>
-                        <m:e>
-                          <m:r>
-                            <m:rPr>
-                              <m:scr m:val="script"/>
-                              <m:sty m:val="p"/>
-                            </m:rPr>
-                            <m:t>D</m:t>
-                          </m:r>
-                        </m:e>
-                        <m:sub>
-                          <m:r>
-                            <m:rPr>
-                              <m:nor/>
-                              <m:sty m:val="p"/>
-                            </m:rPr>
-                            <m:t>train</m:t>
-                          </m:r>
-                        </m:sub>
-                      </m:sSub>
+                      <m:r>
+                        <m:t>y</m:t>
+                      </m:r>
                     </m:e>
-                  </m:d>
-                  <m:r>
-                    <m:t>​</m:t>
-                  </m:r>
+                  </m:acc>
                   <m:r>
                     <m:t>​</m:t>
                   </m:r>
@@ -20848,45 +19902,16 @@
                         </m:rPr>
                         <m:t>−</m:t>
                       </m:r>
-                      <m:r>
-                        <m:t>g</m:t>
-                      </m:r>
-                      <m:r>
-                        <m:t>​</m:t>
-                      </m:r>
-                      <m:d>
-                        <m:dPr>
-                          <m:begChr m:val="("/>
-                          <m:sepChr m:val=""/>
-                          <m:endChr m:val=")"/>
-                          <m:grow/>
-                        </m:dPr>
+                      <m:acc>
+                        <m:accPr>
+                          <m:chr m:val="̂"/>
+                        </m:accPr>
                         <m:e>
-                          <m:sSub>
-                            <m:e>
-                              <m:r>
-                                <m:rPr>
-                                  <m:scr m:val="script"/>
-                                  <m:sty m:val="p"/>
-                                </m:rPr>
-                                <m:t>D</m:t>
-                              </m:r>
-                            </m:e>
-                            <m:sub>
-                              <m:r>
-                                <m:rPr>
-                                  <m:nor/>
-                                  <m:sty m:val="p"/>
-                                </m:rPr>
-                                <m:t>train</m:t>
-                              </m:r>
-                            </m:sub>
-                          </m:sSub>
+                          <m:r>
+                            <m:t>y</m:t>
+                          </m:r>
                         </m:e>
-                      </m:d>
-                      <m:r>
-                        <m:t>​</m:t>
-                      </m:r>
+                      </m:acc>
                       <m:r>
                         <m:t>​</m:t>
                       </m:r>
@@ -21001,45 +20026,16 @@
                         </m:rPr>
                         <m:t>−</m:t>
                       </m:r>
-                      <m:r>
-                        <m:t>g</m:t>
-                      </m:r>
-                      <m:r>
-                        <m:t>​</m:t>
-                      </m:r>
-                      <m:d>
-                        <m:dPr>
-                          <m:begChr m:val="("/>
-                          <m:sepChr m:val=""/>
-                          <m:endChr m:val=")"/>
-                          <m:grow/>
-                        </m:dPr>
+                      <m:acc>
+                        <m:accPr>
+                          <m:chr m:val="̂"/>
+                        </m:accPr>
                         <m:e>
-                          <m:sSub>
-                            <m:e>
-                              <m:r>
-                                <m:rPr>
-                                  <m:scr m:val="script"/>
-                                  <m:sty m:val="p"/>
-                                </m:rPr>
-                                <m:t>D</m:t>
-                              </m:r>
-                            </m:e>
-                            <m:sub>
-                              <m:r>
-                                <m:rPr>
-                                  <m:nor/>
-                                  <m:sty m:val="p"/>
-                                </m:rPr>
-                                <m:t>train</m:t>
-                              </m:r>
-                            </m:sub>
-                          </m:sSub>
+                          <m:r>
+                            <m:t>y</m:t>
+                          </m:r>
                         </m:e>
-                      </m:d>
-                      <m:r>
-                        <m:t>​</m:t>
-                      </m:r>
+                      </m:acc>
                       <m:r>
                         <m:t>​</m:t>
                       </m:r>
@@ -21221,45 +20217,16 @@
               </m:rPr>
               <m:t>−</m:t>
             </m:r>
-            <m:r>
-              <m:t>g</m:t>
-            </m:r>
-            <m:r>
-              <m:t>​</m:t>
-            </m:r>
-            <m:d>
-              <m:dPr>
-                <m:begChr m:val="("/>
-                <m:sepChr m:val=""/>
-                <m:endChr m:val=")"/>
-                <m:grow/>
-              </m:dPr>
+            <m:acc>
+              <m:accPr>
+                <m:chr m:val="̂"/>
+              </m:accPr>
               <m:e>
-                <m:sSub>
-                  <m:e>
-                    <m:r>
-                      <m:rPr>
-                        <m:scr m:val="script"/>
-                        <m:sty m:val="p"/>
-                      </m:rPr>
-                      <m:t>D</m:t>
-                    </m:r>
-                  </m:e>
-                  <m:sub>
-                    <m:r>
-                      <m:rPr>
-                        <m:nor/>
-                        <m:sty m:val="p"/>
-                      </m:rPr>
-                      <m:t>train</m:t>
-                    </m:r>
-                  </m:sub>
-                </m:sSub>
+                <m:r>
+                  <m:t>y</m:t>
+                </m:r>
               </m:e>
-            </m:d>
-            <m:r>
-              <m:t>​</m:t>
-            </m:r>
+            </m:acc>
             <m:r>
               <m:t>​</m:t>
             </m:r>
@@ -21401,45 +20368,16 @@
                         </m:rPr>
                         <m:t>−</m:t>
                       </m:r>
-                      <m:r>
-                        <m:t>g</m:t>
-                      </m:r>
-                      <m:r>
-                        <m:t>​</m:t>
-                      </m:r>
-                      <m:d>
-                        <m:dPr>
-                          <m:begChr m:val="("/>
-                          <m:sepChr m:val=""/>
-                          <m:endChr m:val=")"/>
-                          <m:grow/>
-                        </m:dPr>
+                      <m:acc>
+                        <m:accPr>
+                          <m:chr m:val="̂"/>
+                        </m:accPr>
                         <m:e>
-                          <m:sSub>
-                            <m:e>
-                              <m:r>
-                                <m:rPr>
-                                  <m:scr m:val="script"/>
-                                  <m:sty m:val="p"/>
-                                </m:rPr>
-                                <m:t>D</m:t>
-                              </m:r>
-                            </m:e>
-                            <m:sub>
-                              <m:r>
-                                <m:rPr>
-                                  <m:nor/>
-                                  <m:sty m:val="p"/>
-                                </m:rPr>
-                                <m:t>train</m:t>
-                              </m:r>
-                            </m:sub>
-                          </m:sSub>
+                          <m:r>
+                            <m:t>y</m:t>
+                          </m:r>
                         </m:e>
-                      </m:d>
-                      <m:r>
-                        <m:t>​</m:t>
-                      </m:r>
+                      </m:acc>
                       <m:r>
                         <m:t>​</m:t>
                       </m:r>
@@ -21489,12 +20427,12 @@
       <w:pPr>
         <w:pStyle w:val="FirstParagraph"/>
       </w:pPr>
-      <w:del w:id="189" w:author="PR Preview" w:date="2026-01-01T00:00:00Z">
+      <w:del w:id="195" w:author="PR Preview" w:date="2026-01-01T00:00:00Z">
         <w:r>
           <w:delText xml:space="preserve">A prediction can miss</w:delText>
         </w:r>
       </w:del>
-      <w:del w:id="190" w:author="PR Preview" w:date="2026-01-01T00:00:00Z">
+      <w:del w:id="196" w:author="PR Preview" w:date="2026-01-01T00:00:00Z">
         <w:r>
           <w:delText xml:space="preserve"> </w:delText>
         </w:r>
@@ -21519,23 +20457,23 @@
           <m:t>)</m:t>
         </m:r>
       </m:oMath>
-      <w:del w:id="191" w:author="PR Preview" w:date="2026-01-01T00:00:00Z">
+      <w:del w:id="197" w:author="PR Preview" w:date="2026-01-01T00:00:00Z">
         <w:r>
           <w:delText xml:space="preserve"> </w:delText>
         </w:r>
       </w:del>
-      <w:del w:id="192" w:author="PR Preview" w:date="2026-01-01T00:00:00Z">
+      <w:del w:id="198" w:author="PR Preview" w:date="2026-01-01T00:00:00Z">
         <w:r>
           <w:delText xml:space="preserve">because its</w:delText>
         </w:r>
       </w:del>
-      <w:del w:id="193" w:author="PR Preview" w:date="2026-01-01T00:00:00Z">
+      <w:del w:id="199" w:author="PR Preview" w:date="2026-01-01T00:00:00Z">
         <w:r>
           <w:delText xml:space="preserve"> </w:delText>
         </w:r>
       </w:del>
       <w:hyperlink w:anchor="def-average-fit">
-        <w:del w:id="194" w:author="PR Preview" w:date="2026-01-01T00:00:00Z">
+        <w:del w:id="200" w:author="PR Preview" w:date="2026-01-01T00:00:00Z">
           <w:r>
             <w:rPr>
               <w:rStyle w:val="Hyperlink"/>
@@ -21544,42 +20482,42 @@
           </w:r>
         </w:del>
       </w:hyperlink>
-      <w:del w:id="195" w:author="PR Preview" w:date="2026-01-01T00:00:00Z">
-        <w:r>
-          <w:delText xml:space="preserve"> </w:delText>
-        </w:r>
-      </w:del>
-      <w:del w:id="196" w:author="PR Preview" w:date="2026-01-01T00:00:00Z">
-        <w:r>
-          <w:delText xml:space="preserve">is off,</w:delText>
-        </w:r>
-      </w:del>
-      <w:del w:id="197" w:author="PR Preview" w:date="2026-01-01T00:00:00Z">
-        <w:r>
-          <w:delText xml:space="preserve"> </w:delText>
-        </w:r>
-      </w:del>
-      <w:del w:id="198" w:author="PR Preview" w:date="2026-01-01T00:00:00Z">
-        <w:r>
-          <w:delText xml:space="preserve">or because it gives a different result for every training set.</w:delText>
-        </w:r>
-      </w:del>
-      <w:del w:id="199" w:author="PR Preview" w:date="2026-01-01T00:00:00Z">
-        <w:r>
-          <w:delText xml:space="preserve"> </w:delText>
-        </w:r>
-      </w:del>
-      <w:del w:id="200" w:author="PR Preview" w:date="2026-01-01T00:00:00Z">
-        <w:r>
-          <w:delText xml:space="preserve">These are different failures with different fixes,</w:delText>
-        </w:r>
-      </w:del>
       <w:del w:id="201" w:author="PR Preview" w:date="2026-01-01T00:00:00Z">
         <w:r>
           <w:delText xml:space="preserve"> </w:delText>
         </w:r>
       </w:del>
       <w:del w:id="202" w:author="PR Preview" w:date="2026-01-01T00:00:00Z">
+        <w:r>
+          <w:delText xml:space="preserve">is off,</w:delText>
+        </w:r>
+      </w:del>
+      <w:del w:id="203" w:author="PR Preview" w:date="2026-01-01T00:00:00Z">
+        <w:r>
+          <w:delText xml:space="preserve"> </w:delText>
+        </w:r>
+      </w:del>
+      <w:del w:id="204" w:author="PR Preview" w:date="2026-01-01T00:00:00Z">
+        <w:r>
+          <w:delText xml:space="preserve">or because it gives a different result for every training set.</w:delText>
+        </w:r>
+      </w:del>
+      <w:del w:id="205" w:author="PR Preview" w:date="2026-01-01T00:00:00Z">
+        <w:r>
+          <w:delText xml:space="preserve"> </w:delText>
+        </w:r>
+      </w:del>
+      <w:del w:id="206" w:author="PR Preview" w:date="2026-01-01T00:00:00Z">
+        <w:r>
+          <w:delText xml:space="preserve">These are different failures with different fixes,</w:delText>
+        </w:r>
+      </w:del>
+      <w:del w:id="207" w:author="PR Preview" w:date="2026-01-01T00:00:00Z">
+        <w:r>
+          <w:delText xml:space="preserve"> </w:delText>
+        </w:r>
+      </w:del>
+      <w:del w:id="208" w:author="PR Preview" w:date="2026-01-01T00:00:00Z">
         <w:r>
           <w:delText xml:space="preserve">so the term should split into one piece for each.</w:delText>
         </w:r>
@@ -21589,22 +20527,22 @@
       <w:pPr>
         <w:pStyle w:val="BodyText"/>
       </w:pPr>
-      <w:del w:id="203" w:author="PR Preview" w:date="2026-01-01T00:00:00Z">
+      <w:del w:id="209" w:author="PR Preview" w:date="2026-01-01T00:00:00Z">
         <w:r>
           <w:delText xml:space="preserve">Split it with the same technique as before:</w:delText>
         </w:r>
       </w:del>
-      <w:del w:id="204" w:author="PR Preview" w:date="2026-01-01T00:00:00Z">
+      <w:del w:id="210" w:author="PR Preview" w:date="2026-01-01T00:00:00Z">
         <w:r>
           <w:delText xml:space="preserve"> </w:delText>
         </w:r>
       </w:del>
-      <w:del w:id="205" w:author="PR Preview" w:date="2026-01-01T00:00:00Z">
+      <w:del w:id="211" w:author="PR Preview" w:date="2026-01-01T00:00:00Z">
         <w:r>
           <w:delText xml:space="preserve">add and subtract the average fit</w:delText>
         </w:r>
       </w:del>
-      <w:del w:id="206" w:author="PR Preview" w:date="2026-01-01T00:00:00Z">
+      <w:del w:id="212" w:author="PR Preview" w:date="2026-01-01T00:00:00Z">
         <w:r>
           <w:delText xml:space="preserve"> </w:delText>
         </w:r>
@@ -21642,18 +20580,18 @@
           <m:t>​</m:t>
         </m:r>
       </m:oMath>
-      <w:del w:id="207" w:author="PR Preview" w:date="2026-01-01T00:00:00Z">
+      <w:del w:id="213" w:author="PR Preview" w:date="2026-01-01T00:00:00Z">
         <w:r>
           <w:delText xml:space="preserve"> </w:delText>
         </w:r>
       </w:del>
-      <w:del w:id="208" w:author="PR Preview" w:date="2026-01-01T00:00:00Z">
+      <w:del w:id="214" w:author="PR Preview" w:date="2026-01-01T00:00:00Z">
         <w:r>
           <w:delText xml:space="preserve">(</w:delText>
         </w:r>
       </w:del>
       <w:hyperlink w:anchor="eq-average-fit">
-        <w:del w:id="209" w:author="PR Preview" w:date="2026-01-01T00:00:00Z">
+        <w:del w:id="215" w:author="PR Preview" w:date="2026-01-01T00:00:00Z">
           <w:r>
             <w:rPr>
               <w:rStyle w:val="Hyperlink"/>
@@ -21662,17 +20600,17 @@
           </w:r>
         </w:del>
       </w:hyperlink>
-      <w:del w:id="210" w:author="PR Preview" w:date="2026-01-01T00:00:00Z">
+      <w:del w:id="216" w:author="PR Preview" w:date="2026-01-01T00:00:00Z">
         <w:r>
           <w:delText xml:space="preserve">),</w:delText>
         </w:r>
       </w:del>
-      <w:del w:id="211" w:author="PR Preview" w:date="2026-01-01T00:00:00Z">
+      <w:del w:id="217" w:author="PR Preview" w:date="2026-01-01T00:00:00Z">
         <w:r>
           <w:delText xml:space="preserve"> </w:delText>
         </w:r>
       </w:del>
-      <w:del w:id="212" w:author="PR Preview" w:date="2026-01-01T00:00:00Z">
+      <w:del w:id="218" w:author="PR Preview" w:date="2026-01-01T00:00:00Z">
         <w:r>
           <w:delText xml:space="preserve">expand, and take the expectation term by term.</w:delText>
         </w:r>
@@ -21682,12 +20620,12 @@
       <w:pPr>
         <w:pStyle w:val="FirstParagraph"/>
       </w:pPr>
-      <w:ins w:id="213" w:author="PR Preview" w:date="2026-01-01T00:00:00Z">
+      <w:ins w:id="219" w:author="PR Preview" w:date="2026-01-01T00:00:00Z">
         <w:r>
           <w:t xml:space="preserve">A prediction can miss</w:t>
         </w:r>
       </w:ins>
-      <w:ins w:id="214" w:author="PR Preview" w:date="2026-01-01T00:00:00Z">
+      <w:ins w:id="220" w:author="PR Preview" w:date="2026-01-01T00:00:00Z">
         <w:r>
           <w:t xml:space="preserve"> </w:t>
         </w:r>
@@ -21712,23 +20650,23 @@
           <m:t>)</m:t>
         </m:r>
       </m:oMath>
-      <w:ins w:id="215" w:author="PR Preview" w:date="2026-01-01T00:00:00Z">
+      <w:ins w:id="221" w:author="PR Preview" w:date="2026-01-01T00:00:00Z">
         <w:r>
           <w:t xml:space="preserve"> </w:t>
         </w:r>
       </w:ins>
-      <w:ins w:id="216" w:author="PR Preview" w:date="2026-01-01T00:00:00Z">
+      <w:ins w:id="222" w:author="PR Preview" w:date="2026-01-01T00:00:00Z">
         <w:r>
           <w:t xml:space="preserve">because its</w:t>
         </w:r>
       </w:ins>
-      <w:ins w:id="217" w:author="PR Preview" w:date="2026-01-01T00:00:00Z">
+      <w:ins w:id="223" w:author="PR Preview" w:date="2026-01-01T00:00:00Z">
         <w:r>
           <w:t xml:space="preserve"> </w:t>
         </w:r>
       </w:ins>
       <w:hyperlink w:anchor="def-average-fit">
-        <w:ins w:id="218" w:author="PR Preview" w:date="2026-01-01T00:00:00Z">
+        <w:ins w:id="224" w:author="PR Preview" w:date="2026-01-01T00:00:00Z">
           <w:r>
             <w:rPr>
               <w:rStyle w:val="Hyperlink"/>
@@ -21737,42 +20675,42 @@
           </w:r>
         </w:ins>
       </w:hyperlink>
-      <w:ins w:id="219" w:author="PR Preview" w:date="2026-01-01T00:00:00Z">
-        <w:r>
-          <w:t xml:space="preserve"> </w:t>
-        </w:r>
-      </w:ins>
-      <w:ins w:id="220" w:author="PR Preview" w:date="2026-01-01T00:00:00Z">
-        <w:r>
-          <w:t xml:space="preserve">is off,</w:t>
-        </w:r>
-      </w:ins>
-      <w:ins w:id="221" w:author="PR Preview" w:date="2026-01-01T00:00:00Z">
-        <w:r>
-          <w:t xml:space="preserve"> </w:t>
-        </w:r>
-      </w:ins>
-      <w:ins w:id="222" w:author="PR Preview" w:date="2026-01-01T00:00:00Z">
-        <w:r>
-          <w:t xml:space="preserve">or because it gives a different result for every training set.</w:t>
-        </w:r>
-      </w:ins>
-      <w:ins w:id="223" w:author="PR Preview" w:date="2026-01-01T00:00:00Z">
-        <w:r>
-          <w:t xml:space="preserve"> </w:t>
-        </w:r>
-      </w:ins>
-      <w:ins w:id="224" w:author="PR Preview" w:date="2026-01-01T00:00:00Z">
-        <w:r>
-          <w:t xml:space="preserve">These are different failures with different fixes,</w:t>
-        </w:r>
-      </w:ins>
       <w:ins w:id="225" w:author="PR Preview" w:date="2026-01-01T00:00:00Z">
         <w:r>
           <w:t xml:space="preserve"> </w:t>
         </w:r>
       </w:ins>
       <w:ins w:id="226" w:author="PR Preview" w:date="2026-01-01T00:00:00Z">
+        <w:r>
+          <w:t xml:space="preserve">is off,</w:t>
+        </w:r>
+      </w:ins>
+      <w:ins w:id="227" w:author="PR Preview" w:date="2026-01-01T00:00:00Z">
+        <w:r>
+          <w:t xml:space="preserve"> </w:t>
+        </w:r>
+      </w:ins>
+      <w:ins w:id="228" w:author="PR Preview" w:date="2026-01-01T00:00:00Z">
+        <w:r>
+          <w:t xml:space="preserve">or because it gives a different result for every training set.</w:t>
+        </w:r>
+      </w:ins>
+      <w:ins w:id="229" w:author="PR Preview" w:date="2026-01-01T00:00:00Z">
+        <w:r>
+          <w:t xml:space="preserve"> </w:t>
+        </w:r>
+      </w:ins>
+      <w:ins w:id="230" w:author="PR Preview" w:date="2026-01-01T00:00:00Z">
+        <w:r>
+          <w:t xml:space="preserve">These are different failures with different fixes,</w:t>
+        </w:r>
+      </w:ins>
+      <w:ins w:id="231" w:author="PR Preview" w:date="2026-01-01T00:00:00Z">
+        <w:r>
+          <w:t xml:space="preserve"> </w:t>
+        </w:r>
+      </w:ins>
+      <w:ins w:id="232" w:author="PR Preview" w:date="2026-01-01T00:00:00Z">
         <w:r>
           <w:t xml:space="preserve">so the term should split into one piece for each.</w:t>
         </w:r>
@@ -21782,22 +20720,22 @@
       <w:pPr>
         <w:pStyle w:val="BodyText"/>
       </w:pPr>
-      <w:ins w:id="227" w:author="PR Preview" w:date="2026-01-01T00:00:00Z">
+      <w:ins w:id="233" w:author="PR Preview" w:date="2026-01-01T00:00:00Z">
         <w:r>
           <w:t xml:space="preserve">Split it with the same technique as before:</w:t>
         </w:r>
       </w:ins>
-      <w:ins w:id="228" w:author="PR Preview" w:date="2026-01-01T00:00:00Z">
+      <w:ins w:id="234" w:author="PR Preview" w:date="2026-01-01T00:00:00Z">
         <w:r>
           <w:t xml:space="preserve"> </w:t>
         </w:r>
       </w:ins>
-      <w:ins w:id="229" w:author="PR Preview" w:date="2026-01-01T00:00:00Z">
+      <w:ins w:id="235" w:author="PR Preview" w:date="2026-01-01T00:00:00Z">
         <w:r>
           <w:t xml:space="preserve">add and subtract the expected prediction</w:t>
         </w:r>
       </w:ins>
-      <w:ins w:id="230" w:author="PR Preview" w:date="2026-01-01T00:00:00Z">
+      <w:ins w:id="236" w:author="PR Preview" w:date="2026-01-01T00:00:00Z">
         <w:r>
           <w:t xml:space="preserve"> </w:t>
         </w:r>
@@ -21835,18 +20773,18 @@
           <m:t>​</m:t>
         </m:r>
       </m:oMath>
-      <w:ins w:id="231" w:author="PR Preview" w:date="2026-01-01T00:00:00Z">
+      <w:ins w:id="237" w:author="PR Preview" w:date="2026-01-01T00:00:00Z">
         <w:r>
           <w:t xml:space="preserve"> </w:t>
         </w:r>
       </w:ins>
-      <w:ins w:id="232" w:author="PR Preview" w:date="2026-01-01T00:00:00Z">
+      <w:ins w:id="238" w:author="PR Preview" w:date="2026-01-01T00:00:00Z">
         <w:r>
           <w:t xml:space="preserve">(</w:t>
         </w:r>
       </w:ins>
       <w:hyperlink w:anchor="eq-average-fit">
-        <w:ins w:id="233" w:author="PR Preview" w:date="2026-01-01T00:00:00Z">
+        <w:ins w:id="239" w:author="PR Preview" w:date="2026-01-01T00:00:00Z">
           <w:r>
             <w:rPr>
               <w:rStyle w:val="Hyperlink"/>
@@ -21855,17 +20793,17 @@
           </w:r>
         </w:ins>
       </w:hyperlink>
-      <w:ins w:id="234" w:author="PR Preview" w:date="2026-01-01T00:00:00Z">
+      <w:ins w:id="240" w:author="PR Preview" w:date="2026-01-01T00:00:00Z">
         <w:r>
           <w:t xml:space="preserve">),</w:t>
         </w:r>
       </w:ins>
-      <w:ins w:id="235" w:author="PR Preview" w:date="2026-01-01T00:00:00Z">
+      <w:ins w:id="241" w:author="PR Preview" w:date="2026-01-01T00:00:00Z">
         <w:r>
           <w:t xml:space="preserve"> </w:t>
         </w:r>
       </w:ins>
-      <w:ins w:id="236" w:author="PR Preview" w:date="2026-01-01T00:00:00Z">
+      <w:ins w:id="242" w:author="PR Preview" w:date="2026-01-01T00:00:00Z">
         <w:r>
           <w:t xml:space="preserve">expand, and take the expectation term by term.</w:t>
         </w:r>
@@ -21891,7 +20829,7 @@
       <w:pPr>
         <w:pStyle w:val="BodyText"/>
       </w:pPr>
-      <w:del w:id="237" w:author="PR Preview" w:date="2026-01-01T00:00:00Z">
+      <w:del w:id="243" w:author="PR Preview" w:date="2026-01-01T00:00:00Z">
         <w:r>
           <w:rPr>
             <w:i/>
@@ -21900,12 +20838,12 @@
           <w:delText xml:space="preserve">Solution 6</w:delText>
         </w:r>
       </w:del>
-      <w:del w:id="238" w:author="PR Preview" w:date="2026-01-01T00:00:00Z">
+      <w:del w:id="244" w:author="PR Preview" w:date="2026-01-01T00:00:00Z">
         <w:r>
           <w:delText xml:space="preserve">. </w:delText>
         </w:r>
       </w:del>
-      <w:del w:id="239" w:author="PR Preview" w:date="2026-01-01T00:00:00Z">
+      <w:del w:id="245" w:author="PR Preview" w:date="2026-01-01T00:00:00Z">
         <w:r>
           <w:delText xml:space="preserve">Insert the average fit:</w:delText>
         </w:r>
@@ -21915,7 +20853,7 @@
       <w:pPr>
         <w:pStyle w:val="BodyText"/>
       </w:pPr>
-      <w:ins w:id="240" w:author="PR Preview" w:date="2026-01-01T00:00:00Z">
+      <w:ins w:id="246" w:author="PR Preview" w:date="2026-01-01T00:00:00Z">
         <w:r>
           <w:rPr>
             <w:i/>
@@ -21924,12 +20862,12 @@
           <w:t xml:space="preserve">Solution 6</w:t>
         </w:r>
       </w:ins>
-      <w:ins w:id="241" w:author="PR Preview" w:date="2026-01-01T00:00:00Z">
+      <w:ins w:id="247" w:author="PR Preview" w:date="2026-01-01T00:00:00Z">
         <w:r>
           <w:t xml:space="preserve">. </w:t>
         </w:r>
       </w:ins>
-      <w:ins w:id="242" w:author="PR Preview" w:date="2026-01-01T00:00:00Z">
+      <w:ins w:id="248" w:author="PR Preview" w:date="2026-01-01T00:00:00Z">
         <w:r>
           <w:t xml:space="preserve">Insert the expected prediction:</w:t>
         </w:r>
@@ -21970,45 +20908,16 @@
                 </m:rPr>
                 <m:t>−</m:t>
               </m:r>
-              <m:r>
-                <m:t>g</m:t>
-              </m:r>
-              <m:r>
-                <m:t>​</m:t>
-              </m:r>
-              <m:d>
-                <m:dPr>
-                  <m:begChr m:val="("/>
-                  <m:sepChr m:val=""/>
-                  <m:endChr m:val=")"/>
-                  <m:grow/>
-                </m:dPr>
+              <m:acc>
+                <m:accPr>
+                  <m:chr m:val="̂"/>
+                </m:accPr>
                 <m:e>
-                  <m:sSub>
-                    <m:e>
-                      <m:r>
-                        <m:rPr>
-                          <m:scr m:val="script"/>
-                          <m:sty m:val="p"/>
-                        </m:rPr>
-                        <m:t>D</m:t>
-                      </m:r>
-                    </m:e>
-                    <m:sub>
-                      <m:r>
-                        <m:rPr>
-                          <m:nor/>
-                          <m:sty m:val="p"/>
-                        </m:rPr>
-                        <m:t>train</m:t>
-                      </m:r>
-                    </m:sub>
-                  </m:sSub>
+                  <m:r>
+                    <m:t>y</m:t>
+                  </m:r>
                 </m:e>
-              </m:d>
-              <m:r>
-                <m:t>​</m:t>
-              </m:r>
+              </m:acc>
               <m:r>
                 <m:t>​</m:t>
               </m:r>
@@ -22162,45 +21071,16 @@
                     </m:rPr>
                     <m:t>−</m:t>
                   </m:r>
-                  <m:r>
-                    <m:t>g</m:t>
-                  </m:r>
-                  <m:r>
-                    <m:t>​</m:t>
-                  </m:r>
-                  <m:d>
-                    <m:dPr>
-                      <m:begChr m:val="("/>
-                      <m:sepChr m:val=""/>
-                      <m:endChr m:val=")"/>
-                      <m:grow/>
-                    </m:dPr>
+                  <m:acc>
+                    <m:accPr>
+                      <m:chr m:val="̂"/>
+                    </m:accPr>
                     <m:e>
-                      <m:sSub>
-                        <m:e>
-                          <m:r>
-                            <m:rPr>
-                              <m:scr m:val="script"/>
-                              <m:sty m:val="p"/>
-                            </m:rPr>
-                            <m:t>D</m:t>
-                          </m:r>
-                        </m:e>
-                        <m:sub>
-                          <m:r>
-                            <m:rPr>
-                              <m:nor/>
-                              <m:sty m:val="p"/>
-                            </m:rPr>
-                            <m:t>train</m:t>
-                          </m:r>
-                        </m:sub>
-                      </m:sSub>
+                      <m:r>
+                        <m:t>y</m:t>
+                      </m:r>
                     </m:e>
-                  </m:d>
-                  <m:r>
-                    <m:t>​</m:t>
-                  </m:r>
+                  </m:acc>
                   <m:r>
                     <m:t>​</m:t>
                   </m:r>
@@ -22337,45 +21217,16 @@
                         </m:rPr>
                         <m:t>−</m:t>
                       </m:r>
-                      <m:r>
-                        <m:t>g</m:t>
-                      </m:r>
-                      <m:r>
-                        <m:t>​</m:t>
-                      </m:r>
-                      <m:d>
-                        <m:dPr>
-                          <m:begChr m:val="("/>
-                          <m:sepChr m:val=""/>
-                          <m:endChr m:val=")"/>
-                          <m:grow/>
-                        </m:dPr>
+                      <m:acc>
+                        <m:accPr>
+                          <m:chr m:val="̂"/>
+                        </m:accPr>
                         <m:e>
-                          <m:sSub>
-                            <m:e>
-                              <m:r>
-                                <m:rPr>
-                                  <m:scr m:val="script"/>
-                                  <m:sty m:val="p"/>
-                                </m:rPr>
-                                <m:t>D</m:t>
-                              </m:r>
-                            </m:e>
-                            <m:sub>
-                              <m:r>
-                                <m:rPr>
-                                  <m:nor/>
-                                  <m:sty m:val="p"/>
-                                </m:rPr>
-                                <m:t>train</m:t>
-                              </m:r>
-                            </m:sub>
-                          </m:sSub>
+                          <m:r>
+                            <m:t>y</m:t>
+                          </m:r>
                         </m:e>
-                      </m:d>
-                      <m:r>
-                        <m:t>​</m:t>
-                      </m:r>
+                      </m:acc>
                       <m:r>
                         <m:t>​</m:t>
                       </m:r>
@@ -22624,45 +21475,16 @@
                     </m:rPr>
                     <m:t>−</m:t>
                   </m:r>
-                  <m:r>
-                    <m:t>g</m:t>
-                  </m:r>
-                  <m:r>
-                    <m:t>​</m:t>
-                  </m:r>
-                  <m:d>
-                    <m:dPr>
-                      <m:begChr m:val="("/>
-                      <m:sepChr m:val=""/>
-                      <m:endChr m:val=")"/>
-                      <m:grow/>
-                    </m:dPr>
+                  <m:acc>
+                    <m:accPr>
+                      <m:chr m:val="̂"/>
+                    </m:accPr>
                     <m:e>
-                      <m:sSub>
-                        <m:e>
-                          <m:r>
-                            <m:rPr>
-                              <m:scr m:val="script"/>
-                              <m:sty m:val="p"/>
-                            </m:rPr>
-                            <m:t>D</m:t>
-                          </m:r>
-                        </m:e>
-                        <m:sub>
-                          <m:r>
-                            <m:rPr>
-                              <m:nor/>
-                              <m:sty m:val="p"/>
-                            </m:rPr>
-                            <m:t>train</m:t>
-                          </m:r>
-                        </m:sub>
-                      </m:sSub>
+                      <m:r>
+                        <m:t>y</m:t>
+                      </m:r>
                     </m:e>
-                  </m:d>
-                  <m:r>
-                    <m:t>​</m:t>
-                  </m:r>
+                  </m:acc>
                   <m:r>
                     <m:t>​</m:t>
                   </m:r>
@@ -22743,45 +21565,16 @@
                         </m:rPr>
                         <m:t>−</m:t>
                       </m:r>
-                      <m:r>
-                        <m:t>g</m:t>
-                      </m:r>
-                      <m:r>
-                        <m:t>​</m:t>
-                      </m:r>
-                      <m:d>
-                        <m:dPr>
-                          <m:begChr m:val="("/>
-                          <m:sepChr m:val=""/>
-                          <m:endChr m:val=")"/>
-                          <m:grow/>
-                        </m:dPr>
+                      <m:acc>
+                        <m:accPr>
+                          <m:chr m:val="̂"/>
+                        </m:accPr>
                         <m:e>
-                          <m:sSub>
-                            <m:e>
-                              <m:r>
-                                <m:rPr>
-                                  <m:scr m:val="script"/>
-                                  <m:sty m:val="p"/>
-                                </m:rPr>
-                                <m:t>D</m:t>
-                              </m:r>
-                            </m:e>
-                            <m:sub>
-                              <m:r>
-                                <m:rPr>
-                                  <m:nor/>
-                                  <m:sty m:val="p"/>
-                                </m:rPr>
-                                <m:t>train</m:t>
-                              </m:r>
-                            </m:sub>
-                          </m:sSub>
+                          <m:r>
+                            <m:t>y</m:t>
+                          </m:r>
                         </m:e>
-                      </m:d>
-                      <m:r>
-                        <m:t>​</m:t>
-                      </m:r>
+                      </m:acc>
                       <m:r>
                         <m:t>​</m:t>
                       </m:r>
@@ -23318,45 +22111,16 @@
                           <m:grow/>
                         </m:dPr>
                         <m:e>
-                          <m:r>
-                            <m:t>g</m:t>
-                          </m:r>
-                          <m:r>
-                            <m:t>​</m:t>
-                          </m:r>
-                          <m:d>
-                            <m:dPr>
-                              <m:begChr m:val="("/>
-                              <m:sepChr m:val=""/>
-                              <m:endChr m:val=")"/>
-                              <m:grow/>
-                            </m:dPr>
+                          <m:acc>
+                            <m:accPr>
+                              <m:chr m:val="̂"/>
+                            </m:accPr>
                             <m:e>
-                              <m:sSub>
-                                <m:e>
-                                  <m:r>
-                                    <m:rPr>
-                                      <m:scr m:val="script"/>
-                                      <m:sty m:val="p"/>
-                                    </m:rPr>
-                                    <m:t>D</m:t>
-                                  </m:r>
-                                </m:e>
-                                <m:sub>
-                                  <m:r>
-                                    <m:rPr>
-                                      <m:nor/>
-                                      <m:sty m:val="p"/>
-                                    </m:rPr>
-                                    <m:t>train</m:t>
-                                  </m:r>
-                                </m:sub>
-                              </m:sSub>
+                              <m:r>
+                                <m:t>y</m:t>
+                              </m:r>
                             </m:e>
-                          </m:d>
-                          <m:r>
-                            <m:t>​</m:t>
-                          </m:r>
+                          </m:acc>
                           <m:r>
                             <m:t>​</m:t>
                           </m:r>
@@ -23415,27 +22179,27 @@
       <w:pPr>
         <w:pStyle w:val="FirstParagraph"/>
       </w:pPr>
-      <w:del w:id="243" w:author="PR Preview" w:date="2026-01-01T00:00:00Z">
+      <w:del w:id="249" w:author="PR Preview" w:date="2026-01-01T00:00:00Z">
         <w:r>
           <w:delText xml:space="preserve">The cross term vanishes, and this time not by independence</w:delText>
         </w:r>
       </w:del>
-      <w:del w:id="244" w:author="PR Preview" w:date="2026-01-01T00:00:00Z">
+      <w:del w:id="250" w:author="PR Preview" w:date="2026-01-01T00:00:00Z">
         <w:r>
           <w:delText xml:space="preserve"> </w:delText>
         </w:r>
       </w:del>
-      <w:del w:id="245" w:author="PR Preview" w:date="2026-01-01T00:00:00Z">
+      <w:del w:id="251" w:author="PR Preview" w:date="2026-01-01T00:00:00Z">
         <w:r>
           <w:delText xml:space="preserve">but by the definition of the average fit.</w:delText>
         </w:r>
       </w:del>
-      <w:del w:id="246" w:author="PR Preview" w:date="2026-01-01T00:00:00Z">
+      <w:del w:id="252" w:author="PR Preview" w:date="2026-01-01T00:00:00Z">
         <w:r>
           <w:delText xml:space="preserve"> </w:delText>
         </w:r>
       </w:del>
-      <w:del w:id="247" w:author="PR Preview" w:date="2026-01-01T00:00:00Z">
+      <w:del w:id="253" w:author="PR Preview" w:date="2026-01-01T00:00:00Z">
         <w:r>
           <w:delText xml:space="preserve">The first factor is a constant, so it comes out of the expectation:</w:delText>
         </w:r>
@@ -23445,27 +22209,27 @@
       <w:pPr>
         <w:pStyle w:val="FirstParagraph"/>
       </w:pPr>
-      <w:ins w:id="248" w:author="PR Preview" w:date="2026-01-01T00:00:00Z">
+      <w:ins w:id="254" w:author="PR Preview" w:date="2026-01-01T00:00:00Z">
         <w:r>
           <w:t xml:space="preserve">The cross term vanishes, and this time not by independence</w:t>
         </w:r>
       </w:ins>
-      <w:ins w:id="249" w:author="PR Preview" w:date="2026-01-01T00:00:00Z">
+      <w:ins w:id="255" w:author="PR Preview" w:date="2026-01-01T00:00:00Z">
         <w:r>
           <w:t xml:space="preserve"> </w:t>
         </w:r>
       </w:ins>
-      <w:ins w:id="250" w:author="PR Preview" w:date="2026-01-01T00:00:00Z">
+      <w:ins w:id="256" w:author="PR Preview" w:date="2026-01-01T00:00:00Z">
         <w:r>
           <w:t xml:space="preserve">but by the definition of the expected prediction.</w:t>
         </w:r>
       </w:ins>
-      <w:ins w:id="251" w:author="PR Preview" w:date="2026-01-01T00:00:00Z">
+      <w:ins w:id="257" w:author="PR Preview" w:date="2026-01-01T00:00:00Z">
         <w:r>
           <w:t xml:space="preserve"> </w:t>
         </w:r>
       </w:ins>
-      <w:ins w:id="252" w:author="PR Preview" w:date="2026-01-01T00:00:00Z">
+      <w:ins w:id="258" w:author="PR Preview" w:date="2026-01-01T00:00:00Z">
         <w:r>
           <w:t xml:space="preserve">The first factor is a constant, so it comes out of the expectation:</w:t>
         </w:r>
@@ -23621,45 +22385,16 @@
                         </m:rPr>
                         <m:t>−</m:t>
                       </m:r>
-                      <m:r>
-                        <m:t>g</m:t>
-                      </m:r>
-                      <m:r>
-                        <m:t>​</m:t>
-                      </m:r>
-                      <m:d>
-                        <m:dPr>
-                          <m:begChr m:val="("/>
-                          <m:sepChr m:val=""/>
-                          <m:endChr m:val=")"/>
-                          <m:grow/>
-                        </m:dPr>
+                      <m:acc>
+                        <m:accPr>
+                          <m:chr m:val="̂"/>
+                        </m:accPr>
                         <m:e>
-                          <m:sSub>
-                            <m:e>
-                              <m:r>
-                                <m:rPr>
-                                  <m:scr m:val="script"/>
-                                  <m:sty m:val="p"/>
-                                </m:rPr>
-                                <m:t>D</m:t>
-                              </m:r>
-                            </m:e>
-                            <m:sub>
-                              <m:r>
-                                <m:rPr>
-                                  <m:nor/>
-                                  <m:sty m:val="p"/>
-                                </m:rPr>
-                                <m:t>train</m:t>
-                              </m:r>
-                            </m:sub>
-                          </m:sSub>
+                          <m:r>
+                            <m:t>y</m:t>
+                          </m:r>
                         </m:e>
-                      </m:d>
-                      <m:r>
-                        <m:t>​</m:t>
-                      </m:r>
+                      </m:acc>
                       <m:r>
                         <m:t>​</m:t>
                       </m:r>
@@ -23826,45 +22561,16 @@
                     </m:rPr>
                     <m:t>−</m:t>
                   </m:r>
-                  <m:r>
-                    <m:t>g</m:t>
-                  </m:r>
-                  <m:r>
-                    <m:t>​</m:t>
-                  </m:r>
-                  <m:d>
-                    <m:dPr>
-                      <m:begChr m:val="("/>
-                      <m:sepChr m:val=""/>
-                      <m:endChr m:val=")"/>
-                      <m:grow/>
-                    </m:dPr>
+                  <m:acc>
+                    <m:accPr>
+                      <m:chr m:val="̂"/>
+                    </m:accPr>
                     <m:e>
-                      <m:sSub>
-                        <m:e>
-                          <m:r>
-                            <m:rPr>
-                              <m:scr m:val="script"/>
-                              <m:sty m:val="p"/>
-                            </m:rPr>
-                            <m:t>D</m:t>
-                          </m:r>
-                        </m:e>
-                        <m:sub>
-                          <m:r>
-                            <m:rPr>
-                              <m:nor/>
-                              <m:sty m:val="p"/>
-                            </m:rPr>
-                            <m:t>train</m:t>
-                          </m:r>
-                        </m:sub>
-                      </m:sSub>
+                      <m:r>
+                        <m:t>y</m:t>
+                      </m:r>
                     </m:e>
-                  </m:d>
-                  <m:r>
-                    <m:t>​</m:t>
-                  </m:r>
+                  </m:acc>
                   <m:r>
                     <m:t>​</m:t>
                   </m:r>
@@ -24052,45 +22758,16 @@
                       <m:grow/>
                     </m:dPr>
                     <m:e>
-                      <m:r>
-                        <m:t>g</m:t>
-                      </m:r>
-                      <m:r>
-                        <m:t>​</m:t>
-                      </m:r>
-                      <m:d>
-                        <m:dPr>
-                          <m:begChr m:val="("/>
-                          <m:sepChr m:val=""/>
-                          <m:endChr m:val=")"/>
-                          <m:grow/>
-                        </m:dPr>
+                      <m:acc>
+                        <m:accPr>
+                          <m:chr m:val="̂"/>
+                        </m:accPr>
                         <m:e>
-                          <m:sSub>
-                            <m:e>
-                              <m:r>
-                                <m:rPr>
-                                  <m:scr m:val="script"/>
-                                  <m:sty m:val="p"/>
-                                </m:rPr>
-                                <m:t>D</m:t>
-                              </m:r>
-                            </m:e>
-                            <m:sub>
-                              <m:r>
-                                <m:rPr>
-                                  <m:nor/>
-                                  <m:sty m:val="p"/>
-                                </m:rPr>
-                                <m:t>train</m:t>
-                              </m:r>
-                            </m:sub>
-                          </m:sSub>
+                          <m:r>
+                            <m:t>y</m:t>
+                          </m:r>
                         </m:e>
-                      </m:d>
-                      <m:r>
-                        <m:t>​</m:t>
-                      </m:r>
+                      </m:acc>
                       <m:r>
                         <m:t>​</m:t>
                       </m:r>
@@ -24591,45 +23268,16 @@
                             </m:rPr>
                             <m:t>−</m:t>
                           </m:r>
-                          <m:r>
-                            <m:t>g</m:t>
-                          </m:r>
-                          <m:r>
-                            <m:t>​</m:t>
-                          </m:r>
-                          <m:d>
-                            <m:dPr>
-                              <m:begChr m:val="("/>
-                              <m:sepChr m:val=""/>
-                              <m:endChr m:val=")"/>
-                              <m:grow/>
-                            </m:dPr>
+                          <m:acc>
+                            <m:accPr>
+                              <m:chr m:val="̂"/>
+                            </m:accPr>
                             <m:e>
-                              <m:sSub>
-                                <m:e>
-                                  <m:r>
-                                    <m:rPr>
-                                      <m:scr m:val="script"/>
-                                      <m:sty m:val="p"/>
-                                    </m:rPr>
-                                    <m:t>D</m:t>
-                                  </m:r>
-                                </m:e>
-                                <m:sub>
-                                  <m:r>
-                                    <m:rPr>
-                                      <m:nor/>
-                                      <m:sty m:val="p"/>
-                                    </m:rPr>
-                                    <m:t>train</m:t>
-                                  </m:r>
-                                </m:sub>
-                              </m:sSub>
+                              <m:r>
+                                <m:t>y</m:t>
+                              </m:r>
                             </m:e>
-                          </m:d>
-                          <m:r>
-                            <m:t>​</m:t>
-                          </m:r>
+                          </m:acc>
                           <m:r>
                             <m:t>​</m:t>
                           </m:r>
@@ -24705,45 +23353,16 @@
                           <m:grow/>
                         </m:dPr>
                         <m:e>
-                          <m:r>
-                            <m:t>g</m:t>
-                          </m:r>
-                          <m:r>
-                            <m:t>​</m:t>
-                          </m:r>
-                          <m:d>
-                            <m:dPr>
-                              <m:begChr m:val="("/>
-                              <m:sepChr m:val=""/>
-                              <m:endChr m:val=")"/>
-                              <m:grow/>
-                            </m:dPr>
+                          <m:acc>
+                            <m:accPr>
+                              <m:chr m:val="̂"/>
+                            </m:accPr>
                             <m:e>
-                              <m:sSub>
-                                <m:e>
-                                  <m:r>
-                                    <m:rPr>
-                                      <m:scr m:val="script"/>
-                                      <m:sty m:val="p"/>
-                                    </m:rPr>
-                                    <m:t>D</m:t>
-                                  </m:r>
-                                </m:e>
-                                <m:sub>
-                                  <m:r>
-                                    <m:rPr>
-                                      <m:nor/>
-                                      <m:sty m:val="p"/>
-                                    </m:rPr>
-                                    <m:t>train</m:t>
-                                  </m:r>
-                                </m:sub>
-                              </m:sSub>
+                              <m:r>
+                                <m:t>y</m:t>
+                              </m:r>
                             </m:e>
-                          </m:d>
-                          <m:r>
-                            <m:t>​</m:t>
-                          </m:r>
+                          </m:acc>
                           <m:r>
                             <m:t>​</m:t>
                           </m:r>
@@ -24871,45 +23490,16 @@
                           <m:grow/>
                         </m:dPr>
                         <m:e>
-                          <m:r>
-                            <m:t>g</m:t>
-                          </m:r>
-                          <m:r>
-                            <m:t>​</m:t>
-                          </m:r>
-                          <m:d>
-                            <m:dPr>
-                              <m:begChr m:val="("/>
-                              <m:sepChr m:val=""/>
-                              <m:endChr m:val=")"/>
-                              <m:grow/>
-                            </m:dPr>
+                          <m:acc>
+                            <m:accPr>
+                              <m:chr m:val="̂"/>
+                            </m:accPr>
                             <m:e>
-                              <m:sSub>
-                                <m:e>
-                                  <m:r>
-                                    <m:rPr>
-                                      <m:scr m:val="script"/>
-                                      <m:sty m:val="p"/>
-                                    </m:rPr>
-                                    <m:t>D</m:t>
-                                  </m:r>
-                                </m:e>
-                                <m:sub>
-                                  <m:r>
-                                    <m:rPr>
-                                      <m:nor/>
-                                      <m:sty m:val="p"/>
-                                    </m:rPr>
-                                    <m:t>train</m:t>
-                                  </m:r>
-                                </m:sub>
-                              </m:sSub>
+                              <m:r>
+                                <m:t>y</m:t>
+                              </m:r>
                             </m:e>
-                          </m:d>
-                          <m:r>
-                            <m:t>​</m:t>
-                          </m:r>
+                          </m:acc>
                           <m:r>
                             <m:t>​</m:t>
                           </m:r>
@@ -24952,45 +23542,16 @@
                               <m:grow/>
                             </m:dPr>
                             <m:e>
-                              <m:r>
-                                <m:t>g</m:t>
-                              </m:r>
-                              <m:r>
-                                <m:t>​</m:t>
-                              </m:r>
-                              <m:d>
-                                <m:dPr>
-                                  <m:begChr m:val="("/>
-                                  <m:sepChr m:val=""/>
-                                  <m:endChr m:val=")"/>
-                                  <m:grow/>
-                                </m:dPr>
+                              <m:acc>
+                                <m:accPr>
+                                  <m:chr m:val="̂"/>
+                                </m:accPr>
                                 <m:e>
-                                  <m:sSub>
-                                    <m:e>
-                                      <m:r>
-                                        <m:rPr>
-                                          <m:scr m:val="script"/>
-                                          <m:sty m:val="p"/>
-                                        </m:rPr>
-                                        <m:t>D</m:t>
-                                      </m:r>
-                                    </m:e>
-                                    <m:sub>
-                                      <m:r>
-                                        <m:rPr>
-                                          <m:nor/>
-                                          <m:sty m:val="p"/>
-                                        </m:rPr>
-                                        <m:t>train</m:t>
-                                      </m:r>
-                                    </m:sub>
-                                  </m:sSub>
+                                  <m:r>
+                                    <m:t>y</m:t>
+                                  </m:r>
                                 </m:e>
-                              </m:d>
-                              <m:r>
-                                <m:t>​</m:t>
-                              </m:r>
+                              </m:acc>
                               <m:r>
                                 <m:t>​</m:t>
                               </m:r>
@@ -25073,45 +23634,16 @@
                   <m:grow/>
                 </m:dPr>
                 <m:e>
-                  <m:r>
-                    <m:t>g</m:t>
-                  </m:r>
-                  <m:r>
-                    <m:t>​</m:t>
-                  </m:r>
-                  <m:d>
-                    <m:dPr>
-                      <m:begChr m:val="("/>
-                      <m:sepChr m:val=""/>
-                      <m:endChr m:val=")"/>
-                      <m:grow/>
-                    </m:dPr>
+                  <m:acc>
+                    <m:accPr>
+                      <m:chr m:val="̂"/>
+                    </m:accPr>
                     <m:e>
-                      <m:sSub>
-                        <m:e>
-                          <m:r>
-                            <m:rPr>
-                              <m:scr m:val="script"/>
-                              <m:sty m:val="p"/>
-                            </m:rPr>
-                            <m:t>D</m:t>
-                          </m:r>
-                        </m:e>
-                        <m:sub>
-                          <m:r>
-                            <m:rPr>
-                              <m:nor/>
-                              <m:sty m:val="p"/>
-                            </m:rPr>
-                            <m:t>train</m:t>
-                          </m:r>
-                        </m:sub>
-                      </m:sSub>
+                      <m:r>
+                        <m:t>y</m:t>
+                      </m:r>
                     </m:e>
-                  </m:d>
-                  <m:r>
-                    <m:t>​</m:t>
-                  </m:r>
+                  </m:acc>
                   <m:r>
                     <m:t>​</m:t>
                   </m:r>
@@ -25226,45 +23758,16 @@
                         </m:rPr>
                         <m:t>−</m:t>
                       </m:r>
-                      <m:r>
-                        <m:t>g</m:t>
-                      </m:r>
-                      <m:r>
-                        <m:t>​</m:t>
-                      </m:r>
-                      <m:d>
-                        <m:dPr>
-                          <m:begChr m:val="("/>
-                          <m:sepChr m:val=""/>
-                          <m:endChr m:val=")"/>
-                          <m:grow/>
-                        </m:dPr>
+                      <m:acc>
+                        <m:accPr>
+                          <m:chr m:val="̂"/>
+                        </m:accPr>
                         <m:e>
-                          <m:sSub>
-                            <m:e>
-                              <m:r>
-                                <m:rPr>
-                                  <m:scr m:val="script"/>
-                                  <m:sty m:val="p"/>
-                                </m:rPr>
-                                <m:t>D</m:t>
-                              </m:r>
-                            </m:e>
-                            <m:sub>
-                              <m:r>
-                                <m:rPr>
-                                  <m:nor/>
-                                  <m:sty m:val="p"/>
-                                </m:rPr>
-                                <m:t>train</m:t>
-                              </m:r>
-                            </m:sub>
-                          </m:sSub>
+                          <m:r>
+                            <m:t>y</m:t>
+                          </m:r>
                         </m:e>
-                      </m:d>
-                      <m:r>
-                        <m:t>​</m:t>
-                      </m:r>
+                      </m:acc>
                       <m:r>
                         <m:t>​</m:t>
                       </m:r>
@@ -25337,45 +23840,16 @@
                       <m:grow/>
                     </m:dPr>
                     <m:e>
-                      <m:r>
-                        <m:t>g</m:t>
-                      </m:r>
-                      <m:r>
-                        <m:t>​</m:t>
-                      </m:r>
-                      <m:d>
-                        <m:dPr>
-                          <m:begChr m:val="("/>
-                          <m:sepChr m:val=""/>
-                          <m:endChr m:val=")"/>
-                          <m:grow/>
-                        </m:dPr>
+                      <m:acc>
+                        <m:accPr>
+                          <m:chr m:val="̂"/>
+                        </m:accPr>
                         <m:e>
-                          <m:sSub>
-                            <m:e>
-                              <m:r>
-                                <m:rPr>
-                                  <m:scr m:val="script"/>
-                                  <m:sty m:val="p"/>
-                                </m:rPr>
-                                <m:t>D</m:t>
-                              </m:r>
-                            </m:e>
-                            <m:sub>
-                              <m:r>
-                                <m:rPr>
-                                  <m:nor/>
-                                  <m:sty m:val="p"/>
-                                </m:rPr>
-                                <m:t>train</m:t>
-                              </m:r>
-                            </m:sub>
-                          </m:sSub>
+                          <m:r>
+                            <m:t>y</m:t>
+                          </m:r>
                         </m:e>
-                      </m:d>
-                      <m:r>
-                        <m:t>​</m:t>
-                      </m:r>
+                      </m:acc>
                       <m:r>
                         <m:t>​</m:t>
                       </m:r>
@@ -25435,45 +23909,16 @@
               <m:grow/>
             </m:dPr>
             <m:e>
-              <m:r>
-                <m:t>g</m:t>
-              </m:r>
-              <m:r>
-                <m:t>​</m:t>
-              </m:r>
-              <m:d>
-                <m:dPr>
-                  <m:begChr m:val="("/>
-                  <m:sepChr m:val=""/>
-                  <m:endChr m:val=")"/>
-                  <m:grow/>
-                </m:dPr>
+              <m:acc>
+                <m:accPr>
+                  <m:chr m:val="̂"/>
+                </m:accPr>
                 <m:e>
-                  <m:sSub>
-                    <m:e>
-                      <m:r>
-                        <m:rPr>
-                          <m:scr m:val="script"/>
-                          <m:sty m:val="p"/>
-                        </m:rPr>
-                        <m:t>D</m:t>
-                      </m:r>
-                    </m:e>
-                    <m:sub>
-                      <m:r>
-                        <m:rPr>
-                          <m:nor/>
-                          <m:sty m:val="p"/>
-                        </m:rPr>
-                        <m:t>train</m:t>
-                      </m:r>
-                    </m:sub>
-                  </m:sSub>
+                  <m:r>
+                    <m:t>y</m:t>
+                  </m:r>
                 </m:e>
-              </m:d>
-              <m:r>
-                <m:t>​</m:t>
-              </m:r>
+              </m:acc>
               <m:r>
                 <m:t>​</m:t>
               </m:r>
@@ -25861,45 +24306,16 @@
           <m:e>
             <m:sSup>
               <m:e>
-                <m:r>
-                  <m:t>g</m:t>
-                </m:r>
-                <m:r>
-                  <m:t>​</m:t>
-                </m:r>
-                <m:d>
-                  <m:dPr>
-                    <m:begChr m:val="("/>
-                    <m:sepChr m:val=""/>
-                    <m:endChr m:val=")"/>
-                    <m:grow/>
-                  </m:dPr>
+                <m:acc>
+                  <m:accPr>
+                    <m:chr m:val="̂"/>
+                  </m:accPr>
                   <m:e>
-                    <m:sSub>
-                      <m:e>
-                        <m:r>
-                          <m:rPr>
-                            <m:scr m:val="script"/>
-                            <m:sty m:val="p"/>
-                          </m:rPr>
-                          <m:t>D</m:t>
-                        </m:r>
-                      </m:e>
-                      <m:sub>
-                        <m:r>
-                          <m:rPr>
-                            <m:nor/>
-                            <m:sty m:val="p"/>
-                          </m:rPr>
-                          <m:t>train</m:t>
-                        </m:r>
-                      </m:sub>
-                    </m:sSub>
+                    <m:r>
+                      <m:t>y</m:t>
+                    </m:r>
                   </m:e>
-                </m:d>
-                <m:r>
-                  <m:t>​</m:t>
-                </m:r>
+                </m:acc>
                 <m:r>
                   <m:t>​</m:t>
                 </m:r>
@@ -26002,45 +24418,16 @@
         <w:t xml:space="preserve"> </w:t>
       </w:r>
       <m:oMath>
-        <m:r>
-          <m:t>g</m:t>
-        </m:r>
-        <m:r>
-          <m:t>​</m:t>
-        </m:r>
-        <m:d>
-          <m:dPr>
-            <m:begChr m:val="("/>
-            <m:sepChr m:val=""/>
-            <m:endChr m:val=")"/>
-            <m:grow/>
-          </m:dPr>
+        <m:acc>
+          <m:accPr>
+            <m:chr m:val="̂"/>
+          </m:accPr>
           <m:e>
-            <m:sSub>
-              <m:e>
-                <m:r>
-                  <m:rPr>
-                    <m:scr m:val="script"/>
-                    <m:sty m:val="p"/>
-                  </m:rPr>
-                  <m:t>D</m:t>
-                </m:r>
-              </m:e>
-              <m:sub>
-                <m:r>
-                  <m:rPr>
-                    <m:nor/>
-                    <m:sty m:val="p"/>
-                  </m:rPr>
-                  <m:t>train</m:t>
-                </m:r>
-              </m:sub>
-            </m:sSub>
+            <m:r>
+              <m:t>y</m:t>
+            </m:r>
           </m:e>
-        </m:d>
-        <m:r>
-          <m:t>​</m:t>
-        </m:r>
+        </m:acc>
         <m:r>
           <m:t>​</m:t>
         </m:r>
@@ -26239,45 +24626,16 @@
                       <m:grow/>
                     </m:dPr>
                     <m:e>
-                      <m:r>
-                        <m:t>g</m:t>
-                      </m:r>
-                      <m:r>
-                        <m:t>​</m:t>
-                      </m:r>
-                      <m:d>
-                        <m:dPr>
-                          <m:begChr m:val="("/>
-                          <m:sepChr m:val=""/>
-                          <m:endChr m:val=")"/>
-                          <m:grow/>
-                        </m:dPr>
+                      <m:acc>
+                        <m:accPr>
+                          <m:chr m:val="̂"/>
+                        </m:accPr>
                         <m:e>
-                          <m:sSub>
-                            <m:e>
-                              <m:r>
-                                <m:rPr>
-                                  <m:scr m:val="script"/>
-                                  <m:sty m:val="p"/>
-                                </m:rPr>
-                                <m:t>D</m:t>
-                              </m:r>
-                            </m:e>
-                            <m:sub>
-                              <m:r>
-                                <m:rPr>
-                                  <m:nor/>
-                                  <m:sty m:val="p"/>
-                                </m:rPr>
-                                <m:t>train</m:t>
-                              </m:r>
-                            </m:sub>
-                          </m:sSub>
+                          <m:r>
+                            <m:t>y</m:t>
+                          </m:r>
                         </m:e>
-                      </m:d>
-                      <m:r>
-                        <m:t>​</m:t>
-                      </m:r>
+                      </m:acc>
                       <m:r>
                         <m:t>​</m:t>
                       </m:r>
@@ -26337,45 +24695,16 @@
               <m:grow/>
             </m:dPr>
             <m:e>
-              <m:r>
-                <m:t>g</m:t>
-              </m:r>
-              <m:r>
-                <m:t>​</m:t>
-              </m:r>
-              <m:d>
-                <m:dPr>
-                  <m:begChr m:val="("/>
-                  <m:sepChr m:val=""/>
-                  <m:endChr m:val=")"/>
-                  <m:grow/>
-                </m:dPr>
+              <m:acc>
+                <m:accPr>
+                  <m:chr m:val="̂"/>
+                </m:accPr>
                 <m:e>
-                  <m:sSub>
-                    <m:e>
-                      <m:r>
-                        <m:rPr>
-                          <m:scr m:val="script"/>
-                          <m:sty m:val="p"/>
-                        </m:rPr>
-                        <m:t>D</m:t>
-                      </m:r>
-                    </m:e>
-                    <m:sub>
-                      <m:r>
-                        <m:rPr>
-                          <m:nor/>
-                          <m:sty m:val="p"/>
-                        </m:rPr>
-                        <m:t>train</m:t>
-                      </m:r>
-                    </m:sub>
-                  </m:sSub>
+                  <m:r>
+                    <m:t>y</m:t>
+                  </m:r>
                 </m:e>
-              </m:d>
-              <m:r>
-                <m:t>​</m:t>
-              </m:r>
+              </m:acc>
               <m:r>
                 <m:t>​</m:t>
               </m:r>
@@ -26748,45 +25077,16 @@
                             </m:rPr>
                             <m:t>−</m:t>
                           </m:r>
-                          <m:r>
-                            <m:t>g</m:t>
-                          </m:r>
-                          <m:r>
-                            <m:t>​</m:t>
-                          </m:r>
-                          <m:d>
-                            <m:dPr>
-                              <m:begChr m:val="("/>
-                              <m:sepChr m:val=""/>
-                              <m:endChr m:val=")"/>
-                              <m:grow/>
-                            </m:dPr>
+                          <m:acc>
+                            <m:accPr>
+                              <m:chr m:val="̂"/>
+                            </m:accPr>
                             <m:e>
-                              <m:sSub>
-                                <m:e>
-                                  <m:r>
-                                    <m:rPr>
-                                      <m:scr m:val="script"/>
-                                      <m:sty m:val="p"/>
-                                    </m:rPr>
-                                    <m:t>D</m:t>
-                                  </m:r>
-                                </m:e>
-                                <m:sub>
-                                  <m:r>
-                                    <m:rPr>
-                                      <m:nor/>
-                                      <m:sty m:val="p"/>
-                                    </m:rPr>
-                                    <m:t>train</m:t>
-                                  </m:r>
-                                </m:sub>
-                              </m:sSub>
+                              <m:r>
+                                <m:t>y</m:t>
+                              </m:r>
                             </m:e>
-                          </m:d>
-                          <m:r>
-                            <m:t>​</m:t>
-                          </m:r>
+                          </m:acc>
                           <m:r>
                             <m:t>​</m:t>
                           </m:r>
@@ -26895,45 +25195,16 @@
                           <m:grow/>
                         </m:dPr>
                         <m:e>
-                          <m:r>
-                            <m:t>g</m:t>
-                          </m:r>
-                          <m:r>
-                            <m:t>​</m:t>
-                          </m:r>
-                          <m:d>
-                            <m:dPr>
-                              <m:begChr m:val="("/>
-                              <m:sepChr m:val=""/>
-                              <m:endChr m:val=")"/>
-                              <m:grow/>
-                            </m:dPr>
+                          <m:acc>
+                            <m:accPr>
+                              <m:chr m:val="̂"/>
+                            </m:accPr>
                             <m:e>
-                              <m:sSub>
-                                <m:e>
-                                  <m:r>
-                                    <m:rPr>
-                                      <m:scr m:val="script"/>
-                                      <m:sty m:val="p"/>
-                                    </m:rPr>
-                                    <m:t>D</m:t>
-                                  </m:r>
-                                </m:e>
-                                <m:sub>
-                                  <m:r>
-                                    <m:rPr>
-                                      <m:nor/>
-                                      <m:sty m:val="p"/>
-                                    </m:rPr>
-                                    <m:t>train</m:t>
-                                  </m:r>
-                                </m:sub>
-                              </m:sSub>
+                              <m:r>
+                                <m:t>y</m:t>
+                              </m:r>
                             </m:e>
-                          </m:d>
-                          <m:r>
-                            <m:t>​</m:t>
-                          </m:r>
+                          </m:acc>
                           <m:r>
                             <m:t>​</m:t>
                           </m:r>
@@ -26993,45 +25264,16 @@
                   <m:grow/>
                 </m:dPr>
                 <m:e>
-                  <m:r>
-                    <m:t>g</m:t>
-                  </m:r>
-                  <m:r>
-                    <m:t>​</m:t>
-                  </m:r>
-                  <m:d>
-                    <m:dPr>
-                      <m:begChr m:val="("/>
-                      <m:sepChr m:val=""/>
-                      <m:endChr m:val=")"/>
-                      <m:grow/>
-                    </m:dPr>
+                  <m:acc>
+                    <m:accPr>
+                      <m:chr m:val="̂"/>
+                    </m:accPr>
                     <m:e>
-                      <m:sSub>
-                        <m:e>
-                          <m:r>
-                            <m:rPr>
-                              <m:scr m:val="script"/>
-                              <m:sty m:val="p"/>
-                            </m:rPr>
-                            <m:t>D</m:t>
-                          </m:r>
-                        </m:e>
-                        <m:sub>
-                          <m:r>
-                            <m:rPr>
-                              <m:nor/>
-                              <m:sty m:val="p"/>
-                            </m:rPr>
-                            <m:t>train</m:t>
-                          </m:r>
-                        </m:sub>
-                      </m:sSub>
+                      <m:r>
+                        <m:t>y</m:t>
+                      </m:r>
                     </m:e>
-                  </m:d>
-                  <m:r>
-                    <m:t>​</m:t>
-                  </m:r>
+                  </m:acc>
                   <m:r>
                     <m:t>​</m:t>
                   </m:r>
@@ -27110,45 +25352,16 @@
                           <m:grow/>
                         </m:dPr>
                         <m:e>
-                          <m:r>
-                            <m:t>g</m:t>
-                          </m:r>
-                          <m:r>
-                            <m:t>​</m:t>
-                          </m:r>
-                          <m:d>
-                            <m:dPr>
-                              <m:begChr m:val="("/>
-                              <m:sepChr m:val=""/>
-                              <m:endChr m:val=")"/>
-                              <m:grow/>
-                            </m:dPr>
+                          <m:acc>
+                            <m:accPr>
+                              <m:chr m:val="̂"/>
+                            </m:accPr>
                             <m:e>
-                              <m:sSub>
-                                <m:e>
-                                  <m:r>
-                                    <m:rPr>
-                                      <m:scr m:val="script"/>
-                                      <m:sty m:val="p"/>
-                                    </m:rPr>
-                                    <m:t>D</m:t>
-                                  </m:r>
-                                </m:e>
-                                <m:sub>
-                                  <m:r>
-                                    <m:rPr>
-                                      <m:nor/>
-                                      <m:sty m:val="p"/>
-                                    </m:rPr>
-                                    <m:t>train</m:t>
-                                  </m:r>
-                                </m:sub>
-                              </m:sSub>
+                              <m:r>
+                                <m:t>y</m:t>
+                              </m:r>
                             </m:e>
-                          </m:d>
-                          <m:r>
-                            <m:t>​</m:t>
-                          </m:r>
+                          </m:acc>
                           <m:r>
                             <m:t>​</m:t>
                           </m:r>
@@ -27208,45 +25421,16 @@
                   <m:grow/>
                 </m:dPr>
                 <m:e>
-                  <m:r>
-                    <m:t>g</m:t>
-                  </m:r>
-                  <m:r>
-                    <m:t>​</m:t>
-                  </m:r>
-                  <m:d>
-                    <m:dPr>
-                      <m:begChr m:val="("/>
-                      <m:sepChr m:val=""/>
-                      <m:endChr m:val=")"/>
-                      <m:grow/>
-                    </m:dPr>
+                  <m:acc>
+                    <m:accPr>
+                      <m:chr m:val="̂"/>
+                    </m:accPr>
                     <m:e>
-                      <m:sSub>
-                        <m:e>
-                          <m:r>
-                            <m:rPr>
-                              <m:scr m:val="script"/>
-                              <m:sty m:val="p"/>
-                            </m:rPr>
-                            <m:t>D</m:t>
-                          </m:r>
-                        </m:e>
-                        <m:sub>
-                          <m:r>
-                            <m:rPr>
-                              <m:nor/>
-                              <m:sty m:val="p"/>
-                            </m:rPr>
-                            <m:t>train</m:t>
-                          </m:r>
-                        </m:sub>
-                      </m:sSub>
+                      <m:r>
+                        <m:t>y</m:t>
+                      </m:r>
                     </m:e>
-                  </m:d>
-                  <m:r>
-                    <m:t>​</m:t>
-                  </m:r>
+                  </m:acc>
                   <m:r>
                     <m:t>​</m:t>
                   </m:r>
@@ -28956,9 +27140,16 @@
                         <m:e>
                           <m:sSub>
                             <m:e>
-                              <m:r>
-                                <m:t>g</m:t>
-                              </m:r>
+                              <m:acc>
+                                <m:accPr>
+                                  <m:chr m:val="̂"/>
+                                </m:accPr>
+                                <m:e>
+                                  <m:r>
+                                    <m:t>y</m:t>
+                                  </m:r>
+                                </m:e>
+                              </m:acc>
                             </m:e>
                             <m:sub>
                               <m:r>
@@ -28975,42 +27166,6 @@
                               </m:r>
                             </m:sub>
                           </m:sSub>
-                          <m:r>
-                            <m:t>​</m:t>
-                          </m:r>
-                          <m:d>
-                            <m:dPr>
-                              <m:begChr m:val="("/>
-                              <m:sepChr m:val=""/>
-                              <m:endChr m:val=")"/>
-                              <m:grow/>
-                            </m:dPr>
-                            <m:e>
-                              <m:sSub>
-                                <m:e>
-                                  <m:r>
-                                    <m:rPr>
-                                      <m:scr m:val="script"/>
-                                      <m:sty m:val="p"/>
-                                    </m:rPr>
-                                    <m:t>D</m:t>
-                                  </m:r>
-                                </m:e>
-                                <m:sub>
-                                  <m:r>
-                                    <m:rPr>
-                                      <m:nor/>
-                                      <m:sty m:val="p"/>
-                                    </m:rPr>
-                                    <m:t>train</m:t>
-                                  </m:r>
-                                </m:sub>
-                              </m:sSub>
-                            </m:e>
-                          </m:d>
-                          <m:r>
-                            <m:t>​</m:t>
-                          </m:r>
                           <m:r>
                             <m:t>​</m:t>
                           </m:r>
@@ -29088,9 +27243,16 @@
                         <m:e>
                           <m:sSub>
                             <m:e>
-                              <m:r>
-                                <m:t>g</m:t>
-                              </m:r>
+                              <m:acc>
+                                <m:accPr>
+                                  <m:chr m:val="̂"/>
+                                </m:accPr>
+                                <m:e>
+                                  <m:r>
+                                    <m:t>y</m:t>
+                                  </m:r>
+                                </m:e>
+                              </m:acc>
                             </m:e>
                             <m:sub>
                               <m:r>
@@ -29098,42 +27260,6 @@
                               </m:r>
                             </m:sub>
                           </m:sSub>
-                          <m:r>
-                            <m:t>​</m:t>
-                          </m:r>
-                          <m:d>
-                            <m:dPr>
-                              <m:begChr m:val="("/>
-                              <m:sepChr m:val=""/>
-                              <m:endChr m:val=")"/>
-                              <m:grow/>
-                            </m:dPr>
-                            <m:e>
-                              <m:sSub>
-                                <m:e>
-                                  <m:r>
-                                    <m:rPr>
-                                      <m:scr m:val="script"/>
-                                      <m:sty m:val="p"/>
-                                    </m:rPr>
-                                    <m:t>D</m:t>
-                                  </m:r>
-                                </m:e>
-                                <m:sub>
-                                  <m:r>
-                                    <m:rPr>
-                                      <m:nor/>
-                                      <m:sty m:val="p"/>
-                                    </m:rPr>
-                                    <m:t>train</m:t>
-                                  </m:r>
-                                </m:sub>
-                              </m:sSub>
-                            </m:e>
-                          </m:d>
-                          <m:r>
-                            <m:t>​</m:t>
-                          </m:r>
                           <m:r>
                             <m:t>​</m:t>
                           </m:r>
@@ -29197,9 +27323,16 @@
                 <m:e>
                   <m:sSub>
                     <m:e>
-                      <m:r>
-                        <m:t>g</m:t>
-                      </m:r>
+                      <m:acc>
+                        <m:accPr>
+                          <m:chr m:val="̂"/>
+                        </m:accPr>
+                        <m:e>
+                          <m:r>
+                            <m:t>y</m:t>
+                          </m:r>
+                        </m:e>
+                      </m:acc>
                     </m:e>
                     <m:sub>
                       <m:r>
@@ -29227,42 +27360,6 @@
                       <m:grow/>
                     </m:dPr>
                     <m:e>
-                      <m:sSub>
-                        <m:e>
-                          <m:r>
-                            <m:rPr>
-                              <m:scr m:val="script"/>
-                              <m:sty m:val="p"/>
-                            </m:rPr>
-                            <m:t>D</m:t>
-                          </m:r>
-                        </m:e>
-                        <m:sub>
-                          <m:r>
-                            <m:rPr>
-                              <m:nor/>
-                              <m:sty m:val="p"/>
-                            </m:rPr>
-                            <m:t>train</m:t>
-                          </m:r>
-                        </m:sub>
-                      </m:sSub>
-                    </m:e>
-                  </m:d>
-                  <m:r>
-                    <m:t>​</m:t>
-                  </m:r>
-                  <m:r>
-                    <m:t>​</m:t>
-                  </m:r>
-                  <m:d>
-                    <m:dPr>
-                      <m:begChr m:val="("/>
-                      <m:sepChr m:val=""/>
-                      <m:endChr m:val=")"/>
-                      <m:grow/>
-                    </m:dPr>
-                    <m:e>
                       <m:r>
                         <m:t>x</m:t>
                       </m:r>
@@ -29304,9 +27401,16 @@
                 <m:e>
                   <m:sSub>
                     <m:e>
-                      <m:r>
-                        <m:t>g</m:t>
-                      </m:r>
+                      <m:acc>
+                        <m:accPr>
+                          <m:chr m:val="̂"/>
+                        </m:accPr>
+                        <m:e>
+                          <m:r>
+                            <m:t>y</m:t>
+                          </m:r>
+                        </m:e>
+                      </m:acc>
                     </m:e>
                     <m:sub>
                       <m:r>
@@ -29314,42 +27418,6 @@
                       </m:r>
                     </m:sub>
                   </m:sSub>
-                  <m:r>
-                    <m:t>​</m:t>
-                  </m:r>
-                  <m:d>
-                    <m:dPr>
-                      <m:begChr m:val="("/>
-                      <m:sepChr m:val=""/>
-                      <m:endChr m:val=")"/>
-                      <m:grow/>
-                    </m:dPr>
-                    <m:e>
-                      <m:sSub>
-                        <m:e>
-                          <m:r>
-                            <m:rPr>
-                              <m:scr m:val="script"/>
-                              <m:sty m:val="p"/>
-                            </m:rPr>
-                            <m:t>D</m:t>
-                          </m:r>
-                        </m:e>
-                        <m:sub>
-                          <m:r>
-                            <m:rPr>
-                              <m:nor/>
-                              <m:sty m:val="p"/>
-                            </m:rPr>
-                            <m:t>train</m:t>
-                          </m:r>
-                        </m:sub>
-                      </m:sSub>
-                    </m:e>
-                  </m:d>
-                  <m:r>
-                    <m:t>​</m:t>
-                  </m:r>
                   <m:r>
                     <m:t>​</m:t>
                   </m:r>
@@ -37552,72 +35620,36 @@
         <w:t xml:space="preserve"> </w:t>
       </w:r>
       <w:r>
-        <w:t xml:space="preserve">is choosing one fitting procedure</w:t>
-      </w:r>
-      <w:r>
-        <w:t xml:space="preserve"> </w:t>
-      </w:r>
-      <w:r>
-        <w:t xml:space="preserve">from a set of candidate</w:t>
-      </w:r>
-      <w:r>
-        <w:t xml:space="preserve"> </w:t>
-      </w:r>
-      <w:hyperlink w:anchor="def-fitting-procedure">
+        <w:t xml:space="preserve">is choosing one</w:t>
+      </w:r>
+      <w:r>
+        <w:t xml:space="preserve"> </w:t>
+      </w:r>
+      <w:hyperlink w:anchor="def-fitted-model">
         <w:r>
           <w:rPr>
             <w:rStyle w:val="Hyperlink"/>
           </w:rPr>
-          <w:t xml:space="preserve">fitting procedures</w:t>
+          <w:t xml:space="preserve">fitted model</w:t>
         </w:r>
       </w:hyperlink>
       <w:r>
         <w:t xml:space="preserve"> </w:t>
       </w:r>
-      <m:oMath>
-        <m:sSub>
-          <m:e>
-            <m:r>
-              <m:t>g</m:t>
-            </m:r>
-          </m:e>
-          <m:sub>
-            <m:r>
-              <m:t>1</m:t>
-            </m:r>
-          </m:sub>
-        </m:sSub>
-        <m:r>
-          <m:rPr>
-            <m:sty m:val="p"/>
-          </m:rPr>
-          <m:t>,</m:t>
-        </m:r>
-        <m:r>
-          <m:rPr>
-            <m:sty m:val="p"/>
-          </m:rPr>
-          <m:t>…</m:t>
-        </m:r>
-        <m:r>
-          <m:rPr>
-            <m:sty m:val="p"/>
-          </m:rPr>
-          <m:t>,</m:t>
-        </m:r>
-        <m:sSub>
-          <m:e>
-            <m:r>
-              <m:t>g</m:t>
-            </m:r>
-          </m:e>
-          <m:sub>
-            <m:r>
-              <m:t>L</m:t>
-            </m:r>
-          </m:sub>
-        </m:sSub>
-      </m:oMath>
+      <w:r>
+        <w:t xml:space="preserve">from a set of candidate fitted models from different</w:t>
+      </w:r>
+      <w:r>
+        <w:t xml:space="preserve"> </w:t>
+      </w:r>
+      <w:hyperlink w:anchor="def-model-family">
+        <w:r>
+          <w:rPr>
+            <w:rStyle w:val="Hyperlink"/>
+          </w:rPr>
+          <w:t xml:space="preserve">model families</w:t>
+        </w:r>
+      </w:hyperlink>
       <w:r>
         <w:t xml:space="preserve">,</w:t>
       </w:r>
@@ -37682,7 +35714,13 @@
         <w:t xml:space="preserve"> </w:t>
       </w:r>
       <w:r>
-        <w:t xml:space="preserve">the candidates are least-squares polynomial fits of degree</w:t>
+        <w:t xml:space="preserve">the candidates are the least-squares fitted models from four polynomial model families,</w:t>
+      </w:r>
+      <w:r>
+        <w:t xml:space="preserve"> </w:t>
+      </w:r>
+      <w:r>
+        <w:t xml:space="preserve">the families of degree</w:t>
       </w:r>
       <w:r>
         <w:t xml:space="preserve"> </w:t>
@@ -37691,30 +35729,63 @@
         <m:r>
           <m:t>1</m:t>
         </m:r>
-        <m:r>
-          <m:rPr>
-            <m:sty m:val="p"/>
-          </m:rPr>
-          <m:t>,</m:t>
-        </m:r>
+      </m:oMath>
+      <w:r>
+        <w:t xml:space="preserve"> </w:t>
+      </w:r>
+      <w:r>
+        <w:t xml:space="preserve">(</w:t>
+      </w:r>
+      <w:r>
+        <w:t xml:space="preserve">“linear”</w:t>
+      </w:r>
+      <w:r>
+        <w:t xml:space="preserve">),</w:t>
+      </w:r>
+      <w:r>
+        <w:t xml:space="preserve"> </w:t>
+      </w:r>
+      <m:oMath>
         <m:r>
           <m:t>2</m:t>
         </m:r>
-        <m:r>
-          <m:rPr>
-            <m:sty m:val="p"/>
-          </m:rPr>
-          <m:t>,</m:t>
-        </m:r>
+      </m:oMath>
+      <w:r>
+        <w:t xml:space="preserve"> </w:t>
+      </w:r>
+      <w:r>
+        <w:t xml:space="preserve">(</w:t>
+      </w:r>
+      <w:r>
+        <w:t xml:space="preserve">“quadratic”</w:t>
+      </w:r>
+      <w:r>
+        <w:t xml:space="preserve">),</w:t>
+      </w:r>
+      <w:r>
+        <w:t xml:space="preserve"> </w:t>
+      </w:r>
+      <m:oMath>
         <m:r>
           <m:t>3</m:t>
         </m:r>
-        <m:r>
-          <m:rPr>
-            <m:sty m:val="p"/>
-          </m:rPr>
-          <m:t>,</m:t>
-        </m:r>
+      </m:oMath>
+      <w:r>
+        <w:t xml:space="preserve"> </w:t>
+      </w:r>
+      <w:r>
+        <w:t xml:space="preserve">(</w:t>
+      </w:r>
+      <w:r>
+        <w:t xml:space="preserve">“cubic”</w:t>
+      </w:r>
+      <w:r>
+        <w:t xml:space="preserve">) and</w:t>
+      </w:r>
+      <w:r>
+        <w:t xml:space="preserve"> </w:t>
+      </w:r>
+      <m:oMath>
         <m:r>
           <m:t>4</m:t>
         </m:r>
@@ -37723,13 +35794,19 @@
         <w:t xml:space="preserve"> </w:t>
       </w:r>
       <w:r>
-        <w:t xml:space="preserve">to the training cars.</w:t>
-      </w:r>
-      <w:r>
-        <w:t xml:space="preserve"> </w:t>
-      </w:r>
-      <w:r>
-        <w:t xml:space="preserve">Choosing among these four degrees is model selection,</w:t>
+        <w:t xml:space="preserve">(</w:t>
+      </w:r>
+      <w:r>
+        <w:t xml:space="preserve">“quartic”</w:t>
+      </w:r>
+      <w:r>
+        <w:t xml:space="preserve">).</w:t>
+      </w:r>
+      <w:r>
+        <w:t xml:space="preserve"> </w:t>
+      </w:r>
+      <w:r>
+        <w:t xml:space="preserve">Choosing among these four fitted models is model selection,</w:t>
       </w:r>
       <w:r>
         <w:t xml:space="preserve"> </w:t>
@@ -37835,17 +35912,34 @@
         <w:t xml:space="preserve"> </w:t>
       </w:r>
       <w:r>
-        <w:t xml:space="preserve">used to choose among candidate</w:t>
-      </w:r>
-      <w:r>
-        <w:t xml:space="preserve"> </w:t>
-      </w:r>
-      <w:hyperlink w:anchor="def-fitting-procedure">
+        <w:t xml:space="preserve">used for</w:t>
+      </w:r>
+      <w:r>
+        <w:t xml:space="preserve"> </w:t>
+      </w:r>
+      <w:hyperlink w:anchor="def-model-selection">
         <w:r>
           <w:rPr>
             <w:rStyle w:val="Hyperlink"/>
           </w:rPr>
-          <w:t xml:space="preserve">fitting procedures</w:t>
+          <w:t xml:space="preserve">model selection</w:t>
+        </w:r>
+      </w:hyperlink>
+      <w:r>
+        <w:t xml:space="preserve"> </w:t>
+      </w:r>
+      <w:r>
+        <w:t xml:space="preserve">among candidate</w:t>
+      </w:r>
+      <w:r>
+        <w:t xml:space="preserve"> </w:t>
+      </w:r>
+      <w:hyperlink w:anchor="def-fitted-model">
+        <w:r>
+          <w:rPr>
+            <w:rStyle w:val="Hyperlink"/>
+          </w:rPr>
+          <w:t xml:space="preserve">fitted models</w:t>
         </w:r>
       </w:hyperlink>
       <w:r>
@@ -38711,9 +36805,16 @@
               </m:r>
               <m:sSub>
                 <m:e>
-                  <m:r>
-                    <m:t>g</m:t>
-                  </m:r>
+                  <m:acc>
+                    <m:accPr>
+                      <m:chr m:val="̂"/>
+                    </m:accPr>
+                    <m:e>
+                      <m:r>
+                        <m:t>y</m:t>
+                      </m:r>
+                    </m:e>
+                  </m:acc>
                 </m:e>
                 <m:sub>
                   <m:r>
@@ -38721,42 +36822,6 @@
                   </m:r>
                 </m:sub>
               </m:sSub>
-              <m:r>
-                <m:t>​</m:t>
-              </m:r>
-              <m:d>
-                <m:dPr>
-                  <m:begChr m:val="("/>
-                  <m:sepChr m:val=""/>
-                  <m:endChr m:val=")"/>
-                  <m:grow/>
-                </m:dPr>
-                <m:e>
-                  <m:sSub>
-                    <m:e>
-                      <m:r>
-                        <m:rPr>
-                          <m:scr m:val="script"/>
-                          <m:sty m:val="p"/>
-                        </m:rPr>
-                        <m:t>D</m:t>
-                      </m:r>
-                    </m:e>
-                    <m:sub>
-                      <m:r>
-                        <m:rPr>
-                          <m:nor/>
-                          <m:sty m:val="p"/>
-                        </m:rPr>
-                        <m:t>train</m:t>
-                      </m:r>
-                    </m:sub>
-                  </m:sSub>
-                </m:e>
-              </m:d>
-              <m:r>
-                <m:t>​</m:t>
-              </m:r>
               <m:r>
                 <m:t>​</m:t>
               </m:r>
@@ -63246,7 +61311,7 @@
         <w:rPr>
           <w:rStyle w:val="CommentTok"/>
         </w:rPr>
-        <w:t xml:space="preserve">#&gt;    7.10543e-15    2.00000e+00</w:t>
+        <w:t xml:space="preserve">#&gt;    8.88178e-15    2.00000e+00</w:t>
       </w:r>
     </w:p>
     <w:p>
@@ -63254,7 +61319,7 @@
         <w:pStyle w:val="FirstParagraph"/>
       </w:pPr>
       <w:r>
-        <w:t xml:space="preserve">The two columns differ by at most 7.1e-15,</w:t>
+        <w:t xml:space="preserve">The two columns differ by at most 8.9e-15,</w:t>
       </w:r>
       <w:r>
         <w:t xml:space="preserve"> </w:t>
@@ -64322,20 +62387,35 @@
                       <m:grow/>
                     </m:dPr>
                     <m:e>
-                      <m:r>
-                        <m:t>g</m:t>
-                      </m:r>
-                      <m:r>
-                        <m:t>​</m:t>
-                      </m:r>
-                      <m:d>
-                        <m:dPr>
-                          <m:begChr m:val="("/>
-                          <m:sepChr m:val=""/>
-                          <m:endChr m:val=")"/>
-                          <m:grow/>
-                        </m:dPr>
+                      <m:sSup>
                         <m:e>
+                          <m:acc>
+                            <m:accPr>
+                              <m:chr m:val="̂"/>
+                            </m:accPr>
+                            <m:e>
+                              <m:r>
+                                <m:t>y</m:t>
+                              </m:r>
+                            </m:e>
+                          </m:acc>
+                        </m:e>
+                        <m:sup>
+                          <m:r>
+                            <m:rPr>
+                              <m:sty m:val="p"/>
+                            </m:rPr>
+                            <m:t>(</m:t>
+                          </m:r>
+                          <m:r>
+                            <m:rPr>
+                              <m:sty m:val="p"/>
+                            </m:rPr>
+                            <m:t>−</m:t>
+                          </m:r>
+                          <m:r>
+                            <m:t>κ</m:t>
+                          </m:r>
                           <m:r>
                             <m:t>​</m:t>
                           </m:r>
@@ -64348,152 +62428,21 @@
                             </m:dPr>
                             <m:e>
                               <m:r>
-                                <m:rPr>
-                                  <m:sty m:val="p"/>
-                                </m:rPr>
-                                <m:t>(</m:t>
-                              </m:r>
-                              <m:sSub>
-                                <m:e>
-                                  <m:r>
-                                    <m:t>x</m:t>
-                                  </m:r>
-                                </m:e>
-                                <m:sub>
-                                  <m:sSup>
-                                    <m:e>
-                                      <m:r>
-                                        <m:t>i</m:t>
-                                      </m:r>
-                                    </m:e>
-                                    <m:sup>
-                                      <m:r>
-                                        <m:rPr>
-                                          <m:sty m:val="p"/>
-                                        </m:rPr>
-                                        <m:t>′</m:t>
-                                      </m:r>
-                                    </m:sup>
-                                  </m:sSup>
-                                </m:sub>
-                              </m:sSub>
-                              <m:r>
-                                <m:rPr>
-                                  <m:sty m:val="p"/>
-                                </m:rPr>
-                                <m:t>,</m:t>
-                              </m:r>
-                              <m:sSub>
-                                <m:e>
-                                  <m:r>
-                                    <m:t>y</m:t>
-                                  </m:r>
-                                </m:e>
-                                <m:sub>
-                                  <m:sSup>
-                                    <m:e>
-                                      <m:r>
-                                        <m:t>i</m:t>
-                                      </m:r>
-                                    </m:e>
-                                    <m:sup>
-                                      <m:r>
-                                        <m:rPr>
-                                          <m:sty m:val="p"/>
-                                        </m:rPr>
-                                        <m:t>′</m:t>
-                                      </m:r>
-                                    </m:sup>
-                                  </m:sSup>
-                                </m:sub>
-                              </m:sSub>
-                              <m:r>
-                                <m:rPr>
-                                  <m:sty m:val="p"/>
-                                </m:rPr>
-                                <m:t>)</m:t>
+                                <m:t>i</m:t>
                               </m:r>
                             </m:e>
                           </m:d>
-                          <m:sSub>
-                            <m:e>
-                              <m:r>
-                                <m:t>​</m:t>
-                              </m:r>
-                            </m:e>
-                            <m:sub>
-                              <m:sSup>
-                                <m:e>
-                                  <m:r>
-                                    <m:t>i</m:t>
-                                  </m:r>
-                                </m:e>
-                                <m:sup>
-                                  <m:r>
-                                    <m:rPr>
-                                      <m:sty m:val="p"/>
-                                    </m:rPr>
-                                    <m:t>′</m:t>
-                                  </m:r>
-                                </m:sup>
-                              </m:sSup>
-                              <m:r>
-                                <m:rPr>
-                                  <m:sty m:val="p"/>
-                                </m:rPr>
-                                <m:t>∈</m:t>
-                              </m:r>
-                              <m:r>
-                                <m:t>I</m:t>
-                              </m:r>
-                              <m:r>
-                                <m:rPr>
-                                  <m:sty m:val="p"/>
-                                </m:rPr>
-                                <m:t>\</m:t>
-                              </m:r>
-                              <m:sSub>
-                                <m:e>
-                                  <m:r>
-                                    <m:rPr>
-                                      <m:scr m:val="script"/>
-                                      <m:sty m:val="p"/>
-                                    </m:rPr>
-                                    <m:t>F</m:t>
-                                  </m:r>
-                                </m:e>
-                                <m:sub>
-                                  <m:r>
-                                    <m:t>κ</m:t>
-                                  </m:r>
-                                  <m:r>
-                                    <m:t>​</m:t>
-                                  </m:r>
-                                  <m:d>
-                                    <m:dPr>
-                                      <m:begChr m:val="("/>
-                                      <m:sepChr m:val=""/>
-                                      <m:endChr m:val=")"/>
-                                      <m:grow/>
-                                    </m:dPr>
-                                    <m:e>
-                                      <m:r>
-                                        <m:t>i</m:t>
-                                      </m:r>
-                                    </m:e>
-                                  </m:d>
-                                  <m:r>
-                                    <m:t>​</m:t>
-                                  </m:r>
-                                </m:sub>
-                              </m:sSub>
-                            </m:sub>
-                          </m:sSub>
-                        </m:e>
-                      </m:d>
-                      <m:r>
-                        <m:t>​</m:t>
-                      </m:r>
+                          <m:r>
+                            <m:t>​</m:t>
+                          </m:r>
+                          <m:r>
+                            <m:rPr>
+                              <m:sty m:val="p"/>
+                            </m:rPr>
+                            <m:t>)</m:t>
+                          </m:r>
+                        </m:sup>
+                      </m:sSup>
                       <m:r>
                         <m:t>​</m:t>
                       </m:r>
@@ -67226,159 +65175,43 @@
                       <m:grow/>
                     </m:dPr>
                     <m:e>
-                      <m:r>
-                        <m:t>g</m:t>
-                      </m:r>
-                      <m:r>
-                        <m:t>​</m:t>
-                      </m:r>
-                      <m:d>
-                        <m:dPr>
-                          <m:begChr m:val="("/>
-                          <m:sepChr m:val=""/>
-                          <m:endChr m:val=")"/>
-                          <m:grow/>
-                        </m:dPr>
+                      <m:sSup>
                         <m:e>
-                          <m:r>
-                            <m:t>​</m:t>
-                          </m:r>
-                          <m:d>
-                            <m:dPr>
-                              <m:begChr m:val="("/>
-                              <m:sepChr m:val=""/>
-                              <m:endChr m:val=")"/>
-                              <m:grow/>
-                            </m:dPr>
+                          <m:acc>
+                            <m:accPr>
+                              <m:chr m:val="̂"/>
+                            </m:accPr>
                             <m:e>
                               <m:r>
-                                <m:rPr>
-                                  <m:sty m:val="p"/>
-                                </m:rPr>
-                                <m:t>(</m:t>
-                              </m:r>
-                              <m:sSub>
-                                <m:e>
-                                  <m:r>
-                                    <m:t>x</m:t>
-                                  </m:r>
-                                </m:e>
-                                <m:sub>
-                                  <m:sSup>
-                                    <m:e>
-                                      <m:r>
-                                        <m:t>i</m:t>
-                                      </m:r>
-                                    </m:e>
-                                    <m:sup>
-                                      <m:r>
-                                        <m:rPr>
-                                          <m:sty m:val="p"/>
-                                        </m:rPr>
-                                        <m:t>′</m:t>
-                                      </m:r>
-                                    </m:sup>
-                                  </m:sSup>
-                                </m:sub>
-                              </m:sSub>
-                              <m:r>
-                                <m:rPr>
-                                  <m:sty m:val="p"/>
-                                </m:rPr>
-                                <m:t>,</m:t>
-                              </m:r>
-                              <m:sSub>
-                                <m:e>
-                                  <m:r>
-                                    <m:t>y</m:t>
-                                  </m:r>
-                                </m:e>
-                                <m:sub>
-                                  <m:sSup>
-                                    <m:e>
-                                      <m:r>
-                                        <m:t>i</m:t>
-                                      </m:r>
-                                    </m:e>
-                                    <m:sup>
-                                      <m:r>
-                                        <m:rPr>
-                                          <m:sty m:val="p"/>
-                                        </m:rPr>
-                                        <m:t>′</m:t>
-                                      </m:r>
-                                    </m:sup>
-                                  </m:sSup>
-                                </m:sub>
-                              </m:sSub>
-                              <m:r>
-                                <m:rPr>
-                                  <m:sty m:val="p"/>
-                                </m:rPr>
-                                <m:t>)</m:t>
+                                <m:t>y</m:t>
                               </m:r>
                             </m:e>
-                          </m:d>
-                          <m:sSub>
-                            <m:e>
-                              <m:r>
-                                <m:t>​</m:t>
-                              </m:r>
-                            </m:e>
-                            <m:sub>
-                              <m:sSup>
-                                <m:e>
-                                  <m:r>
-                                    <m:t>i</m:t>
-                                  </m:r>
-                                </m:e>
-                                <m:sup>
-                                  <m:r>
-                                    <m:rPr>
-                                      <m:sty m:val="p"/>
-                                    </m:rPr>
-                                    <m:t>′</m:t>
-                                  </m:r>
-                                </m:sup>
-                              </m:sSup>
-                              <m:r>
-                                <m:rPr>
-                                  <m:sty m:val="p"/>
-                                </m:rPr>
-                                <m:t>∈</m:t>
-                              </m:r>
-                              <m:r>
-                                <m:t>I</m:t>
-                              </m:r>
-                              <m:r>
-                                <m:rPr>
-                                  <m:sty m:val="p"/>
-                                </m:rPr>
-                                <m:t>\</m:t>
-                              </m:r>
-                              <m:sSub>
-                                <m:e>
-                                  <m:r>
-                                    <m:rPr>
-                                      <m:scr m:val="script"/>
-                                      <m:sty m:val="p"/>
-                                    </m:rPr>
-                                    <m:t>F</m:t>
-                                  </m:r>
-                                </m:e>
-                                <m:sub>
-                                  <m:r>
-                                    <m:t>j</m:t>
-                                  </m:r>
-                                </m:sub>
-                              </m:sSub>
-                            </m:sub>
-                          </m:sSub>
+                          </m:acc>
                         </m:e>
-                      </m:d>
-                      <m:r>
-                        <m:t>​</m:t>
-                      </m:r>
+                        <m:sup>
+                          <m:r>
+                            <m:rPr>
+                              <m:sty m:val="p"/>
+                            </m:rPr>
+                            <m:t>(</m:t>
+                          </m:r>
+                          <m:r>
+                            <m:rPr>
+                              <m:sty m:val="p"/>
+                            </m:rPr>
+                            <m:t>−</m:t>
+                          </m:r>
+                          <m:r>
+                            <m:t>j</m:t>
+                          </m:r>
+                          <m:r>
+                            <m:rPr>
+                              <m:sty m:val="p"/>
+                            </m:rPr>
+                            <m:t>)</m:t>
+                          </m:r>
+                        </m:sup>
+                      </m:sSup>
                       <m:r>
                         <m:t>​</m:t>
                       </m:r>

--- a/pr-preview/pr-274/model-validation-handout-tracked-changes.docx
+++ b/pr-preview/pr-274/model-validation-handout-tracked-changes.docx
@@ -26,7 +26,7 @@
       </w:pPr>
       <w:ins w:id="2" w:author="PR Preview" w:date="2026-01-01T00:00:00Z">
         <w:r>
-          <w:t xml:space="preserve">Last modified: 2026-10-17 01:16:55 (PDT)</w:t>
+          <w:t xml:space="preserve">Last modified: 2026-10-17 01:48:51 (PDT)</w:t>
         </w:r>
       </w:ins>
     </w:p>
@@ -5076,28 +5076,32 @@
           </m:e>
         </m:acc>
         <m:r>
-          <m:rPr>
-            <m:sty m:val="p"/>
-          </m:rPr>
-          <m:t>(</m:t>
-        </m:r>
-        <m:sSub>
+          <m:t>​</m:t>
+        </m:r>
+        <m:d>
+          <m:dPr>
+            <m:begChr m:val="("/>
+            <m:sepChr m:val=""/>
+            <m:endChr m:val=")"/>
+            <m:grow/>
+          </m:dPr>
           <m:e>
-            <m:r>
-              <m:t>x</m:t>
-            </m:r>
+            <m:sSub>
+              <m:e>
+                <m:r>
+                  <m:t>x</m:t>
+                </m:r>
+              </m:e>
+              <m:sub>
+                <m:r>
+                  <m:t>i</m:t>
+                </m:r>
+              </m:sub>
+            </m:sSub>
           </m:e>
-          <m:sub>
-            <m:r>
-              <m:t>i</m:t>
-            </m:r>
-          </m:sub>
-        </m:sSub>
-        <m:r>
-          <m:rPr>
-            <m:sty m:val="p"/>
-          </m:rPr>
-          <m:t>)</m:t>
+        </m:d>
+        <m:r>
+          <m:t>​</m:t>
         </m:r>
       </m:oMath>
       <w:r>
@@ -5211,28 +5215,32 @@
                 </m:e>
               </m:acc>
               <m:r>
-                <m:rPr>
-                  <m:sty m:val="p"/>
-                </m:rPr>
-                <m:t>(</m:t>
-              </m:r>
-              <m:sSub>
+                <m:t>​</m:t>
+              </m:r>
+              <m:d>
+                <m:dPr>
+                  <m:begChr m:val="("/>
+                  <m:sepChr m:val=""/>
+                  <m:endChr m:val=")"/>
+                  <m:grow/>
+                </m:dPr>
                 <m:e>
-                  <m:r>
-                    <m:t>x</m:t>
-                  </m:r>
+                  <m:sSub>
+                    <m:e>
+                      <m:r>
+                        <m:t>x</m:t>
+                      </m:r>
+                    </m:e>
+                    <m:sub>
+                      <m:r>
+                        <m:t>i</m:t>
+                      </m:r>
+                    </m:sub>
+                  </m:sSub>
                 </m:e>
-                <m:sub>
-                  <m:r>
-                    <m:t>i</m:t>
-                  </m:r>
-                </m:sub>
-              </m:sSub>
-              <m:r>
-                <m:rPr>
-                  <m:sty m:val="p"/>
-                </m:rPr>
-                <m:t>)</m:t>
+              </m:d>
+              <m:r>
+                <m:t>​</m:t>
               </m:r>
             </m:e>
           </m:d>
@@ -5424,31 +5432,35 @@
               </m:e>
             </m:acc>
             <m:r>
-              <m:rPr>
-                <m:sty m:val="p"/>
-              </m:rPr>
-              <m:t>(</m:t>
-            </m:r>
-            <m:sSub>
+              <m:t>​</m:t>
+            </m:r>
+            <m:d>
+              <m:dPr>
+                <m:begChr m:val="("/>
+                <m:sepChr m:val=""/>
+                <m:endChr m:val=")"/>
+                <m:grow/>
+              </m:dPr>
               <m:e>
-                <m:r>
-                  <m:t>X</m:t>
-                </m:r>
+                <m:sSub>
+                  <m:e>
+                    <m:r>
+                      <m:t>X</m:t>
+                    </m:r>
+                  </m:e>
+                  <m:sub>
+                    <m:r>
+                      <m:rPr>
+                        <m:sty m:val="p"/>
+                      </m:rPr>
+                      <m:t>*</m:t>
+                    </m:r>
+                  </m:sub>
+                </m:sSub>
               </m:e>
-              <m:sub>
-                <m:r>
-                  <m:rPr>
-                    <m:sty m:val="p"/>
-                  </m:rPr>
-                  <m:t>*</m:t>
-                </m:r>
-              </m:sub>
-            </m:sSub>
-            <m:r>
-              <m:rPr>
-                <m:sty m:val="p"/>
-              </m:rPr>
-              <m:t>)</m:t>
+            </m:d>
+            <m:r>
+              <m:t>​</m:t>
             </m:r>
           </m:e>
         </m:d>
@@ -13134,31 +13146,35 @@
           </m:e>
         </m:acc>
         <m:r>
-          <m:rPr>
-            <m:sty m:val="p"/>
-          </m:rPr>
-          <m:t>(</m:t>
-        </m:r>
-        <m:sSub>
+          <m:t>​</m:t>
+        </m:r>
+        <m:d>
+          <m:dPr>
+            <m:begChr m:val="("/>
+            <m:sepChr m:val=""/>
+            <m:endChr m:val=")"/>
+            <m:grow/>
+          </m:dPr>
           <m:e>
-            <m:r>
-              <m:t>X</m:t>
-            </m:r>
+            <m:sSub>
+              <m:e>
+                <m:r>
+                  <m:t>X</m:t>
+                </m:r>
+              </m:e>
+              <m:sub>
+                <m:r>
+                  <m:rPr>
+                    <m:sty m:val="p"/>
+                  </m:rPr>
+                  <m:t>*</m:t>
+                </m:r>
+              </m:sub>
+            </m:sSub>
           </m:e>
-          <m:sub>
-            <m:r>
-              <m:rPr>
-                <m:sty m:val="p"/>
-              </m:rPr>
-              <m:t>*</m:t>
-            </m:r>
-          </m:sub>
-        </m:sSub>
-        <m:r>
-          <m:rPr>
-            <m:sty m:val="p"/>
-          </m:rPr>
-          <m:t>)</m:t>
+        </m:d>
+        <m:r>
+          <m:t>​</m:t>
         </m:r>
         <m:r>
           <m:rPr>
@@ -15682,21 +15698,6 @@
         <m:r>
           <m:t>μ</m:t>
         </m:r>
-        <m:r>
-          <m:rPr>
-            <m:sty m:val="p"/>
-          </m:rPr>
-          <m:t>(</m:t>
-        </m:r>
-        <m:r>
-          <m:t>x</m:t>
-        </m:r>
-        <m:r>
-          <m:rPr>
-            <m:sty m:val="p"/>
-          </m:rPr>
-          <m:t>)</m:t>
-        </m:r>
       </m:oMath>
       <w:r>
         <w:t xml:space="preserve">,</w:t>
@@ -15936,21 +15937,6 @@
           <m:rPr>
             <m:sty m:val="p"/>
           </m:rPr>
-          <m:t>(</m:t>
-        </m:r>
-        <m:r>
-          <m:t>x</m:t>
-        </m:r>
-        <m:r>
-          <m:rPr>
-            <m:sty m:val="p"/>
-          </m:rPr>
-          <m:t>)</m:t>
-        </m:r>
-        <m:r>
-          <m:rPr>
-            <m:sty m:val="p"/>
-          </m:rPr>
           <m:t>=</m:t>
         </m:r>
         <m:r>
@@ -16071,25 +16057,6 @@
                       </m:r>
                     </m:e>
                   </m:acc>
-                  <m:r>
-                    <m:t>​</m:t>
-                  </m:r>
-                  <m:d>
-                    <m:dPr>
-                      <m:begChr m:val="("/>
-                      <m:sepChr m:val=""/>
-                      <m:endChr m:val=")"/>
-                      <m:grow/>
-                    </m:dPr>
-                    <m:e>
-                      <m:r>
-                        <m:t>x</m:t>
-                      </m:r>
-                    </m:e>
-                  </m:d>
-                  <m:r>
-                    <m:t>​</m:t>
-                  </m:r>
                 </m:e>
               </m:d>
               <m:r>
@@ -16145,25 +16112,6 @@
                           </m:r>
                         </m:e>
                       </m:acc>
-                      <m:r>
-                        <m:t>​</m:t>
-                      </m:r>
-                      <m:d>
-                        <m:dPr>
-                          <m:begChr m:val="("/>
-                          <m:sepChr m:val=""/>
-                          <m:endChr m:val=")"/>
-                          <m:grow/>
-                        </m:dPr>
-                        <m:e>
-                          <m:r>
-                            <m:t>x</m:t>
-                          </m:r>
-                        </m:e>
-                      </m:d>
-                      <m:r>
-                        <m:t>​</m:t>
-                      </m:r>
                     </m:e>
                   </m:d>
                   <m:r>
@@ -16212,25 +16160,6 @@
                       </m:r>
                     </m:e>
                   </m:acc>
-                  <m:r>
-                    <m:t>​</m:t>
-                  </m:r>
-                  <m:d>
-                    <m:dPr>
-                      <m:begChr m:val="("/>
-                      <m:sepChr m:val=""/>
-                      <m:endChr m:val=")"/>
-                      <m:grow/>
-                    </m:dPr>
-                    <m:e>
-                      <m:r>
-                        <m:t>x</m:t>
-                      </m:r>
-                    </m:e>
-                  </m:d>
-                  <m:r>
-                    <m:t>​</m:t>
-                  </m:r>
                 </m:e>
               </m:d>
               <m:r>
@@ -16244,21 +16173,6 @@
               </m:r>
               <m:r>
                 <m:t>μ</m:t>
-              </m:r>
-              <m:r>
-                <m:rPr>
-                  <m:sty m:val="p"/>
-                </m:rPr>
-                <m:t>(</m:t>
-              </m:r>
-              <m:r>
-                <m:t>x</m:t>
-              </m:r>
-              <m:r>
-                <m:rPr>
-                  <m:sty m:val="p"/>
-                </m:rPr>
-                <m:t>)</m:t>
               </m:r>
             </m:e>
             <m:e>
@@ -16398,25 +16312,6 @@
             </m:r>
           </m:e>
         </m:acc>
-        <m:r>
-          <m:t>​</m:t>
-        </m:r>
-        <m:d>
-          <m:dPr>
-            <m:begChr m:val="("/>
-            <m:sepChr m:val=""/>
-            <m:endChr m:val=")"/>
-            <m:grow/>
-          </m:dPr>
-          <m:e>
-            <m:r>
-              <m:t>x</m:t>
-            </m:r>
-          </m:e>
-        </m:d>
-        <m:r>
-          <m:t>​</m:t>
-        </m:r>
       </m:oMath>
       <w:r>
         <w:t xml:space="preserve"> </w:t>
@@ -16481,25 +16376,6 @@
                 </m:r>
               </m:e>
             </m:acc>
-            <m:r>
-              <m:t>​</m:t>
-            </m:r>
-            <m:d>
-              <m:dPr>
-                <m:begChr m:val="("/>
-                <m:sepChr m:val=""/>
-                <m:endChr m:val=")"/>
-                <m:grow/>
-              </m:dPr>
-              <m:e>
-                <m:r>
-                  <m:t>x</m:t>
-                </m:r>
-              </m:e>
-            </m:d>
-            <m:r>
-              <m:t>​</m:t>
-            </m:r>
           </m:e>
         </m:d>
         <m:r>
@@ -16567,25 +16443,6 @@
                 </m:r>
               </m:e>
             </m:acc>
-            <m:r>
-              <m:t>​</m:t>
-            </m:r>
-            <m:d>
-              <m:dPr>
-                <m:begChr m:val="("/>
-                <m:sepChr m:val=""/>
-                <m:endChr m:val=")"/>
-                <m:grow/>
-              </m:dPr>
-              <m:e>
-                <m:r>
-                  <m:t>x</m:t>
-                </m:r>
-              </m:e>
-            </m:d>
-            <m:r>
-              <m:t>​</m:t>
-            </m:r>
           </m:e>
         </m:d>
         <m:r>
@@ -16637,21 +16494,6 @@
         </m:r>
         <m:r>
           <m:t>μ</m:t>
-        </m:r>
-        <m:r>
-          <m:rPr>
-            <m:sty m:val="p"/>
-          </m:rPr>
-          <m:t>(</m:t>
-        </m:r>
-        <m:r>
-          <m:t>x</m:t>
-        </m:r>
-        <m:r>
-          <m:rPr>
-            <m:sty m:val="p"/>
-          </m:rPr>
-          <m:t>)</m:t>
         </m:r>
         <m:r>
           <m:rPr>
@@ -16746,25 +16588,6 @@
             </m:r>
           </m:e>
         </m:acc>
-        <m:r>
-          <m:t>​</m:t>
-        </m:r>
-        <m:d>
-          <m:dPr>
-            <m:begChr m:val="("/>
-            <m:sepChr m:val=""/>
-            <m:endChr m:val=")"/>
-            <m:grow/>
-          </m:dPr>
-          <m:e>
-            <m:r>
-              <m:t>x</m:t>
-            </m:r>
-          </m:e>
-        </m:d>
-        <m:r>
-          <m:t>​</m:t>
-        </m:r>
       </m:oMath>
       <w:r>
         <w:t xml:space="preserve">.</w:t>
@@ -16839,25 +16662,6 @@
                 </m:r>
               </m:e>
             </m:acc>
-            <m:r>
-              <m:t>​</m:t>
-            </m:r>
-            <m:d>
-              <m:dPr>
-                <m:begChr m:val="("/>
-                <m:sepChr m:val=""/>
-                <m:endChr m:val=")"/>
-                <m:grow/>
-              </m:dPr>
-              <m:e>
-                <m:r>
-                  <m:t>x</m:t>
-                </m:r>
-              </m:e>
-            </m:d>
-            <m:r>
-              <m:t>​</m:t>
-            </m:r>
             <m:sSup>
               <m:e>
                 <m:r>
@@ -16908,25 +16712,6 @@
             </m:r>
           </m:e>
         </m:acc>
-        <m:r>
-          <m:t>​</m:t>
-        </m:r>
-        <m:d>
-          <m:dPr>
-            <m:begChr m:val="("/>
-            <m:sepChr m:val=""/>
-            <m:endChr m:val=")"/>
-            <m:grow/>
-          </m:dPr>
-          <m:e>
-            <m:r>
-              <m:t>x</m:t>
-            </m:r>
-          </m:e>
-        </m:d>
-        <m:r>
-          <m:t>​</m:t>
-        </m:r>
       </m:oMath>
       <w:r>
         <w:t xml:space="preserve">,</w:t>
@@ -16969,25 +16754,6 @@
             </m:r>
           </m:e>
         </m:acc>
-        <m:r>
-          <m:t>​</m:t>
-        </m:r>
-        <m:d>
-          <m:dPr>
-            <m:begChr m:val="("/>
-            <m:sepChr m:val=""/>
-            <m:endChr m:val=")"/>
-            <m:grow/>
-          </m:dPr>
-          <m:e>
-            <m:r>
-              <m:t>x</m:t>
-            </m:r>
-          </m:e>
-        </m:d>
-        <m:r>
-          <m:t>​</m:t>
-        </m:r>
       </m:oMath>
       <w:r>
         <w:t xml:space="preserve">,</w:t>
@@ -17216,25 +16982,6 @@
             </m:r>
           </m:e>
         </m:acc>
-        <m:r>
-          <m:t>​</m:t>
-        </m:r>
-        <m:d>
-          <m:dPr>
-            <m:begChr m:val="("/>
-            <m:sepChr m:val=""/>
-            <m:endChr m:val=")"/>
-            <m:grow/>
-          </m:dPr>
-          <m:e>
-            <m:r>
-              <m:t>x</m:t>
-            </m:r>
-          </m:e>
-        </m:d>
-        <m:r>
-          <m:t>​</m:t>
-        </m:r>
       </m:oMath>
       <w:r>
         <w:t xml:space="preserve">,</w:t>
@@ -17390,21 +17137,6 @@
         </m:r>
         <m:r>
           <m:t>μ</m:t>
-        </m:r>
-        <m:r>
-          <m:rPr>
-            <m:sty m:val="p"/>
-          </m:rPr>
-          <m:t>(</m:t>
-        </m:r>
-        <m:r>
-          <m:t>x</m:t>
-        </m:r>
-        <m:r>
-          <m:rPr>
-            <m:sty m:val="p"/>
-          </m:rPr>
-          <m:t>)</m:t>
         </m:r>
         <m:r>
           <m:rPr>
@@ -17594,21 +17326,6 @@
       <m:oMath>
         <m:r>
           <m:t>μ</m:t>
-        </m:r>
-        <m:r>
-          <m:rPr>
-            <m:sty m:val="p"/>
-          </m:rPr>
-          <m:t>(</m:t>
-        </m:r>
-        <m:r>
-          <m:t>x</m:t>
-        </m:r>
-        <m:r>
-          <m:rPr>
-            <m:sty m:val="p"/>
-          </m:rPr>
-          <m:t>)</m:t>
         </m:r>
       </m:oMath>
       <w:r>
@@ -17702,25 +17419,6 @@
                           </m:r>
                         </m:e>
                       </m:acc>
-                      <m:r>
-                        <m:t>​</m:t>
-                      </m:r>
-                      <m:d>
-                        <m:dPr>
-                          <m:begChr m:val="("/>
-                          <m:sepChr m:val=""/>
-                          <m:endChr m:val=")"/>
-                          <m:grow/>
-                        </m:dPr>
-                        <m:e>
-                          <m:r>
-                            <m:t>x</m:t>
-                          </m:r>
-                        </m:e>
-                      </m:d>
-                      <m:r>
-                        <m:t>​</m:t>
-                      </m:r>
                     </m:e>
                   </m:d>
                   <m:r>
@@ -17835,21 +17533,6 @@
         <m:r>
           <m:t>μ</m:t>
         </m:r>
-        <m:r>
-          <m:rPr>
-            <m:sty m:val="p"/>
-          </m:rPr>
-          <m:t>(</m:t>
-        </m:r>
-        <m:r>
-          <m:t>x</m:t>
-        </m:r>
-        <m:r>
-          <m:rPr>
-            <m:sty m:val="p"/>
-          </m:rPr>
-          <m:t>)</m:t>
-        </m:r>
       </m:oMath>
       <w:r>
         <w:t xml:space="preserve">:</w:t>
@@ -17897,25 +17580,6 @@
                   </m:r>
                 </m:e>
               </m:acc>
-              <m:r>
-                <m:t>​</m:t>
-              </m:r>
-              <m:d>
-                <m:dPr>
-                  <m:begChr m:val="("/>
-                  <m:sepChr m:val=""/>
-                  <m:endChr m:val=")"/>
-                  <m:grow/>
-                </m:dPr>
-                <m:e>
-                  <m:r>
-                    <m:t>x</m:t>
-                  </m:r>
-                </m:e>
-              </m:d>
-              <m:r>
-                <m:t>​</m:t>
-              </m:r>
               <m:r>
                 <m:t>&amp;</m:t>
               </m:r>
@@ -17960,21 +17624,6 @@
                   <m:r>
                     <m:t>μ</m:t>
                   </m:r>
-                  <m:r>
-                    <m:rPr>
-                      <m:sty m:val="p"/>
-                    </m:rPr>
-                    <m:t>(</m:t>
-                  </m:r>
-                  <m:r>
-                    <m:t>x</m:t>
-                  </m:r>
-                  <m:r>
-                    <m:rPr>
-                      <m:sty m:val="p"/>
-                    </m:rPr>
-                    <m:t>)</m:t>
-                  </m:r>
                 </m:e>
               </m:d>
               <m:r>
@@ -17999,21 +17648,6 @@
                 <m:e>
                   <m:r>
                     <m:t>μ</m:t>
-                  </m:r>
-                  <m:r>
-                    <m:rPr>
-                      <m:sty m:val="p"/>
-                    </m:rPr>
-                    <m:t>(</m:t>
-                  </m:r>
-                  <m:r>
-                    <m:t>x</m:t>
-                  </m:r>
-                  <m:r>
-                    <m:rPr>
-                      <m:sty m:val="p"/>
-                    </m:rPr>
-                    <m:t>)</m:t>
                   </m:r>
                   <m:r>
                     <m:rPr>
@@ -18031,25 +17665,6 @@
                       </m:r>
                     </m:e>
                   </m:acc>
-                  <m:r>
-                    <m:t>​</m:t>
-                  </m:r>
-                  <m:d>
-                    <m:dPr>
-                      <m:begChr m:val="("/>
-                      <m:sepChr m:val=""/>
-                      <m:endChr m:val=")"/>
-                      <m:grow/>
-                    </m:dPr>
-                    <m:e>
-                      <m:r>
-                        <m:t>x</m:t>
-                      </m:r>
-                    </m:e>
-                  </m:d>
-                  <m:r>
-                    <m:t>​</m:t>
-                  </m:r>
                 </m:e>
               </m:d>
               <m:r>
@@ -18070,21 +17685,6 @@
               </m:r>
               <m:r>
                 <m:t>μ</m:t>
-              </m:r>
-              <m:r>
-                <m:rPr>
-                  <m:sty m:val="p"/>
-                </m:rPr>
-                <m:t>(</m:t>
-              </m:r>
-              <m:r>
-                <m:t>x</m:t>
-              </m:r>
-              <m:r>
-                <m:rPr>
-                  <m:sty m:val="p"/>
-                </m:rPr>
-                <m:t>)</m:t>
               </m:r>
               <m:r>
                 <m:rPr>
@@ -18126,21 +17726,6 @@
                 <m:e>
                   <m:r>
                     <m:t>μ</m:t>
-                  </m:r>
-                  <m:r>
-                    <m:rPr>
-                      <m:sty m:val="p"/>
-                    </m:rPr>
-                    <m:t>(</m:t>
-                  </m:r>
-                  <m:r>
-                    <m:t>x</m:t>
-                  </m:r>
-                  <m:r>
-                    <m:rPr>
-                      <m:sty m:val="p"/>
-                    </m:rPr>
-                    <m:t>)</m:t>
                   </m:r>
                   <m:r>
                     <m:rPr>
@@ -18158,25 +17743,6 @@
                       </m:r>
                     </m:e>
                   </m:acc>
-                  <m:r>
-                    <m:t>​</m:t>
-                  </m:r>
-                  <m:d>
-                    <m:dPr>
-                      <m:begChr m:val="("/>
-                      <m:sepChr m:val=""/>
-                      <m:endChr m:val=")"/>
-                      <m:grow/>
-                    </m:dPr>
-                    <m:e>
-                      <m:r>
-                        <m:t>x</m:t>
-                      </m:r>
-                    </m:e>
-                  </m:d>
-                  <m:r>
-                    <m:t>​</m:t>
-                  </m:r>
                 </m:e>
               </m:d>
               <m:r>
@@ -18285,25 +17851,6 @@
                           </m:r>
                         </m:e>
                       </m:acc>
-                      <m:r>
-                        <m:t>​</m:t>
-                      </m:r>
-                      <m:d>
-                        <m:dPr>
-                          <m:begChr m:val="("/>
-                          <m:sepChr m:val=""/>
-                          <m:endChr m:val=")"/>
-                          <m:grow/>
-                        </m:dPr>
-                        <m:e>
-                          <m:r>
-                            <m:t>x</m:t>
-                          </m:r>
-                        </m:e>
-                      </m:d>
-                      <m:r>
-                        <m:t>​</m:t>
-                      </m:r>
                     </m:e>
                   </m:d>
                   <m:r>
@@ -18362,21 +17909,6 @@
                 <m:e>
                   <m:r>
                     <m:t>μ</m:t>
-                  </m:r>
-                  <m:r>
-                    <m:rPr>
-                      <m:sty m:val="p"/>
-                    </m:rPr>
-                    <m:t>(</m:t>
-                  </m:r>
-                  <m:r>
-                    <m:t>x</m:t>
-                  </m:r>
-                  <m:r>
-                    <m:rPr>
-                      <m:sty m:val="p"/>
-                    </m:rPr>
-                    <m:t>)</m:t>
                   </m:r>
                   <m:r>
                     <m:rPr>
@@ -18394,25 +17926,6 @@
                       </m:r>
                     </m:e>
                   </m:acc>
-                  <m:r>
-                    <m:t>​</m:t>
-                  </m:r>
-                  <m:d>
-                    <m:dPr>
-                      <m:begChr m:val="("/>
-                      <m:sepChr m:val=""/>
-                      <m:endChr m:val=")"/>
-                      <m:grow/>
-                    </m:dPr>
-                    <m:e>
-                      <m:r>
-                        <m:t>x</m:t>
-                      </m:r>
-                    </m:e>
-                  </m:d>
-                  <m:r>
-                    <m:t>​</m:t>
-                  </m:r>
                 </m:e>
               </m:d>
               <m:r>
@@ -18444,21 +17957,6 @@
                         <m:rPr>
                           <m:sty m:val="p"/>
                         </m:rPr>
-                        <m:t>(</m:t>
-                      </m:r>
-                      <m:r>
-                        <m:t>x</m:t>
-                      </m:r>
-                      <m:r>
-                        <m:rPr>
-                          <m:sty m:val="p"/>
-                        </m:rPr>
-                        <m:t>)</m:t>
-                      </m:r>
-                      <m:r>
-                        <m:rPr>
-                          <m:sty m:val="p"/>
-                        </m:rPr>
                         <m:t>−</m:t>
                       </m:r>
                       <m:acc>
@@ -18471,25 +17969,6 @@
                           </m:r>
                         </m:e>
                       </m:acc>
-                      <m:r>
-                        <m:t>​</m:t>
-                      </m:r>
-                      <m:d>
-                        <m:dPr>
-                          <m:begChr m:val="("/>
-                          <m:sepChr m:val=""/>
-                          <m:endChr m:val=")"/>
-                          <m:grow/>
-                        </m:dPr>
-                        <m:e>
-                          <m:r>
-                            <m:t>x</m:t>
-                          </m:r>
-                        </m:e>
-                      </m:d>
-                      <m:r>
-                        <m:t>​</m:t>
-                      </m:r>
                     </m:e>
                   </m:d>
                   <m:r>
@@ -19050,21 +18529,6 @@
         <m:r>
           <m:t>μ</m:t>
         </m:r>
-        <m:r>
-          <m:rPr>
-            <m:sty m:val="p"/>
-          </m:rPr>
-          <m:t>(</m:t>
-        </m:r>
-        <m:r>
-          <m:t>x</m:t>
-        </m:r>
-        <m:r>
-          <m:rPr>
-            <m:sty m:val="p"/>
-          </m:rPr>
-          <m:t>)</m:t>
-        </m:r>
       </m:oMath>
       <w:r>
         <w:t xml:space="preserve"> </w:t>
@@ -19226,25 +18690,6 @@
             </m:r>
           </m:e>
         </m:acc>
-        <m:r>
-          <m:t>​</m:t>
-        </m:r>
-        <m:d>
-          <m:dPr>
-            <m:begChr m:val="("/>
-            <m:sepChr m:val=""/>
-            <m:endChr m:val=")"/>
-            <m:grow/>
-          </m:dPr>
-          <m:e>
-            <m:r>
-              <m:t>x</m:t>
-            </m:r>
-          </m:e>
-        </m:d>
-        <m:r>
-          <m:t>​</m:t>
-        </m:r>
       </m:oMath>
       <w:r>
         <w:t xml:space="preserve"> </w:t>
@@ -19258,21 +18703,6 @@
       <m:oMath>
         <m:r>
           <m:t>μ</m:t>
-        </m:r>
-        <m:r>
-          <m:rPr>
-            <m:sty m:val="p"/>
-          </m:rPr>
-          <m:t>(</m:t>
-        </m:r>
-        <m:r>
-          <m:t>x</m:t>
-        </m:r>
-        <m:r>
-          <m:rPr>
-            <m:sty m:val="p"/>
-          </m:rPr>
-          <m:t>)</m:t>
         </m:r>
         <m:r>
           <m:rPr>
@@ -19290,25 +18720,6 @@
             </m:r>
           </m:e>
         </m:acc>
-        <m:r>
-          <m:t>​</m:t>
-        </m:r>
-        <m:d>
-          <m:dPr>
-            <m:begChr m:val="("/>
-            <m:sepChr m:val=""/>
-            <m:endChr m:val=")"/>
-            <m:grow/>
-          </m:dPr>
-          <m:e>
-            <m:r>
-              <m:t>x</m:t>
-            </m:r>
-          </m:e>
-        </m:d>
-        <m:r>
-          <m:t>​</m:t>
-        </m:r>
       </m:oMath>
       <w:r>
         <w:t xml:space="preserve">.</w:t>
@@ -19372,21 +18783,6 @@
                         <m:rPr>
                           <m:sty m:val="p"/>
                         </m:rPr>
-                        <m:t>(</m:t>
-                      </m:r>
-                      <m:r>
-                        <m:t>x</m:t>
-                      </m:r>
-                      <m:r>
-                        <m:rPr>
-                          <m:sty m:val="p"/>
-                        </m:rPr>
-                        <m:t>)</m:t>
-                      </m:r>
-                      <m:r>
-                        <m:rPr>
-                          <m:sty m:val="p"/>
-                        </m:rPr>
                         <m:t>−</m:t>
                       </m:r>
                       <m:acc>
@@ -19399,25 +18795,6 @@
                           </m:r>
                         </m:e>
                       </m:acc>
-                      <m:r>
-                        <m:t>​</m:t>
-                      </m:r>
-                      <m:d>
-                        <m:dPr>
-                          <m:begChr m:val="("/>
-                          <m:sepChr m:val=""/>
-                          <m:endChr m:val=")"/>
-                          <m:grow/>
-                        </m:dPr>
-                        <m:e>
-                          <m:r>
-                            <m:t>x</m:t>
-                          </m:r>
-                        </m:e>
-                      </m:d>
-                      <m:r>
-                        <m:t>​</m:t>
-                      </m:r>
                     </m:e>
                   </m:d>
                   <m:r>
@@ -19478,21 +18855,6 @@
                         <m:rPr>
                           <m:sty m:val="p"/>
                         </m:rPr>
-                        <m:t>(</m:t>
-                      </m:r>
-                      <m:r>
-                        <m:t>x</m:t>
-                      </m:r>
-                      <m:r>
-                        <m:rPr>
-                          <m:sty m:val="p"/>
-                        </m:rPr>
-                        <m:t>)</m:t>
-                      </m:r>
-                      <m:r>
-                        <m:rPr>
-                          <m:sty m:val="p"/>
-                        </m:rPr>
                         <m:t>−</m:t>
                       </m:r>
                       <m:acc>
@@ -19505,25 +18867,6 @@
                           </m:r>
                         </m:e>
                       </m:acc>
-                      <m:r>
-                        <m:t>​</m:t>
-                      </m:r>
-                      <m:d>
-                        <m:dPr>
-                          <m:begChr m:val="("/>
-                          <m:sepChr m:val=""/>
-                          <m:endChr m:val=")"/>
-                          <m:grow/>
-                        </m:dPr>
-                        <m:e>
-                          <m:r>
-                            <m:t>x</m:t>
-                          </m:r>
-                        </m:e>
-                      </m:d>
-                      <m:r>
-                        <m:t>​</m:t>
-                      </m:r>
                     </m:e>
                   </m:d>
                   <m:r>
@@ -19605,21 +18948,6 @@
                 <m:e>
                   <m:r>
                     <m:t>μ</m:t>
-                  </m:r>
-                  <m:r>
-                    <m:rPr>
-                      <m:sty m:val="p"/>
-                    </m:rPr>
-                    <m:t>(</m:t>
-                  </m:r>
-                  <m:r>
-                    <m:t>x</m:t>
-                  </m:r>
-                  <m:r>
-                    <m:rPr>
-                      <m:sty m:val="p"/>
-                    </m:rPr>
-                    <m:t>)</m:t>
                   </m:r>
                   <m:r>
                     <m:rPr>
@@ -19637,25 +18965,6 @@
                       </m:r>
                     </m:e>
                   </m:acc>
-                  <m:r>
-                    <m:t>​</m:t>
-                  </m:r>
-                  <m:d>
-                    <m:dPr>
-                      <m:begChr m:val="("/>
-                      <m:sepChr m:val=""/>
-                      <m:endChr m:val=")"/>
-                      <m:grow/>
-                    </m:dPr>
-                    <m:e>
-                      <m:r>
-                        <m:t>x</m:t>
-                      </m:r>
-                    </m:e>
-                  </m:d>
-                  <m:r>
-                    <m:t>​</m:t>
-                  </m:r>
                 </m:e>
               </m:d>
               <m:r>
@@ -19722,21 +19031,6 @@
                 <m:e>
                   <m:r>
                     <m:t>μ</m:t>
-                  </m:r>
-                  <m:r>
-                    <m:rPr>
-                      <m:sty m:val="p"/>
-                    </m:rPr>
-                    <m:t>(</m:t>
-                  </m:r>
-                  <m:r>
-                    <m:t>x</m:t>
-                  </m:r>
-                  <m:r>
-                    <m:rPr>
-                      <m:sty m:val="p"/>
-                    </m:rPr>
-                    <m:t>)</m:t>
                   </m:r>
                   <m:r>
                     <m:rPr>
@@ -19754,25 +19048,6 @@
                       </m:r>
                     </m:e>
                   </m:acc>
-                  <m:r>
-                    <m:t>​</m:t>
-                  </m:r>
-                  <m:d>
-                    <m:dPr>
-                      <m:begChr m:val="("/>
-                      <m:sepChr m:val=""/>
-                      <m:endChr m:val=")"/>
-                      <m:grow/>
-                    </m:dPr>
-                    <m:e>
-                      <m:r>
-                        <m:t>x</m:t>
-                      </m:r>
-                    </m:e>
-                  </m:d>
-                  <m:r>
-                    <m:t>​</m:t>
-                  </m:r>
                 </m:e>
               </m:d>
               <m:r>
@@ -19912,25 +19187,6 @@
                           </m:r>
                         </m:e>
                       </m:acc>
-                      <m:r>
-                        <m:t>​</m:t>
-                      </m:r>
-                      <m:d>
-                        <m:dPr>
-                          <m:begChr m:val="("/>
-                          <m:sepChr m:val=""/>
-                          <m:endChr m:val=")"/>
-                          <m:grow/>
-                        </m:dPr>
-                        <m:e>
-                          <m:r>
-                            <m:t>x</m:t>
-                          </m:r>
-                        </m:e>
-                      </m:d>
-                      <m:r>
-                        <m:t>​</m:t>
-                      </m:r>
                     </m:e>
                   </m:d>
                   <m:r>
@@ -20009,21 +19265,6 @@
                         <m:rPr>
                           <m:sty m:val="p"/>
                         </m:rPr>
-                        <m:t>(</m:t>
-                      </m:r>
-                      <m:r>
-                        <m:t>x</m:t>
-                      </m:r>
-                      <m:r>
-                        <m:rPr>
-                          <m:sty m:val="p"/>
-                        </m:rPr>
-                        <m:t>)</m:t>
-                      </m:r>
-                      <m:r>
-                        <m:rPr>
-                          <m:sty m:val="p"/>
-                        </m:rPr>
                         <m:t>−</m:t>
                       </m:r>
                       <m:acc>
@@ -20036,25 +19277,6 @@
                           </m:r>
                         </m:e>
                       </m:acc>
-                      <m:r>
-                        <m:t>​</m:t>
-                      </m:r>
-                      <m:d>
-                        <m:dPr>
-                          <m:begChr m:val="("/>
-                          <m:sepChr m:val=""/>
-                          <m:endChr m:val=")"/>
-                          <m:grow/>
-                        </m:dPr>
-                        <m:e>
-                          <m:r>
-                            <m:t>x</m:t>
-                          </m:r>
-                        </m:e>
-                      </m:d>
-                      <m:r>
-                        <m:t>​</m:t>
-                      </m:r>
                     </m:e>
                   </m:d>
                   <m:r>
@@ -20200,21 +19422,6 @@
               <m:rPr>
                 <m:sty m:val="p"/>
               </m:rPr>
-              <m:t>(</m:t>
-            </m:r>
-            <m:r>
-              <m:t>x</m:t>
-            </m:r>
-            <m:r>
-              <m:rPr>
-                <m:sty m:val="p"/>
-              </m:rPr>
-              <m:t>)</m:t>
-            </m:r>
-            <m:r>
-              <m:rPr>
-                <m:sty m:val="p"/>
-              </m:rPr>
               <m:t>−</m:t>
             </m:r>
             <m:acc>
@@ -20227,25 +19434,6 @@
                 </m:r>
               </m:e>
             </m:acc>
-            <m:r>
-              <m:t>​</m:t>
-            </m:r>
-            <m:d>
-              <m:dPr>
-                <m:begChr m:val="("/>
-                <m:sepChr m:val=""/>
-                <m:endChr m:val=")"/>
-                <m:grow/>
-              </m:dPr>
-              <m:e>
-                <m:r>
-                  <m:t>x</m:t>
-                </m:r>
-              </m:e>
-            </m:d>
-            <m:r>
-              <m:t>​</m:t>
-            </m:r>
           </m:e>
         </m:d>
         <m:r>
@@ -20351,21 +19539,6 @@
                         <m:rPr>
                           <m:sty m:val="p"/>
                         </m:rPr>
-                        <m:t>(</m:t>
-                      </m:r>
-                      <m:r>
-                        <m:t>x</m:t>
-                      </m:r>
-                      <m:r>
-                        <m:rPr>
-                          <m:sty m:val="p"/>
-                        </m:rPr>
-                        <m:t>)</m:t>
-                      </m:r>
-                      <m:r>
-                        <m:rPr>
-                          <m:sty m:val="p"/>
-                        </m:rPr>
                         <m:t>−</m:t>
                       </m:r>
                       <m:acc>
@@ -20378,25 +19551,6 @@
                           </m:r>
                         </m:e>
                       </m:acc>
-                      <m:r>
-                        <m:t>​</m:t>
-                      </m:r>
-                      <m:d>
-                        <m:dPr>
-                          <m:begChr m:val="("/>
-                          <m:sepChr m:val=""/>
-                          <m:endChr m:val=")"/>
-                          <m:grow/>
-                        </m:dPr>
-                        <m:e>
-                          <m:r>
-                            <m:t>x</m:t>
-                          </m:r>
-                        </m:e>
-                      </m:d>
-                      <m:r>
-                        <m:t>​</m:t>
-                      </m:r>
                     </m:e>
                   </m:d>
                   <m:r>
@@ -20634,21 +19788,6 @@
         <m:r>
           <m:t>μ</m:t>
         </m:r>
-        <m:r>
-          <m:rPr>
-            <m:sty m:val="p"/>
-          </m:rPr>
-          <m:t>(</m:t>
-        </m:r>
-        <m:r>
-          <m:t>x</m:t>
-        </m:r>
-        <m:r>
-          <m:rPr>
-            <m:sty m:val="p"/>
-          </m:rPr>
-          <m:t>)</m:t>
-        </m:r>
       </m:oMath>
       <w:ins w:id="221" w:author="PR Preview" w:date="2026-01-01T00:00:00Z">
         <w:r>
@@ -20753,25 +19892,6 @@
             </m:r>
           </m:sub>
         </m:sSub>
-        <m:r>
-          <m:t>​</m:t>
-        </m:r>
-        <m:d>
-          <m:dPr>
-            <m:begChr m:val="("/>
-            <m:sepChr m:val=""/>
-            <m:endChr m:val=")"/>
-            <m:grow/>
-          </m:dPr>
-          <m:e>
-            <m:r>
-              <m:t>x</m:t>
-            </m:r>
-          </m:e>
-        </m:d>
-        <m:r>
-          <m:t>​</m:t>
-        </m:r>
       </m:oMath>
       <w:ins w:id="237" w:author="PR Preview" w:date="2026-01-01T00:00:00Z">
         <w:r>
@@ -20891,21 +20011,6 @@
                 <m:rPr>
                   <m:sty m:val="p"/>
                 </m:rPr>
-                <m:t>(</m:t>
-              </m:r>
-              <m:r>
-                <m:t>x</m:t>
-              </m:r>
-              <m:r>
-                <m:rPr>
-                  <m:sty m:val="p"/>
-                </m:rPr>
-                <m:t>)</m:t>
-              </m:r>
-              <m:r>
-                <m:rPr>
-                  <m:sty m:val="p"/>
-                </m:rPr>
                 <m:t>−</m:t>
               </m:r>
               <m:acc>
@@ -20919,25 +20024,6 @@
                 </m:e>
               </m:acc>
               <m:r>
-                <m:t>​</m:t>
-              </m:r>
-              <m:d>
-                <m:dPr>
-                  <m:begChr m:val="("/>
-                  <m:sepChr m:val=""/>
-                  <m:endChr m:val=")"/>
-                  <m:grow/>
-                </m:dPr>
-                <m:e>
-                  <m:r>
-                    <m:t>x</m:t>
-                  </m:r>
-                </m:e>
-              </m:d>
-              <m:r>
-                <m:t>​</m:t>
-              </m:r>
-              <m:r>
                 <m:t>&amp;</m:t>
               </m:r>
               <m:r>
@@ -20959,21 +20045,6 @@
                 <m:e>
                   <m:r>
                     <m:t>μ</m:t>
-                  </m:r>
-                  <m:r>
-                    <m:rPr>
-                      <m:sty m:val="p"/>
-                    </m:rPr>
-                    <m:t>(</m:t>
-                  </m:r>
-                  <m:r>
-                    <m:t>x</m:t>
-                  </m:r>
-                  <m:r>
-                    <m:rPr>
-                      <m:sty m:val="p"/>
-                    </m:rPr>
-                    <m:t>)</m:t>
                   </m:r>
                   <m:r>
                     <m:rPr>
@@ -20993,25 +20064,6 @@
                       </m:r>
                     </m:sub>
                   </m:sSub>
-                  <m:r>
-                    <m:t>​</m:t>
-                  </m:r>
-                  <m:d>
-                    <m:dPr>
-                      <m:begChr m:val="("/>
-                      <m:sepChr m:val=""/>
-                      <m:endChr m:val=")"/>
-                      <m:grow/>
-                    </m:dPr>
-                    <m:e>
-                      <m:r>
-                        <m:t>x</m:t>
-                      </m:r>
-                    </m:e>
-                  </m:d>
-                  <m:r>
-                    <m:t>​</m:t>
-                  </m:r>
                 </m:e>
               </m:d>
               <m:r>
@@ -21047,25 +20099,6 @@
                     </m:sub>
                   </m:sSub>
                   <m:r>
-                    <m:t>​</m:t>
-                  </m:r>
-                  <m:d>
-                    <m:dPr>
-                      <m:begChr m:val="("/>
-                      <m:sepChr m:val=""/>
-                      <m:endChr m:val=")"/>
-                      <m:grow/>
-                    </m:dPr>
-                    <m:e>
-                      <m:r>
-                        <m:t>x</m:t>
-                      </m:r>
-                    </m:e>
-                  </m:d>
-                  <m:r>
-                    <m:t>​</m:t>
-                  </m:r>
-                  <m:r>
                     <m:rPr>
                       <m:sty m:val="p"/>
                     </m:rPr>
@@ -21081,25 +20114,6 @@
                       </m:r>
                     </m:e>
                   </m:acc>
-                  <m:r>
-                    <m:t>​</m:t>
-                  </m:r>
-                  <m:d>
-                    <m:dPr>
-                      <m:begChr m:val="("/>
-                      <m:sepChr m:val=""/>
-                      <m:endChr m:val=")"/>
-                      <m:grow/>
-                    </m:dPr>
-                    <m:e>
-                      <m:r>
-                        <m:t>x</m:t>
-                      </m:r>
-                    </m:e>
-                  </m:d>
-                  <m:r>
-                    <m:t>​</m:t>
-                  </m:r>
                 </m:e>
               </m:d>
               <m:r>
@@ -21130,25 +20144,6 @@
                   </m:r>
                 </m:sub>
               </m:sSub>
-              <m:r>
-                <m:t>​</m:t>
-              </m:r>
-              <m:d>
-                <m:dPr>
-                  <m:begChr m:val="("/>
-                  <m:sepChr m:val=""/>
-                  <m:endChr m:val=")"/>
-                  <m:grow/>
-                </m:dPr>
-                <m:e>
-                  <m:r>
-                    <m:t>x</m:t>
-                  </m:r>
-                </m:e>
-              </m:d>
-              <m:r>
-                <m:t>​</m:t>
-              </m:r>
               <m:r>
                 <m:rPr>
                   <m:nor/>
@@ -21200,21 +20195,6 @@
                         <m:rPr>
                           <m:sty m:val="p"/>
                         </m:rPr>
-                        <m:t>(</m:t>
-                      </m:r>
-                      <m:r>
-                        <m:t>x</m:t>
-                      </m:r>
-                      <m:r>
-                        <m:rPr>
-                          <m:sty m:val="p"/>
-                        </m:rPr>
-                        <m:t>)</m:t>
-                      </m:r>
-                      <m:r>
-                        <m:rPr>
-                          <m:sty m:val="p"/>
-                        </m:rPr>
                         <m:t>−</m:t>
                       </m:r>
                       <m:acc>
@@ -21227,25 +20207,6 @@
                           </m:r>
                         </m:e>
                       </m:acc>
-                      <m:r>
-                        <m:t>​</m:t>
-                      </m:r>
-                      <m:d>
-                        <m:dPr>
-                          <m:begChr m:val="("/>
-                          <m:sepChr m:val=""/>
-                          <m:endChr m:val=")"/>
-                          <m:grow/>
-                        </m:dPr>
-                        <m:e>
-                          <m:r>
-                            <m:t>x</m:t>
-                          </m:r>
-                        </m:e>
-                      </m:d>
-                      <m:r>
-                        <m:t>​</m:t>
-                      </m:r>
                     </m:e>
                   </m:d>
                   <m:r>
@@ -21287,21 +20248,6 @@
                         <m:rPr>
                           <m:sty m:val="p"/>
                         </m:rPr>
-                        <m:t>(</m:t>
-                      </m:r>
-                      <m:r>
-                        <m:t>x</m:t>
-                      </m:r>
-                      <m:r>
-                        <m:rPr>
-                          <m:sty m:val="p"/>
-                        </m:rPr>
-                        <m:t>)</m:t>
-                      </m:r>
-                      <m:r>
-                        <m:rPr>
-                          <m:sty m:val="p"/>
-                        </m:rPr>
                         <m:t>−</m:t>
                       </m:r>
                       <m:sSub>
@@ -21316,25 +20262,6 @@
                           </m:r>
                         </m:sub>
                       </m:sSub>
-                      <m:r>
-                        <m:t>​</m:t>
-                      </m:r>
-                      <m:d>
-                        <m:dPr>
-                          <m:begChr m:val="("/>
-                          <m:sepChr m:val=""/>
-                          <m:endChr m:val=")"/>
-                          <m:grow/>
-                        </m:dPr>
-                        <m:e>
-                          <m:r>
-                            <m:t>x</m:t>
-                          </m:r>
-                        </m:e>
-                      </m:d>
-                      <m:r>
-                        <m:t>​</m:t>
-                      </m:r>
                     </m:e>
                   </m:d>
                   <m:r>
@@ -21369,21 +20296,6 @@
                 <m:e>
                   <m:r>
                     <m:t>μ</m:t>
-                  </m:r>
-                  <m:r>
-                    <m:rPr>
-                      <m:sty m:val="p"/>
-                    </m:rPr>
-                    <m:t>(</m:t>
-                  </m:r>
-                  <m:r>
-                    <m:t>x</m:t>
-                  </m:r>
-                  <m:r>
-                    <m:rPr>
-                      <m:sty m:val="p"/>
-                    </m:rPr>
-                    <m:t>)</m:t>
                   </m:r>
                   <m:r>
                     <m:rPr>
@@ -21403,25 +20315,6 @@
                       </m:r>
                     </m:sub>
                   </m:sSub>
-                  <m:r>
-                    <m:t>​</m:t>
-                  </m:r>
-                  <m:d>
-                    <m:dPr>
-                      <m:begChr m:val="("/>
-                      <m:sepChr m:val=""/>
-                      <m:endChr m:val=")"/>
-                      <m:grow/>
-                    </m:dPr>
-                    <m:e>
-                      <m:r>
-                        <m:t>x</m:t>
-                      </m:r>
-                    </m:e>
-                  </m:d>
-                  <m:r>
-                    <m:t>​</m:t>
-                  </m:r>
                 </m:e>
               </m:d>
               <m:r>
@@ -21451,25 +20344,6 @@
                     </m:sub>
                   </m:sSub>
                   <m:r>
-                    <m:t>​</m:t>
-                  </m:r>
-                  <m:d>
-                    <m:dPr>
-                      <m:begChr m:val="("/>
-                      <m:sepChr m:val=""/>
-                      <m:endChr m:val=")"/>
-                      <m:grow/>
-                    </m:dPr>
-                    <m:e>
-                      <m:r>
-                        <m:t>x</m:t>
-                      </m:r>
-                    </m:e>
-                  </m:d>
-                  <m:r>
-                    <m:t>​</m:t>
-                  </m:r>
-                  <m:r>
                     <m:rPr>
                       <m:sty m:val="p"/>
                     </m:rPr>
@@ -21485,25 +20359,6 @@
                       </m:r>
                     </m:e>
                   </m:acc>
-                  <m:r>
-                    <m:t>​</m:t>
-                  </m:r>
-                  <m:d>
-                    <m:dPr>
-                      <m:begChr m:val="("/>
-                      <m:sepChr m:val=""/>
-                      <m:endChr m:val=")"/>
-                      <m:grow/>
-                    </m:dPr>
-                    <m:e>
-                      <m:r>
-                        <m:t>x</m:t>
-                      </m:r>
-                    </m:e>
-                  </m:d>
-                  <m:r>
-                    <m:t>​</m:t>
-                  </m:r>
                 </m:e>
               </m:d>
               <m:r>
@@ -21541,25 +20396,6 @@
                         </m:sub>
                       </m:sSub>
                       <m:r>
-                        <m:t>​</m:t>
-                      </m:r>
-                      <m:d>
-                        <m:dPr>
-                          <m:begChr m:val="("/>
-                          <m:sepChr m:val=""/>
-                          <m:endChr m:val=")"/>
-                          <m:grow/>
-                        </m:dPr>
-                        <m:e>
-                          <m:r>
-                            <m:t>x</m:t>
-                          </m:r>
-                        </m:e>
-                      </m:d>
-                      <m:r>
-                        <m:t>​</m:t>
-                      </m:r>
-                      <m:r>
                         <m:rPr>
                           <m:sty m:val="p"/>
                         </m:rPr>
@@ -21575,25 +20411,6 @@
                           </m:r>
                         </m:e>
                       </m:acc>
-                      <m:r>
-                        <m:t>​</m:t>
-                      </m:r>
-                      <m:d>
-                        <m:dPr>
-                          <m:begChr m:val="("/>
-                          <m:sepChr m:val=""/>
-                          <m:endChr m:val=")"/>
-                          <m:grow/>
-                        </m:dPr>
-                        <m:e>
-                          <m:r>
-                            <m:t>x</m:t>
-                          </m:r>
-                        </m:e>
-                      </m:d>
-                      <m:r>
-                        <m:t>​</m:t>
-                      </m:r>
                     </m:e>
                   </m:d>
                   <m:r>
@@ -21674,21 +20491,6 @@
         <m:r>
           <m:t>μ</m:t>
         </m:r>
-        <m:r>
-          <m:rPr>
-            <m:sty m:val="p"/>
-          </m:rPr>
-          <m:t>(</m:t>
-        </m:r>
-        <m:r>
-          <m:t>x</m:t>
-        </m:r>
-        <m:r>
-          <m:rPr>
-            <m:sty m:val="p"/>
-          </m:rPr>
-          <m:t>)</m:t>
-        </m:r>
       </m:oMath>
       <w:r>
         <w:t xml:space="preserve"> </w:t>
@@ -21718,25 +20520,6 @@
             </m:r>
           </m:sub>
         </m:sSub>
-        <m:r>
-          <m:t>​</m:t>
-        </m:r>
-        <m:d>
-          <m:dPr>
-            <m:begChr m:val="("/>
-            <m:sepChr m:val=""/>
-            <m:endChr m:val=")"/>
-            <m:grow/>
-          </m:dPr>
-          <m:e>
-            <m:r>
-              <m:t>x</m:t>
-            </m:r>
-          </m:e>
-        </m:d>
-        <m:r>
-          <m:t>​</m:t>
-        </m:r>
       </m:oMath>
       <w:r>
         <w:t xml:space="preserve"> </w:t>
@@ -21799,21 +20582,6 @@
                             <m:rPr>
                               <m:sty m:val="p"/>
                             </m:rPr>
-                            <m:t>(</m:t>
-                          </m:r>
-                          <m:r>
-                            <m:t>x</m:t>
-                          </m:r>
-                          <m:r>
-                            <m:rPr>
-                              <m:sty m:val="p"/>
-                            </m:rPr>
-                            <m:t>)</m:t>
-                          </m:r>
-                          <m:r>
-                            <m:rPr>
-                              <m:sty m:val="p"/>
-                            </m:rPr>
                             <m:t>−</m:t>
                           </m:r>
                           <m:sSub>
@@ -21828,25 +20596,6 @@
                               </m:r>
                             </m:sub>
                           </m:sSub>
-                          <m:r>
-                            <m:t>​</m:t>
-                          </m:r>
-                          <m:d>
-                            <m:dPr>
-                              <m:begChr m:val="("/>
-                              <m:sepChr m:val=""/>
-                              <m:endChr m:val=")"/>
-                              <m:grow/>
-                            </m:dPr>
-                            <m:e>
-                              <m:r>
-                                <m:t>x</m:t>
-                              </m:r>
-                            </m:e>
-                          </m:d>
-                          <m:r>
-                            <m:t>​</m:t>
-                          </m:r>
                         </m:e>
                       </m:d>
                       <m:r>
@@ -21893,21 +20642,6 @@
                         <m:rPr>
                           <m:sty m:val="p"/>
                         </m:rPr>
-                        <m:t>(</m:t>
-                      </m:r>
-                      <m:r>
-                        <m:t>x</m:t>
-                      </m:r>
-                      <m:r>
-                        <m:rPr>
-                          <m:sty m:val="p"/>
-                        </m:rPr>
-                        <m:t>)</m:t>
-                      </m:r>
-                      <m:r>
-                        <m:rPr>
-                          <m:sty m:val="p"/>
-                        </m:rPr>
                         <m:t>−</m:t>
                       </m:r>
                       <m:sSub>
@@ -21922,25 +20656,6 @@
                           </m:r>
                         </m:sub>
                       </m:sSub>
-                      <m:r>
-                        <m:t>​</m:t>
-                      </m:r>
-                      <m:d>
-                        <m:dPr>
-                          <m:begChr m:val="("/>
-                          <m:sepChr m:val=""/>
-                          <m:endChr m:val=")"/>
-                          <m:grow/>
-                        </m:dPr>
-                        <m:e>
-                          <m:r>
-                            <m:t>x</m:t>
-                          </m:r>
-                        </m:e>
-                      </m:d>
-                      <m:r>
-                        <m:t>​</m:t>
-                      </m:r>
                     </m:e>
                   </m:d>
                   <m:r>
@@ -22003,25 +20718,6 @@
                         </m:sub>
                       </m:sSub>
                       <m:r>
-                        <m:t>​</m:t>
-                      </m:r>
-                      <m:d>
-                        <m:dPr>
-                          <m:begChr m:val="("/>
-                          <m:sepChr m:val=""/>
-                          <m:endChr m:val=")"/>
-                          <m:grow/>
-                        </m:dPr>
-                        <m:e>
-                          <m:r>
-                            <m:t>x</m:t>
-                          </m:r>
-                        </m:e>
-                      </m:d>
-                      <m:r>
-                        <m:t>​</m:t>
-                      </m:r>
-                      <m:r>
                         <m:rPr>
                           <m:sty m:val="p"/>
                         </m:rPr>
@@ -22029,21 +20725,6 @@
                       </m:r>
                       <m:r>
                         <m:t>μ</m:t>
-                      </m:r>
-                      <m:r>
-                        <m:rPr>
-                          <m:sty m:val="p"/>
-                        </m:rPr>
-                        <m:t>(</m:t>
-                      </m:r>
-                      <m:r>
-                        <m:t>x</m:t>
-                      </m:r>
-                      <m:r>
-                        <m:rPr>
-                          <m:sty m:val="p"/>
-                        </m:rPr>
-                        <m:t>)</m:t>
                       </m:r>
                     </m:e>
                   </m:d>
@@ -22121,25 +20802,6 @@
                               </m:r>
                             </m:e>
                           </m:acc>
-                          <m:r>
-                            <m:t>​</m:t>
-                          </m:r>
-                          <m:d>
-                            <m:dPr>
-                              <m:begChr m:val="("/>
-                              <m:sepChr m:val=""/>
-                              <m:endChr m:val=")"/>
-                              <m:grow/>
-                            </m:dPr>
-                            <m:e>
-                              <m:r>
-                                <m:t>x</m:t>
-                              </m:r>
-                            </m:e>
-                          </m:d>
-                          <m:r>
-                            <m:t>​</m:t>
-                          </m:r>
                         </m:e>
                       </m:d>
                       <m:r>
@@ -22284,21 +20946,6 @@
                         <m:rPr>
                           <m:sty m:val="p"/>
                         </m:rPr>
-                        <m:t>(</m:t>
-                      </m:r>
-                      <m:r>
-                        <m:t>x</m:t>
-                      </m:r>
-                      <m:r>
-                        <m:rPr>
-                          <m:sty m:val="p"/>
-                        </m:rPr>
-                        <m:t>)</m:t>
-                      </m:r>
-                      <m:r>
-                        <m:rPr>
-                          <m:sty m:val="p"/>
-                        </m:rPr>
                         <m:t>−</m:t>
                       </m:r>
                       <m:sSub>
@@ -22313,25 +20960,6 @@
                           </m:r>
                         </m:sub>
                       </m:sSub>
-                      <m:r>
-                        <m:t>​</m:t>
-                      </m:r>
-                      <m:d>
-                        <m:dPr>
-                          <m:begChr m:val="("/>
-                          <m:sepChr m:val=""/>
-                          <m:endChr m:val=")"/>
-                          <m:grow/>
-                        </m:dPr>
-                        <m:e>
-                          <m:r>
-                            <m:t>x</m:t>
-                          </m:r>
-                        </m:e>
-                      </m:d>
-                      <m:r>
-                        <m:t>​</m:t>
-                      </m:r>
                     </m:e>
                   </m:d>
                   <m:r>
@@ -22361,25 +20989,6 @@
                         </m:sub>
                       </m:sSub>
                       <m:r>
-                        <m:t>​</m:t>
-                      </m:r>
-                      <m:d>
-                        <m:dPr>
-                          <m:begChr m:val="("/>
-                          <m:sepChr m:val=""/>
-                          <m:endChr m:val=")"/>
-                          <m:grow/>
-                        </m:dPr>
-                        <m:e>
-                          <m:r>
-                            <m:t>x</m:t>
-                          </m:r>
-                        </m:e>
-                      </m:d>
-                      <m:r>
-                        <m:t>​</m:t>
-                      </m:r>
-                      <m:r>
                         <m:rPr>
                           <m:sty m:val="p"/>
                         </m:rPr>
@@ -22395,25 +21004,6 @@
                           </m:r>
                         </m:e>
                       </m:acc>
-                      <m:r>
-                        <m:t>​</m:t>
-                      </m:r>
-                      <m:d>
-                        <m:dPr>
-                          <m:begChr m:val="("/>
-                          <m:sepChr m:val=""/>
-                          <m:endChr m:val=")"/>
-                          <m:grow/>
-                        </m:dPr>
-                        <m:e>
-                          <m:r>
-                            <m:t>x</m:t>
-                          </m:r>
-                        </m:e>
-                      </m:d>
-                      <m:r>
-                        <m:t>​</m:t>
-                      </m:r>
                     </m:e>
                   </m:d>
                   <m:r>
@@ -22449,21 +21039,6 @@
                 <m:e>
                   <m:r>
                     <m:t>μ</m:t>
-                  </m:r>
-                  <m:r>
-                    <m:rPr>
-                      <m:sty m:val="p"/>
-                    </m:rPr>
-                    <m:t>(</m:t>
-                  </m:r>
-                  <m:r>
-                    <m:t>x</m:t>
-                  </m:r>
-                  <m:r>
-                    <m:rPr>
-                      <m:sty m:val="p"/>
-                    </m:rPr>
-                    <m:t>)</m:t>
                   </m:r>
                   <m:r>
                     <m:rPr>
@@ -22483,25 +21058,6 @@
                       </m:r>
                     </m:sub>
                   </m:sSub>
-                  <m:r>
-                    <m:t>​</m:t>
-                  </m:r>
-                  <m:d>
-                    <m:dPr>
-                      <m:begChr m:val="("/>
-                      <m:sepChr m:val=""/>
-                      <m:endChr m:val=")"/>
-                      <m:grow/>
-                    </m:dPr>
-                    <m:e>
-                      <m:r>
-                        <m:t>x</m:t>
-                      </m:r>
-                    </m:e>
-                  </m:d>
-                  <m:r>
-                    <m:t>​</m:t>
-                  </m:r>
                 </m:e>
               </m:d>
               <m:r>
@@ -22537,25 +21093,6 @@
                     </m:sub>
                   </m:sSub>
                   <m:r>
-                    <m:t>​</m:t>
-                  </m:r>
-                  <m:d>
-                    <m:dPr>
-                      <m:begChr m:val="("/>
-                      <m:sepChr m:val=""/>
-                      <m:endChr m:val=")"/>
-                      <m:grow/>
-                    </m:dPr>
-                    <m:e>
-                      <m:r>
-                        <m:t>x</m:t>
-                      </m:r>
-                    </m:e>
-                  </m:d>
-                  <m:r>
-                    <m:t>​</m:t>
-                  </m:r>
-                  <m:r>
                     <m:rPr>
                       <m:sty m:val="p"/>
                     </m:rPr>
@@ -22571,25 +21108,6 @@
                       </m:r>
                     </m:e>
                   </m:acc>
-                  <m:r>
-                    <m:t>​</m:t>
-                  </m:r>
-                  <m:d>
-                    <m:dPr>
-                      <m:begChr m:val="("/>
-                      <m:sepChr m:val=""/>
-                      <m:endChr m:val=")"/>
-                      <m:grow/>
-                    </m:dPr>
-                    <m:e>
-                      <m:r>
-                        <m:t>x</m:t>
-                      </m:r>
-                    </m:e>
-                  </m:d>
-                  <m:r>
-                    <m:t>​</m:t>
-                  </m:r>
                 </m:e>
               </m:d>
               <m:r>
@@ -22635,21 +21153,6 @@
                 <m:e>
                   <m:r>
                     <m:t>μ</m:t>
-                  </m:r>
-                  <m:r>
-                    <m:rPr>
-                      <m:sty m:val="p"/>
-                    </m:rPr>
-                    <m:t>(</m:t>
-                  </m:r>
-                  <m:r>
-                    <m:t>x</m:t>
-                  </m:r>
-                  <m:r>
-                    <m:rPr>
-                      <m:sty m:val="p"/>
-                    </m:rPr>
-                    <m:t>)</m:t>
                   </m:r>
                   <m:r>
                     <m:rPr>
@@ -22669,25 +21172,6 @@
                       </m:r>
                     </m:sub>
                   </m:sSub>
-                  <m:r>
-                    <m:t>​</m:t>
-                  </m:r>
-                  <m:d>
-                    <m:dPr>
-                      <m:begChr m:val="("/>
-                      <m:sepChr m:val=""/>
-                      <m:endChr m:val=")"/>
-                      <m:grow/>
-                    </m:dPr>
-                    <m:e>
-                      <m:r>
-                        <m:t>x</m:t>
-                      </m:r>
-                    </m:e>
-                  </m:d>
-                  <m:r>
-                    <m:t>​</m:t>
-                  </m:r>
                 </m:e>
               </m:d>
               <m:r>
@@ -22716,25 +21200,6 @@
                       </m:r>
                     </m:sub>
                   </m:sSub>
-                  <m:r>
-                    <m:t>​</m:t>
-                  </m:r>
-                  <m:d>
-                    <m:dPr>
-                      <m:begChr m:val="("/>
-                      <m:sepChr m:val=""/>
-                      <m:endChr m:val=")"/>
-                      <m:grow/>
-                    </m:dPr>
-                    <m:e>
-                      <m:r>
-                        <m:t>x</m:t>
-                      </m:r>
-                    </m:e>
-                  </m:d>
-                  <m:r>
-                    <m:t>​</m:t>
-                  </m:r>
                   <m:r>
                     <m:rPr>
                       <m:sty m:val="p"/>
@@ -22768,25 +21233,6 @@
                           </m:r>
                         </m:e>
                       </m:acc>
-                      <m:r>
-                        <m:t>​</m:t>
-                      </m:r>
-                      <m:d>
-                        <m:dPr>
-                          <m:begChr m:val="("/>
-                          <m:sepChr m:val=""/>
-                          <m:endChr m:val=")"/>
-                          <m:grow/>
-                        </m:dPr>
-                        <m:e>
-                          <m:r>
-                            <m:t>x</m:t>
-                          </m:r>
-                        </m:e>
-                      </m:d>
-                      <m:r>
-                        <m:t>​</m:t>
-                      </m:r>
                     </m:e>
                   </m:d>
                   <m:r>
@@ -22837,21 +21283,6 @@
                 <m:e>
                   <m:r>
                     <m:t>μ</m:t>
-                  </m:r>
-                  <m:r>
-                    <m:rPr>
-                      <m:sty m:val="p"/>
-                    </m:rPr>
-                    <m:t>(</m:t>
-                  </m:r>
-                  <m:r>
-                    <m:t>x</m:t>
-                  </m:r>
-                  <m:r>
-                    <m:rPr>
-                      <m:sty m:val="p"/>
-                    </m:rPr>
-                    <m:t>)</m:t>
                   </m:r>
                   <m:r>
                     <m:rPr>
@@ -22871,25 +21302,6 @@
                       </m:r>
                     </m:sub>
                   </m:sSub>
-                  <m:r>
-                    <m:t>​</m:t>
-                  </m:r>
-                  <m:d>
-                    <m:dPr>
-                      <m:begChr m:val="("/>
-                      <m:sepChr m:val=""/>
-                      <m:endChr m:val=")"/>
-                      <m:grow/>
-                    </m:dPr>
-                    <m:e>
-                      <m:r>
-                        <m:t>x</m:t>
-                      </m:r>
-                    </m:e>
-                  </m:d>
-                  <m:r>
-                    <m:t>​</m:t>
-                  </m:r>
                 </m:e>
               </m:d>
               <m:r>
@@ -22919,23 +21331,68 @@
                     </m:sub>
                   </m:sSub>
                   <m:r>
-                    <m:t>​</m:t>
+                    <m:rPr>
+                      <m:sty m:val="p"/>
+                    </m:rPr>
+                    <m:t>−</m:t>
                   </m:r>
-                  <m:d>
-                    <m:dPr>
-                      <m:begChr m:val="("/>
-                      <m:sepChr m:val=""/>
-                      <m:endChr m:val=")"/>
-                      <m:grow/>
-                    </m:dPr>
+                  <m:sSub>
                     <m:e>
                       <m:r>
-                        <m:t>x</m:t>
+                        <m:t>μ</m:t>
                       </m:r>
                     </m:e>
-                  </m:d>
+                    <m:sub>
+                      <m:r>
+                        <m:t>h</m:t>
+                      </m:r>
+                    </m:sub>
+                  </m:sSub>
+                </m:e>
+              </m:d>
+              <m:r>
+                <m:t>​</m:t>
+              </m:r>
+              <m:r>
+                <m:t>&amp;</m:t>
+              </m:r>
+              <m:r>
+                <m:t>&amp;</m:t>
+              </m:r>
+              <m:r>
+                <m:rPr>
+                  <m:nor/>
+                  <m:sty m:val="p"/>
+                </m:rPr>
+                <m:t>(definition of the expected prediction)</m:t>
+              </m:r>
+            </m:e>
+            <m:e>
+              <m:r>
+                <m:t>&amp;</m:t>
+              </m:r>
+              <m:r>
+                <m:rPr>
+                  <m:sty m:val="p"/>
+                </m:rPr>
+                <m:t>=</m:t>
+              </m:r>
+              <m:r>
+                <m:t>2</m:t>
+              </m:r>
+              <m:r>
+                <m:t>​</m:t>
+              </m:r>
+              <m:d>
+                <m:dPr>
+                  <m:begChr m:val="("/>
+                  <m:sepChr m:val=""/>
+                  <m:endChr m:val=")"/>
+                  <m:grow/>
+                </m:dPr>
+                <m:e>
                   <m:r>
-                    <m:t>​</m:t>
+                    <m:t>μ</m:t>
                   </m:r>
                   <m:r>
                     <m:rPr>
@@ -22955,123 +21412,6 @@
                       </m:r>
                     </m:sub>
                   </m:sSub>
-                  <m:r>
-                    <m:t>​</m:t>
-                  </m:r>
-                  <m:d>
-                    <m:dPr>
-                      <m:begChr m:val="("/>
-                      <m:sepChr m:val=""/>
-                      <m:endChr m:val=")"/>
-                      <m:grow/>
-                    </m:dPr>
-                    <m:e>
-                      <m:r>
-                        <m:t>x</m:t>
-                      </m:r>
-                    </m:e>
-                  </m:d>
-                  <m:r>
-                    <m:t>​</m:t>
-                  </m:r>
-                </m:e>
-              </m:d>
-              <m:r>
-                <m:t>​</m:t>
-              </m:r>
-              <m:r>
-                <m:t>&amp;</m:t>
-              </m:r>
-              <m:r>
-                <m:t>&amp;</m:t>
-              </m:r>
-              <m:r>
-                <m:rPr>
-                  <m:nor/>
-                  <m:sty m:val="p"/>
-                </m:rPr>
-                <m:t>(definition of the expected prediction)</m:t>
-              </m:r>
-            </m:e>
-            <m:e>
-              <m:r>
-                <m:t>&amp;</m:t>
-              </m:r>
-              <m:r>
-                <m:rPr>
-                  <m:sty m:val="p"/>
-                </m:rPr>
-                <m:t>=</m:t>
-              </m:r>
-              <m:r>
-                <m:t>2</m:t>
-              </m:r>
-              <m:r>
-                <m:t>​</m:t>
-              </m:r>
-              <m:d>
-                <m:dPr>
-                  <m:begChr m:val="("/>
-                  <m:sepChr m:val=""/>
-                  <m:endChr m:val=")"/>
-                  <m:grow/>
-                </m:dPr>
-                <m:e>
-                  <m:r>
-                    <m:t>μ</m:t>
-                  </m:r>
-                  <m:r>
-                    <m:rPr>
-                      <m:sty m:val="p"/>
-                    </m:rPr>
-                    <m:t>(</m:t>
-                  </m:r>
-                  <m:r>
-                    <m:t>x</m:t>
-                  </m:r>
-                  <m:r>
-                    <m:rPr>
-                      <m:sty m:val="p"/>
-                    </m:rPr>
-                    <m:t>)</m:t>
-                  </m:r>
-                  <m:r>
-                    <m:rPr>
-                      <m:sty m:val="p"/>
-                    </m:rPr>
-                    <m:t>−</m:t>
-                  </m:r>
-                  <m:sSub>
-                    <m:e>
-                      <m:r>
-                        <m:t>μ</m:t>
-                      </m:r>
-                    </m:e>
-                    <m:sub>
-                      <m:r>
-                        <m:t>h</m:t>
-                      </m:r>
-                    </m:sub>
-                  </m:sSub>
-                  <m:r>
-                    <m:t>​</m:t>
-                  </m:r>
-                  <m:d>
-                    <m:dPr>
-                      <m:begChr m:val="("/>
-                      <m:sepChr m:val=""/>
-                      <m:endChr m:val=")"/>
-                      <m:grow/>
-                    </m:dPr>
-                    <m:e>
-                      <m:r>
-                        <m:t>x</m:t>
-                      </m:r>
-                    </m:e>
-                  </m:d>
-                  <m:r>
-                    <m:t>​</m:t>
-                  </m:r>
                 </m:e>
               </m:d>
               <m:r>
@@ -23244,25 +21584,6 @@
                             </m:sub>
                           </m:sSub>
                           <m:r>
-                            <m:t>​</m:t>
-                          </m:r>
-                          <m:d>
-                            <m:dPr>
-                              <m:begChr m:val="("/>
-                              <m:sepChr m:val=""/>
-                              <m:endChr m:val=")"/>
-                              <m:grow/>
-                            </m:dPr>
-                            <m:e>
-                              <m:r>
-                                <m:t>x</m:t>
-                              </m:r>
-                            </m:e>
-                          </m:d>
-                          <m:r>
-                            <m:t>​</m:t>
-                          </m:r>
-                          <m:r>
                             <m:rPr>
                               <m:sty m:val="p"/>
                             </m:rPr>
@@ -23278,25 +21599,6 @@
                               </m:r>
                             </m:e>
                           </m:acc>
-                          <m:r>
-                            <m:t>​</m:t>
-                          </m:r>
-                          <m:d>
-                            <m:dPr>
-                              <m:begChr m:val="("/>
-                              <m:sepChr m:val=""/>
-                              <m:endChr m:val=")"/>
-                              <m:grow/>
-                            </m:dPr>
-                            <m:e>
-                              <m:r>
-                                <m:t>x</m:t>
-                              </m:r>
-                            </m:e>
-                          </m:d>
-                          <m:r>
-                            <m:t>​</m:t>
-                          </m:r>
                         </m:e>
                       </m:d>
                       <m:r>
@@ -23364,25 +21666,6 @@
                             </m:e>
                           </m:acc>
                           <m:r>
-                            <m:t>​</m:t>
-                          </m:r>
-                          <m:d>
-                            <m:dPr>
-                              <m:begChr m:val="("/>
-                              <m:sepChr m:val=""/>
-                              <m:endChr m:val=")"/>
-                              <m:grow/>
-                            </m:dPr>
-                            <m:e>
-                              <m:r>
-                                <m:t>x</m:t>
-                              </m:r>
-                            </m:e>
-                          </m:d>
-                          <m:r>
-                            <m:t>​</m:t>
-                          </m:r>
-                          <m:r>
                             <m:rPr>
                               <m:sty m:val="p"/>
                             </m:rPr>
@@ -23400,25 +21683,6 @@
                               </m:r>
                             </m:sub>
                           </m:sSub>
-                          <m:r>
-                            <m:t>​</m:t>
-                          </m:r>
-                          <m:d>
-                            <m:dPr>
-                              <m:begChr m:val="("/>
-                              <m:sepChr m:val=""/>
-                              <m:endChr m:val=")"/>
-                              <m:grow/>
-                            </m:dPr>
-                            <m:e>
-                              <m:r>
-                                <m:t>x</m:t>
-                              </m:r>
-                            </m:e>
-                          </m:d>
-                          <m:r>
-                            <m:t>​</m:t>
-                          </m:r>
                         </m:e>
                       </m:d>
                       <m:r>
@@ -23500,25 +21764,6 @@
                               </m:r>
                             </m:e>
                           </m:acc>
-                          <m:r>
-                            <m:t>​</m:t>
-                          </m:r>
-                          <m:d>
-                            <m:dPr>
-                              <m:begChr m:val="("/>
-                              <m:sepChr m:val=""/>
-                              <m:endChr m:val=")"/>
-                              <m:grow/>
-                            </m:dPr>
-                            <m:e>
-                              <m:r>
-                                <m:t>x</m:t>
-                              </m:r>
-                            </m:e>
-                          </m:d>
-                          <m:r>
-                            <m:t>​</m:t>
-                          </m:r>
                           <m:r>
                             <m:rPr>
                               <m:sty m:val="p"/>
@@ -23552,25 +21797,6 @@
                                   </m:r>
                                 </m:e>
                               </m:acc>
-                              <m:r>
-                                <m:t>​</m:t>
-                              </m:r>
-                              <m:d>
-                                <m:dPr>
-                                  <m:begChr m:val="("/>
-                                  <m:sepChr m:val=""/>
-                                  <m:endChr m:val=")"/>
-                                  <m:grow/>
-                                </m:dPr>
-                                <m:e>
-                                  <m:r>
-                                    <m:t>x</m:t>
-                                  </m:r>
-                                </m:e>
-                              </m:d>
-                              <m:r>
-                                <m:t>​</m:t>
-                              </m:r>
                             </m:e>
                           </m:d>
                           <m:r>
@@ -23644,25 +21870,6 @@
                       </m:r>
                     </m:e>
                   </m:acc>
-                  <m:r>
-                    <m:t>​</m:t>
-                  </m:r>
-                  <m:d>
-                    <m:dPr>
-                      <m:begChr m:val="("/>
-                      <m:sepChr m:val=""/>
-                      <m:endChr m:val=")"/>
-                      <m:grow/>
-                    </m:dPr>
-                    <m:e>
-                      <m:r>
-                        <m:t>x</m:t>
-                      </m:r>
-                    </m:e>
-                  </m:d>
-                  <m:r>
-                    <m:t>​</m:t>
-                  </m:r>
                 </m:e>
               </m:d>
               <m:r>
@@ -23741,21 +21948,6 @@
                         <m:rPr>
                           <m:sty m:val="p"/>
                         </m:rPr>
-                        <m:t>(</m:t>
-                      </m:r>
-                      <m:r>
-                        <m:t>x</m:t>
-                      </m:r>
-                      <m:r>
-                        <m:rPr>
-                          <m:sty m:val="p"/>
-                        </m:rPr>
-                        <m:t>)</m:t>
-                      </m:r>
-                      <m:r>
-                        <m:rPr>
-                          <m:sty m:val="p"/>
-                        </m:rPr>
                         <m:t>−</m:t>
                       </m:r>
                       <m:acc>
@@ -23768,25 +21960,6 @@
                           </m:r>
                         </m:e>
                       </m:acc>
-                      <m:r>
-                        <m:t>​</m:t>
-                      </m:r>
-                      <m:d>
-                        <m:dPr>
-                          <m:begChr m:val="("/>
-                          <m:sepChr m:val=""/>
-                          <m:endChr m:val=")"/>
-                          <m:grow/>
-                        </m:dPr>
-                        <m:e>
-                          <m:r>
-                            <m:t>x</m:t>
-                          </m:r>
-                        </m:e>
-                      </m:d>
-                      <m:r>
-                        <m:t>​</m:t>
-                      </m:r>
                     </m:e>
                   </m:d>
                   <m:r>
@@ -23850,25 +22023,6 @@
                           </m:r>
                         </m:e>
                       </m:acc>
-                      <m:r>
-                        <m:t>​</m:t>
-                      </m:r>
-                      <m:d>
-                        <m:dPr>
-                          <m:begChr m:val="("/>
-                          <m:sepChr m:val=""/>
-                          <m:endChr m:val=")"/>
-                          <m:grow/>
-                        </m:dPr>
-                        <m:e>
-                          <m:r>
-                            <m:t>x</m:t>
-                          </m:r>
-                        </m:e>
-                      </m:d>
-                      <m:r>
-                        <m:t>​</m:t>
-                      </m:r>
                     </m:e>
                   </m:d>
                   <m:r>
@@ -23919,25 +22073,6 @@
                   </m:r>
                 </m:e>
               </m:acc>
-              <m:r>
-                <m:t>​</m:t>
-              </m:r>
-              <m:d>
-                <m:dPr>
-                  <m:begChr m:val="("/>
-                  <m:sepChr m:val=""/>
-                  <m:endChr m:val=")"/>
-                  <m:grow/>
-                </m:dPr>
-                <m:e>
-                  <m:r>
-                    <m:t>x</m:t>
-                  </m:r>
-                </m:e>
-              </m:d>
-              <m:r>
-                <m:t>​</m:t>
-              </m:r>
             </m:e>
           </m:d>
           <m:r>
@@ -24131,21 +22266,6 @@
           <m:rPr>
             <m:sty m:val="p"/>
           </m:rPr>
-          <m:t>(</m:t>
-        </m:r>
-        <m:r>
-          <m:t>x</m:t>
-        </m:r>
-        <m:r>
-          <m:rPr>
-            <m:sty m:val="p"/>
-          </m:rPr>
-          <m:t>)</m:t>
-        </m:r>
-        <m:r>
-          <m:rPr>
-            <m:sty m:val="p"/>
-          </m:rPr>
           <m:t>+</m:t>
         </m:r>
         <m:r>
@@ -24316,25 +22436,6 @@
                     </m:r>
                   </m:e>
                 </m:acc>
-                <m:r>
-                  <m:t>​</m:t>
-                </m:r>
-                <m:d>
-                  <m:dPr>
-                    <m:begChr m:val="("/>
-                    <m:sepChr m:val=""/>
-                    <m:endChr m:val=")"/>
-                    <m:grow/>
-                  </m:dPr>
-                  <m:e>
-                    <m:r>
-                      <m:t>x</m:t>
-                    </m:r>
-                  </m:e>
-                </m:d>
-                <m:r>
-                  <m:t>​</m:t>
-                </m:r>
               </m:e>
               <m:sup>
                 <m:r>
@@ -24428,25 +22529,6 @@
             </m:r>
           </m:e>
         </m:acc>
-        <m:r>
-          <m:t>​</m:t>
-        </m:r>
-        <m:d>
-          <m:dPr>
-            <m:begChr m:val="("/>
-            <m:sepChr m:val=""/>
-            <m:endChr m:val=")"/>
-            <m:grow/>
-          </m:dPr>
-          <m:e>
-            <m:r>
-              <m:t>x</m:t>
-            </m:r>
-          </m:e>
-        </m:d>
-        <m:r>
-          <m:t>​</m:t>
-        </m:r>
       </m:oMath>
       <w:r>
         <w:t xml:space="preserve">, used as an</w:t>
@@ -24474,21 +22556,6 @@
       <m:oMath>
         <m:r>
           <m:t>μ</m:t>
-        </m:r>
-        <m:r>
-          <m:rPr>
-            <m:sty m:val="p"/>
-          </m:rPr>
-          <m:t>(</m:t>
-        </m:r>
-        <m:r>
-          <m:t>x</m:t>
-        </m:r>
-        <m:r>
-          <m:rPr>
-            <m:sty m:val="p"/>
-          </m:rPr>
-          <m:t>)</m:t>
         </m:r>
       </m:oMath>
       <w:r>
@@ -24636,25 +22703,6 @@
                           </m:r>
                         </m:e>
                       </m:acc>
-                      <m:r>
-                        <m:t>​</m:t>
-                      </m:r>
-                      <m:d>
-                        <m:dPr>
-                          <m:begChr m:val="("/>
-                          <m:sepChr m:val=""/>
-                          <m:endChr m:val=")"/>
-                          <m:grow/>
-                        </m:dPr>
-                        <m:e>
-                          <m:r>
-                            <m:t>x</m:t>
-                          </m:r>
-                        </m:e>
-                      </m:d>
-                      <m:r>
-                        <m:t>​</m:t>
-                      </m:r>
                     </m:e>
                   </m:d>
                   <m:r>
@@ -24705,25 +22753,6 @@
                   </m:r>
                 </m:e>
               </m:acc>
-              <m:r>
-                <m:t>​</m:t>
-              </m:r>
-              <m:d>
-                <m:dPr>
-                  <m:begChr m:val="("/>
-                  <m:sepChr m:val=""/>
-                  <m:endChr m:val=")"/>
-                  <m:grow/>
-                </m:dPr>
-                <m:e>
-                  <m:r>
-                    <m:t>x</m:t>
-                  </m:r>
-                </m:e>
-              </m:d>
-              <m:r>
-                <m:t>​</m:t>
-              </m:r>
             </m:e>
           </m:d>
           <m:r>
@@ -24869,21 +22898,6 @@
         <m:r>
           <m:t>μ</m:t>
         </m:r>
-        <m:r>
-          <m:rPr>
-            <m:sty m:val="p"/>
-          </m:rPr>
-          <m:t>(</m:t>
-        </m:r>
-        <m:r>
-          <m:t>x</m:t>
-        </m:r>
-        <m:r>
-          <m:rPr>
-            <m:sty m:val="p"/>
-          </m:rPr>
-          <m:t>)</m:t>
-        </m:r>
       </m:oMath>
       <w:r>
         <w:t xml:space="preserve">.</w:t>
@@ -25060,21 +23074,6 @@
                             <m:rPr>
                               <m:sty m:val="p"/>
                             </m:rPr>
-                            <m:t>(</m:t>
-                          </m:r>
-                          <m:r>
-                            <m:t>x</m:t>
-                          </m:r>
-                          <m:r>
-                            <m:rPr>
-                              <m:sty m:val="p"/>
-                            </m:rPr>
-                            <m:t>)</m:t>
-                          </m:r>
-                          <m:r>
-                            <m:rPr>
-                              <m:sty m:val="p"/>
-                            </m:rPr>
                             <m:t>−</m:t>
                           </m:r>
                           <m:acc>
@@ -25087,25 +23086,6 @@
                               </m:r>
                             </m:e>
                           </m:acc>
-                          <m:r>
-                            <m:t>​</m:t>
-                          </m:r>
-                          <m:d>
-                            <m:dPr>
-                              <m:begChr m:val="("/>
-                              <m:sepChr m:val=""/>
-                              <m:endChr m:val=")"/>
-                              <m:grow/>
-                            </m:dPr>
-                            <m:e>
-                              <m:r>
-                                <m:t>x</m:t>
-                              </m:r>
-                            </m:e>
-                          </m:d>
-                          <m:r>
-                            <m:t>​</m:t>
-                          </m:r>
                         </m:e>
                       </m:d>
                       <m:r>
@@ -25205,25 +23185,6 @@
                               </m:r>
                             </m:e>
                           </m:acc>
-                          <m:r>
-                            <m:t>​</m:t>
-                          </m:r>
-                          <m:d>
-                            <m:dPr>
-                              <m:begChr m:val="("/>
-                              <m:sepChr m:val=""/>
-                              <m:endChr m:val=")"/>
-                              <m:grow/>
-                            </m:dPr>
-                            <m:e>
-                              <m:r>
-                                <m:t>x</m:t>
-                              </m:r>
-                            </m:e>
-                          </m:d>
-                          <m:r>
-                            <m:t>​</m:t>
-                          </m:r>
                         </m:e>
                       </m:d>
                       <m:r>
@@ -25274,25 +23235,6 @@
                       </m:r>
                     </m:e>
                   </m:acc>
-                  <m:r>
-                    <m:t>​</m:t>
-                  </m:r>
-                  <m:d>
-                    <m:dPr>
-                      <m:begChr m:val="("/>
-                      <m:sepChr m:val=""/>
-                      <m:endChr m:val=")"/>
-                      <m:grow/>
-                    </m:dPr>
-                    <m:e>
-                      <m:r>
-                        <m:t>x</m:t>
-                      </m:r>
-                    </m:e>
-                  </m:d>
-                  <m:r>
-                    <m:t>​</m:t>
-                  </m:r>
                 </m:e>
               </m:d>
               <m:r>
@@ -25362,25 +23304,6 @@
                               </m:r>
                             </m:e>
                           </m:acc>
-                          <m:r>
-                            <m:t>​</m:t>
-                          </m:r>
-                          <m:d>
-                            <m:dPr>
-                              <m:begChr m:val="("/>
-                              <m:sepChr m:val=""/>
-                              <m:endChr m:val=")"/>
-                              <m:grow/>
-                            </m:dPr>
-                            <m:e>
-                              <m:r>
-                                <m:t>x</m:t>
-                              </m:r>
-                            </m:e>
-                          </m:d>
-                          <m:r>
-                            <m:t>​</m:t>
-                          </m:r>
                         </m:e>
                       </m:d>
                       <m:r>
@@ -25431,25 +23354,6 @@
                       </m:r>
                     </m:e>
                   </m:acc>
-                  <m:r>
-                    <m:t>​</m:t>
-                  </m:r>
-                  <m:d>
-                    <m:dPr>
-                      <m:begChr m:val="("/>
-                      <m:sepChr m:val=""/>
-                      <m:endChr m:val=")"/>
-                      <m:grow/>
-                    </m:dPr>
-                    <m:e>
-                      <m:r>
-                        <m:t>x</m:t>
-                      </m:r>
-                    </m:e>
-                  </m:d>
-                  <m:r>
-                    <m:t>​</m:t>
-                  </m:r>
                 </m:e>
               </m:d>
               <m:r>
@@ -25906,31 +23810,35 @@
           </m:e>
         </m:acc>
         <m:r>
-          <m:rPr>
-            <m:sty m:val="p"/>
-          </m:rPr>
-          <m:t>(</m:t>
-        </m:r>
-        <m:sSub>
+          <m:t>​</m:t>
+        </m:r>
+        <m:d>
+          <m:dPr>
+            <m:begChr m:val="("/>
+            <m:sepChr m:val=""/>
+            <m:endChr m:val=")"/>
+            <m:grow/>
+          </m:dPr>
           <m:e>
-            <m:r>
-              <m:t>X</m:t>
-            </m:r>
+            <m:sSub>
+              <m:e>
+                <m:r>
+                  <m:t>X</m:t>
+                </m:r>
+              </m:e>
+              <m:sub>
+                <m:r>
+                  <m:rPr>
+                    <m:sty m:val="p"/>
+                  </m:rPr>
+                  <m:t>*</m:t>
+                </m:r>
+              </m:sub>
+            </m:sSub>
           </m:e>
-          <m:sub>
-            <m:r>
-              <m:rPr>
-                <m:sty m:val="p"/>
-              </m:rPr>
-              <m:t>*</m:t>
-            </m:r>
-          </m:sub>
-        </m:sSub>
-        <m:r>
-          <m:rPr>
-            <m:sty m:val="p"/>
-          </m:rPr>
-          <m:t>)</m:t>
+        </m:d>
+        <m:r>
+          <m:t>​</m:t>
         </m:r>
       </m:oMath>
       <w:r>
@@ -27052,21 +24960,6 @@
       <m:oMath>
         <m:r>
           <m:t>μ</m:t>
-        </m:r>
-        <m:r>
-          <m:rPr>
-            <m:sty m:val="p"/>
-          </m:rPr>
-          <m:t>(</m:t>
-        </m:r>
-        <m:r>
-          <m:t>x</m:t>
-        </m:r>
-        <m:r>
-          <m:rPr>
-            <m:sty m:val="p"/>
-          </m:rPr>
-          <m:t>)</m:t>
         </m:r>
       </m:oMath>
       <w:r>
@@ -35292,19 +33185,23 @@
             </m:e>
           </m:acc>
           <m:r>
-            <m:rPr>
-              <m:sty m:val="p"/>
-            </m:rPr>
-            <m:t>(</m:t>
+            <m:t>​</m:t>
           </m:r>
+          <m:d>
+            <m:dPr>
+              <m:begChr m:val="("/>
+              <m:sepChr m:val=""/>
+              <m:endChr m:val=")"/>
+              <m:grow/>
+            </m:dPr>
+            <m:e>
+              <m:r>
+                <m:t>x</m:t>
+              </m:r>
+            </m:e>
+          </m:d>
           <m:r>
-            <m:t>x</m:t>
-          </m:r>
-          <m:r>
-            <m:rPr>
-              <m:sty m:val="p"/>
-            </m:rPr>
-            <m:t>)</m:t>
+            <m:t>​</m:t>
           </m:r>
           <m:r>
             <m:rPr>

--- a/pr-preview/pr-274/model-validation-handout-tracked-changes.docx
+++ b/pr-preview/pr-274/model-validation-handout-tracked-changes.docx
@@ -16,7 +16,7 @@
       </w:pPr>
       <w:del w:id="1" w:author="PR Preview" w:date="2026-01-01T00:00:00Z">
         <w:r>
-          <w:delText xml:space="preserve">Last modified: 2026-10-17 00:53:34 (PDT)</w:delText>
+          <w:delText xml:space="preserve">Last modified: 2026-10-17 02:34:28 (PDT)</w:delText>
         </w:r>
       </w:del>
     </w:p>
@@ -26,7 +26,7 @@
       </w:pPr>
       <w:ins w:id="2" w:author="PR Preview" w:date="2026-01-01T00:00:00Z">
         <w:r>
-          <w:t xml:space="preserve">Last modified: 2026-10-17 01:48:51 (PDT)</w:t>
+          <w:t xml:space="preserve">Last modified: 2026-10-17 02:45:49 (PDT)</w:t>
         </w:r>
       </w:ins>
     </w:p>
@@ -3941,20 +3941,20 @@
         </w:r>
       </w:ins>
       <m:oMath>
-        <m:r>
-          <m:t>g</m:t>
-        </m:r>
-        <m:r>
-          <m:t>​</m:t>
-        </m:r>
-        <m:d>
-          <m:dPr>
-            <m:begChr m:val="("/>
-            <m:sepChr m:val=""/>
-            <m:endChr m:val=")"/>
-            <m:grow/>
-          </m:dPr>
+        <m:sSub>
           <m:e>
+            <m:acc>
+              <m:accPr>
+                <m:chr m:val="̂"/>
+              </m:accPr>
+              <m:e>
+                <m:r>
+                  <m:t>y</m:t>
+                </m:r>
+              </m:e>
+            </m:acc>
+          </m:e>
+          <m:sub>
             <m:sSub>
               <m:e>
                 <m:r>
@@ -3975,11 +3975,8 @@
                 </m:r>
               </m:sub>
             </m:sSub>
-          </m:e>
-        </m:d>
-        <m:r>
-          <m:t>​</m:t>
-        </m:r>
+          </m:sub>
+        </m:sSub>
       </m:oMath>
       <w:ins w:id="57" w:author="PR Preview" w:date="2026-01-01T00:00:00Z">
         <w:r>
@@ -4026,20 +4023,20 @@
               </m:r>
             </m:lim>
           </m:limUpp>
-          <m:r>
-            <m:t>g</m:t>
-          </m:r>
-          <m:r>
-            <m:t>​</m:t>
-          </m:r>
-          <m:d>
-            <m:dPr>
-              <m:begChr m:val="("/>
-              <m:sepChr m:val=""/>
-              <m:endChr m:val=")"/>
-              <m:grow/>
-            </m:dPr>
+          <m:sSub>
             <m:e>
+              <m:acc>
+                <m:accPr>
+                  <m:chr m:val="̂"/>
+                </m:accPr>
+                <m:e>
+                  <m:r>
+                    <m:t>y</m:t>
+                  </m:r>
+                </m:e>
+              </m:acc>
+            </m:e>
+            <m:sub>
               <m:sSub>
                 <m:e>
                   <m:r>
@@ -4060,11 +4057,8 @@
                   </m:r>
                 </m:sub>
               </m:sSub>
-            </m:e>
-          </m:d>
-          <m:r>
-            <m:t>​</m:t>
-          </m:r>
+            </m:sub>
+          </m:sSub>
           <m:r>
             <m:rPr>
               <m:sty m:val="p"/>
@@ -10629,19 +10623,23 @@
             <m:t>μ</m:t>
           </m:r>
           <m:r>
-            <m:rPr>
-              <m:sty m:val="p"/>
-            </m:rPr>
-            <m:t>(</m:t>
+            <m:t>​</m:t>
           </m:r>
+          <m:d>
+            <m:dPr>
+              <m:begChr m:val="("/>
+              <m:sepChr m:val=""/>
+              <m:endChr m:val=")"/>
+              <m:grow/>
+            </m:dPr>
+            <m:e>
+              <m:r>
+                <m:t>x</m:t>
+              </m:r>
+            </m:e>
+          </m:d>
           <m:r>
-            <m:t>x</m:t>
-          </m:r>
-          <m:r>
-            <m:rPr>
-              <m:sty m:val="p"/>
-            </m:rPr>
-            <m:t>)</m:t>
+            <m:t>​</m:t>
           </m:r>
           <m:limUpp>
             <m:e>
@@ -12024,19 +12022,23 @@
           <m:t>μ</m:t>
         </m:r>
         <m:r>
-          <m:rPr>
-            <m:sty m:val="p"/>
-          </m:rPr>
-          <m:t>(</m:t>
-        </m:r>
-        <m:r>
-          <m:t>x</m:t>
-        </m:r>
-        <m:r>
-          <m:rPr>
-            <m:sty m:val="p"/>
-          </m:rPr>
-          <m:t>)</m:t>
+          <m:t>​</m:t>
+        </m:r>
+        <m:d>
+          <m:dPr>
+            <m:begChr m:val="("/>
+            <m:sepChr m:val=""/>
+            <m:endChr m:val=")"/>
+            <m:grow/>
+          </m:dPr>
+          <m:e>
+            <m:r>
+              <m:t>x</m:t>
+            </m:r>
+          </m:e>
+        </m:d>
+        <m:r>
+          <m:t>​</m:t>
         </m:r>
       </m:oMath>
       <w:r>
@@ -13182,20 +13184,20 @@
           </m:rPr>
           <m:t>=</m:t>
         </m:r>
-        <m:r>
-          <m:t>g</m:t>
-        </m:r>
-        <m:r>
-          <m:t>​</m:t>
-        </m:r>
-        <m:d>
-          <m:dPr>
-            <m:begChr m:val="("/>
-            <m:sepChr m:val=""/>
-            <m:endChr m:val=")"/>
-            <m:grow/>
-          </m:dPr>
+        <m:sSub>
           <m:e>
+            <m:acc>
+              <m:accPr>
+                <m:chr m:val="̂"/>
+              </m:accPr>
+              <m:e>
+                <m:r>
+                  <m:t>y</m:t>
+                </m:r>
+              </m:e>
+            </m:acc>
+          </m:e>
+          <m:sub>
             <m:sSub>
               <m:e>
                 <m:r>
@@ -13216,11 +13218,8 @@
                 </m:r>
               </m:sub>
             </m:sSub>
-          </m:e>
-        </m:d>
-        <m:r>
-          <m:t>​</m:t>
-        </m:r>
+          </m:sub>
+        </m:sSub>
         <m:r>
           <m:t>​</m:t>
         </m:r>
@@ -15015,12 +15014,38 @@
               </m:r>
             </m:lim>
           </m:limUpp>
-          <m:r>
-            <m:rPr>
-              <m:sty m:val="p"/>
-            </m:rPr>
-            <m:t>E</m:t>
-          </m:r>
+          <m:sSub>
+            <m:e>
+              <m:r>
+                <m:rPr>
+                  <m:sty m:val="p"/>
+                </m:rPr>
+                <m:t>E</m:t>
+              </m:r>
+            </m:e>
+            <m:sub>
+              <m:sSub>
+                <m:e>
+                  <m:r>
+                    <m:rPr>
+                      <m:scr m:val="script"/>
+                      <m:sty m:val="p"/>
+                    </m:rPr>
+                    <m:t>D</m:t>
+                  </m:r>
+                </m:e>
+                <m:sub>
+                  <m:r>
+                    <m:rPr>
+                      <m:nor/>
+                      <m:sty m:val="p"/>
+                    </m:rPr>
+                    <m:t>train</m:t>
+                  </m:r>
+                </m:sub>
+              </m:sSub>
+            </m:sub>
+          </m:sSub>
           <m:r>
             <m:t>​</m:t>
           </m:r>
@@ -15905,7 +15930,7 @@
         <w:t xml:space="preserve"> </w:t>
       </w:r>
       <w:r>
-        <w:t xml:space="preserve">the bias reflects the error introduced by approximating a real-world relationship by a model.</w:t>
+        <w:t xml:space="preserve">the bias reflects the approximation error that comes from approximating a real-world relationship by a model.</w:t>
       </w:r>
     </w:p>
     <w:bookmarkStart w:id="102" w:name="exm-prediction-bias"/>
@@ -16133,12 +16158,38 @@
                 </m:rPr>
                 <m:t>=</m:t>
               </m:r>
-              <m:r>
-                <m:rPr>
-                  <m:sty m:val="p"/>
-                </m:rPr>
-                <m:t>E</m:t>
-              </m:r>
+              <m:sSub>
+                <m:e>
+                  <m:r>
+                    <m:rPr>
+                      <m:sty m:val="p"/>
+                    </m:rPr>
+                    <m:t>E</m:t>
+                  </m:r>
+                </m:e>
+                <m:sub>
+                  <m:sSub>
+                    <m:e>
+                      <m:r>
+                        <m:rPr>
+                          <m:scr m:val="script"/>
+                          <m:sty m:val="p"/>
+                        </m:rPr>
+                        <m:t>D</m:t>
+                      </m:r>
+                    </m:e>
+                    <m:sub>
+                      <m:r>
+                        <m:rPr>
+                          <m:nor/>
+                          <m:sty m:val="p"/>
+                        </m:rPr>
+                        <m:t>train</m:t>
+                      </m:r>
+                    </m:sub>
+                  </m:sSub>
+                </m:sub>
+              </m:sSub>
               <m:r>
                 <m:t>​</m:t>
               </m:r>
@@ -21206,12 +21257,38 @@
                     </m:rPr>
                     <m:t>−</m:t>
                   </m:r>
-                  <m:r>
-                    <m:rPr>
-                      <m:sty m:val="p"/>
-                    </m:rPr>
-                    <m:t>E</m:t>
-                  </m:r>
+                  <m:sSub>
+                    <m:e>
+                      <m:r>
+                        <m:rPr>
+                          <m:sty m:val="p"/>
+                        </m:rPr>
+                        <m:t>E</m:t>
+                      </m:r>
+                    </m:e>
+                    <m:sub>
+                      <m:sSub>
+                        <m:e>
+                          <m:r>
+                            <m:rPr>
+                              <m:scr m:val="script"/>
+                              <m:sty m:val="p"/>
+                            </m:rPr>
+                            <m:t>D</m:t>
+                          </m:r>
+                        </m:e>
+                        <m:sub>
+                          <m:r>
+                            <m:rPr>
+                              <m:nor/>
+                              <m:sty m:val="p"/>
+                            </m:rPr>
+                            <m:t>train</m:t>
+                          </m:r>
+                        </m:sub>
+                      </m:sSub>
+                    </m:sub>
+                  </m:sSub>
                   <m:r>
                     <m:t>​</m:t>
                   </m:r>
@@ -21770,12 +21847,38 @@
                             </m:rPr>
                             <m:t>−</m:t>
                           </m:r>
-                          <m:r>
-                            <m:rPr>
-                              <m:sty m:val="p"/>
-                            </m:rPr>
-                            <m:t>E</m:t>
-                          </m:r>
+                          <m:sSub>
+                            <m:e>
+                              <m:r>
+                                <m:rPr>
+                                  <m:sty m:val="p"/>
+                                </m:rPr>
+                                <m:t>E</m:t>
+                              </m:r>
+                            </m:e>
+                            <m:sub>
+                              <m:sSub>
+                                <m:e>
+                                  <m:r>
+                                    <m:rPr>
+                                      <m:scr m:val="script"/>
+                                      <m:sty m:val="p"/>
+                                    </m:rPr>
+                                    <m:t>D</m:t>
+                                  </m:r>
+                                </m:e>
+                                <m:sub>
+                                  <m:r>
+                                    <m:rPr>
+                                      <m:nor/>
+                                      <m:sty m:val="p"/>
+                                    </m:rPr>
+                                    <m:t>train</m:t>
+                                  </m:r>
+                                </m:sub>
+                              </m:sSub>
+                            </m:sub>
+                          </m:sSub>
                           <m:r>
                             <m:t>​</m:t>
                           </m:r>
@@ -22426,16 +22529,32 @@
           <m:e>
             <m:sSup>
               <m:e>
-                <m:acc>
-                  <m:accPr>
-                    <m:chr m:val="̂"/>
-                  </m:accPr>
+                <m:r>
+                  <m:t>​</m:t>
+                </m:r>
+                <m:d>
+                  <m:dPr>
+                    <m:begChr m:val="("/>
+                    <m:sepChr m:val=""/>
+                    <m:endChr m:val=")"/>
+                    <m:grow/>
+                  </m:dPr>
                   <m:e>
-                    <m:r>
-                      <m:t>y</m:t>
-                    </m:r>
+                    <m:acc>
+                      <m:accPr>
+                        <m:chr m:val="̂"/>
+                      </m:accPr>
+                      <m:e>
+                        <m:r>
+                          <m:t>y</m:t>
+                        </m:r>
+                      </m:e>
+                    </m:acc>
                   </m:e>
-                </m:acc>
+                </m:d>
+                <m:r>
+                  <m:t>​</m:t>
+                </m:r>
               </m:e>
               <m:sup>
                 <m:r>
@@ -24059,7 +24178,13 @@
         <w:t xml:space="preserve"> </w:t>
       </w:r>
       <w:r>
-        <w:t xml:space="preserve">splits that error, under squared-error loss,</w:t>
+        <w:t xml:space="preserve">splits each of those expected prediction errors,</w:t>
+      </w:r>
+      <w:r>
+        <w:t xml:space="preserve"> </w:t>
+      </w:r>
+      <w:r>
+        <w:t xml:space="preserve">under squared-error loss,</w:t>
       </w:r>
       <w:r>
         <w:t xml:space="preserve"> </w:t>
@@ -33211,9 +33336,16 @@
           </m:r>
           <m:sSub>
             <m:e>
-              <m:r>
-                <m:t>g</m:t>
-              </m:r>
+              <m:acc>
+                <m:accPr>
+                  <m:chr m:val="̂"/>
+                </m:accPr>
+                <m:e>
+                  <m:r>
+                    <m:t>y</m:t>
+                  </m:r>
+                </m:e>
+              </m:acc>
             </m:e>
             <m:sub>
               <m:r>
@@ -33221,42 +33353,6 @@
               </m:r>
             </m:sub>
           </m:sSub>
-          <m:r>
-            <m:t>​</m:t>
-          </m:r>
-          <m:d>
-            <m:dPr>
-              <m:begChr m:val="("/>
-              <m:sepChr m:val=""/>
-              <m:endChr m:val=")"/>
-              <m:grow/>
-            </m:dPr>
-            <m:e>
-              <m:sSub>
-                <m:e>
-                  <m:r>
-                    <m:rPr>
-                      <m:scr m:val="script"/>
-                      <m:sty m:val="p"/>
-                    </m:rPr>
-                    <m:t>D</m:t>
-                  </m:r>
-                </m:e>
-                <m:sub>
-                  <m:r>
-                    <m:rPr>
-                      <m:nor/>
-                      <m:sty m:val="p"/>
-                    </m:rPr>
-                    <m:t>train</m:t>
-                  </m:r>
-                </m:sub>
-              </m:sSub>
-            </m:e>
-          </m:d>
-          <m:r>
-            <m:t>​</m:t>
-          </m:r>
           <m:r>
             <m:t>​</m:t>
           </m:r>
@@ -42879,20 +42975,20 @@
               </m:r>
             </m:lim>
           </m:limUpp>
-          <m:r>
-            <m:t>g</m:t>
-          </m:r>
-          <m:r>
-            <m:t>​</m:t>
-          </m:r>
-          <m:d>
-            <m:dPr>
-              <m:begChr m:val="("/>
-              <m:sepChr m:val=""/>
-              <m:endChr m:val=")"/>
-              <m:grow/>
-            </m:dPr>
+          <m:sSub>
             <m:e>
+              <m:acc>
+                <m:accPr>
+                  <m:chr m:val="̂"/>
+                </m:accPr>
+                <m:e>
+                  <m:r>
+                    <m:t>y</m:t>
+                  </m:r>
+                </m:e>
+              </m:acc>
+            </m:e>
+            <m:sub>
               <m:r>
                 <m:t>​</m:t>
               </m:r>
@@ -42991,11 +43087,8 @@
                   </m:sSub>
                 </m:sub>
               </m:sSub>
-            </m:e>
-          </m:d>
-          <m:r>
-            <m:t>​</m:t>
-          </m:r>
+            </m:sub>
+          </m:sSub>
           <m:r>
             <m:t>​</m:t>
           </m:r>
@@ -47235,7 +47328,7 @@
         <w:t xml:space="preserve"> </w:t>
       </w:r>
       <w:r>
-        <w:t xml:space="preserve">tends to overstate the error of a rule fitted to all</w:t>
+        <w:t xml:space="preserve">tends to overstate the expected generalization error of a rule fitted to all</w:t>
       </w:r>
       <w:r>
         <w:t xml:space="preserve"> </w:t>
@@ -50335,7 +50428,7 @@
         <w:t xml:space="preserve"> </w:t>
       </w:r>
       <w:r>
-        <w:t xml:space="preserve">not the error of a fit to 30 points.</w:t>
+        <w:t xml:space="preserve">not the expected generalization error of a fit to 30 points.</w:t>
       </w:r>
       <w:r>
         <w:t xml:space="preserve"> </w:t>
@@ -55502,20 +55595,20 @@
           </m:rPr>
           <m:t>=</m:t>
         </m:r>
-        <m:r>
-          <m:t>g</m:t>
-        </m:r>
-        <m:r>
-          <m:t>​</m:t>
-        </m:r>
-        <m:d>
-          <m:dPr>
-            <m:begChr m:val="("/>
-            <m:sepChr m:val=""/>
-            <m:endChr m:val=")"/>
-            <m:grow/>
-          </m:dPr>
+        <m:sSub>
           <m:e>
+            <m:acc>
+              <m:accPr>
+                <m:chr m:val="̂"/>
+              </m:accPr>
+              <m:e>
+                <m:r>
+                  <m:t>y</m:t>
+                </m:r>
+              </m:e>
+            </m:acc>
+          </m:e>
+          <m:sub>
             <m:r>
               <m:t>​</m:t>
             </m:r>
@@ -55653,11 +55746,8 @@
                 </m:r>
               </m:sub>
             </m:sSub>
-          </m:e>
-        </m:d>
-        <m:r>
-          <m:t>​</m:t>
-        </m:r>
+          </m:sub>
+        </m:sSub>
         <m:r>
           <m:t>​</m:t>
         </m:r>
@@ -59015,250 +59105,691 @@
       <w:pPr>
         <w:pStyle w:val="SourceCode"/>
       </w:pPr>
-      <w:r>
-        <w:rPr>
-          <w:rStyle w:val="NormalTok"/>
-        </w:rPr>
-        <w:t xml:space="preserve">loocv_max_diff </w:t>
-      </w:r>
-      <w:r>
-        <w:rPr>
-          <w:rStyle w:val="OtherTok"/>
-        </w:rPr>
-        <w:t xml:space="preserve">&lt;-</w:t>
-      </w:r>
-      <w:r>
-        <w:rPr>
-          <w:rStyle w:val="NormalTok"/>
-        </w:rPr>
-        <w:t xml:space="preserve"> </w:t>
-      </w:r>
-      <w:r>
-        <w:rPr>
-          <w:rStyle w:val="FunctionTok"/>
-        </w:rPr>
-        <w:t xml:space="preserve">max</w:t>
-      </w:r>
-      <w:r>
-        <w:rPr>
-          <w:rStyle w:val="NormalTok"/>
-        </w:rPr>
-        <w:t xml:space="preserve">(</w:t>
-      </w:r>
-      <w:r>
-        <w:rPr>
-          <w:rStyle w:val="FunctionTok"/>
-        </w:rPr>
-        <w:t xml:space="preserve">abs</w:t>
-      </w:r>
-      <w:r>
-        <w:rPr>
-          <w:rStyle w:val="NormalTok"/>
-        </w:rPr>
-        <w:t xml:space="preserve">(mtcars_loocv</w:t>
-      </w:r>
-      <w:r>
-        <w:rPr>
-          <w:rStyle w:val="SpecialCharTok"/>
-        </w:rPr>
-        <w:t xml:space="preserve">$</w:t>
-      </w:r>
-      <w:r>
-        <w:rPr>
-          <w:rStyle w:val="NormalTok"/>
-        </w:rPr>
-        <w:t xml:space="preserve">refitting </w:t>
-      </w:r>
-      <w:r>
-        <w:rPr>
-          <w:rStyle w:val="SpecialCharTok"/>
-        </w:rPr>
-        <w:t xml:space="preserve">-</w:t>
-      </w:r>
-      <w:r>
-        <w:rPr>
-          <w:rStyle w:val="NormalTok"/>
-        </w:rPr>
-        <w:t xml:space="preserve"> mtcars_loocv</w:t>
-      </w:r>
-      <w:r>
-        <w:rPr>
-          <w:rStyle w:val="SpecialCharTok"/>
-        </w:rPr>
-        <w:t xml:space="preserve">$</w:t>
-      </w:r>
-      <w:r>
-        <w:rPr>
-          <w:rStyle w:val="NormalTok"/>
-        </w:rPr>
-        <w:t xml:space="preserve">formula))</w:t>
-      </w:r>
-      <w:r>
-        <w:br/>
-      </w:r>
-      <w:r>
-        <w:rPr>
-          <w:rStyle w:val="NormalTok"/>
-        </w:rPr>
-        <w:t xml:space="preserve">mtcars_best_loocv </w:t>
-      </w:r>
-      <w:r>
-        <w:rPr>
-          <w:rStyle w:val="OtherTok"/>
-        </w:rPr>
-        <w:t xml:space="preserve">&lt;-</w:t>
-      </w:r>
-      <w:r>
-        <w:br/>
-      </w:r>
-      <w:r>
-        <w:rPr>
-          <w:rStyle w:val="NormalTok"/>
-        </w:rPr>
-        <w:t xml:space="preserve">  mtcars_loocv</w:t>
-      </w:r>
-      <w:r>
-        <w:rPr>
-          <w:rStyle w:val="SpecialCharTok"/>
-        </w:rPr>
-        <w:t xml:space="preserve">$</w:t>
-      </w:r>
-      <w:r>
-        <w:rPr>
-          <w:rStyle w:val="NormalTok"/>
-        </w:rPr>
-        <w:t xml:space="preserve">degree[</w:t>
-      </w:r>
-      <w:r>
-        <w:rPr>
-          <w:rStyle w:val="FunctionTok"/>
-        </w:rPr>
-        <w:t xml:space="preserve">which.min</w:t>
-      </w:r>
-      <w:r>
-        <w:rPr>
-          <w:rStyle w:val="NormalTok"/>
-        </w:rPr>
-        <w:t xml:space="preserve">(mtcars_loocv</w:t>
-      </w:r>
-      <w:r>
-        <w:rPr>
-          <w:rStyle w:val="SpecialCharTok"/>
-        </w:rPr>
-        <w:t xml:space="preserve">$</w:t>
-      </w:r>
-      <w:r>
-        <w:rPr>
-          <w:rStyle w:val="NormalTok"/>
-        </w:rPr>
-        <w:t xml:space="preserve">formula)]</w:t>
-      </w:r>
-      <w:r>
-        <w:br/>
-      </w:r>
-      <w:r>
-        <w:rPr>
-          <w:rStyle w:val="FunctionTok"/>
-        </w:rPr>
-        <w:t xml:space="preserve">c</w:t>
-      </w:r>
-      <w:r>
-        <w:rPr>
-          <w:rStyle w:val="NormalTok"/>
-        </w:rPr>
-        <w:t xml:space="preserve">(</w:t>
-      </w:r>
-      <w:r>
-        <w:rPr>
-          <w:rStyle w:val="AttributeTok"/>
-        </w:rPr>
-        <w:t xml:space="preserve">max_difference =</w:t>
-      </w:r>
-      <w:r>
-        <w:rPr>
-          <w:rStyle w:val="NormalTok"/>
-        </w:rPr>
-        <w:t xml:space="preserve"> loocv_max_diff, </w:t>
-      </w:r>
-      <w:r>
-        <w:rPr>
-          <w:rStyle w:val="AttributeTok"/>
-        </w:rPr>
-        <w:t xml:space="preserve">best_degree =</w:t>
-      </w:r>
-      <w:r>
-        <w:rPr>
-          <w:rStyle w:val="NormalTok"/>
-        </w:rPr>
-        <w:t xml:space="preserve"> mtcars_best_loocv)</w:t>
-      </w:r>
-      <w:r>
-        <w:br/>
-      </w:r>
-      <w:r>
-        <w:rPr>
-          <w:rStyle w:val="CommentTok"/>
-        </w:rPr>
-        <w:t xml:space="preserve">#&gt; max_difference    best_degree </w:t>
-      </w:r>
-      <w:r>
-        <w:br/>
-      </w:r>
-      <w:r>
-        <w:rPr>
-          <w:rStyle w:val="CommentTok"/>
-        </w:rPr>
-        <w:t xml:space="preserve">#&gt;    8.88178e-15    2.00000e+00</w:t>
-      </w:r>
+      <w:del w:id="259" w:author="PR Preview" w:date="2026-01-01T00:00:00Z">
+        <w:r>
+          <w:rPr>
+            <w:rStyle w:val="NormalTok"/>
+          </w:rPr>
+          <w:delText xml:space="preserve">loocv_max_diff </w:delText>
+        </w:r>
+      </w:del>
+      <w:del w:id="260" w:author="PR Preview" w:date="2026-01-01T00:00:00Z">
+        <w:r>
+          <w:rPr>
+            <w:rStyle w:val="OtherTok"/>
+          </w:rPr>
+          <w:delText xml:space="preserve">&lt;-</w:delText>
+        </w:r>
+      </w:del>
+      <w:del w:id="261" w:author="PR Preview" w:date="2026-01-01T00:00:00Z">
+        <w:r>
+          <w:rPr>
+            <w:rStyle w:val="NormalTok"/>
+          </w:rPr>
+          <w:delText xml:space="preserve"> </w:delText>
+        </w:r>
+      </w:del>
+      <w:del w:id="262" w:author="PR Preview" w:date="2026-01-01T00:00:00Z">
+        <w:r>
+          <w:rPr>
+            <w:rStyle w:val="FunctionTok"/>
+          </w:rPr>
+          <w:delText xml:space="preserve">max</w:delText>
+        </w:r>
+      </w:del>
+      <w:del w:id="263" w:author="PR Preview" w:date="2026-01-01T00:00:00Z">
+        <w:r>
+          <w:rPr>
+            <w:rStyle w:val="NormalTok"/>
+          </w:rPr>
+          <w:delText xml:space="preserve">(</w:delText>
+        </w:r>
+      </w:del>
+      <w:del w:id="264" w:author="PR Preview" w:date="2026-01-01T00:00:00Z">
+        <w:r>
+          <w:rPr>
+            <w:rStyle w:val="FunctionTok"/>
+          </w:rPr>
+          <w:delText xml:space="preserve">abs</w:delText>
+        </w:r>
+      </w:del>
+      <w:del w:id="265" w:author="PR Preview" w:date="2026-01-01T00:00:00Z">
+        <w:r>
+          <w:rPr>
+            <w:rStyle w:val="NormalTok"/>
+          </w:rPr>
+          <w:delText xml:space="preserve">(mtcars_loocv</w:delText>
+        </w:r>
+      </w:del>
+      <w:del w:id="266" w:author="PR Preview" w:date="2026-01-01T00:00:00Z">
+        <w:r>
+          <w:rPr>
+            <w:rStyle w:val="SpecialCharTok"/>
+          </w:rPr>
+          <w:delText xml:space="preserve">$</w:delText>
+        </w:r>
+      </w:del>
+      <w:del w:id="267" w:author="PR Preview" w:date="2026-01-01T00:00:00Z">
+        <w:r>
+          <w:rPr>
+            <w:rStyle w:val="NormalTok"/>
+          </w:rPr>
+          <w:delText xml:space="preserve">refitting </w:delText>
+        </w:r>
+      </w:del>
+      <w:del w:id="268" w:author="PR Preview" w:date="2026-01-01T00:00:00Z">
+        <w:r>
+          <w:rPr>
+            <w:rStyle w:val="SpecialCharTok"/>
+          </w:rPr>
+          <w:delText xml:space="preserve">-</w:delText>
+        </w:r>
+      </w:del>
+      <w:del w:id="269" w:author="PR Preview" w:date="2026-01-01T00:00:00Z">
+        <w:r>
+          <w:rPr>
+            <w:rStyle w:val="NormalTok"/>
+          </w:rPr>
+          <w:delText xml:space="preserve"> mtcars_loocv</w:delText>
+        </w:r>
+      </w:del>
+      <w:del w:id="270" w:author="PR Preview" w:date="2026-01-01T00:00:00Z">
+        <w:r>
+          <w:rPr>
+            <w:rStyle w:val="SpecialCharTok"/>
+          </w:rPr>
+          <w:delText xml:space="preserve">$</w:delText>
+        </w:r>
+      </w:del>
+      <w:del w:id="271" w:author="PR Preview" w:date="2026-01-01T00:00:00Z">
+        <w:r>
+          <w:rPr>
+            <w:rStyle w:val="NormalTok"/>
+          </w:rPr>
+          <w:delText xml:space="preserve">formula))</w:delText>
+        </w:r>
+      </w:del>
+      <w:del w:id="272" w:author="PR Preview" w:date="2026-01-01T00:00:00Z">
+        <w:r>
+          <w:br/>
+        </w:r>
+      </w:del>
+      <w:del w:id="273" w:author="PR Preview" w:date="2026-01-01T00:00:00Z">
+        <w:r>
+          <w:rPr>
+            <w:rStyle w:val="NormalTok"/>
+          </w:rPr>
+          <w:delText xml:space="preserve">mtcars_best_loocv </w:delText>
+        </w:r>
+      </w:del>
+      <w:del w:id="274" w:author="PR Preview" w:date="2026-01-01T00:00:00Z">
+        <w:r>
+          <w:rPr>
+            <w:rStyle w:val="OtherTok"/>
+          </w:rPr>
+          <w:delText xml:space="preserve">&lt;-</w:delText>
+        </w:r>
+      </w:del>
+      <w:del w:id="275" w:author="PR Preview" w:date="2026-01-01T00:00:00Z">
+        <w:r>
+          <w:br/>
+        </w:r>
+      </w:del>
+      <w:del w:id="276" w:author="PR Preview" w:date="2026-01-01T00:00:00Z">
+        <w:r>
+          <w:rPr>
+            <w:rStyle w:val="NormalTok"/>
+          </w:rPr>
+          <w:delText xml:space="preserve">  mtcars_loocv</w:delText>
+        </w:r>
+      </w:del>
+      <w:del w:id="277" w:author="PR Preview" w:date="2026-01-01T00:00:00Z">
+        <w:r>
+          <w:rPr>
+            <w:rStyle w:val="SpecialCharTok"/>
+          </w:rPr>
+          <w:delText xml:space="preserve">$</w:delText>
+        </w:r>
+      </w:del>
+      <w:del w:id="278" w:author="PR Preview" w:date="2026-01-01T00:00:00Z">
+        <w:r>
+          <w:rPr>
+            <w:rStyle w:val="NormalTok"/>
+          </w:rPr>
+          <w:delText xml:space="preserve">degree[</w:delText>
+        </w:r>
+      </w:del>
+      <w:del w:id="279" w:author="PR Preview" w:date="2026-01-01T00:00:00Z">
+        <w:r>
+          <w:rPr>
+            <w:rStyle w:val="FunctionTok"/>
+          </w:rPr>
+          <w:delText xml:space="preserve">which.min</w:delText>
+        </w:r>
+      </w:del>
+      <w:del w:id="280" w:author="PR Preview" w:date="2026-01-01T00:00:00Z">
+        <w:r>
+          <w:rPr>
+            <w:rStyle w:val="NormalTok"/>
+          </w:rPr>
+          <w:delText xml:space="preserve">(mtcars_loocv</w:delText>
+        </w:r>
+      </w:del>
+      <w:del w:id="281" w:author="PR Preview" w:date="2026-01-01T00:00:00Z">
+        <w:r>
+          <w:rPr>
+            <w:rStyle w:val="SpecialCharTok"/>
+          </w:rPr>
+          <w:delText xml:space="preserve">$</w:delText>
+        </w:r>
+      </w:del>
+      <w:del w:id="282" w:author="PR Preview" w:date="2026-01-01T00:00:00Z">
+        <w:r>
+          <w:rPr>
+            <w:rStyle w:val="NormalTok"/>
+          </w:rPr>
+          <w:delText xml:space="preserve">formula)]</w:delText>
+        </w:r>
+      </w:del>
+      <w:del w:id="283" w:author="PR Preview" w:date="2026-01-01T00:00:00Z">
+        <w:r>
+          <w:br/>
+        </w:r>
+      </w:del>
+      <w:del w:id="284" w:author="PR Preview" w:date="2026-01-01T00:00:00Z">
+        <w:r>
+          <w:rPr>
+            <w:rStyle w:val="FunctionTok"/>
+          </w:rPr>
+          <w:delText xml:space="preserve">c</w:delText>
+        </w:r>
+      </w:del>
+      <w:del w:id="285" w:author="PR Preview" w:date="2026-01-01T00:00:00Z">
+        <w:r>
+          <w:rPr>
+            <w:rStyle w:val="NormalTok"/>
+          </w:rPr>
+          <w:delText xml:space="preserve">(</w:delText>
+        </w:r>
+      </w:del>
+      <w:del w:id="286" w:author="PR Preview" w:date="2026-01-01T00:00:00Z">
+        <w:r>
+          <w:rPr>
+            <w:rStyle w:val="AttributeTok"/>
+          </w:rPr>
+          <w:delText xml:space="preserve">max_difference =</w:delText>
+        </w:r>
+      </w:del>
+      <w:del w:id="287" w:author="PR Preview" w:date="2026-01-01T00:00:00Z">
+        <w:r>
+          <w:rPr>
+            <w:rStyle w:val="NormalTok"/>
+          </w:rPr>
+          <w:delText xml:space="preserve"> loocv_max_diff, </w:delText>
+        </w:r>
+      </w:del>
+      <w:del w:id="288" w:author="PR Preview" w:date="2026-01-01T00:00:00Z">
+        <w:r>
+          <w:rPr>
+            <w:rStyle w:val="AttributeTok"/>
+          </w:rPr>
+          <w:delText xml:space="preserve">best_degree =</w:delText>
+        </w:r>
+      </w:del>
+      <w:del w:id="289" w:author="PR Preview" w:date="2026-01-01T00:00:00Z">
+        <w:r>
+          <w:rPr>
+            <w:rStyle w:val="NormalTok"/>
+          </w:rPr>
+          <w:delText xml:space="preserve"> mtcars_best_loocv)</w:delText>
+        </w:r>
+      </w:del>
+      <w:del w:id="290" w:author="PR Preview" w:date="2026-01-01T00:00:00Z">
+        <w:r>
+          <w:br/>
+        </w:r>
+      </w:del>
+      <w:del w:id="291" w:author="PR Preview" w:date="2026-01-01T00:00:00Z">
+        <w:r>
+          <w:rPr>
+            <w:rStyle w:val="CommentTok"/>
+          </w:rPr>
+          <w:delText xml:space="preserve">#&gt; max_difference    best_degree </w:delText>
+        </w:r>
+      </w:del>
+      <w:del w:id="292" w:author="PR Preview" w:date="2026-01-01T00:00:00Z">
+        <w:r>
+          <w:br/>
+        </w:r>
+      </w:del>
+      <w:del w:id="293" w:author="PR Preview" w:date="2026-01-01T00:00:00Z">
+        <w:r>
+          <w:rPr>
+            <w:rStyle w:val="CommentTok"/>
+          </w:rPr>
+          <w:delText xml:space="preserve">#&gt;    7.10543e-15    2.00000e+00</w:delText>
+        </w:r>
+      </w:del>
     </w:p>
     <w:p>
       <w:pPr>
         <w:pStyle w:val="FirstParagraph"/>
       </w:pPr>
-      <w:r>
-        <w:t xml:space="preserve">The two columns differ by at most 8.9e-15,</w:t>
-      </w:r>
-      <w:r>
-        <w:t xml:space="preserve"> </w:t>
-      </w:r>
-      <w:r>
-        <w:t xml:space="preserve">which is rounding error.</w:t>
-      </w:r>
-      <w:r>
-        <w:t xml:space="preserve"> </w:t>
-      </w:r>
-      <w:r>
-        <w:t xml:space="preserve">The single-fit formula needs one fit per model instead of 32.</w:t>
-      </w:r>
-      <w:r>
-        <w:t xml:space="preserve"> </w:t>
-      </w:r>
-      <w:r>
-        <w:t xml:space="preserve">LOOCV picks degree 2,</w:t>
-      </w:r>
-      <w:r>
-        <w:t xml:space="preserve"> </w:t>
-      </w:r>
-      <w:r>
-        <w:t xml:space="preserve">and because LOOCV is not random (</w:t>
-      </w:r>
+      <w:del w:id="294" w:author="PR Preview" w:date="2026-01-01T00:00:00Z">
+        <w:r>
+          <w:delText xml:space="preserve">The two columns differ by at most 7.1e-15,</w:delText>
+        </w:r>
+      </w:del>
+      <w:del w:id="295" w:author="PR Preview" w:date="2026-01-01T00:00:00Z">
+        <w:r>
+          <w:delText xml:space="preserve"> </w:delText>
+        </w:r>
+      </w:del>
+      <w:del w:id="296" w:author="PR Preview" w:date="2026-01-01T00:00:00Z">
+        <w:r>
+          <w:delText xml:space="preserve">which is rounding error.</w:delText>
+        </w:r>
+      </w:del>
+      <w:del w:id="297" w:author="PR Preview" w:date="2026-01-01T00:00:00Z">
+        <w:r>
+          <w:delText xml:space="preserve"> </w:delText>
+        </w:r>
+      </w:del>
+      <w:del w:id="298" w:author="PR Preview" w:date="2026-01-01T00:00:00Z">
+        <w:r>
+          <w:delText xml:space="preserve">The single-fit formula needs one fit per model instead of 32.</w:delText>
+        </w:r>
+      </w:del>
+      <w:del w:id="299" w:author="PR Preview" w:date="2026-01-01T00:00:00Z">
+        <w:r>
+          <w:delText xml:space="preserve"> </w:delText>
+        </w:r>
+      </w:del>
+      <w:del w:id="300" w:author="PR Preview" w:date="2026-01-01T00:00:00Z">
+        <w:r>
+          <w:delText xml:space="preserve">LOOCV picks degree 2,</w:delText>
+        </w:r>
+      </w:del>
+      <w:del w:id="301" w:author="PR Preview" w:date="2026-01-01T00:00:00Z">
+        <w:r>
+          <w:delText xml:space="preserve"> </w:delText>
+        </w:r>
+      </w:del>
+      <w:del w:id="302" w:author="PR Preview" w:date="2026-01-01T00:00:00Z">
+        <w:r>
+          <w:delText xml:space="preserve">and because LOOCV is not random (</w:delText>
+        </w:r>
+      </w:del>
       <w:hyperlink w:anchor="lem-loocv-not-random">
+        <w:del w:id="303" w:author="PR Preview" w:date="2026-01-01T00:00:00Z">
+          <w:r>
+            <w:rPr>
+              <w:rStyle w:val="Hyperlink"/>
+            </w:rPr>
+            <w:delText xml:space="preserve">Lemma 1</w:delText>
+          </w:r>
+        </w:del>
+      </w:hyperlink>
+      <w:del w:id="304" w:author="PR Preview" w:date="2026-01-01T00:00:00Z">
+        <w:r>
+          <w:delText xml:space="preserve">),</w:delText>
+        </w:r>
+      </w:del>
+      <w:del w:id="305" w:author="PR Preview" w:date="2026-01-01T00:00:00Z">
+        <w:r>
+          <w:delText xml:space="preserve"> </w:delText>
+        </w:r>
+      </w:del>
+      <w:del w:id="306" w:author="PR Preview" w:date="2026-01-01T00:00:00Z">
+        <w:r>
+          <w:delText xml:space="preserve">rerunning it always gives the same choice.</w:delText>
+        </w:r>
+      </w:del>
+    </w:p>
+    <w:p>
+      <w:pPr>
+        <w:pStyle w:val="SourceCode"/>
+      </w:pPr>
+      <w:ins w:id="307" w:author="PR Preview" w:date="2026-01-01T00:00:00Z">
         <w:r>
           <w:rPr>
-            <w:rStyle w:val="Hyperlink"/>
+            <w:rStyle w:val="NormalTok"/>
           </w:rPr>
-          <w:t xml:space="preserve">Lemma 1</w:t>
+          <w:t xml:space="preserve">loocv_max_diff </w:t>
         </w:r>
+      </w:ins>
+      <w:ins w:id="308" w:author="PR Preview" w:date="2026-01-01T00:00:00Z">
+        <w:r>
+          <w:rPr>
+            <w:rStyle w:val="OtherTok"/>
+          </w:rPr>
+          <w:t xml:space="preserve">&lt;-</w:t>
+        </w:r>
+      </w:ins>
+      <w:ins w:id="309" w:author="PR Preview" w:date="2026-01-01T00:00:00Z">
+        <w:r>
+          <w:rPr>
+            <w:rStyle w:val="NormalTok"/>
+          </w:rPr>
+          <w:t xml:space="preserve"> </w:t>
+        </w:r>
+      </w:ins>
+      <w:ins w:id="310" w:author="PR Preview" w:date="2026-01-01T00:00:00Z">
+        <w:r>
+          <w:rPr>
+            <w:rStyle w:val="FunctionTok"/>
+          </w:rPr>
+          <w:t xml:space="preserve">max</w:t>
+        </w:r>
+      </w:ins>
+      <w:ins w:id="311" w:author="PR Preview" w:date="2026-01-01T00:00:00Z">
+        <w:r>
+          <w:rPr>
+            <w:rStyle w:val="NormalTok"/>
+          </w:rPr>
+          <w:t xml:space="preserve">(</w:t>
+        </w:r>
+      </w:ins>
+      <w:ins w:id="312" w:author="PR Preview" w:date="2026-01-01T00:00:00Z">
+        <w:r>
+          <w:rPr>
+            <w:rStyle w:val="FunctionTok"/>
+          </w:rPr>
+          <w:t xml:space="preserve">abs</w:t>
+        </w:r>
+      </w:ins>
+      <w:ins w:id="313" w:author="PR Preview" w:date="2026-01-01T00:00:00Z">
+        <w:r>
+          <w:rPr>
+            <w:rStyle w:val="NormalTok"/>
+          </w:rPr>
+          <w:t xml:space="preserve">(mtcars_loocv</w:t>
+        </w:r>
+      </w:ins>
+      <w:ins w:id="314" w:author="PR Preview" w:date="2026-01-01T00:00:00Z">
+        <w:r>
+          <w:rPr>
+            <w:rStyle w:val="SpecialCharTok"/>
+          </w:rPr>
+          <w:t xml:space="preserve">$</w:t>
+        </w:r>
+      </w:ins>
+      <w:ins w:id="315" w:author="PR Preview" w:date="2026-01-01T00:00:00Z">
+        <w:r>
+          <w:rPr>
+            <w:rStyle w:val="NormalTok"/>
+          </w:rPr>
+          <w:t xml:space="preserve">refitting </w:t>
+        </w:r>
+      </w:ins>
+      <w:ins w:id="316" w:author="PR Preview" w:date="2026-01-01T00:00:00Z">
+        <w:r>
+          <w:rPr>
+            <w:rStyle w:val="SpecialCharTok"/>
+          </w:rPr>
+          <w:t xml:space="preserve">-</w:t>
+        </w:r>
+      </w:ins>
+      <w:ins w:id="317" w:author="PR Preview" w:date="2026-01-01T00:00:00Z">
+        <w:r>
+          <w:rPr>
+            <w:rStyle w:val="NormalTok"/>
+          </w:rPr>
+          <w:t xml:space="preserve"> mtcars_loocv</w:t>
+        </w:r>
+      </w:ins>
+      <w:ins w:id="318" w:author="PR Preview" w:date="2026-01-01T00:00:00Z">
+        <w:r>
+          <w:rPr>
+            <w:rStyle w:val="SpecialCharTok"/>
+          </w:rPr>
+          <w:t xml:space="preserve">$</w:t>
+        </w:r>
+      </w:ins>
+      <w:ins w:id="319" w:author="PR Preview" w:date="2026-01-01T00:00:00Z">
+        <w:r>
+          <w:rPr>
+            <w:rStyle w:val="NormalTok"/>
+          </w:rPr>
+          <w:t xml:space="preserve">formula))</w:t>
+        </w:r>
+      </w:ins>
+      <w:ins w:id="320" w:author="PR Preview" w:date="2026-01-01T00:00:00Z">
+        <w:r>
+          <w:br/>
+        </w:r>
+      </w:ins>
+      <w:ins w:id="321" w:author="PR Preview" w:date="2026-01-01T00:00:00Z">
+        <w:r>
+          <w:rPr>
+            <w:rStyle w:val="NormalTok"/>
+          </w:rPr>
+          <w:t xml:space="preserve">mtcars_best_loocv </w:t>
+        </w:r>
+      </w:ins>
+      <w:ins w:id="322" w:author="PR Preview" w:date="2026-01-01T00:00:00Z">
+        <w:r>
+          <w:rPr>
+            <w:rStyle w:val="OtherTok"/>
+          </w:rPr>
+          <w:t xml:space="preserve">&lt;-</w:t>
+        </w:r>
+      </w:ins>
+      <w:ins w:id="323" w:author="PR Preview" w:date="2026-01-01T00:00:00Z">
+        <w:r>
+          <w:br/>
+        </w:r>
+      </w:ins>
+      <w:ins w:id="324" w:author="PR Preview" w:date="2026-01-01T00:00:00Z">
+        <w:r>
+          <w:rPr>
+            <w:rStyle w:val="NormalTok"/>
+          </w:rPr>
+          <w:t xml:space="preserve">  mtcars_loocv</w:t>
+        </w:r>
+      </w:ins>
+      <w:ins w:id="325" w:author="PR Preview" w:date="2026-01-01T00:00:00Z">
+        <w:r>
+          <w:rPr>
+            <w:rStyle w:val="SpecialCharTok"/>
+          </w:rPr>
+          <w:t xml:space="preserve">$</w:t>
+        </w:r>
+      </w:ins>
+      <w:ins w:id="326" w:author="PR Preview" w:date="2026-01-01T00:00:00Z">
+        <w:r>
+          <w:rPr>
+            <w:rStyle w:val="NormalTok"/>
+          </w:rPr>
+          <w:t xml:space="preserve">degree[</w:t>
+        </w:r>
+      </w:ins>
+      <w:ins w:id="327" w:author="PR Preview" w:date="2026-01-01T00:00:00Z">
+        <w:r>
+          <w:rPr>
+            <w:rStyle w:val="FunctionTok"/>
+          </w:rPr>
+          <w:t xml:space="preserve">which.min</w:t>
+        </w:r>
+      </w:ins>
+      <w:ins w:id="328" w:author="PR Preview" w:date="2026-01-01T00:00:00Z">
+        <w:r>
+          <w:rPr>
+            <w:rStyle w:val="NormalTok"/>
+          </w:rPr>
+          <w:t xml:space="preserve">(mtcars_loocv</w:t>
+        </w:r>
+      </w:ins>
+      <w:ins w:id="329" w:author="PR Preview" w:date="2026-01-01T00:00:00Z">
+        <w:r>
+          <w:rPr>
+            <w:rStyle w:val="SpecialCharTok"/>
+          </w:rPr>
+          <w:t xml:space="preserve">$</w:t>
+        </w:r>
+      </w:ins>
+      <w:ins w:id="330" w:author="PR Preview" w:date="2026-01-01T00:00:00Z">
+        <w:r>
+          <w:rPr>
+            <w:rStyle w:val="NormalTok"/>
+          </w:rPr>
+          <w:t xml:space="preserve">formula)]</w:t>
+        </w:r>
+      </w:ins>
+      <w:ins w:id="331" w:author="PR Preview" w:date="2026-01-01T00:00:00Z">
+        <w:r>
+          <w:br/>
+        </w:r>
+      </w:ins>
+      <w:ins w:id="332" w:author="PR Preview" w:date="2026-01-01T00:00:00Z">
+        <w:r>
+          <w:rPr>
+            <w:rStyle w:val="FunctionTok"/>
+          </w:rPr>
+          <w:t xml:space="preserve">c</w:t>
+        </w:r>
+      </w:ins>
+      <w:ins w:id="333" w:author="PR Preview" w:date="2026-01-01T00:00:00Z">
+        <w:r>
+          <w:rPr>
+            <w:rStyle w:val="NormalTok"/>
+          </w:rPr>
+          <w:t xml:space="preserve">(</w:t>
+        </w:r>
+      </w:ins>
+      <w:ins w:id="334" w:author="PR Preview" w:date="2026-01-01T00:00:00Z">
+        <w:r>
+          <w:rPr>
+            <w:rStyle w:val="AttributeTok"/>
+          </w:rPr>
+          <w:t xml:space="preserve">max_difference =</w:t>
+        </w:r>
+      </w:ins>
+      <w:ins w:id="335" w:author="PR Preview" w:date="2026-01-01T00:00:00Z">
+        <w:r>
+          <w:rPr>
+            <w:rStyle w:val="NormalTok"/>
+          </w:rPr>
+          <w:t xml:space="preserve"> loocv_max_diff, </w:t>
+        </w:r>
+      </w:ins>
+      <w:ins w:id="336" w:author="PR Preview" w:date="2026-01-01T00:00:00Z">
+        <w:r>
+          <w:rPr>
+            <w:rStyle w:val="AttributeTok"/>
+          </w:rPr>
+          <w:t xml:space="preserve">best_degree =</w:t>
+        </w:r>
+      </w:ins>
+      <w:ins w:id="337" w:author="PR Preview" w:date="2026-01-01T00:00:00Z">
+        <w:r>
+          <w:rPr>
+            <w:rStyle w:val="NormalTok"/>
+          </w:rPr>
+          <w:t xml:space="preserve"> mtcars_best_loocv)</w:t>
+        </w:r>
+      </w:ins>
+      <w:ins w:id="338" w:author="PR Preview" w:date="2026-01-01T00:00:00Z">
+        <w:r>
+          <w:br/>
+        </w:r>
+      </w:ins>
+      <w:ins w:id="339" w:author="PR Preview" w:date="2026-01-01T00:00:00Z">
+        <w:r>
+          <w:rPr>
+            <w:rStyle w:val="CommentTok"/>
+          </w:rPr>
+          <w:t xml:space="preserve">#&gt; max_difference    best_degree </w:t>
+        </w:r>
+      </w:ins>
+      <w:ins w:id="340" w:author="PR Preview" w:date="2026-01-01T00:00:00Z">
+        <w:r>
+          <w:br/>
+        </w:r>
+      </w:ins>
+      <w:ins w:id="341" w:author="PR Preview" w:date="2026-01-01T00:00:00Z">
+        <w:r>
+          <w:rPr>
+            <w:rStyle w:val="CommentTok"/>
+          </w:rPr>
+          <w:t xml:space="preserve">#&gt;    8.88178e-15    2.00000e+00</w:t>
+        </w:r>
+      </w:ins>
+    </w:p>
+    <w:p>
+      <w:pPr>
+        <w:pStyle w:val="FirstParagraph"/>
+      </w:pPr>
+      <w:ins w:id="342" w:author="PR Preview" w:date="2026-01-01T00:00:00Z">
+        <w:r>
+          <w:t xml:space="preserve">The two columns differ by at most 8.9e-15,</w:t>
+        </w:r>
+      </w:ins>
+      <w:ins w:id="343" w:author="PR Preview" w:date="2026-01-01T00:00:00Z">
+        <w:r>
+          <w:t xml:space="preserve"> </w:t>
+        </w:r>
+      </w:ins>
+      <w:ins w:id="344" w:author="PR Preview" w:date="2026-01-01T00:00:00Z">
+        <w:r>
+          <w:t xml:space="preserve">which is rounding error.</w:t>
+        </w:r>
+      </w:ins>
+      <w:ins w:id="345" w:author="PR Preview" w:date="2026-01-01T00:00:00Z">
+        <w:r>
+          <w:t xml:space="preserve"> </w:t>
+        </w:r>
+      </w:ins>
+      <w:ins w:id="346" w:author="PR Preview" w:date="2026-01-01T00:00:00Z">
+        <w:r>
+          <w:t xml:space="preserve">The single-fit formula needs one fit per model instead of 32.</w:t>
+        </w:r>
+      </w:ins>
+      <w:ins w:id="347" w:author="PR Preview" w:date="2026-01-01T00:00:00Z">
+        <w:r>
+          <w:t xml:space="preserve"> </w:t>
+        </w:r>
+      </w:ins>
+      <w:ins w:id="348" w:author="PR Preview" w:date="2026-01-01T00:00:00Z">
+        <w:r>
+          <w:t xml:space="preserve">LOOCV picks degree 2,</w:t>
+        </w:r>
+      </w:ins>
+      <w:ins w:id="349" w:author="PR Preview" w:date="2026-01-01T00:00:00Z">
+        <w:r>
+          <w:t xml:space="preserve"> </w:t>
+        </w:r>
+      </w:ins>
+      <w:ins w:id="350" w:author="PR Preview" w:date="2026-01-01T00:00:00Z">
+        <w:r>
+          <w:t xml:space="preserve">and because LOOCV is not random (</w:t>
+        </w:r>
+      </w:ins>
+      <w:hyperlink w:anchor="lem-loocv-not-random">
+        <w:ins w:id="351" w:author="PR Preview" w:date="2026-01-01T00:00:00Z">
+          <w:r>
+            <w:rPr>
+              <w:rStyle w:val="Hyperlink"/>
+            </w:rPr>
+            <w:t xml:space="preserve">Lemma 1</w:t>
+          </w:r>
+        </w:ins>
       </w:hyperlink>
-      <w:r>
-        <w:t xml:space="preserve">),</w:t>
-      </w:r>
-      <w:r>
-        <w:t xml:space="preserve"> </w:t>
-      </w:r>
-      <w:r>
-        <w:t xml:space="preserve">rerunning it always gives the same choice.</w:t>
-      </w:r>
+      <w:ins w:id="352" w:author="PR Preview" w:date="2026-01-01T00:00:00Z">
+        <w:r>
+          <w:t xml:space="preserve">),</w:t>
+        </w:r>
+      </w:ins>
+      <w:ins w:id="353" w:author="PR Preview" w:date="2026-01-01T00:00:00Z">
+        <w:r>
+          <w:t xml:space="preserve"> </w:t>
+        </w:r>
+      </w:ins>
+      <w:ins w:id="354" w:author="PR Preview" w:date="2026-01-01T00:00:00Z">
+        <w:r>
+          <w:t xml:space="preserve">rerunning it always gives the same choice.</w:t>
+        </w:r>
+      </w:ins>
     </w:p>
     <w:bookmarkEnd w:id="247"/>
     <w:bookmarkStart w:id="248" w:name="rem-loocv"/>
@@ -60850,9 +61381,16 @@
           </m:limUpp>
           <m:sSub>
             <m:e>
-              <m:r>
-                <m:t>g</m:t>
-              </m:r>
+              <m:acc>
+                <m:accPr>
+                  <m:chr m:val="̂"/>
+                </m:accPr>
+                <m:e>
+                  <m:r>
+                    <m:t>y</m:t>
+                  </m:r>
+                </m:e>
+              </m:acc>
             </m:e>
             <m:sub>
               <m:r>
@@ -60975,42 +61513,6 @@
               </m:r>
             </m:sub>
           </m:sSub>
-          <m:r>
-            <m:t>​</m:t>
-          </m:r>
-          <m:d>
-            <m:dPr>
-              <m:begChr m:val="("/>
-              <m:sepChr m:val=""/>
-              <m:endChr m:val=")"/>
-              <m:grow/>
-            </m:dPr>
-            <m:e>
-              <m:sSub>
-                <m:e>
-                  <m:r>
-                    <m:rPr>
-                      <m:scr m:val="script"/>
-                      <m:sty m:val="p"/>
-                    </m:rPr>
-                    <m:t>D</m:t>
-                  </m:r>
-                </m:e>
-                <m:sub>
-                  <m:r>
-                    <m:rPr>
-                      <m:nor/>
-                      <m:sty m:val="p"/>
-                    </m:rPr>
-                    <m:t>train</m:t>
-                  </m:r>
-                </m:sub>
-              </m:sSub>
-            </m:e>
-          </m:d>
-          <m:r>
-            <m:t>​</m:t>
-          </m:r>
           <m:r>
             <m:rPr>
               <m:sty m:val="p"/>

--- a/pr-preview/pr-274/model-validation-handout-tracked-changes.docx
+++ b/pr-preview/pr-274/model-validation-handout-tracked-changes.docx
@@ -16,7 +16,7 @@
       </w:pPr>
       <w:del w:id="1" w:author="PR Preview" w:date="2026-01-01T00:00:00Z">
         <w:r>
-          <w:delText xml:space="preserve">Last modified: 2026-10-17 02:34:28 (PDT)</w:delText>
+          <w:delText xml:space="preserve">Last modified: 2026-10-17 03:00:25 (PDT)</w:delText>
         </w:r>
       </w:del>
     </w:p>
@@ -26,7 +26,7 @@
       </w:pPr>
       <w:ins w:id="2" w:author="PR Preview" w:date="2026-01-01T00:00:00Z">
         <w:r>
-          <w:t xml:space="preserve">Last modified: 2026-10-17 02:45:49 (PDT)</w:t>
+          <w:t xml:space="preserve">Last modified: 2026-10-17 03:08:38 (PDT)</w:t>
         </w:r>
       </w:ins>
     </w:p>
@@ -25699,9 +25699,16 @@
       <m:oMath>
         <m:sSub>
           <m:e>
-            <m:r>
-              <m:t>g</m:t>
-            </m:r>
+            <m:acc>
+              <m:accPr>
+                <m:chr m:val="̂"/>
+              </m:accPr>
+              <m:e>
+                <m:r>
+                  <m:t>y</m:t>
+                </m:r>
+              </m:e>
+            </m:acc>
           </m:e>
           <m:sub>
             <m:r>
@@ -25729,9 +25736,16 @@
         </m:r>
         <m:sSub>
           <m:e>
-            <m:r>
-              <m:t>g</m:t>
-            </m:r>
+            <m:acc>
+              <m:accPr>
+                <m:chr m:val="̂"/>
+              </m:accPr>
+              <m:e>
+                <m:r>
+                  <m:t>y</m:t>
+                </m:r>
+              </m:e>
+            </m:acc>
           </m:e>
           <m:sub>
             <m:r>
@@ -25755,9 +25769,16 @@
       <m:oMath>
         <m:sSub>
           <m:e>
-            <m:r>
-              <m:t>g</m:t>
-            </m:r>
+            <m:acc>
+              <m:accPr>
+                <m:chr m:val="̂"/>
+              </m:accPr>
+              <m:e>
+                <m:r>
+                  <m:t>y</m:t>
+                </m:r>
+              </m:e>
+            </m:acc>
           </m:e>
           <m:sub>
             <m:r>
@@ -25778,9 +25799,16 @@
       <m:oMath>
         <m:sSub>
           <m:e>
-            <m:r>
-              <m:t>g</m:t>
-            </m:r>
+            <m:acc>
+              <m:accPr>
+                <m:chr m:val="̂"/>
+              </m:accPr>
+              <m:e>
+                <m:r>
+                  <m:t>y</m:t>
+                </m:r>
+              </m:e>
+            </m:acc>
           </m:e>
           <m:sub>
             <m:r>
@@ -26037,7 +26065,27 @@
         <w:t xml:space="preserve"> </w:t>
       </w:r>
       <w:r>
-        <w:t xml:space="preserve">is a candidate of</w:t>
+        <w:t xml:space="preserve">is among the functions that candidate</w:t>
+      </w:r>
+      <w:r>
+        <w:t xml:space="preserve"> </w:t>
+      </w:r>
+      <m:oMath>
+        <m:r>
+          <m:t>1</m:t>
+        </m:r>
+      </m:oMath>
+      <w:r>
+        <w:t xml:space="preserve"> </w:t>
+      </w:r>
+      <w:r>
+        <w:t xml:space="preserve">can fit,</w:t>
+      </w:r>
+      <w:r>
+        <w:t xml:space="preserve"> </w:t>
+      </w:r>
+      <w:r>
+        <w:t xml:space="preserve">the squared bias of</w:t>
       </w:r>
       <w:r>
         <w:t xml:space="preserve"> </w:t>
@@ -26045,9 +26093,16 @@
       <m:oMath>
         <m:sSub>
           <m:e>
-            <m:r>
-              <m:t>g</m:t>
-            </m:r>
+            <m:acc>
+              <m:accPr>
+                <m:chr m:val="̂"/>
+              </m:accPr>
+              <m:e>
+                <m:r>
+                  <m:t>y</m:t>
+                </m:r>
+              </m:e>
+            </m:acc>
           </m:e>
           <m:sub>
             <m:r>
@@ -26057,13 +26112,16 @@
         </m:sSub>
       </m:oMath>
       <w:r>
-        <w:t xml:space="preserve">,</w:t>
-      </w:r>
-      <w:r>
-        <w:t xml:space="preserve"> </w:t>
-      </w:r>
-      <w:r>
-        <w:t xml:space="preserve">the squared bias of</w:t>
+        <w:t xml:space="preserve"> </w:t>
+      </w:r>
+      <w:r>
+        <w:t xml:space="preserve">can be zero,</w:t>
+      </w:r>
+      <w:r>
+        <w:t xml:space="preserve"> </w:t>
+      </w:r>
+      <w:r>
+        <w:t xml:space="preserve">and then no more flexible</w:t>
       </w:r>
       <w:r>
         <w:t xml:space="preserve"> </w:t>
@@ -26071,13 +26129,20 @@
       <m:oMath>
         <m:sSub>
           <m:e>
-            <m:r>
-              <m:t>g</m:t>
-            </m:r>
+            <m:acc>
+              <m:accPr>
+                <m:chr m:val="̂"/>
+              </m:accPr>
+              <m:e>
+                <m:r>
+                  <m:t>y</m:t>
+                </m:r>
+              </m:e>
+            </m:acc>
           </m:e>
           <m:sub>
             <m:r>
-              <m:t>1</m:t>
+              <m:t>l</m:t>
             </m:r>
           </m:sub>
         </m:sSub>
@@ -26086,35 +26151,6 @@
         <w:t xml:space="preserve"> </w:t>
       </w:r>
       <w:r>
-        <w:t xml:space="preserve">can be zero,</w:t>
-      </w:r>
-      <w:r>
-        <w:t xml:space="preserve"> </w:t>
-      </w:r>
-      <w:r>
-        <w:t xml:space="preserve">and then no later</w:t>
-      </w:r>
-      <w:r>
-        <w:t xml:space="preserve"> </w:t>
-      </w:r>
-      <m:oMath>
-        <m:sSub>
-          <m:e>
-            <m:r>
-              <m:t>g</m:t>
-            </m:r>
-          </m:e>
-          <m:sub>
-            <m:r>
-              <m:t>l</m:t>
-            </m:r>
-          </m:sub>
-        </m:sSub>
-      </m:oMath>
-      <w:r>
-        <w:t xml:space="preserve"> </w:t>
-      </w:r>
-      <w:r>
         <w:t xml:space="preserve">has a smaller squared bias</w:t>
       </w:r>
       <w:r>
@@ -26133,19 +26169,19 @@
         <w:t xml:space="preserve"> </w:t>
       </w:r>
       <w:r>
-        <w:t xml:space="preserve">The procedures past the smallest error</w:t>
-      </w:r>
-      <w:r>
-        <w:t xml:space="preserve"> </w:t>
-      </w:r>
-      <w:r>
-        <w:t xml:space="preserve">have lowered their squared bias by less than they have raised their variance,</w:t>
-      </w:r>
-      <w:r>
-        <w:t xml:space="preserve"> </w:t>
-      </w:r>
-      <w:r>
-        <w:t xml:space="preserve">and the rules they produce tend to</w:t>
+        <w:t xml:space="preserve">Past the candidate with the smallest expected squared prediction error,</w:t>
+      </w:r>
+      <w:r>
+        <w:t xml:space="preserve"> </w:t>
+      </w:r>
+      <w:r>
+        <w:t xml:space="preserve">the more flexible candidates have lowered their squared bias by less than they have raised their variance,</w:t>
+      </w:r>
+      <w:r>
+        <w:t xml:space="preserve"> </w:t>
+      </w:r>
+      <w:r>
+        <w:t xml:space="preserve">and their fitted models tend to</w:t>
       </w:r>
       <w:r>
         <w:t xml:space="preserve"> </w:t>
@@ -26165,7 +26201,7 @@
         <w:t xml:space="preserve"> </w:t>
       </w:r>
       <w:r>
-        <w:t xml:space="preserve">they fit their training sets more closely than the procedure with the smallest error</w:t>
+        <w:t xml:space="preserve">they fit their training sets more closely than the fitted model of the candidate with the smallest expected squared prediction error</w:t>
       </w:r>
       <w:r>
         <w:t xml:space="preserve"> </w:t>
@@ -34973,17 +35009,17 @@
         <w:t xml:space="preserve"> </w:t>
       </w:r>
       <w:r>
-        <w:t xml:space="preserve">on which the rule of the</w:t>
-      </w:r>
-      <w:r>
-        <w:t xml:space="preserve"> </w:t>
-      </w:r>
-      <w:hyperlink w:anchor="def-validation-choice">
+        <w:t xml:space="preserve">on which the</w:t>
+      </w:r>
+      <w:r>
+        <w:t xml:space="preserve"> </w:t>
+      </w:r>
+      <w:hyperlink w:anchor="def-fitted-model">
         <w:r>
           <w:rPr>
             <w:rStyle w:val="Hyperlink"/>
           </w:rPr>
-          <w:t xml:space="preserve">validation choice</w:t>
+          <w:t xml:space="preserve">fitted model</w:t>
         </w:r>
       </w:hyperlink>
       <w:r>
@@ -34992,9 +35028,16 @@
       <m:oMath>
         <m:sSub>
           <m:e>
-            <m:r>
-              <m:t>g</m:t>
-            </m:r>
+            <m:acc>
+              <m:accPr>
+                <m:chr m:val="̂"/>
+              </m:accPr>
+              <m:e>
+                <m:r>
+                  <m:t>y</m:t>
+                </m:r>
+              </m:e>
+            </m:acc>
           </m:e>
           <m:sub>
             <m:acc>
@@ -35014,7 +35057,24 @@
         <w:t xml:space="preserve"> </w:t>
       </w:r>
       <w:r>
-        <w:t xml:space="preserve">is scored:</w:t>
+        <w:t xml:space="preserve">that the</w:t>
+      </w:r>
+      <w:r>
+        <w:t xml:space="preserve"> </w:t>
+      </w:r>
+      <w:hyperlink w:anchor="def-validation-choice">
+        <w:r>
+          <w:rPr>
+            <w:rStyle w:val="Hyperlink"/>
+          </w:rPr>
+          <w:t xml:space="preserve">validation choice</w:t>
+        </w:r>
+      </w:hyperlink>
+      <w:r>
+        <w:t xml:space="preserve"> </w:t>
+      </w:r>
+      <w:r>
+        <w:t xml:space="preserve">picks is scored:</w:t>
       </w:r>
     </w:p>
     <w:p>
@@ -35553,7 +35613,7 @@
         </w:numPr>
       </w:pPr>
       <w:r>
-        <w:t xml:space="preserve">the training set is used to fit each candidate procedure,</w:t>
+        <w:t xml:space="preserve">the training set is used to fit each candidate model,</w:t>
       </w:r>
       <w:r>
         <w:t xml:space="preserve"> </w:t>
@@ -35632,7 +35692,7 @@
         <w:t xml:space="preserve"> </w:t>
       </w:r>
       <w:r>
-        <w:t xml:space="preserve">of the chosen rule.</w:t>
+        <w:t xml:space="preserve">of the chosen fitted model.</w:t>
       </w:r>
     </w:p>
     <w:p>
@@ -35640,7 +35700,7 @@
         <w:pStyle w:val="FirstParagraph"/>
       </w:pPr>
       <w:r>
-        <w:t xml:space="preserve">The chosen procedure won on the validation set</w:t>
+        <w:t xml:space="preserve">The chosen fitted model won on the validation set</w:t>
       </w:r>
       <w:r>
         <w:t xml:space="preserve"> </w:t>
@@ -35652,7 +35712,7 @@
         <w:t xml:space="preserve"> </w:t>
       </w:r>
       <w:r>
-        <w:t xml:space="preserve">so its validation error is optimistic.</w:t>
+        <w:t xml:space="preserve">so its prediction error on the validation set is optimistic as an estimate of its generalization error.</w:t>
       </w:r>
       <w:r>
         <w:t xml:space="preserve"> </w:t>
@@ -59105,691 +59165,250 @@
       <w:pPr>
         <w:pStyle w:val="SourceCode"/>
       </w:pPr>
-      <w:del w:id="259" w:author="PR Preview" w:date="2026-01-01T00:00:00Z">
-        <w:r>
-          <w:rPr>
-            <w:rStyle w:val="NormalTok"/>
-          </w:rPr>
-          <w:delText xml:space="preserve">loocv_max_diff </w:delText>
-        </w:r>
-      </w:del>
-      <w:del w:id="260" w:author="PR Preview" w:date="2026-01-01T00:00:00Z">
-        <w:r>
-          <w:rPr>
-            <w:rStyle w:val="OtherTok"/>
-          </w:rPr>
-          <w:delText xml:space="preserve">&lt;-</w:delText>
-        </w:r>
-      </w:del>
-      <w:del w:id="261" w:author="PR Preview" w:date="2026-01-01T00:00:00Z">
-        <w:r>
-          <w:rPr>
-            <w:rStyle w:val="NormalTok"/>
-          </w:rPr>
-          <w:delText xml:space="preserve"> </w:delText>
-        </w:r>
-      </w:del>
-      <w:del w:id="262" w:author="PR Preview" w:date="2026-01-01T00:00:00Z">
-        <w:r>
-          <w:rPr>
-            <w:rStyle w:val="FunctionTok"/>
-          </w:rPr>
-          <w:delText xml:space="preserve">max</w:delText>
-        </w:r>
-      </w:del>
-      <w:del w:id="263" w:author="PR Preview" w:date="2026-01-01T00:00:00Z">
-        <w:r>
-          <w:rPr>
-            <w:rStyle w:val="NormalTok"/>
-          </w:rPr>
-          <w:delText xml:space="preserve">(</w:delText>
-        </w:r>
-      </w:del>
-      <w:del w:id="264" w:author="PR Preview" w:date="2026-01-01T00:00:00Z">
-        <w:r>
-          <w:rPr>
-            <w:rStyle w:val="FunctionTok"/>
-          </w:rPr>
-          <w:delText xml:space="preserve">abs</w:delText>
-        </w:r>
-      </w:del>
-      <w:del w:id="265" w:author="PR Preview" w:date="2026-01-01T00:00:00Z">
-        <w:r>
-          <w:rPr>
-            <w:rStyle w:val="NormalTok"/>
-          </w:rPr>
-          <w:delText xml:space="preserve">(mtcars_loocv</w:delText>
-        </w:r>
-      </w:del>
-      <w:del w:id="266" w:author="PR Preview" w:date="2026-01-01T00:00:00Z">
-        <w:r>
-          <w:rPr>
-            <w:rStyle w:val="SpecialCharTok"/>
-          </w:rPr>
-          <w:delText xml:space="preserve">$</w:delText>
-        </w:r>
-      </w:del>
-      <w:del w:id="267" w:author="PR Preview" w:date="2026-01-01T00:00:00Z">
-        <w:r>
-          <w:rPr>
-            <w:rStyle w:val="NormalTok"/>
-          </w:rPr>
-          <w:delText xml:space="preserve">refitting </w:delText>
-        </w:r>
-      </w:del>
-      <w:del w:id="268" w:author="PR Preview" w:date="2026-01-01T00:00:00Z">
-        <w:r>
-          <w:rPr>
-            <w:rStyle w:val="SpecialCharTok"/>
-          </w:rPr>
-          <w:delText xml:space="preserve">-</w:delText>
-        </w:r>
-      </w:del>
-      <w:del w:id="269" w:author="PR Preview" w:date="2026-01-01T00:00:00Z">
-        <w:r>
-          <w:rPr>
-            <w:rStyle w:val="NormalTok"/>
-          </w:rPr>
-          <w:delText xml:space="preserve"> mtcars_loocv</w:delText>
-        </w:r>
-      </w:del>
-      <w:del w:id="270" w:author="PR Preview" w:date="2026-01-01T00:00:00Z">
-        <w:r>
-          <w:rPr>
-            <w:rStyle w:val="SpecialCharTok"/>
-          </w:rPr>
-          <w:delText xml:space="preserve">$</w:delText>
-        </w:r>
-      </w:del>
-      <w:del w:id="271" w:author="PR Preview" w:date="2026-01-01T00:00:00Z">
-        <w:r>
-          <w:rPr>
-            <w:rStyle w:val="NormalTok"/>
-          </w:rPr>
-          <w:delText xml:space="preserve">formula))</w:delText>
-        </w:r>
-      </w:del>
-      <w:del w:id="272" w:author="PR Preview" w:date="2026-01-01T00:00:00Z">
-        <w:r>
-          <w:br/>
-        </w:r>
-      </w:del>
-      <w:del w:id="273" w:author="PR Preview" w:date="2026-01-01T00:00:00Z">
-        <w:r>
-          <w:rPr>
-            <w:rStyle w:val="NormalTok"/>
-          </w:rPr>
-          <w:delText xml:space="preserve">mtcars_best_loocv </w:delText>
-        </w:r>
-      </w:del>
-      <w:del w:id="274" w:author="PR Preview" w:date="2026-01-01T00:00:00Z">
-        <w:r>
-          <w:rPr>
-            <w:rStyle w:val="OtherTok"/>
-          </w:rPr>
-          <w:delText xml:space="preserve">&lt;-</w:delText>
-        </w:r>
-      </w:del>
-      <w:del w:id="275" w:author="PR Preview" w:date="2026-01-01T00:00:00Z">
-        <w:r>
-          <w:br/>
-        </w:r>
-      </w:del>
-      <w:del w:id="276" w:author="PR Preview" w:date="2026-01-01T00:00:00Z">
-        <w:r>
-          <w:rPr>
-            <w:rStyle w:val="NormalTok"/>
-          </w:rPr>
-          <w:delText xml:space="preserve">  mtcars_loocv</w:delText>
-        </w:r>
-      </w:del>
-      <w:del w:id="277" w:author="PR Preview" w:date="2026-01-01T00:00:00Z">
-        <w:r>
-          <w:rPr>
-            <w:rStyle w:val="SpecialCharTok"/>
-          </w:rPr>
-          <w:delText xml:space="preserve">$</w:delText>
-        </w:r>
-      </w:del>
-      <w:del w:id="278" w:author="PR Preview" w:date="2026-01-01T00:00:00Z">
-        <w:r>
-          <w:rPr>
-            <w:rStyle w:val="NormalTok"/>
-          </w:rPr>
-          <w:delText xml:space="preserve">degree[</w:delText>
-        </w:r>
-      </w:del>
-      <w:del w:id="279" w:author="PR Preview" w:date="2026-01-01T00:00:00Z">
-        <w:r>
-          <w:rPr>
-            <w:rStyle w:val="FunctionTok"/>
-          </w:rPr>
-          <w:delText xml:space="preserve">which.min</w:delText>
-        </w:r>
-      </w:del>
-      <w:del w:id="280" w:author="PR Preview" w:date="2026-01-01T00:00:00Z">
-        <w:r>
-          <w:rPr>
-            <w:rStyle w:val="NormalTok"/>
-          </w:rPr>
-          <w:delText xml:space="preserve">(mtcars_loocv</w:delText>
-        </w:r>
-      </w:del>
-      <w:del w:id="281" w:author="PR Preview" w:date="2026-01-01T00:00:00Z">
-        <w:r>
-          <w:rPr>
-            <w:rStyle w:val="SpecialCharTok"/>
-          </w:rPr>
-          <w:delText xml:space="preserve">$</w:delText>
-        </w:r>
-      </w:del>
-      <w:del w:id="282" w:author="PR Preview" w:date="2026-01-01T00:00:00Z">
-        <w:r>
-          <w:rPr>
-            <w:rStyle w:val="NormalTok"/>
-          </w:rPr>
-          <w:delText xml:space="preserve">formula)]</w:delText>
-        </w:r>
-      </w:del>
-      <w:del w:id="283" w:author="PR Preview" w:date="2026-01-01T00:00:00Z">
-        <w:r>
-          <w:br/>
-        </w:r>
-      </w:del>
-      <w:del w:id="284" w:author="PR Preview" w:date="2026-01-01T00:00:00Z">
-        <w:r>
-          <w:rPr>
-            <w:rStyle w:val="FunctionTok"/>
-          </w:rPr>
-          <w:delText xml:space="preserve">c</w:delText>
-        </w:r>
-      </w:del>
-      <w:del w:id="285" w:author="PR Preview" w:date="2026-01-01T00:00:00Z">
-        <w:r>
-          <w:rPr>
-            <w:rStyle w:val="NormalTok"/>
-          </w:rPr>
-          <w:delText xml:space="preserve">(</w:delText>
-        </w:r>
-      </w:del>
-      <w:del w:id="286" w:author="PR Preview" w:date="2026-01-01T00:00:00Z">
-        <w:r>
-          <w:rPr>
-            <w:rStyle w:val="AttributeTok"/>
-          </w:rPr>
-          <w:delText xml:space="preserve">max_difference =</w:delText>
-        </w:r>
-      </w:del>
-      <w:del w:id="287" w:author="PR Preview" w:date="2026-01-01T00:00:00Z">
-        <w:r>
-          <w:rPr>
-            <w:rStyle w:val="NormalTok"/>
-          </w:rPr>
-          <w:delText xml:space="preserve"> loocv_max_diff, </w:delText>
-        </w:r>
-      </w:del>
-      <w:del w:id="288" w:author="PR Preview" w:date="2026-01-01T00:00:00Z">
-        <w:r>
-          <w:rPr>
-            <w:rStyle w:val="AttributeTok"/>
-          </w:rPr>
-          <w:delText xml:space="preserve">best_degree =</w:delText>
-        </w:r>
-      </w:del>
-      <w:del w:id="289" w:author="PR Preview" w:date="2026-01-01T00:00:00Z">
-        <w:r>
-          <w:rPr>
-            <w:rStyle w:val="NormalTok"/>
-          </w:rPr>
-          <w:delText xml:space="preserve"> mtcars_best_loocv)</w:delText>
-        </w:r>
-      </w:del>
-      <w:del w:id="290" w:author="PR Preview" w:date="2026-01-01T00:00:00Z">
-        <w:r>
-          <w:br/>
-        </w:r>
-      </w:del>
-      <w:del w:id="291" w:author="PR Preview" w:date="2026-01-01T00:00:00Z">
-        <w:r>
-          <w:rPr>
-            <w:rStyle w:val="CommentTok"/>
-          </w:rPr>
-          <w:delText xml:space="preserve">#&gt; max_difference    best_degree </w:delText>
-        </w:r>
-      </w:del>
-      <w:del w:id="292" w:author="PR Preview" w:date="2026-01-01T00:00:00Z">
-        <w:r>
-          <w:br/>
-        </w:r>
-      </w:del>
-      <w:del w:id="293" w:author="PR Preview" w:date="2026-01-01T00:00:00Z">
-        <w:r>
-          <w:rPr>
-            <w:rStyle w:val="CommentTok"/>
-          </w:rPr>
-          <w:delText xml:space="preserve">#&gt;    7.10543e-15    2.00000e+00</w:delText>
-        </w:r>
-      </w:del>
+      <w:r>
+        <w:rPr>
+          <w:rStyle w:val="NormalTok"/>
+        </w:rPr>
+        <w:t xml:space="preserve">loocv_max_diff </w:t>
+      </w:r>
+      <w:r>
+        <w:rPr>
+          <w:rStyle w:val="OtherTok"/>
+        </w:rPr>
+        <w:t xml:space="preserve">&lt;-</w:t>
+      </w:r>
+      <w:r>
+        <w:rPr>
+          <w:rStyle w:val="NormalTok"/>
+        </w:rPr>
+        <w:t xml:space="preserve"> </w:t>
+      </w:r>
+      <w:r>
+        <w:rPr>
+          <w:rStyle w:val="FunctionTok"/>
+        </w:rPr>
+        <w:t xml:space="preserve">max</w:t>
+      </w:r>
+      <w:r>
+        <w:rPr>
+          <w:rStyle w:val="NormalTok"/>
+        </w:rPr>
+        <w:t xml:space="preserve">(</w:t>
+      </w:r>
+      <w:r>
+        <w:rPr>
+          <w:rStyle w:val="FunctionTok"/>
+        </w:rPr>
+        <w:t xml:space="preserve">abs</w:t>
+      </w:r>
+      <w:r>
+        <w:rPr>
+          <w:rStyle w:val="NormalTok"/>
+        </w:rPr>
+        <w:t xml:space="preserve">(mtcars_loocv</w:t>
+      </w:r>
+      <w:r>
+        <w:rPr>
+          <w:rStyle w:val="SpecialCharTok"/>
+        </w:rPr>
+        <w:t xml:space="preserve">$</w:t>
+      </w:r>
+      <w:r>
+        <w:rPr>
+          <w:rStyle w:val="NormalTok"/>
+        </w:rPr>
+        <w:t xml:space="preserve">refitting </w:t>
+      </w:r>
+      <w:r>
+        <w:rPr>
+          <w:rStyle w:val="SpecialCharTok"/>
+        </w:rPr>
+        <w:t xml:space="preserve">-</w:t>
+      </w:r>
+      <w:r>
+        <w:rPr>
+          <w:rStyle w:val="NormalTok"/>
+        </w:rPr>
+        <w:t xml:space="preserve"> mtcars_loocv</w:t>
+      </w:r>
+      <w:r>
+        <w:rPr>
+          <w:rStyle w:val="SpecialCharTok"/>
+        </w:rPr>
+        <w:t xml:space="preserve">$</w:t>
+      </w:r>
+      <w:r>
+        <w:rPr>
+          <w:rStyle w:val="NormalTok"/>
+        </w:rPr>
+        <w:t xml:space="preserve">formula))</w:t>
+      </w:r>
+      <w:r>
+        <w:br/>
+      </w:r>
+      <w:r>
+        <w:rPr>
+          <w:rStyle w:val="NormalTok"/>
+        </w:rPr>
+        <w:t xml:space="preserve">mtcars_best_loocv </w:t>
+      </w:r>
+      <w:r>
+        <w:rPr>
+          <w:rStyle w:val="OtherTok"/>
+        </w:rPr>
+        <w:t xml:space="preserve">&lt;-</w:t>
+      </w:r>
+      <w:r>
+        <w:br/>
+      </w:r>
+      <w:r>
+        <w:rPr>
+          <w:rStyle w:val="NormalTok"/>
+        </w:rPr>
+        <w:t xml:space="preserve">  mtcars_loocv</w:t>
+      </w:r>
+      <w:r>
+        <w:rPr>
+          <w:rStyle w:val="SpecialCharTok"/>
+        </w:rPr>
+        <w:t xml:space="preserve">$</w:t>
+      </w:r>
+      <w:r>
+        <w:rPr>
+          <w:rStyle w:val="NormalTok"/>
+        </w:rPr>
+        <w:t xml:space="preserve">degree[</w:t>
+      </w:r>
+      <w:r>
+        <w:rPr>
+          <w:rStyle w:val="FunctionTok"/>
+        </w:rPr>
+        <w:t xml:space="preserve">which.min</w:t>
+      </w:r>
+      <w:r>
+        <w:rPr>
+          <w:rStyle w:val="NormalTok"/>
+        </w:rPr>
+        <w:t xml:space="preserve">(mtcars_loocv</w:t>
+      </w:r>
+      <w:r>
+        <w:rPr>
+          <w:rStyle w:val="SpecialCharTok"/>
+        </w:rPr>
+        <w:t xml:space="preserve">$</w:t>
+      </w:r>
+      <w:r>
+        <w:rPr>
+          <w:rStyle w:val="NormalTok"/>
+        </w:rPr>
+        <w:t xml:space="preserve">formula)]</w:t>
+      </w:r>
+      <w:r>
+        <w:br/>
+      </w:r>
+      <w:r>
+        <w:rPr>
+          <w:rStyle w:val="FunctionTok"/>
+        </w:rPr>
+        <w:t xml:space="preserve">c</w:t>
+      </w:r>
+      <w:r>
+        <w:rPr>
+          <w:rStyle w:val="NormalTok"/>
+        </w:rPr>
+        <w:t xml:space="preserve">(</w:t>
+      </w:r>
+      <w:r>
+        <w:rPr>
+          <w:rStyle w:val="AttributeTok"/>
+        </w:rPr>
+        <w:t xml:space="preserve">max_difference =</w:t>
+      </w:r>
+      <w:r>
+        <w:rPr>
+          <w:rStyle w:val="NormalTok"/>
+        </w:rPr>
+        <w:t xml:space="preserve"> loocv_max_diff, </w:t>
+      </w:r>
+      <w:r>
+        <w:rPr>
+          <w:rStyle w:val="AttributeTok"/>
+        </w:rPr>
+        <w:t xml:space="preserve">best_degree =</w:t>
+      </w:r>
+      <w:r>
+        <w:rPr>
+          <w:rStyle w:val="NormalTok"/>
+        </w:rPr>
+        <w:t xml:space="preserve"> mtcars_best_loocv)</w:t>
+      </w:r>
+      <w:r>
+        <w:br/>
+      </w:r>
+      <w:r>
+        <w:rPr>
+          <w:rStyle w:val="CommentTok"/>
+        </w:rPr>
+        <w:t xml:space="preserve">#&gt; max_difference    best_degree </w:t>
+      </w:r>
+      <w:r>
+        <w:br/>
+      </w:r>
+      <w:r>
+        <w:rPr>
+          <w:rStyle w:val="CommentTok"/>
+        </w:rPr>
+        <w:t xml:space="preserve">#&gt;    7.10543e-15    2.00000e+00</w:t>
+      </w:r>
     </w:p>
     <w:p>
       <w:pPr>
         <w:pStyle w:val="FirstParagraph"/>
       </w:pPr>
-      <w:del w:id="294" w:author="PR Preview" w:date="2026-01-01T00:00:00Z">
-        <w:r>
-          <w:delText xml:space="preserve">The two columns differ by at most 7.1e-15,</w:delText>
-        </w:r>
-      </w:del>
-      <w:del w:id="295" w:author="PR Preview" w:date="2026-01-01T00:00:00Z">
-        <w:r>
-          <w:delText xml:space="preserve"> </w:delText>
-        </w:r>
-      </w:del>
-      <w:del w:id="296" w:author="PR Preview" w:date="2026-01-01T00:00:00Z">
-        <w:r>
-          <w:delText xml:space="preserve">which is rounding error.</w:delText>
-        </w:r>
-      </w:del>
-      <w:del w:id="297" w:author="PR Preview" w:date="2026-01-01T00:00:00Z">
-        <w:r>
-          <w:delText xml:space="preserve"> </w:delText>
-        </w:r>
-      </w:del>
-      <w:del w:id="298" w:author="PR Preview" w:date="2026-01-01T00:00:00Z">
-        <w:r>
-          <w:delText xml:space="preserve">The single-fit formula needs one fit per model instead of 32.</w:delText>
-        </w:r>
-      </w:del>
-      <w:del w:id="299" w:author="PR Preview" w:date="2026-01-01T00:00:00Z">
-        <w:r>
-          <w:delText xml:space="preserve"> </w:delText>
-        </w:r>
-      </w:del>
-      <w:del w:id="300" w:author="PR Preview" w:date="2026-01-01T00:00:00Z">
-        <w:r>
-          <w:delText xml:space="preserve">LOOCV picks degree 2,</w:delText>
-        </w:r>
-      </w:del>
-      <w:del w:id="301" w:author="PR Preview" w:date="2026-01-01T00:00:00Z">
-        <w:r>
-          <w:delText xml:space="preserve"> </w:delText>
-        </w:r>
-      </w:del>
-      <w:del w:id="302" w:author="PR Preview" w:date="2026-01-01T00:00:00Z">
-        <w:r>
-          <w:delText xml:space="preserve">and because LOOCV is not random (</w:delText>
-        </w:r>
-      </w:del>
+      <w:r>
+        <w:t xml:space="preserve">The two columns differ by at most 7.1e-15,</w:t>
+      </w:r>
+      <w:r>
+        <w:t xml:space="preserve"> </w:t>
+      </w:r>
+      <w:r>
+        <w:t xml:space="preserve">which is rounding error.</w:t>
+      </w:r>
+      <w:r>
+        <w:t xml:space="preserve"> </w:t>
+      </w:r>
+      <w:r>
+        <w:t xml:space="preserve">The single-fit formula needs one fit per model instead of 32.</w:t>
+      </w:r>
+      <w:r>
+        <w:t xml:space="preserve"> </w:t>
+      </w:r>
+      <w:r>
+        <w:t xml:space="preserve">LOOCV picks degree 2,</w:t>
+      </w:r>
+      <w:r>
+        <w:t xml:space="preserve"> </w:t>
+      </w:r>
+      <w:r>
+        <w:t xml:space="preserve">and because LOOCV is not random (</w:t>
+      </w:r>
       <w:hyperlink w:anchor="lem-loocv-not-random">
-        <w:del w:id="303" w:author="PR Preview" w:date="2026-01-01T00:00:00Z">
-          <w:r>
-            <w:rPr>
-              <w:rStyle w:val="Hyperlink"/>
-            </w:rPr>
-            <w:delText xml:space="preserve">Lemma 1</w:delText>
-          </w:r>
-        </w:del>
-      </w:hyperlink>
-      <w:del w:id="304" w:author="PR Preview" w:date="2026-01-01T00:00:00Z">
-        <w:r>
-          <w:delText xml:space="preserve">),</w:delText>
-        </w:r>
-      </w:del>
-      <w:del w:id="305" w:author="PR Preview" w:date="2026-01-01T00:00:00Z">
-        <w:r>
-          <w:delText xml:space="preserve"> </w:delText>
-        </w:r>
-      </w:del>
-      <w:del w:id="306" w:author="PR Preview" w:date="2026-01-01T00:00:00Z">
-        <w:r>
-          <w:delText xml:space="preserve">rerunning it always gives the same choice.</w:delText>
-        </w:r>
-      </w:del>
-    </w:p>
-    <w:p>
-      <w:pPr>
-        <w:pStyle w:val="SourceCode"/>
-      </w:pPr>
-      <w:ins w:id="307" w:author="PR Preview" w:date="2026-01-01T00:00:00Z">
         <w:r>
           <w:rPr>
-            <w:rStyle w:val="NormalTok"/>
+            <w:rStyle w:val="Hyperlink"/>
           </w:rPr>
-          <w:t xml:space="preserve">loocv_max_diff </w:t>
+          <w:t xml:space="preserve">Lemma 1</w:t>
         </w:r>
-      </w:ins>
-      <w:ins w:id="308" w:author="PR Preview" w:date="2026-01-01T00:00:00Z">
-        <w:r>
-          <w:rPr>
-            <w:rStyle w:val="OtherTok"/>
-          </w:rPr>
-          <w:t xml:space="preserve">&lt;-</w:t>
-        </w:r>
-      </w:ins>
-      <w:ins w:id="309" w:author="PR Preview" w:date="2026-01-01T00:00:00Z">
-        <w:r>
-          <w:rPr>
-            <w:rStyle w:val="NormalTok"/>
-          </w:rPr>
-          <w:t xml:space="preserve"> </w:t>
-        </w:r>
-      </w:ins>
-      <w:ins w:id="310" w:author="PR Preview" w:date="2026-01-01T00:00:00Z">
-        <w:r>
-          <w:rPr>
-            <w:rStyle w:val="FunctionTok"/>
-          </w:rPr>
-          <w:t xml:space="preserve">max</w:t>
-        </w:r>
-      </w:ins>
-      <w:ins w:id="311" w:author="PR Preview" w:date="2026-01-01T00:00:00Z">
-        <w:r>
-          <w:rPr>
-            <w:rStyle w:val="NormalTok"/>
-          </w:rPr>
-          <w:t xml:space="preserve">(</w:t>
-        </w:r>
-      </w:ins>
-      <w:ins w:id="312" w:author="PR Preview" w:date="2026-01-01T00:00:00Z">
-        <w:r>
-          <w:rPr>
-            <w:rStyle w:val="FunctionTok"/>
-          </w:rPr>
-          <w:t xml:space="preserve">abs</w:t>
-        </w:r>
-      </w:ins>
-      <w:ins w:id="313" w:author="PR Preview" w:date="2026-01-01T00:00:00Z">
-        <w:r>
-          <w:rPr>
-            <w:rStyle w:val="NormalTok"/>
-          </w:rPr>
-          <w:t xml:space="preserve">(mtcars_loocv</w:t>
-        </w:r>
-      </w:ins>
-      <w:ins w:id="314" w:author="PR Preview" w:date="2026-01-01T00:00:00Z">
-        <w:r>
-          <w:rPr>
-            <w:rStyle w:val="SpecialCharTok"/>
-          </w:rPr>
-          <w:t xml:space="preserve">$</w:t>
-        </w:r>
-      </w:ins>
-      <w:ins w:id="315" w:author="PR Preview" w:date="2026-01-01T00:00:00Z">
-        <w:r>
-          <w:rPr>
-            <w:rStyle w:val="NormalTok"/>
-          </w:rPr>
-          <w:t xml:space="preserve">refitting </w:t>
-        </w:r>
-      </w:ins>
-      <w:ins w:id="316" w:author="PR Preview" w:date="2026-01-01T00:00:00Z">
-        <w:r>
-          <w:rPr>
-            <w:rStyle w:val="SpecialCharTok"/>
-          </w:rPr>
-          <w:t xml:space="preserve">-</w:t>
-        </w:r>
-      </w:ins>
-      <w:ins w:id="317" w:author="PR Preview" w:date="2026-01-01T00:00:00Z">
-        <w:r>
-          <w:rPr>
-            <w:rStyle w:val="NormalTok"/>
-          </w:rPr>
-          <w:t xml:space="preserve"> mtcars_loocv</w:t>
-        </w:r>
-      </w:ins>
-      <w:ins w:id="318" w:author="PR Preview" w:date="2026-01-01T00:00:00Z">
-        <w:r>
-          <w:rPr>
-            <w:rStyle w:val="SpecialCharTok"/>
-          </w:rPr>
-          <w:t xml:space="preserve">$</w:t>
-        </w:r>
-      </w:ins>
-      <w:ins w:id="319" w:author="PR Preview" w:date="2026-01-01T00:00:00Z">
-        <w:r>
-          <w:rPr>
-            <w:rStyle w:val="NormalTok"/>
-          </w:rPr>
-          <w:t xml:space="preserve">formula))</w:t>
-        </w:r>
-      </w:ins>
-      <w:ins w:id="320" w:author="PR Preview" w:date="2026-01-01T00:00:00Z">
-        <w:r>
-          <w:br/>
-        </w:r>
-      </w:ins>
-      <w:ins w:id="321" w:author="PR Preview" w:date="2026-01-01T00:00:00Z">
-        <w:r>
-          <w:rPr>
-            <w:rStyle w:val="NormalTok"/>
-          </w:rPr>
-          <w:t xml:space="preserve">mtcars_best_loocv </w:t>
-        </w:r>
-      </w:ins>
-      <w:ins w:id="322" w:author="PR Preview" w:date="2026-01-01T00:00:00Z">
-        <w:r>
-          <w:rPr>
-            <w:rStyle w:val="OtherTok"/>
-          </w:rPr>
-          <w:t xml:space="preserve">&lt;-</w:t>
-        </w:r>
-      </w:ins>
-      <w:ins w:id="323" w:author="PR Preview" w:date="2026-01-01T00:00:00Z">
-        <w:r>
-          <w:br/>
-        </w:r>
-      </w:ins>
-      <w:ins w:id="324" w:author="PR Preview" w:date="2026-01-01T00:00:00Z">
-        <w:r>
-          <w:rPr>
-            <w:rStyle w:val="NormalTok"/>
-          </w:rPr>
-          <w:t xml:space="preserve">  mtcars_loocv</w:t>
-        </w:r>
-      </w:ins>
-      <w:ins w:id="325" w:author="PR Preview" w:date="2026-01-01T00:00:00Z">
-        <w:r>
-          <w:rPr>
-            <w:rStyle w:val="SpecialCharTok"/>
-          </w:rPr>
-          <w:t xml:space="preserve">$</w:t>
-        </w:r>
-      </w:ins>
-      <w:ins w:id="326" w:author="PR Preview" w:date="2026-01-01T00:00:00Z">
-        <w:r>
-          <w:rPr>
-            <w:rStyle w:val="NormalTok"/>
-          </w:rPr>
-          <w:t xml:space="preserve">degree[</w:t>
-        </w:r>
-      </w:ins>
-      <w:ins w:id="327" w:author="PR Preview" w:date="2026-01-01T00:00:00Z">
-        <w:r>
-          <w:rPr>
-            <w:rStyle w:val="FunctionTok"/>
-          </w:rPr>
-          <w:t xml:space="preserve">which.min</w:t>
-        </w:r>
-      </w:ins>
-      <w:ins w:id="328" w:author="PR Preview" w:date="2026-01-01T00:00:00Z">
-        <w:r>
-          <w:rPr>
-            <w:rStyle w:val="NormalTok"/>
-          </w:rPr>
-          <w:t xml:space="preserve">(mtcars_loocv</w:t>
-        </w:r>
-      </w:ins>
-      <w:ins w:id="329" w:author="PR Preview" w:date="2026-01-01T00:00:00Z">
-        <w:r>
-          <w:rPr>
-            <w:rStyle w:val="SpecialCharTok"/>
-          </w:rPr>
-          <w:t xml:space="preserve">$</w:t>
-        </w:r>
-      </w:ins>
-      <w:ins w:id="330" w:author="PR Preview" w:date="2026-01-01T00:00:00Z">
-        <w:r>
-          <w:rPr>
-            <w:rStyle w:val="NormalTok"/>
-          </w:rPr>
-          <w:t xml:space="preserve">formula)]</w:t>
-        </w:r>
-      </w:ins>
-      <w:ins w:id="331" w:author="PR Preview" w:date="2026-01-01T00:00:00Z">
-        <w:r>
-          <w:br/>
-        </w:r>
-      </w:ins>
-      <w:ins w:id="332" w:author="PR Preview" w:date="2026-01-01T00:00:00Z">
-        <w:r>
-          <w:rPr>
-            <w:rStyle w:val="FunctionTok"/>
-          </w:rPr>
-          <w:t xml:space="preserve">c</w:t>
-        </w:r>
-      </w:ins>
-      <w:ins w:id="333" w:author="PR Preview" w:date="2026-01-01T00:00:00Z">
-        <w:r>
-          <w:rPr>
-            <w:rStyle w:val="NormalTok"/>
-          </w:rPr>
-          <w:t xml:space="preserve">(</w:t>
-        </w:r>
-      </w:ins>
-      <w:ins w:id="334" w:author="PR Preview" w:date="2026-01-01T00:00:00Z">
-        <w:r>
-          <w:rPr>
-            <w:rStyle w:val="AttributeTok"/>
-          </w:rPr>
-          <w:t xml:space="preserve">max_difference =</w:t>
-        </w:r>
-      </w:ins>
-      <w:ins w:id="335" w:author="PR Preview" w:date="2026-01-01T00:00:00Z">
-        <w:r>
-          <w:rPr>
-            <w:rStyle w:val="NormalTok"/>
-          </w:rPr>
-          <w:t xml:space="preserve"> loocv_max_diff, </w:t>
-        </w:r>
-      </w:ins>
-      <w:ins w:id="336" w:author="PR Preview" w:date="2026-01-01T00:00:00Z">
-        <w:r>
-          <w:rPr>
-            <w:rStyle w:val="AttributeTok"/>
-          </w:rPr>
-          <w:t xml:space="preserve">best_degree =</w:t>
-        </w:r>
-      </w:ins>
-      <w:ins w:id="337" w:author="PR Preview" w:date="2026-01-01T00:00:00Z">
-        <w:r>
-          <w:rPr>
-            <w:rStyle w:val="NormalTok"/>
-          </w:rPr>
-          <w:t xml:space="preserve"> mtcars_best_loocv)</w:t>
-        </w:r>
-      </w:ins>
-      <w:ins w:id="338" w:author="PR Preview" w:date="2026-01-01T00:00:00Z">
-        <w:r>
-          <w:br/>
-        </w:r>
-      </w:ins>
-      <w:ins w:id="339" w:author="PR Preview" w:date="2026-01-01T00:00:00Z">
-        <w:r>
-          <w:rPr>
-            <w:rStyle w:val="CommentTok"/>
-          </w:rPr>
-          <w:t xml:space="preserve">#&gt; max_difference    best_degree </w:t>
-        </w:r>
-      </w:ins>
-      <w:ins w:id="340" w:author="PR Preview" w:date="2026-01-01T00:00:00Z">
-        <w:r>
-          <w:br/>
-        </w:r>
-      </w:ins>
-      <w:ins w:id="341" w:author="PR Preview" w:date="2026-01-01T00:00:00Z">
-        <w:r>
-          <w:rPr>
-            <w:rStyle w:val="CommentTok"/>
-          </w:rPr>
-          <w:t xml:space="preserve">#&gt;    8.88178e-15    2.00000e+00</w:t>
-        </w:r>
-      </w:ins>
-    </w:p>
-    <w:p>
-      <w:pPr>
-        <w:pStyle w:val="FirstParagraph"/>
-      </w:pPr>
-      <w:ins w:id="342" w:author="PR Preview" w:date="2026-01-01T00:00:00Z">
-        <w:r>
-          <w:t xml:space="preserve">The two columns differ by at most 8.9e-15,</w:t>
-        </w:r>
-      </w:ins>
-      <w:ins w:id="343" w:author="PR Preview" w:date="2026-01-01T00:00:00Z">
-        <w:r>
-          <w:t xml:space="preserve"> </w:t>
-        </w:r>
-      </w:ins>
-      <w:ins w:id="344" w:author="PR Preview" w:date="2026-01-01T00:00:00Z">
-        <w:r>
-          <w:t xml:space="preserve">which is rounding error.</w:t>
-        </w:r>
-      </w:ins>
-      <w:ins w:id="345" w:author="PR Preview" w:date="2026-01-01T00:00:00Z">
-        <w:r>
-          <w:t xml:space="preserve"> </w:t>
-        </w:r>
-      </w:ins>
-      <w:ins w:id="346" w:author="PR Preview" w:date="2026-01-01T00:00:00Z">
-        <w:r>
-          <w:t xml:space="preserve">The single-fit formula needs one fit per model instead of 32.</w:t>
-        </w:r>
-      </w:ins>
-      <w:ins w:id="347" w:author="PR Preview" w:date="2026-01-01T00:00:00Z">
-        <w:r>
-          <w:t xml:space="preserve"> </w:t>
-        </w:r>
-      </w:ins>
-      <w:ins w:id="348" w:author="PR Preview" w:date="2026-01-01T00:00:00Z">
-        <w:r>
-          <w:t xml:space="preserve">LOOCV picks degree 2,</w:t>
-        </w:r>
-      </w:ins>
-      <w:ins w:id="349" w:author="PR Preview" w:date="2026-01-01T00:00:00Z">
-        <w:r>
-          <w:t xml:space="preserve"> </w:t>
-        </w:r>
-      </w:ins>
-      <w:ins w:id="350" w:author="PR Preview" w:date="2026-01-01T00:00:00Z">
-        <w:r>
-          <w:t xml:space="preserve">and because LOOCV is not random (</w:t>
-        </w:r>
-      </w:ins>
-      <w:hyperlink w:anchor="lem-loocv-not-random">
-        <w:ins w:id="351" w:author="PR Preview" w:date="2026-01-01T00:00:00Z">
-          <w:r>
-            <w:rPr>
-              <w:rStyle w:val="Hyperlink"/>
-            </w:rPr>
-            <w:t xml:space="preserve">Lemma 1</w:t>
-          </w:r>
-        </w:ins>
       </w:hyperlink>
-      <w:ins w:id="352" w:author="PR Preview" w:date="2026-01-01T00:00:00Z">
-        <w:r>
-          <w:t xml:space="preserve">),</w:t>
-        </w:r>
-      </w:ins>
-      <w:ins w:id="353" w:author="PR Preview" w:date="2026-01-01T00:00:00Z">
-        <w:r>
-          <w:t xml:space="preserve"> </w:t>
-        </w:r>
-      </w:ins>
-      <w:ins w:id="354" w:author="PR Preview" w:date="2026-01-01T00:00:00Z">
-        <w:r>
-          <w:t xml:space="preserve">rerunning it always gives the same choice.</w:t>
-        </w:r>
-      </w:ins>
+      <w:r>
+        <w:t xml:space="preserve">),</w:t>
+      </w:r>
+      <w:r>
+        <w:t xml:space="preserve"> </w:t>
+      </w:r>
+      <w:r>
+        <w:t xml:space="preserve">rerunning it always gives the same choice.</w:t>
+      </w:r>
     </w:p>
     <w:bookmarkEnd w:id="247"/>
     <w:bookmarkStart w:id="248" w:name="rem-loocv"/>

--- a/pr-preview/pr-274/model-validation-handout-tracked-changes.docx
+++ b/pr-preview/pr-274/model-validation-handout-tracked-changes.docx
@@ -16,7 +16,7 @@
       </w:pPr>
       <w:del w:id="1" w:author="PR Preview" w:date="2026-01-01T00:00:00Z">
         <w:r>
-          <w:delText xml:space="preserve">Last modified: 2026-10-17 03:00:25 (PDT)</w:delText>
+          <w:delText xml:space="preserve">Last modified: 2026-10-17 03:27:59 (PDT)</w:delText>
         </w:r>
       </w:del>
     </w:p>
@@ -26,7 +26,7 @@
       </w:pPr>
       <w:ins w:id="2" w:author="PR Preview" w:date="2026-01-01T00:00:00Z">
         <w:r>
-          <w:t xml:space="preserve">Last modified: 2026-10-17 03:08:38 (PDT)</w:t>
+          <w:t xml:space="preserve">Last modified: 2026-10-17 03:43:21 (PDT)</w:t>
         </w:r>
       </w:ins>
     </w:p>
@@ -3830,7 +3830,7 @@
       </w:ins>
       <w:ins w:id="43" w:author="PR Preview" w:date="2026-01-01T00:00:00Z">
         <w:r>
-          <w:t xml:space="preserve">that a</w:t>
+          <w:t xml:space="preserve">is shorthand for the</w:t>
         </w:r>
       </w:ins>
       <w:ins w:id="44" w:author="PR Preview" w:date="2026-01-01T00:00:00Z">
@@ -3838,95 +3838,8 @@
           <w:t xml:space="preserve"> </w:t>
         </w:r>
       </w:ins>
-      <w:hyperlink w:anchor="def-fitting-procedure">
+      <w:hyperlink w:anchor="def-fitted-model">
         <w:ins w:id="45" w:author="PR Preview" w:date="2026-01-01T00:00:00Z">
-          <w:r>
-            <w:rPr>
-              <w:rStyle w:val="Hyperlink"/>
-            </w:rPr>
-            <w:t xml:space="preserve">fitting procedure</w:t>
-          </w:r>
-        </w:ins>
-      </w:hyperlink>
-      <w:ins w:id="46" w:author="PR Preview" w:date="2026-01-01T00:00:00Z">
-        <w:r>
-          <w:t xml:space="preserve"> </w:t>
-        </w:r>
-      </w:ins>
-      <m:oMath>
-        <m:r>
-          <m:t>g</m:t>
-        </m:r>
-      </m:oMath>
-      <w:ins w:id="47" w:author="PR Preview" w:date="2026-01-01T00:00:00Z">
-        <w:r>
-          <w:t xml:space="preserve"> </w:t>
-        </w:r>
-      </w:ins>
-      <w:ins w:id="48" w:author="PR Preview" w:date="2026-01-01T00:00:00Z">
-        <w:r>
-          <w:t xml:space="preserve">produces from a</w:t>
-        </w:r>
-      </w:ins>
-      <w:ins w:id="49" w:author="PR Preview" w:date="2026-01-01T00:00:00Z">
-        <w:r>
-          <w:t xml:space="preserve"> </w:t>
-        </w:r>
-      </w:ins>
-      <w:hyperlink w:anchor="def-training-set">
-        <w:ins w:id="50" w:author="PR Preview" w:date="2026-01-01T00:00:00Z">
-          <w:r>
-            <w:rPr>
-              <w:rStyle w:val="Hyperlink"/>
-            </w:rPr>
-            <w:t xml:space="preserve">training set</w:t>
-          </w:r>
-        </w:ins>
-      </w:hyperlink>
-      <w:ins w:id="51" w:author="PR Preview" w:date="2026-01-01T00:00:00Z">
-        <w:r>
-          <w:t xml:space="preserve"> </w:t>
-        </w:r>
-      </w:ins>
-      <m:oMath>
-        <m:sSub>
-          <m:e>
-            <m:r>
-              <m:rPr>
-                <m:scr m:val="script"/>
-                <m:sty m:val="p"/>
-              </m:rPr>
-              <m:t>D</m:t>
-            </m:r>
-          </m:e>
-          <m:sub>
-            <m:r>
-              <m:rPr>
-                <m:nor/>
-                <m:sty m:val="p"/>
-              </m:rPr>
-              <m:t>train</m:t>
-            </m:r>
-          </m:sub>
-        </m:sSub>
-      </m:oMath>
-      <w:ins w:id="52" w:author="PR Preview" w:date="2026-01-01T00:00:00Z">
-        <w:r>
-          <w:t xml:space="preserve"> </w:t>
-        </w:r>
-      </w:ins>
-      <w:ins w:id="53" w:author="PR Preview" w:date="2026-01-01T00:00:00Z">
-        <w:r>
-          <w:t xml:space="preserve">is the</w:t>
-        </w:r>
-      </w:ins>
-      <w:ins w:id="54" w:author="PR Preview" w:date="2026-01-01T00:00:00Z">
-        <w:r>
-          <w:t xml:space="preserve"> </w:t>
-        </w:r>
-      </w:ins>
-      <w:hyperlink w:anchor="def-fitted-model">
-        <w:ins w:id="55" w:author="PR Preview" w:date="2026-01-01T00:00:00Z">
           <w:r>
             <w:rPr>
               <w:rStyle w:val="Hyperlink"/>
@@ -3935,7 +3848,7 @@
           </w:r>
         </w:ins>
       </w:hyperlink>
-      <w:ins w:id="56" w:author="PR Preview" w:date="2026-01-01T00:00:00Z">
+      <w:ins w:id="46" w:author="PR Preview" w:date="2026-01-01T00:00:00Z">
         <w:r>
           <w:t xml:space="preserve"> </w:t>
         </w:r>
@@ -3978,9 +3891,106 @@
           </m:sub>
         </m:sSub>
       </m:oMath>
+      <w:ins w:id="47" w:author="PR Preview" w:date="2026-01-01T00:00:00Z">
+        <w:r>
+          <w:t xml:space="preserve"> </w:t>
+        </w:r>
+      </w:ins>
+      <w:ins w:id="48" w:author="PR Preview" w:date="2026-01-01T00:00:00Z">
+        <w:r>
+          <w:t xml:space="preserve">that a</w:t>
+        </w:r>
+      </w:ins>
+      <w:ins w:id="49" w:author="PR Preview" w:date="2026-01-01T00:00:00Z">
+        <w:r>
+          <w:t xml:space="preserve"> </w:t>
+        </w:r>
+      </w:ins>
+      <w:hyperlink w:anchor="def-fitting-procedure">
+        <w:ins w:id="50" w:author="PR Preview" w:date="2026-01-01T00:00:00Z">
+          <w:r>
+            <w:rPr>
+              <w:rStyle w:val="Hyperlink"/>
+            </w:rPr>
+            <w:t xml:space="preserve">fitting procedure</w:t>
+          </w:r>
+        </w:ins>
+      </w:hyperlink>
+      <w:ins w:id="51" w:author="PR Preview" w:date="2026-01-01T00:00:00Z">
+        <w:r>
+          <w:t xml:space="preserve"> </w:t>
+        </w:r>
+      </w:ins>
+      <m:oMath>
+        <m:r>
+          <m:t>g</m:t>
+        </m:r>
+      </m:oMath>
+      <w:ins w:id="52" w:author="PR Preview" w:date="2026-01-01T00:00:00Z">
+        <w:r>
+          <w:t xml:space="preserve"> </w:t>
+        </w:r>
+      </w:ins>
+      <w:ins w:id="53" w:author="PR Preview" w:date="2026-01-01T00:00:00Z">
+        <w:r>
+          <w:t xml:space="preserve">produces from the</w:t>
+        </w:r>
+      </w:ins>
+      <w:ins w:id="54" w:author="PR Preview" w:date="2026-01-01T00:00:00Z">
+        <w:r>
+          <w:t xml:space="preserve"> </w:t>
+        </w:r>
+      </w:ins>
+      <w:hyperlink w:anchor="def-training-set">
+        <w:ins w:id="55" w:author="PR Preview" w:date="2026-01-01T00:00:00Z">
+          <w:r>
+            <w:rPr>
+              <w:rStyle w:val="Hyperlink"/>
+            </w:rPr>
+            <w:t xml:space="preserve">training set</w:t>
+          </w:r>
+        </w:ins>
+      </w:hyperlink>
+      <w:ins w:id="56" w:author="PR Preview" w:date="2026-01-01T00:00:00Z">
+        <w:r>
+          <w:t xml:space="preserve"> </w:t>
+        </w:r>
+      </w:ins>
+      <m:oMath>
+        <m:sSub>
+          <m:e>
+            <m:r>
+              <m:rPr>
+                <m:scr m:val="script"/>
+                <m:sty m:val="p"/>
+              </m:rPr>
+              <m:t>D</m:t>
+            </m:r>
+          </m:e>
+          <m:sub>
+            <m:r>
+              <m:rPr>
+                <m:nor/>
+                <m:sty m:val="p"/>
+              </m:rPr>
+              <m:t>train</m:t>
+            </m:r>
+          </m:sub>
+        </m:sSub>
+      </m:oMath>
       <w:ins w:id="57" w:author="PR Preview" w:date="2026-01-01T00:00:00Z">
         <w:r>
-          <w:t xml:space="preserve">:</w:t>
+          <w:t xml:space="preserve">,</w:t>
+        </w:r>
+      </w:ins>
+      <w:ins w:id="58" w:author="PR Preview" w:date="2026-01-01T00:00:00Z">
+        <w:r>
+          <w:t xml:space="preserve"> </w:t>
+        </w:r>
+      </w:ins>
+      <w:ins w:id="59" w:author="PR Preview" w:date="2026-01-01T00:00:00Z">
+        <w:r>
+          <w:t xml:space="preserve">written without the subscript when the training set is the one in use:</w:t>
         </w:r>
       </w:ins>
     </w:p>
@@ -13959,7 +13969,7 @@
       <w:pPr>
         <w:pStyle w:val="BodyText"/>
       </w:pPr>
-      <w:del w:id="58" w:author="PR Preview" w:date="2026-01-01T00:00:00Z">
+      <w:del w:id="60" w:author="PR Preview" w:date="2026-01-01T00:00:00Z">
         <w:r>
           <w:rPr>
             <w:b/>
@@ -13968,43 +13978,43 @@
           <w:delText xml:space="preserve">Definition 25 (Average fit)</w:delText>
         </w:r>
       </w:del>
-      <w:del w:id="59" w:author="PR Preview" w:date="2026-01-01T00:00:00Z">
-        <w:r>
-          <w:delText xml:space="preserve"> </w:delText>
-        </w:r>
-      </w:del>
-      <w:del w:id="60" w:author="PR Preview" w:date="2026-01-01T00:00:00Z">
-        <w:r>
-          <w:delText xml:space="preserve">Let</w:delText>
-        </w:r>
-      </w:del>
       <w:del w:id="61" w:author="PR Preview" w:date="2026-01-01T00:00:00Z">
         <w:r>
           <w:delText xml:space="preserve"> </w:delText>
         </w:r>
       </w:del>
-      <m:oMath>
-        <m:r>
-          <m:t>g</m:t>
-        </m:r>
-      </m:oMath>
       <w:del w:id="62" w:author="PR Preview" w:date="2026-01-01T00:00:00Z">
+        <w:r>
+          <w:delText xml:space="preserve">Let</w:delText>
+        </w:r>
+      </w:del>
+      <w:del w:id="63" w:author="PR Preview" w:date="2026-01-01T00:00:00Z">
         <w:r>
           <w:delText xml:space="preserve"> </w:delText>
         </w:r>
       </w:del>
-      <w:del w:id="63" w:author="PR Preview" w:date="2026-01-01T00:00:00Z">
-        <w:r>
-          <w:delText xml:space="preserve">be a</w:delText>
-        </w:r>
-      </w:del>
+      <m:oMath>
+        <m:r>
+          <m:t>g</m:t>
+        </m:r>
+      </m:oMath>
       <w:del w:id="64" w:author="PR Preview" w:date="2026-01-01T00:00:00Z">
         <w:r>
           <w:delText xml:space="preserve"> </w:delText>
         </w:r>
       </w:del>
+      <w:del w:id="65" w:author="PR Preview" w:date="2026-01-01T00:00:00Z">
+        <w:r>
+          <w:delText xml:space="preserve">be a</w:delText>
+        </w:r>
+      </w:del>
+      <w:del w:id="66" w:author="PR Preview" w:date="2026-01-01T00:00:00Z">
+        <w:r>
+          <w:delText xml:space="preserve"> </w:delText>
+        </w:r>
+      </w:del>
       <w:hyperlink w:anchor="def-fitting-procedure">
-        <w:del w:id="65" w:author="PR Preview" w:date="2026-01-01T00:00:00Z">
+        <w:del w:id="67" w:author="PR Preview" w:date="2026-01-01T00:00:00Z">
           <w:r>
             <w:rPr>
               <w:rStyle w:val="Hyperlink"/>
@@ -14013,19 +14023,9 @@
           </w:r>
         </w:del>
       </w:hyperlink>
-      <w:del w:id="66" w:author="PR Preview" w:date="2026-01-01T00:00:00Z">
+      <w:del w:id="68" w:author="PR Preview" w:date="2026-01-01T00:00:00Z">
         <w:r>
           <w:delText xml:space="preserve">,</w:delText>
-        </w:r>
-      </w:del>
-      <w:del w:id="67" w:author="PR Preview" w:date="2026-01-01T00:00:00Z">
-        <w:r>
-          <w:delText xml:space="preserve"> </w:delText>
-        </w:r>
-      </w:del>
-      <w:del w:id="68" w:author="PR Preview" w:date="2026-01-01T00:00:00Z">
-        <w:r>
-          <w:delText xml:space="preserve">and let</w:delText>
         </w:r>
       </w:del>
       <w:del w:id="69" w:author="PR Preview" w:date="2026-01-01T00:00:00Z">
@@ -14033,6 +14033,16 @@
           <w:delText xml:space="preserve"> </w:delText>
         </w:r>
       </w:del>
+      <w:del w:id="70" w:author="PR Preview" w:date="2026-01-01T00:00:00Z">
+        <w:r>
+          <w:delText xml:space="preserve">and let</w:delText>
+        </w:r>
+      </w:del>
+      <w:del w:id="71" w:author="PR Preview" w:date="2026-01-01T00:00:00Z">
+        <w:r>
+          <w:delText xml:space="preserve"> </w:delText>
+        </w:r>
+      </w:del>
       <m:oMath>
         <m:sSub>
           <m:e>
@@ -14055,23 +14065,23 @@
           </m:sub>
         </m:sSub>
       </m:oMath>
-      <w:del w:id="70" w:author="PR Preview" w:date="2026-01-01T00:00:00Z">
-        <w:r>
-          <w:delText xml:space="preserve"> </w:delText>
-        </w:r>
-      </w:del>
-      <w:del w:id="71" w:author="PR Preview" w:date="2026-01-01T00:00:00Z">
-        <w:r>
-          <w:delText xml:space="preserve">be a random</w:delText>
-        </w:r>
-      </w:del>
       <w:del w:id="72" w:author="PR Preview" w:date="2026-01-01T00:00:00Z">
         <w:r>
           <w:delText xml:space="preserve"> </w:delText>
         </w:r>
       </w:del>
+      <w:del w:id="73" w:author="PR Preview" w:date="2026-01-01T00:00:00Z">
+        <w:r>
+          <w:delText xml:space="preserve">be a random</w:delText>
+        </w:r>
+      </w:del>
+      <w:del w:id="74" w:author="PR Preview" w:date="2026-01-01T00:00:00Z">
+        <w:r>
+          <w:delText xml:space="preserve"> </w:delText>
+        </w:r>
+      </w:del>
       <w:hyperlink w:anchor="def-training-set">
-        <w:del w:id="73" w:author="PR Preview" w:date="2026-01-01T00:00:00Z">
+        <w:del w:id="75" w:author="PR Preview" w:date="2026-01-01T00:00:00Z">
           <w:r>
             <w:rPr>
               <w:rStyle w:val="Hyperlink"/>
@@ -14080,19 +14090,9 @@
           </w:r>
         </w:del>
       </w:hyperlink>
-      <w:del w:id="74" w:author="PR Preview" w:date="2026-01-01T00:00:00Z">
+      <w:del w:id="76" w:author="PR Preview" w:date="2026-01-01T00:00:00Z">
         <w:r>
           <w:delText xml:space="preserve">.</w:delText>
-        </w:r>
-      </w:del>
-      <w:del w:id="75" w:author="PR Preview" w:date="2026-01-01T00:00:00Z">
-        <w:r>
-          <w:delText xml:space="preserve"> </w:delText>
-        </w:r>
-      </w:del>
-      <w:del w:id="76" w:author="PR Preview" w:date="2026-01-01T00:00:00Z">
-        <w:r>
-          <w:delText xml:space="preserve">The</w:delText>
         </w:r>
       </w:del>
       <w:del w:id="77" w:author="PR Preview" w:date="2026-01-01T00:00:00Z">
@@ -14102,11 +14102,7 @@
       </w:del>
       <w:del w:id="78" w:author="PR Preview" w:date="2026-01-01T00:00:00Z">
         <w:r>
-          <w:rPr>
-            <w:b/>
-            <w:bCs/>
-          </w:rPr>
-          <w:delText xml:space="preserve">average fit</w:delText>
+          <w:delText xml:space="preserve">The</w:delText>
         </w:r>
       </w:del>
       <w:del w:id="79" w:author="PR Preview" w:date="2026-01-01T00:00:00Z">
@@ -14116,7 +14112,11 @@
       </w:del>
       <w:del w:id="80" w:author="PR Preview" w:date="2026-01-01T00:00:00Z">
         <w:r>
-          <w:delText xml:space="preserve">of</w:delText>
+          <w:rPr>
+            <w:b/>
+            <w:bCs/>
+          </w:rPr>
+          <w:delText xml:space="preserve">average fit</w:delText>
         </w:r>
       </w:del>
       <w:del w:id="81" w:author="PR Preview" w:date="2026-01-01T00:00:00Z">
@@ -14124,42 +14124,52 @@
           <w:delText xml:space="preserve"> </w:delText>
         </w:r>
       </w:del>
-      <m:oMath>
-        <m:r>
-          <m:t>g</m:t>
-        </m:r>
-      </m:oMath>
       <w:del w:id="82" w:author="PR Preview" w:date="2026-01-01T00:00:00Z">
+        <w:r>
+          <w:delText xml:space="preserve">of</w:delText>
+        </w:r>
+      </w:del>
+      <w:del w:id="83" w:author="PR Preview" w:date="2026-01-01T00:00:00Z">
         <w:r>
           <w:delText xml:space="preserve"> </w:delText>
         </w:r>
       </w:del>
-      <w:del w:id="83" w:author="PR Preview" w:date="2026-01-01T00:00:00Z">
-        <w:r>
-          <w:delText xml:space="preserve">at a covariate value</w:delText>
-        </w:r>
-      </w:del>
+      <m:oMath>
+        <m:r>
+          <m:t>g</m:t>
+        </m:r>
+      </m:oMath>
       <w:del w:id="84" w:author="PR Preview" w:date="2026-01-01T00:00:00Z">
         <w:r>
           <w:delText xml:space="preserve"> </w:delText>
         </w:r>
       </w:del>
-      <m:oMath>
-        <m:r>
-          <m:t>x</m:t>
-        </m:r>
-      </m:oMath>
       <w:del w:id="85" w:author="PR Preview" w:date="2026-01-01T00:00:00Z">
+        <w:r>
+          <w:delText xml:space="preserve">at a covariate value</w:delText>
+        </w:r>
+      </w:del>
+      <w:del w:id="86" w:author="PR Preview" w:date="2026-01-01T00:00:00Z">
         <w:r>
           <w:delText xml:space="preserve"> </w:delText>
         </w:r>
       </w:del>
-      <w:del w:id="86" w:author="PR Preview" w:date="2026-01-01T00:00:00Z">
+      <m:oMath>
+        <m:r>
+          <m:t>x</m:t>
+        </m:r>
+      </m:oMath>
+      <w:del w:id="87" w:author="PR Preview" w:date="2026-01-01T00:00:00Z">
+        <w:r>
+          <w:delText xml:space="preserve"> </w:delText>
+        </w:r>
+      </w:del>
+      <w:del w:id="88" w:author="PR Preview" w:date="2026-01-01T00:00:00Z">
         <w:r>
           <w:delText xml:space="preserve">is the prediction</w:delText>
         </w:r>
       </w:del>
-      <w:del w:id="87" w:author="PR Preview" w:date="2026-01-01T00:00:00Z">
+      <w:del w:id="89" w:author="PR Preview" w:date="2026-01-01T00:00:00Z">
         <w:r>
           <w:delText xml:space="preserve"> </w:delText>
         </w:r>
@@ -14214,12 +14224,12 @@
           <m:t>​</m:t>
         </m:r>
       </m:oMath>
-      <w:del w:id="88" w:author="PR Preview" w:date="2026-01-01T00:00:00Z">
+      <w:del w:id="90" w:author="PR Preview" w:date="2026-01-01T00:00:00Z">
         <w:r>
           <w:delText xml:space="preserve"> </w:delText>
         </w:r>
       </w:del>
-      <w:del w:id="89" w:author="PR Preview" w:date="2026-01-01T00:00:00Z">
+      <w:del w:id="91" w:author="PR Preview" w:date="2026-01-01T00:00:00Z">
         <w:r>
           <w:delText xml:space="preserve">averaged over every training set it might have been fitted to:</w:delText>
         </w:r>
@@ -14387,7 +14397,7 @@
       <w:pPr>
         <w:pStyle w:val="FirstParagraph"/>
       </w:pPr>
-      <w:del w:id="90" w:author="PR Preview" w:date="2026-01-01T00:00:00Z">
+      <w:del w:id="92" w:author="PR Preview" w:date="2026-01-01T00:00:00Z">
         <w:r>
           <w:rPr>
             <w:i/>
@@ -14396,24 +14406,14 @@
           <w:delText xml:space="preserve">Remark</w:delText>
         </w:r>
       </w:del>
-      <w:del w:id="91" w:author="PR Preview" w:date="2026-01-01T00:00:00Z">
+      <w:del w:id="93" w:author="PR Preview" w:date="2026-01-01T00:00:00Z">
         <w:r>
           <w:delText xml:space="preserve">. </w:delText>
         </w:r>
       </w:del>
-      <w:del w:id="92" w:author="PR Preview" w:date="2026-01-01T00:00:00Z">
+      <w:del w:id="94" w:author="PR Preview" w:date="2026-01-01T00:00:00Z">
         <w:r>
           <w:delText xml:space="preserve">The average fit is not a prediction anyone ever holds,</w:delText>
-        </w:r>
-      </w:del>
-      <w:del w:id="93" w:author="PR Preview" w:date="2026-01-01T00:00:00Z">
-        <w:r>
-          <w:delText xml:space="preserve"> </w:delText>
-        </w:r>
-      </w:del>
-      <w:del w:id="94" w:author="PR Preview" w:date="2026-01-01T00:00:00Z">
-        <w:r>
-          <w:delText xml:space="preserve">because an analysis has one training set, not the whole distribution of them.</w:delText>
         </w:r>
       </w:del>
       <w:del w:id="95" w:author="PR Preview" w:date="2026-01-01T00:00:00Z">
@@ -14423,7 +14423,7 @@
       </w:del>
       <w:del w:id="96" w:author="PR Preview" w:date="2026-01-01T00:00:00Z">
         <w:r>
-          <w:delText xml:space="preserve">It is a reference point for measuring how far the predictions are</w:delText>
+          <w:delText xml:space="preserve">because an analysis has one training set, not the whole distribution of them.</w:delText>
         </w:r>
       </w:del>
       <w:del w:id="97" w:author="PR Preview" w:date="2026-01-01T00:00:00Z">
@@ -14433,7 +14433,7 @@
       </w:del>
       <w:del w:id="98" w:author="PR Preview" w:date="2026-01-01T00:00:00Z">
         <w:r>
-          <w:delText xml:space="preserve">from the</w:delText>
+          <w:delText xml:space="preserve">It is a reference point for measuring how far the predictions are</w:delText>
         </w:r>
       </w:del>
       <w:del w:id="99" w:author="PR Preview" w:date="2026-01-01T00:00:00Z">
@@ -14441,8 +14441,18 @@
           <w:delText xml:space="preserve"> </w:delText>
         </w:r>
       </w:del>
+      <w:del w:id="100" w:author="PR Preview" w:date="2026-01-01T00:00:00Z">
+        <w:r>
+          <w:delText xml:space="preserve">from the</w:delText>
+        </w:r>
+      </w:del>
+      <w:del w:id="101" w:author="PR Preview" w:date="2026-01-01T00:00:00Z">
+        <w:r>
+          <w:delText xml:space="preserve"> </w:delText>
+        </w:r>
+      </w:del>
       <w:hyperlink w:anchor="def-mean-function">
-        <w:del w:id="100" w:author="PR Preview" w:date="2026-01-01T00:00:00Z">
+        <w:del w:id="102" w:author="PR Preview" w:date="2026-01-01T00:00:00Z">
           <w:r>
             <w:rPr>
               <w:rStyle w:val="Hyperlink"/>
@@ -14451,12 +14461,12 @@
           </w:r>
         </w:del>
       </w:hyperlink>
-      <w:del w:id="101" w:author="PR Preview" w:date="2026-01-01T00:00:00Z">
+      <w:del w:id="103" w:author="PR Preview" w:date="2026-01-01T00:00:00Z">
         <w:r>
           <w:delText xml:space="preserve"> </w:delText>
         </w:r>
       </w:del>
-      <w:del w:id="102" w:author="PR Preview" w:date="2026-01-01T00:00:00Z">
+      <w:del w:id="104" w:author="PR Preview" w:date="2026-01-01T00:00:00Z">
         <w:r>
           <w:delText xml:space="preserve">and from each other.</w:delText>
         </w:r>
@@ -14466,7 +14476,7 @@
       <w:pPr>
         <w:pStyle w:val="BodyText"/>
       </w:pPr>
-      <w:del w:id="103" w:author="PR Preview" w:date="2026-01-01T00:00:00Z">
+      <w:del w:id="105" w:author="PR Preview" w:date="2026-01-01T00:00:00Z">
         <w:r>
           <w:rPr>
             <w:b/>
@@ -14475,17 +14485,17 @@
           <w:delText xml:space="preserve">Example 12 (Computing the average fit)</w:delText>
         </w:r>
       </w:del>
-      <w:del w:id="104" w:author="PR Preview" w:date="2026-01-01T00:00:00Z">
+      <w:del w:id="106" w:author="PR Preview" w:date="2026-01-01T00:00:00Z">
         <w:r>
           <w:delText xml:space="preserve"> </w:delText>
         </w:r>
       </w:del>
-      <w:del w:id="105" w:author="PR Preview" w:date="2026-01-01T00:00:00Z">
+      <w:del w:id="107" w:author="PR Preview" w:date="2026-01-01T00:00:00Z">
         <w:r>
           <w:delText xml:space="preserve">Suppose the predictions</w:delText>
         </w:r>
       </w:del>
-      <w:del w:id="106" w:author="PR Preview" w:date="2026-01-01T00:00:00Z">
+      <w:del w:id="108" w:author="PR Preview" w:date="2026-01-01T00:00:00Z">
         <w:r>
           <w:delText xml:space="preserve"> </w:delText>
         </w:r>
@@ -14540,49 +14550,34 @@
           <m:t>​</m:t>
         </m:r>
       </m:oMath>
-      <w:del w:id="107" w:author="PR Preview" w:date="2026-01-01T00:00:00Z">
-        <w:r>
-          <w:delText xml:space="preserve"> </w:delText>
-        </w:r>
-      </w:del>
-      <w:del w:id="108" w:author="PR Preview" w:date="2026-01-01T00:00:00Z">
-        <w:r>
-          <w:delText xml:space="preserve">at</w:delText>
-        </w:r>
-      </w:del>
       <w:del w:id="109" w:author="PR Preview" w:date="2026-01-01T00:00:00Z">
         <w:r>
           <w:delText xml:space="preserve"> </w:delText>
         </w:r>
       </w:del>
-      <m:oMath>
-        <m:r>
-          <m:t>x</m:t>
-        </m:r>
-      </m:oMath>
       <w:del w:id="110" w:author="PR Preview" w:date="2026-01-01T00:00:00Z">
+        <w:r>
+          <w:delText xml:space="preserve">at</w:delText>
+        </w:r>
+      </w:del>
+      <w:del w:id="111" w:author="PR Preview" w:date="2026-01-01T00:00:00Z">
         <w:r>
           <w:delText xml:space="preserve"> </w:delText>
         </w:r>
       </w:del>
-      <w:del w:id="111" w:author="PR Preview" w:date="2026-01-01T00:00:00Z">
-        <w:r>
-          <w:delText xml:space="preserve">take the values</w:delText>
-        </w:r>
-      </w:del>
+      <m:oMath>
+        <m:r>
+          <m:t>x</m:t>
+        </m:r>
+      </m:oMath>
       <w:del w:id="112" w:author="PR Preview" w:date="2026-01-01T00:00:00Z">
         <w:r>
           <w:delText xml:space="preserve"> </w:delText>
         </w:r>
       </w:del>
-      <m:oMath>
-        <m:r>
-          <m:t>9</m:t>
-        </m:r>
-      </m:oMath>
       <w:del w:id="113" w:author="PR Preview" w:date="2026-01-01T00:00:00Z">
         <w:r>
-          <w:delText xml:space="preserve">,</w:delText>
+          <w:delText xml:space="preserve">take the values</w:delText>
         </w:r>
       </w:del>
       <w:del w:id="114" w:author="PR Preview" w:date="2026-01-01T00:00:00Z">
@@ -14592,45 +14587,60 @@
       </w:del>
       <m:oMath>
         <m:r>
-          <m:t>11</m:t>
+          <m:t>9</m:t>
         </m:r>
       </m:oMath>
       <w:del w:id="115" w:author="PR Preview" w:date="2026-01-01T00:00:00Z">
+        <w:r>
+          <w:delText xml:space="preserve">,</w:delText>
+        </w:r>
+      </w:del>
+      <w:del w:id="116" w:author="PR Preview" w:date="2026-01-01T00:00:00Z">
         <w:r>
           <w:delText xml:space="preserve"> </w:delText>
         </w:r>
       </w:del>
-      <w:del w:id="116" w:author="PR Preview" w:date="2026-01-01T00:00:00Z">
-        <w:r>
-          <w:delText xml:space="preserve">and</w:delText>
-        </w:r>
-      </w:del>
+      <m:oMath>
+        <m:r>
+          <m:t>11</m:t>
+        </m:r>
+      </m:oMath>
       <w:del w:id="117" w:author="PR Preview" w:date="2026-01-01T00:00:00Z">
         <w:r>
           <w:delText xml:space="preserve"> </w:delText>
         </w:r>
       </w:del>
-      <m:oMath>
-        <m:r>
-          <m:t>13</m:t>
-        </m:r>
-      </m:oMath>
       <w:del w:id="118" w:author="PR Preview" w:date="2026-01-01T00:00:00Z">
+        <w:r>
+          <w:delText xml:space="preserve">and</w:delText>
+        </w:r>
+      </w:del>
+      <w:del w:id="119" w:author="PR Preview" w:date="2026-01-01T00:00:00Z">
         <w:r>
           <w:delText xml:space="preserve"> </w:delText>
         </w:r>
       </w:del>
-      <w:del w:id="119" w:author="PR Preview" w:date="2026-01-01T00:00:00Z">
-        <w:r>
-          <w:delText xml:space="preserve">with equal probability.</w:delText>
-        </w:r>
-      </w:del>
+      <m:oMath>
+        <m:r>
+          <m:t>13</m:t>
+        </m:r>
+      </m:oMath>
       <w:del w:id="120" w:author="PR Preview" w:date="2026-01-01T00:00:00Z">
         <w:r>
           <w:delText xml:space="preserve"> </w:delText>
         </w:r>
       </w:del>
       <w:del w:id="121" w:author="PR Preview" w:date="2026-01-01T00:00:00Z">
+        <w:r>
+          <w:delText xml:space="preserve">with equal probability.</w:delText>
+        </w:r>
+      </w:del>
+      <w:del w:id="122" w:author="PR Preview" w:date="2026-01-01T00:00:00Z">
+        <w:r>
+          <w:delText xml:space="preserve"> </w:delText>
+        </w:r>
+      </w:del>
+      <w:del w:id="123" w:author="PR Preview" w:date="2026-01-01T00:00:00Z">
         <w:r>
           <w:delText xml:space="preserve">Then</w:delText>
         </w:r>
@@ -14640,7 +14650,7 @@
       <w:pPr>
         <w:pStyle w:val="BodyText"/>
       </w:pPr>
-      <w:ins w:id="122" w:author="PR Preview" w:date="2026-01-01T00:00:00Z">
+      <w:ins w:id="124" w:author="PR Preview" w:date="2026-01-01T00:00:00Z">
         <w:r>
           <w:rPr>
             <w:b/>
@@ -14649,43 +14659,43 @@
           <w:t xml:space="preserve">Definition 25 (Expected prediction)</w:t>
         </w:r>
       </w:ins>
-      <w:ins w:id="123" w:author="PR Preview" w:date="2026-01-01T00:00:00Z">
-        <w:r>
-          <w:t xml:space="preserve"> </w:t>
-        </w:r>
-      </w:ins>
-      <w:ins w:id="124" w:author="PR Preview" w:date="2026-01-01T00:00:00Z">
-        <w:r>
-          <w:t xml:space="preserve">Let</w:t>
-        </w:r>
-      </w:ins>
       <w:ins w:id="125" w:author="PR Preview" w:date="2026-01-01T00:00:00Z">
         <w:r>
           <w:t xml:space="preserve"> </w:t>
         </w:r>
       </w:ins>
-      <m:oMath>
-        <m:r>
-          <m:t>g</m:t>
-        </m:r>
-      </m:oMath>
       <w:ins w:id="126" w:author="PR Preview" w:date="2026-01-01T00:00:00Z">
+        <w:r>
+          <w:t xml:space="preserve">Let</w:t>
+        </w:r>
+      </w:ins>
+      <w:ins w:id="127" w:author="PR Preview" w:date="2026-01-01T00:00:00Z">
         <w:r>
           <w:t xml:space="preserve"> </w:t>
         </w:r>
       </w:ins>
-      <w:ins w:id="127" w:author="PR Preview" w:date="2026-01-01T00:00:00Z">
-        <w:r>
-          <w:t xml:space="preserve">be a</w:t>
-        </w:r>
-      </w:ins>
+      <m:oMath>
+        <m:r>
+          <m:t>g</m:t>
+        </m:r>
+      </m:oMath>
       <w:ins w:id="128" w:author="PR Preview" w:date="2026-01-01T00:00:00Z">
         <w:r>
           <w:t xml:space="preserve"> </w:t>
         </w:r>
       </w:ins>
+      <w:ins w:id="129" w:author="PR Preview" w:date="2026-01-01T00:00:00Z">
+        <w:r>
+          <w:t xml:space="preserve">be a</w:t>
+        </w:r>
+      </w:ins>
+      <w:ins w:id="130" w:author="PR Preview" w:date="2026-01-01T00:00:00Z">
+        <w:r>
+          <w:t xml:space="preserve"> </w:t>
+        </w:r>
+      </w:ins>
       <w:hyperlink w:anchor="def-fitting-procedure">
-        <w:ins w:id="129" w:author="PR Preview" w:date="2026-01-01T00:00:00Z">
+        <w:ins w:id="131" w:author="PR Preview" w:date="2026-01-01T00:00:00Z">
           <w:r>
             <w:rPr>
               <w:rStyle w:val="Hyperlink"/>
@@ -14694,19 +14704,9 @@
           </w:r>
         </w:ins>
       </w:hyperlink>
-      <w:ins w:id="130" w:author="PR Preview" w:date="2026-01-01T00:00:00Z">
+      <w:ins w:id="132" w:author="PR Preview" w:date="2026-01-01T00:00:00Z">
         <w:r>
           <w:t xml:space="preserve">,</w:t>
-        </w:r>
-      </w:ins>
-      <w:ins w:id="131" w:author="PR Preview" w:date="2026-01-01T00:00:00Z">
-        <w:r>
-          <w:t xml:space="preserve"> </w:t>
-        </w:r>
-      </w:ins>
-      <w:ins w:id="132" w:author="PR Preview" w:date="2026-01-01T00:00:00Z">
-        <w:r>
-          <w:t xml:space="preserve">and let</w:t>
         </w:r>
       </w:ins>
       <w:ins w:id="133" w:author="PR Preview" w:date="2026-01-01T00:00:00Z">
@@ -14714,6 +14714,16 @@
           <w:t xml:space="preserve"> </w:t>
         </w:r>
       </w:ins>
+      <w:ins w:id="134" w:author="PR Preview" w:date="2026-01-01T00:00:00Z">
+        <w:r>
+          <w:t xml:space="preserve">and let</w:t>
+        </w:r>
+      </w:ins>
+      <w:ins w:id="135" w:author="PR Preview" w:date="2026-01-01T00:00:00Z">
+        <w:r>
+          <w:t xml:space="preserve"> </w:t>
+        </w:r>
+      </w:ins>
       <m:oMath>
         <m:sSub>
           <m:e>
@@ -14736,23 +14746,23 @@
           </m:sub>
         </m:sSub>
       </m:oMath>
-      <w:ins w:id="134" w:author="PR Preview" w:date="2026-01-01T00:00:00Z">
-        <w:r>
-          <w:t xml:space="preserve"> </w:t>
-        </w:r>
-      </w:ins>
-      <w:ins w:id="135" w:author="PR Preview" w:date="2026-01-01T00:00:00Z">
-        <w:r>
-          <w:t xml:space="preserve">be a random</w:t>
-        </w:r>
-      </w:ins>
       <w:ins w:id="136" w:author="PR Preview" w:date="2026-01-01T00:00:00Z">
         <w:r>
           <w:t xml:space="preserve"> </w:t>
         </w:r>
       </w:ins>
+      <w:ins w:id="137" w:author="PR Preview" w:date="2026-01-01T00:00:00Z">
+        <w:r>
+          <w:t xml:space="preserve">be a random</w:t>
+        </w:r>
+      </w:ins>
+      <w:ins w:id="138" w:author="PR Preview" w:date="2026-01-01T00:00:00Z">
+        <w:r>
+          <w:t xml:space="preserve"> </w:t>
+        </w:r>
+      </w:ins>
       <w:hyperlink w:anchor="def-training-set">
-        <w:ins w:id="137" w:author="PR Preview" w:date="2026-01-01T00:00:00Z">
+        <w:ins w:id="139" w:author="PR Preview" w:date="2026-01-01T00:00:00Z">
           <w:r>
             <w:rPr>
               <w:rStyle w:val="Hyperlink"/>
@@ -14761,19 +14771,9 @@
           </w:r>
         </w:ins>
       </w:hyperlink>
-      <w:ins w:id="138" w:author="PR Preview" w:date="2026-01-01T00:00:00Z">
+      <w:ins w:id="140" w:author="PR Preview" w:date="2026-01-01T00:00:00Z">
         <w:r>
           <w:t xml:space="preserve">.</w:t>
-        </w:r>
-      </w:ins>
-      <w:ins w:id="139" w:author="PR Preview" w:date="2026-01-01T00:00:00Z">
-        <w:r>
-          <w:t xml:space="preserve"> </w:t>
-        </w:r>
-      </w:ins>
-      <w:ins w:id="140" w:author="PR Preview" w:date="2026-01-01T00:00:00Z">
-        <w:r>
-          <w:t xml:space="preserve">The</w:t>
         </w:r>
       </w:ins>
       <w:ins w:id="141" w:author="PR Preview" w:date="2026-01-01T00:00:00Z">
@@ -14783,11 +14783,7 @@
       </w:ins>
       <w:ins w:id="142" w:author="PR Preview" w:date="2026-01-01T00:00:00Z">
         <w:r>
-          <w:rPr>
-            <w:b/>
-            <w:bCs/>
-          </w:rPr>
-          <w:t xml:space="preserve">expected prediction</w:t>
+          <w:t xml:space="preserve">The</w:t>
         </w:r>
       </w:ins>
       <w:ins w:id="143" w:author="PR Preview" w:date="2026-01-01T00:00:00Z">
@@ -14797,7 +14793,11 @@
       </w:ins>
       <w:ins w:id="144" w:author="PR Preview" w:date="2026-01-01T00:00:00Z">
         <w:r>
-          <w:t xml:space="preserve">of</w:t>
+          <w:rPr>
+            <w:b/>
+            <w:bCs/>
+          </w:rPr>
+          <w:t xml:space="preserve">expected prediction</w:t>
         </w:r>
       </w:ins>
       <w:ins w:id="145" w:author="PR Preview" w:date="2026-01-01T00:00:00Z">
@@ -14805,42 +14805,52 @@
           <w:t xml:space="preserve"> </w:t>
         </w:r>
       </w:ins>
-      <m:oMath>
-        <m:r>
-          <m:t>g</m:t>
-        </m:r>
-      </m:oMath>
       <w:ins w:id="146" w:author="PR Preview" w:date="2026-01-01T00:00:00Z">
+        <w:r>
+          <w:t xml:space="preserve">of</w:t>
+        </w:r>
+      </w:ins>
+      <w:ins w:id="147" w:author="PR Preview" w:date="2026-01-01T00:00:00Z">
         <w:r>
           <w:t xml:space="preserve"> </w:t>
         </w:r>
       </w:ins>
-      <w:ins w:id="147" w:author="PR Preview" w:date="2026-01-01T00:00:00Z">
-        <w:r>
-          <w:t xml:space="preserve">at a covariate value</w:t>
-        </w:r>
-      </w:ins>
+      <m:oMath>
+        <m:r>
+          <m:t>g</m:t>
+        </m:r>
+      </m:oMath>
       <w:ins w:id="148" w:author="PR Preview" w:date="2026-01-01T00:00:00Z">
         <w:r>
           <w:t xml:space="preserve"> </w:t>
         </w:r>
       </w:ins>
-      <m:oMath>
-        <m:r>
-          <m:t>x</m:t>
-        </m:r>
-      </m:oMath>
       <w:ins w:id="149" w:author="PR Preview" w:date="2026-01-01T00:00:00Z">
+        <w:r>
+          <w:t xml:space="preserve">at a covariate value</w:t>
+        </w:r>
+      </w:ins>
+      <w:ins w:id="150" w:author="PR Preview" w:date="2026-01-01T00:00:00Z">
         <w:r>
           <w:t xml:space="preserve"> </w:t>
         </w:r>
       </w:ins>
-      <w:ins w:id="150" w:author="PR Preview" w:date="2026-01-01T00:00:00Z">
+      <m:oMath>
+        <m:r>
+          <m:t>x</m:t>
+        </m:r>
+      </m:oMath>
+      <w:ins w:id="151" w:author="PR Preview" w:date="2026-01-01T00:00:00Z">
+        <w:r>
+          <w:t xml:space="preserve"> </w:t>
+        </w:r>
+      </w:ins>
+      <w:ins w:id="152" w:author="PR Preview" w:date="2026-01-01T00:00:00Z">
         <w:r>
           <w:t xml:space="preserve">is the value</w:t>
         </w:r>
       </w:ins>
-      <w:ins w:id="151" w:author="PR Preview" w:date="2026-01-01T00:00:00Z">
+      <w:ins w:id="153" w:author="PR Preview" w:date="2026-01-01T00:00:00Z">
         <w:r>
           <w:t xml:space="preserve"> </w:t>
         </w:r>
@@ -14876,23 +14886,23 @@
           <m:t>​</m:t>
         </m:r>
       </m:oMath>
-      <w:ins w:id="152" w:author="PR Preview" w:date="2026-01-01T00:00:00Z">
-        <w:r>
-          <w:t xml:space="preserve"> </w:t>
-        </w:r>
-      </w:ins>
-      <w:ins w:id="153" w:author="PR Preview" w:date="2026-01-01T00:00:00Z">
-        <w:r>
-          <w:t xml:space="preserve">of the</w:t>
-        </w:r>
-      </w:ins>
       <w:ins w:id="154" w:author="PR Preview" w:date="2026-01-01T00:00:00Z">
         <w:r>
           <w:t xml:space="preserve"> </w:t>
         </w:r>
       </w:ins>
+      <w:ins w:id="155" w:author="PR Preview" w:date="2026-01-01T00:00:00Z">
+        <w:r>
+          <w:t xml:space="preserve">of the</w:t>
+        </w:r>
+      </w:ins>
+      <w:ins w:id="156" w:author="PR Preview" w:date="2026-01-01T00:00:00Z">
+        <w:r>
+          <w:t xml:space="preserve"> </w:t>
+        </w:r>
+      </w:ins>
       <w:hyperlink w:anchor="def-prediction-rule">
-        <w:ins w:id="155" w:author="PR Preview" w:date="2026-01-01T00:00:00Z">
+        <w:ins w:id="157" w:author="PR Preview" w:date="2026-01-01T00:00:00Z">
           <w:r>
             <w:rPr>
               <w:rStyle w:val="Hyperlink"/>
@@ -14901,7 +14911,7 @@
           </w:r>
         </w:ins>
       </w:hyperlink>
-      <w:ins w:id="156" w:author="PR Preview" w:date="2026-01-01T00:00:00Z">
+      <w:ins w:id="158" w:author="PR Preview" w:date="2026-01-01T00:00:00Z">
         <w:r>
           <w:t xml:space="preserve"> </w:t>
         </w:r>
@@ -14918,29 +14928,14 @@
           </m:e>
         </m:acc>
       </m:oMath>
-      <w:ins w:id="157" w:author="PR Preview" w:date="2026-01-01T00:00:00Z">
-        <w:r>
-          <w:t xml:space="preserve"> </w:t>
-        </w:r>
-      </w:ins>
-      <w:ins w:id="158" w:author="PR Preview" w:date="2026-01-01T00:00:00Z">
-        <w:r>
-          <w:t xml:space="preserve">at</w:t>
-        </w:r>
-      </w:ins>
       <w:ins w:id="159" w:author="PR Preview" w:date="2026-01-01T00:00:00Z">
         <w:r>
           <w:t xml:space="preserve"> </w:t>
         </w:r>
       </w:ins>
-      <m:oMath>
-        <m:r>
-          <m:t>x</m:t>
-        </m:r>
-      </m:oMath>
       <w:ins w:id="160" w:author="PR Preview" w:date="2026-01-01T00:00:00Z">
         <w:r>
-          <w:t xml:space="preserve">,</w:t>
+          <w:t xml:space="preserve">at</w:t>
         </w:r>
       </w:ins>
       <w:ins w:id="161" w:author="PR Preview" w:date="2026-01-01T00:00:00Z">
@@ -14948,7 +14943,22 @@
           <w:t xml:space="preserve"> </w:t>
         </w:r>
       </w:ins>
+      <m:oMath>
+        <m:r>
+          <m:t>x</m:t>
+        </m:r>
+      </m:oMath>
       <w:ins w:id="162" w:author="PR Preview" w:date="2026-01-01T00:00:00Z">
+        <w:r>
+          <w:t xml:space="preserve">,</w:t>
+        </w:r>
+      </w:ins>
+      <w:ins w:id="163" w:author="PR Preview" w:date="2026-01-01T00:00:00Z">
+        <w:r>
+          <w:t xml:space="preserve"> </w:t>
+        </w:r>
+      </w:ins>
+      <w:ins w:id="164" w:author="PR Preview" w:date="2026-01-01T00:00:00Z">
         <w:r>
           <w:t xml:space="preserve">averaged over the population distribution of all training sets that might have been collected:</w:t>
         </w:r>
@@ -15124,7 +15134,7 @@
       <w:pPr>
         <w:pStyle w:val="FirstParagraph"/>
       </w:pPr>
-      <w:ins w:id="163" w:author="PR Preview" w:date="2026-01-01T00:00:00Z">
+      <w:ins w:id="165" w:author="PR Preview" w:date="2026-01-01T00:00:00Z">
         <w:r>
           <w:rPr>
             <w:i/>
@@ -15133,24 +15143,14 @@
           <w:t xml:space="preserve">Remark</w:t>
         </w:r>
       </w:ins>
-      <w:ins w:id="164" w:author="PR Preview" w:date="2026-01-01T00:00:00Z">
+      <w:ins w:id="166" w:author="PR Preview" w:date="2026-01-01T00:00:00Z">
         <w:r>
           <w:t xml:space="preserve">. </w:t>
         </w:r>
       </w:ins>
-      <w:ins w:id="165" w:author="PR Preview" w:date="2026-01-01T00:00:00Z">
+      <w:ins w:id="167" w:author="PR Preview" w:date="2026-01-01T00:00:00Z">
         <w:r>
           <w:t xml:space="preserve">The expected prediction is not the prediction of any one analysis,</w:t>
-        </w:r>
-      </w:ins>
-      <w:ins w:id="166" w:author="PR Preview" w:date="2026-01-01T00:00:00Z">
-        <w:r>
-          <w:t xml:space="preserve"> </w:t>
-        </w:r>
-      </w:ins>
-      <w:ins w:id="167" w:author="PR Preview" w:date="2026-01-01T00:00:00Z">
-        <w:r>
-          <w:t xml:space="preserve">because an analysis has one training set, not the whole distribution of them.</w:t>
         </w:r>
       </w:ins>
       <w:ins w:id="168" w:author="PR Preview" w:date="2026-01-01T00:00:00Z">
@@ -15160,7 +15160,7 @@
       </w:ins>
       <w:ins w:id="169" w:author="PR Preview" w:date="2026-01-01T00:00:00Z">
         <w:r>
-          <w:t xml:space="preserve">It is a reference point for measuring how far the predictions are</w:t>
+          <w:t xml:space="preserve">because an analysis has one training set, not the whole distribution of them.</w:t>
         </w:r>
       </w:ins>
       <w:ins w:id="170" w:author="PR Preview" w:date="2026-01-01T00:00:00Z">
@@ -15170,7 +15170,7 @@
       </w:ins>
       <w:ins w:id="171" w:author="PR Preview" w:date="2026-01-01T00:00:00Z">
         <w:r>
-          <w:t xml:space="preserve">from the</w:t>
+          <w:t xml:space="preserve">It is a reference point for measuring how far the predictions are</w:t>
         </w:r>
       </w:ins>
       <w:ins w:id="172" w:author="PR Preview" w:date="2026-01-01T00:00:00Z">
@@ -15178,8 +15178,18 @@
           <w:t xml:space="preserve"> </w:t>
         </w:r>
       </w:ins>
+      <w:ins w:id="173" w:author="PR Preview" w:date="2026-01-01T00:00:00Z">
+        <w:r>
+          <w:t xml:space="preserve">from the</w:t>
+        </w:r>
+      </w:ins>
+      <w:ins w:id="174" w:author="PR Preview" w:date="2026-01-01T00:00:00Z">
+        <w:r>
+          <w:t xml:space="preserve"> </w:t>
+        </w:r>
+      </w:ins>
       <w:hyperlink w:anchor="def-mean-function">
-        <w:ins w:id="173" w:author="PR Preview" w:date="2026-01-01T00:00:00Z">
+        <w:ins w:id="175" w:author="PR Preview" w:date="2026-01-01T00:00:00Z">
           <w:r>
             <w:rPr>
               <w:rStyle w:val="Hyperlink"/>
@@ -15188,12 +15198,12 @@
           </w:r>
         </w:ins>
       </w:hyperlink>
-      <w:ins w:id="174" w:author="PR Preview" w:date="2026-01-01T00:00:00Z">
+      <w:ins w:id="176" w:author="PR Preview" w:date="2026-01-01T00:00:00Z">
         <w:r>
           <w:t xml:space="preserve"> </w:t>
         </w:r>
       </w:ins>
-      <w:ins w:id="175" w:author="PR Preview" w:date="2026-01-01T00:00:00Z">
+      <w:ins w:id="177" w:author="PR Preview" w:date="2026-01-01T00:00:00Z">
         <w:r>
           <w:t xml:space="preserve">and from each other.</w:t>
         </w:r>
@@ -15204,7 +15214,7 @@
       <w:pPr>
         <w:pStyle w:val="BodyText"/>
       </w:pPr>
-      <w:ins w:id="176" w:author="PR Preview" w:date="2026-01-01T00:00:00Z">
+      <w:ins w:id="178" w:author="PR Preview" w:date="2026-01-01T00:00:00Z">
         <w:r>
           <w:rPr>
             <w:b/>
@@ -15213,17 +15223,17 @@
           <w:t xml:space="preserve">Example 12 (Computing the expected prediction)</w:t>
         </w:r>
       </w:ins>
-      <w:ins w:id="177" w:author="PR Preview" w:date="2026-01-01T00:00:00Z">
+      <w:ins w:id="179" w:author="PR Preview" w:date="2026-01-01T00:00:00Z">
         <w:r>
           <w:t xml:space="preserve"> </w:t>
         </w:r>
       </w:ins>
-      <w:ins w:id="178" w:author="PR Preview" w:date="2026-01-01T00:00:00Z">
+      <w:ins w:id="180" w:author="PR Preview" w:date="2026-01-01T00:00:00Z">
         <w:r>
           <w:t xml:space="preserve">Suppose the predictions</w:t>
         </w:r>
       </w:ins>
-      <w:ins w:id="179" w:author="PR Preview" w:date="2026-01-01T00:00:00Z">
+      <w:ins w:id="181" w:author="PR Preview" w:date="2026-01-01T00:00:00Z">
         <w:r>
           <w:t xml:space="preserve"> </w:t>
         </w:r>
@@ -15259,49 +15269,34 @@
           <m:t>​</m:t>
         </m:r>
       </m:oMath>
-      <w:ins w:id="180" w:author="PR Preview" w:date="2026-01-01T00:00:00Z">
-        <w:r>
-          <w:t xml:space="preserve"> </w:t>
-        </w:r>
-      </w:ins>
-      <w:ins w:id="181" w:author="PR Preview" w:date="2026-01-01T00:00:00Z">
-        <w:r>
-          <w:t xml:space="preserve">at</w:t>
-        </w:r>
-      </w:ins>
       <w:ins w:id="182" w:author="PR Preview" w:date="2026-01-01T00:00:00Z">
         <w:r>
           <w:t xml:space="preserve"> </w:t>
         </w:r>
       </w:ins>
-      <m:oMath>
-        <m:r>
-          <m:t>x</m:t>
-        </m:r>
-      </m:oMath>
       <w:ins w:id="183" w:author="PR Preview" w:date="2026-01-01T00:00:00Z">
+        <w:r>
+          <w:t xml:space="preserve">at</w:t>
+        </w:r>
+      </w:ins>
+      <w:ins w:id="184" w:author="PR Preview" w:date="2026-01-01T00:00:00Z">
         <w:r>
           <w:t xml:space="preserve"> </w:t>
         </w:r>
       </w:ins>
-      <w:ins w:id="184" w:author="PR Preview" w:date="2026-01-01T00:00:00Z">
-        <w:r>
-          <w:t xml:space="preserve">take the values</w:t>
-        </w:r>
-      </w:ins>
+      <m:oMath>
+        <m:r>
+          <m:t>x</m:t>
+        </m:r>
+      </m:oMath>
       <w:ins w:id="185" w:author="PR Preview" w:date="2026-01-01T00:00:00Z">
         <w:r>
           <w:t xml:space="preserve"> </w:t>
         </w:r>
       </w:ins>
-      <m:oMath>
-        <m:r>
-          <m:t>9</m:t>
-        </m:r>
-      </m:oMath>
       <w:ins w:id="186" w:author="PR Preview" w:date="2026-01-01T00:00:00Z">
         <w:r>
-          <w:t xml:space="preserve">,</w:t>
+          <w:t xml:space="preserve">take the values</w:t>
         </w:r>
       </w:ins>
       <w:ins w:id="187" w:author="PR Preview" w:date="2026-01-01T00:00:00Z">
@@ -15311,45 +15306,60 @@
       </w:ins>
       <m:oMath>
         <m:r>
-          <m:t>11</m:t>
+          <m:t>9</m:t>
         </m:r>
       </m:oMath>
       <w:ins w:id="188" w:author="PR Preview" w:date="2026-01-01T00:00:00Z">
+        <w:r>
+          <w:t xml:space="preserve">,</w:t>
+        </w:r>
+      </w:ins>
+      <w:ins w:id="189" w:author="PR Preview" w:date="2026-01-01T00:00:00Z">
         <w:r>
           <w:t xml:space="preserve"> </w:t>
         </w:r>
       </w:ins>
-      <w:ins w:id="189" w:author="PR Preview" w:date="2026-01-01T00:00:00Z">
-        <w:r>
-          <w:t xml:space="preserve">and</w:t>
-        </w:r>
-      </w:ins>
+      <m:oMath>
+        <m:r>
+          <m:t>11</m:t>
+        </m:r>
+      </m:oMath>
       <w:ins w:id="190" w:author="PR Preview" w:date="2026-01-01T00:00:00Z">
         <w:r>
           <w:t xml:space="preserve"> </w:t>
         </w:r>
       </w:ins>
-      <m:oMath>
-        <m:r>
-          <m:t>13</m:t>
-        </m:r>
-      </m:oMath>
       <w:ins w:id="191" w:author="PR Preview" w:date="2026-01-01T00:00:00Z">
+        <w:r>
+          <w:t xml:space="preserve">and</w:t>
+        </w:r>
+      </w:ins>
+      <w:ins w:id="192" w:author="PR Preview" w:date="2026-01-01T00:00:00Z">
         <w:r>
           <w:t xml:space="preserve"> </w:t>
         </w:r>
       </w:ins>
-      <w:ins w:id="192" w:author="PR Preview" w:date="2026-01-01T00:00:00Z">
-        <w:r>
-          <w:t xml:space="preserve">with equal probability.</w:t>
-        </w:r>
-      </w:ins>
+      <m:oMath>
+        <m:r>
+          <m:t>13</m:t>
+        </m:r>
+      </m:oMath>
       <w:ins w:id="193" w:author="PR Preview" w:date="2026-01-01T00:00:00Z">
         <w:r>
           <w:t xml:space="preserve"> </w:t>
         </w:r>
       </w:ins>
       <w:ins w:id="194" w:author="PR Preview" w:date="2026-01-01T00:00:00Z">
+        <w:r>
+          <w:t xml:space="preserve">with equal probability.</w:t>
+        </w:r>
+      </w:ins>
+      <w:ins w:id="195" w:author="PR Preview" w:date="2026-01-01T00:00:00Z">
+        <w:r>
+          <w:t xml:space="preserve"> </w:t>
+        </w:r>
+      </w:ins>
+      <w:ins w:id="196" w:author="PR Preview" w:date="2026-01-01T00:00:00Z">
         <w:r>
           <w:t xml:space="preserve">Then</w:t>
         </w:r>
@@ -19632,12 +19642,12 @@
       <w:pPr>
         <w:pStyle w:val="FirstParagraph"/>
       </w:pPr>
-      <w:del w:id="195" w:author="PR Preview" w:date="2026-01-01T00:00:00Z">
+      <w:del w:id="197" w:author="PR Preview" w:date="2026-01-01T00:00:00Z">
         <w:r>
           <w:delText xml:space="preserve">A prediction can miss</w:delText>
         </w:r>
       </w:del>
-      <w:del w:id="196" w:author="PR Preview" w:date="2026-01-01T00:00:00Z">
+      <w:del w:id="198" w:author="PR Preview" w:date="2026-01-01T00:00:00Z">
         <w:r>
           <w:delText xml:space="preserve"> </w:delText>
         </w:r>
@@ -19662,23 +19672,23 @@
           <m:t>)</m:t>
         </m:r>
       </m:oMath>
-      <w:del w:id="197" w:author="PR Preview" w:date="2026-01-01T00:00:00Z">
-        <w:r>
-          <w:delText xml:space="preserve"> </w:delText>
-        </w:r>
-      </w:del>
-      <w:del w:id="198" w:author="PR Preview" w:date="2026-01-01T00:00:00Z">
-        <w:r>
-          <w:delText xml:space="preserve">because its</w:delText>
-        </w:r>
-      </w:del>
       <w:del w:id="199" w:author="PR Preview" w:date="2026-01-01T00:00:00Z">
         <w:r>
           <w:delText xml:space="preserve"> </w:delText>
         </w:r>
       </w:del>
+      <w:del w:id="200" w:author="PR Preview" w:date="2026-01-01T00:00:00Z">
+        <w:r>
+          <w:delText xml:space="preserve">because its</w:delText>
+        </w:r>
+      </w:del>
+      <w:del w:id="201" w:author="PR Preview" w:date="2026-01-01T00:00:00Z">
+        <w:r>
+          <w:delText xml:space="preserve"> </w:delText>
+        </w:r>
+      </w:del>
       <w:hyperlink w:anchor="def-average-fit">
-        <w:del w:id="200" w:author="PR Preview" w:date="2026-01-01T00:00:00Z">
+        <w:del w:id="202" w:author="PR Preview" w:date="2026-01-01T00:00:00Z">
           <w:r>
             <w:rPr>
               <w:rStyle w:val="Hyperlink"/>
@@ -19687,16 +19697,6 @@
           </w:r>
         </w:del>
       </w:hyperlink>
-      <w:del w:id="201" w:author="PR Preview" w:date="2026-01-01T00:00:00Z">
-        <w:r>
-          <w:delText xml:space="preserve"> </w:delText>
-        </w:r>
-      </w:del>
-      <w:del w:id="202" w:author="PR Preview" w:date="2026-01-01T00:00:00Z">
-        <w:r>
-          <w:delText xml:space="preserve">is off,</w:delText>
-        </w:r>
-      </w:del>
       <w:del w:id="203" w:author="PR Preview" w:date="2026-01-01T00:00:00Z">
         <w:r>
           <w:delText xml:space="preserve"> </w:delText>
@@ -19704,7 +19704,7 @@
       </w:del>
       <w:del w:id="204" w:author="PR Preview" w:date="2026-01-01T00:00:00Z">
         <w:r>
-          <w:delText xml:space="preserve">or because it gives a different result for every training set.</w:delText>
+          <w:delText xml:space="preserve">is off,</w:delText>
         </w:r>
       </w:del>
       <w:del w:id="205" w:author="PR Preview" w:date="2026-01-01T00:00:00Z">
@@ -19714,7 +19714,7 @@
       </w:del>
       <w:del w:id="206" w:author="PR Preview" w:date="2026-01-01T00:00:00Z">
         <w:r>
-          <w:delText xml:space="preserve">These are different failures with different fixes,</w:delText>
+          <w:delText xml:space="preserve">or because it gives a different result for every training set.</w:delText>
         </w:r>
       </w:del>
       <w:del w:id="207" w:author="PR Preview" w:date="2026-01-01T00:00:00Z">
@@ -19724,6 +19724,16 @@
       </w:del>
       <w:del w:id="208" w:author="PR Preview" w:date="2026-01-01T00:00:00Z">
         <w:r>
+          <w:delText xml:space="preserve">These are different failures with different fixes,</w:delText>
+        </w:r>
+      </w:del>
+      <w:del w:id="209" w:author="PR Preview" w:date="2026-01-01T00:00:00Z">
+        <w:r>
+          <w:delText xml:space="preserve"> </w:delText>
+        </w:r>
+      </w:del>
+      <w:del w:id="210" w:author="PR Preview" w:date="2026-01-01T00:00:00Z">
+        <w:r>
           <w:delText xml:space="preserve">so the term should split into one piece for each.</w:delText>
         </w:r>
       </w:del>
@@ -19732,22 +19742,22 @@
       <w:pPr>
         <w:pStyle w:val="BodyText"/>
       </w:pPr>
-      <w:del w:id="209" w:author="PR Preview" w:date="2026-01-01T00:00:00Z">
+      <w:del w:id="211" w:author="PR Preview" w:date="2026-01-01T00:00:00Z">
         <w:r>
           <w:delText xml:space="preserve">Split it with the same technique as before:</w:delText>
         </w:r>
       </w:del>
-      <w:del w:id="210" w:author="PR Preview" w:date="2026-01-01T00:00:00Z">
+      <w:del w:id="212" w:author="PR Preview" w:date="2026-01-01T00:00:00Z">
         <w:r>
           <w:delText xml:space="preserve"> </w:delText>
         </w:r>
       </w:del>
-      <w:del w:id="211" w:author="PR Preview" w:date="2026-01-01T00:00:00Z">
+      <w:del w:id="213" w:author="PR Preview" w:date="2026-01-01T00:00:00Z">
         <w:r>
           <w:delText xml:space="preserve">add and subtract the average fit</w:delText>
         </w:r>
       </w:del>
-      <w:del w:id="212" w:author="PR Preview" w:date="2026-01-01T00:00:00Z">
+      <w:del w:id="214" w:author="PR Preview" w:date="2026-01-01T00:00:00Z">
         <w:r>
           <w:delText xml:space="preserve"> </w:delText>
         </w:r>
@@ -19785,18 +19795,18 @@
           <m:t>​</m:t>
         </m:r>
       </m:oMath>
-      <w:del w:id="213" w:author="PR Preview" w:date="2026-01-01T00:00:00Z">
+      <w:del w:id="215" w:author="PR Preview" w:date="2026-01-01T00:00:00Z">
         <w:r>
           <w:delText xml:space="preserve"> </w:delText>
         </w:r>
       </w:del>
-      <w:del w:id="214" w:author="PR Preview" w:date="2026-01-01T00:00:00Z">
+      <w:del w:id="216" w:author="PR Preview" w:date="2026-01-01T00:00:00Z">
         <w:r>
           <w:delText xml:space="preserve">(</w:delText>
         </w:r>
       </w:del>
       <w:hyperlink w:anchor="eq-average-fit">
-        <w:del w:id="215" w:author="PR Preview" w:date="2026-01-01T00:00:00Z">
+        <w:del w:id="217" w:author="PR Preview" w:date="2026-01-01T00:00:00Z">
           <w:r>
             <w:rPr>
               <w:rStyle w:val="Hyperlink"/>
@@ -19805,17 +19815,17 @@
           </w:r>
         </w:del>
       </w:hyperlink>
-      <w:del w:id="216" w:author="PR Preview" w:date="2026-01-01T00:00:00Z">
+      <w:del w:id="218" w:author="PR Preview" w:date="2026-01-01T00:00:00Z">
         <w:r>
           <w:delText xml:space="preserve">),</w:delText>
         </w:r>
       </w:del>
-      <w:del w:id="217" w:author="PR Preview" w:date="2026-01-01T00:00:00Z">
+      <w:del w:id="219" w:author="PR Preview" w:date="2026-01-01T00:00:00Z">
         <w:r>
           <w:delText xml:space="preserve"> </w:delText>
         </w:r>
       </w:del>
-      <w:del w:id="218" w:author="PR Preview" w:date="2026-01-01T00:00:00Z">
+      <w:del w:id="220" w:author="PR Preview" w:date="2026-01-01T00:00:00Z">
         <w:r>
           <w:delText xml:space="preserve">expand, and take the expectation term by term.</w:delText>
         </w:r>
@@ -19825,12 +19835,12 @@
       <w:pPr>
         <w:pStyle w:val="FirstParagraph"/>
       </w:pPr>
-      <w:ins w:id="219" w:author="PR Preview" w:date="2026-01-01T00:00:00Z">
+      <w:ins w:id="221" w:author="PR Preview" w:date="2026-01-01T00:00:00Z">
         <w:r>
           <w:t xml:space="preserve">A prediction can miss</w:t>
         </w:r>
       </w:ins>
-      <w:ins w:id="220" w:author="PR Preview" w:date="2026-01-01T00:00:00Z">
+      <w:ins w:id="222" w:author="PR Preview" w:date="2026-01-01T00:00:00Z">
         <w:r>
           <w:t xml:space="preserve"> </w:t>
         </w:r>
@@ -19840,23 +19850,23 @@
           <m:t>μ</m:t>
         </m:r>
       </m:oMath>
-      <w:ins w:id="221" w:author="PR Preview" w:date="2026-01-01T00:00:00Z">
-        <w:r>
-          <w:t xml:space="preserve"> </w:t>
-        </w:r>
-      </w:ins>
-      <w:ins w:id="222" w:author="PR Preview" w:date="2026-01-01T00:00:00Z">
-        <w:r>
-          <w:t xml:space="preserve">because its</w:t>
-        </w:r>
-      </w:ins>
       <w:ins w:id="223" w:author="PR Preview" w:date="2026-01-01T00:00:00Z">
         <w:r>
           <w:t xml:space="preserve"> </w:t>
         </w:r>
       </w:ins>
+      <w:ins w:id="224" w:author="PR Preview" w:date="2026-01-01T00:00:00Z">
+        <w:r>
+          <w:t xml:space="preserve">because its</w:t>
+        </w:r>
+      </w:ins>
+      <w:ins w:id="225" w:author="PR Preview" w:date="2026-01-01T00:00:00Z">
+        <w:r>
+          <w:t xml:space="preserve"> </w:t>
+        </w:r>
+      </w:ins>
       <w:hyperlink w:anchor="def-average-fit">
-        <w:ins w:id="224" w:author="PR Preview" w:date="2026-01-01T00:00:00Z">
+        <w:ins w:id="226" w:author="PR Preview" w:date="2026-01-01T00:00:00Z">
           <w:r>
             <w:rPr>
               <w:rStyle w:val="Hyperlink"/>
@@ -19865,16 +19875,6 @@
           </w:r>
         </w:ins>
       </w:hyperlink>
-      <w:ins w:id="225" w:author="PR Preview" w:date="2026-01-01T00:00:00Z">
-        <w:r>
-          <w:t xml:space="preserve"> </w:t>
-        </w:r>
-      </w:ins>
-      <w:ins w:id="226" w:author="PR Preview" w:date="2026-01-01T00:00:00Z">
-        <w:r>
-          <w:t xml:space="preserve">is off,</w:t>
-        </w:r>
-      </w:ins>
       <w:ins w:id="227" w:author="PR Preview" w:date="2026-01-01T00:00:00Z">
         <w:r>
           <w:t xml:space="preserve"> </w:t>
@@ -19882,7 +19882,7 @@
       </w:ins>
       <w:ins w:id="228" w:author="PR Preview" w:date="2026-01-01T00:00:00Z">
         <w:r>
-          <w:t xml:space="preserve">or because it gives a different result for every training set.</w:t>
+          <w:t xml:space="preserve">is off,</w:t>
         </w:r>
       </w:ins>
       <w:ins w:id="229" w:author="PR Preview" w:date="2026-01-01T00:00:00Z">
@@ -19892,7 +19892,7 @@
       </w:ins>
       <w:ins w:id="230" w:author="PR Preview" w:date="2026-01-01T00:00:00Z">
         <w:r>
-          <w:t xml:space="preserve">These are different failures with different fixes,</w:t>
+          <w:t xml:space="preserve">or because it gives a different result for every training set.</w:t>
         </w:r>
       </w:ins>
       <w:ins w:id="231" w:author="PR Preview" w:date="2026-01-01T00:00:00Z">
@@ -19902,6 +19902,16 @@
       </w:ins>
       <w:ins w:id="232" w:author="PR Preview" w:date="2026-01-01T00:00:00Z">
         <w:r>
+          <w:t xml:space="preserve">These are different failures with different fixes,</w:t>
+        </w:r>
+      </w:ins>
+      <w:ins w:id="233" w:author="PR Preview" w:date="2026-01-01T00:00:00Z">
+        <w:r>
+          <w:t xml:space="preserve"> </w:t>
+        </w:r>
+      </w:ins>
+      <w:ins w:id="234" w:author="PR Preview" w:date="2026-01-01T00:00:00Z">
+        <w:r>
           <w:t xml:space="preserve">so the term should split into one piece for each.</w:t>
         </w:r>
       </w:ins>
@@ -19910,19 +19920,9 @@
       <w:pPr>
         <w:pStyle w:val="BodyText"/>
       </w:pPr>
-      <w:ins w:id="233" w:author="PR Preview" w:date="2026-01-01T00:00:00Z">
+      <w:ins w:id="235" w:author="PR Preview" w:date="2026-01-01T00:00:00Z">
         <w:r>
           <w:t xml:space="preserve">Split it with the same technique as before:</w:t>
-        </w:r>
-      </w:ins>
-      <w:ins w:id="234" w:author="PR Preview" w:date="2026-01-01T00:00:00Z">
-        <w:r>
-          <w:t xml:space="preserve"> </w:t>
-        </w:r>
-      </w:ins>
-      <w:ins w:id="235" w:author="PR Preview" w:date="2026-01-01T00:00:00Z">
-        <w:r>
-          <w:t xml:space="preserve">add and subtract the expected prediction</w:t>
         </w:r>
       </w:ins>
       <w:ins w:id="236" w:author="PR Preview" w:date="2026-01-01T00:00:00Z">
@@ -19930,32 +19930,42 @@
           <w:t xml:space="preserve"> </w:t>
         </w:r>
       </w:ins>
-      <m:oMath>
-        <m:sSub>
-          <m:e>
-            <m:r>
-              <m:t>μ</m:t>
-            </m:r>
-          </m:e>
-          <m:sub>
-            <m:r>
-              <m:t>h</m:t>
-            </m:r>
-          </m:sub>
-        </m:sSub>
-      </m:oMath>
       <w:ins w:id="237" w:author="PR Preview" w:date="2026-01-01T00:00:00Z">
+        <w:r>
+          <w:t xml:space="preserve">add and subtract the expected prediction</w:t>
+        </w:r>
+      </w:ins>
+      <w:ins w:id="238" w:author="PR Preview" w:date="2026-01-01T00:00:00Z">
         <w:r>
           <w:t xml:space="preserve"> </w:t>
         </w:r>
       </w:ins>
-      <w:ins w:id="238" w:author="PR Preview" w:date="2026-01-01T00:00:00Z">
+      <m:oMath>
+        <m:sSub>
+          <m:e>
+            <m:r>
+              <m:t>μ</m:t>
+            </m:r>
+          </m:e>
+          <m:sub>
+            <m:r>
+              <m:t>h</m:t>
+            </m:r>
+          </m:sub>
+        </m:sSub>
+      </m:oMath>
+      <w:ins w:id="239" w:author="PR Preview" w:date="2026-01-01T00:00:00Z">
+        <w:r>
+          <w:t xml:space="preserve"> </w:t>
+        </w:r>
+      </w:ins>
+      <w:ins w:id="240" w:author="PR Preview" w:date="2026-01-01T00:00:00Z">
         <w:r>
           <w:t xml:space="preserve">(</w:t>
         </w:r>
       </w:ins>
       <w:hyperlink w:anchor="eq-average-fit">
-        <w:ins w:id="239" w:author="PR Preview" w:date="2026-01-01T00:00:00Z">
+        <w:ins w:id="241" w:author="PR Preview" w:date="2026-01-01T00:00:00Z">
           <w:r>
             <w:rPr>
               <w:rStyle w:val="Hyperlink"/>
@@ -19964,17 +19974,17 @@
           </w:r>
         </w:ins>
       </w:hyperlink>
-      <w:ins w:id="240" w:author="PR Preview" w:date="2026-01-01T00:00:00Z">
+      <w:ins w:id="242" w:author="PR Preview" w:date="2026-01-01T00:00:00Z">
         <w:r>
           <w:t xml:space="preserve">),</w:t>
         </w:r>
       </w:ins>
-      <w:ins w:id="241" w:author="PR Preview" w:date="2026-01-01T00:00:00Z">
+      <w:ins w:id="243" w:author="PR Preview" w:date="2026-01-01T00:00:00Z">
         <w:r>
           <w:t xml:space="preserve"> </w:t>
         </w:r>
       </w:ins>
-      <w:ins w:id="242" w:author="PR Preview" w:date="2026-01-01T00:00:00Z">
+      <w:ins w:id="244" w:author="PR Preview" w:date="2026-01-01T00:00:00Z">
         <w:r>
           <w:t xml:space="preserve">expand, and take the expectation term by term.</w:t>
         </w:r>
@@ -20000,7 +20010,7 @@
       <w:pPr>
         <w:pStyle w:val="BodyText"/>
       </w:pPr>
-      <w:del w:id="243" w:author="PR Preview" w:date="2026-01-01T00:00:00Z">
+      <w:del w:id="245" w:author="PR Preview" w:date="2026-01-01T00:00:00Z">
         <w:r>
           <w:rPr>
             <w:i/>
@@ -20009,12 +20019,12 @@
           <w:delText xml:space="preserve">Solution 6</w:delText>
         </w:r>
       </w:del>
-      <w:del w:id="244" w:author="PR Preview" w:date="2026-01-01T00:00:00Z">
+      <w:del w:id="246" w:author="PR Preview" w:date="2026-01-01T00:00:00Z">
         <w:r>
           <w:delText xml:space="preserve">. </w:delText>
         </w:r>
       </w:del>
-      <w:del w:id="245" w:author="PR Preview" w:date="2026-01-01T00:00:00Z">
+      <w:del w:id="247" w:author="PR Preview" w:date="2026-01-01T00:00:00Z">
         <w:r>
           <w:delText xml:space="preserve">Insert the average fit:</w:delText>
         </w:r>
@@ -20024,7 +20034,7 @@
       <w:pPr>
         <w:pStyle w:val="BodyText"/>
       </w:pPr>
-      <w:ins w:id="246" w:author="PR Preview" w:date="2026-01-01T00:00:00Z">
+      <w:ins w:id="248" w:author="PR Preview" w:date="2026-01-01T00:00:00Z">
         <w:r>
           <w:rPr>
             <w:i/>
@@ -20033,12 +20043,12 @@
           <w:t xml:space="preserve">Solution 6</w:t>
         </w:r>
       </w:ins>
-      <w:ins w:id="247" w:author="PR Preview" w:date="2026-01-01T00:00:00Z">
+      <w:ins w:id="249" w:author="PR Preview" w:date="2026-01-01T00:00:00Z">
         <w:r>
           <w:t xml:space="preserve">. </w:t>
         </w:r>
       </w:ins>
-      <w:ins w:id="248" w:author="PR Preview" w:date="2026-01-01T00:00:00Z">
+      <w:ins w:id="250" w:author="PR Preview" w:date="2026-01-01T00:00:00Z">
         <w:r>
           <w:t xml:space="preserve">Insert the expected prediction:</w:t>
         </w:r>
@@ -20892,19 +20902,9 @@
       <w:pPr>
         <w:pStyle w:val="FirstParagraph"/>
       </w:pPr>
-      <w:del w:id="249" w:author="PR Preview" w:date="2026-01-01T00:00:00Z">
+      <w:del w:id="251" w:author="PR Preview" w:date="2026-01-01T00:00:00Z">
         <w:r>
           <w:delText xml:space="preserve">The cross term vanishes, and this time not by independence</w:delText>
-        </w:r>
-      </w:del>
-      <w:del w:id="250" w:author="PR Preview" w:date="2026-01-01T00:00:00Z">
-        <w:r>
-          <w:delText xml:space="preserve"> </w:delText>
-        </w:r>
-      </w:del>
-      <w:del w:id="251" w:author="PR Preview" w:date="2026-01-01T00:00:00Z">
-        <w:r>
-          <w:delText xml:space="preserve">but by the definition of the average fit.</w:delText>
         </w:r>
       </w:del>
       <w:del w:id="252" w:author="PR Preview" w:date="2026-01-01T00:00:00Z">
@@ -20914,6 +20914,16 @@
       </w:del>
       <w:del w:id="253" w:author="PR Preview" w:date="2026-01-01T00:00:00Z">
         <w:r>
+          <w:delText xml:space="preserve">but by the definition of the average fit.</w:delText>
+        </w:r>
+      </w:del>
+      <w:del w:id="254" w:author="PR Preview" w:date="2026-01-01T00:00:00Z">
+        <w:r>
+          <w:delText xml:space="preserve"> </w:delText>
+        </w:r>
+      </w:del>
+      <w:del w:id="255" w:author="PR Preview" w:date="2026-01-01T00:00:00Z">
+        <w:r>
           <w:delText xml:space="preserve">The first factor is a constant, so it comes out of the expectation:</w:delText>
         </w:r>
       </w:del>
@@ -20922,19 +20932,9 @@
       <w:pPr>
         <w:pStyle w:val="FirstParagraph"/>
       </w:pPr>
-      <w:ins w:id="254" w:author="PR Preview" w:date="2026-01-01T00:00:00Z">
+      <w:ins w:id="256" w:author="PR Preview" w:date="2026-01-01T00:00:00Z">
         <w:r>
           <w:t xml:space="preserve">The cross term vanishes, and this time not by independence</w:t>
-        </w:r>
-      </w:ins>
-      <w:ins w:id="255" w:author="PR Preview" w:date="2026-01-01T00:00:00Z">
-        <w:r>
-          <w:t xml:space="preserve"> </w:t>
-        </w:r>
-      </w:ins>
-      <w:ins w:id="256" w:author="PR Preview" w:date="2026-01-01T00:00:00Z">
-        <w:r>
-          <w:t xml:space="preserve">but by the definition of the expected prediction.</w:t>
         </w:r>
       </w:ins>
       <w:ins w:id="257" w:author="PR Preview" w:date="2026-01-01T00:00:00Z">
@@ -20943,6 +20943,16 @@
         </w:r>
       </w:ins>
       <w:ins w:id="258" w:author="PR Preview" w:date="2026-01-01T00:00:00Z">
+        <w:r>
+          <w:t xml:space="preserve">but by the definition of the expected prediction.</w:t>
+        </w:r>
+      </w:ins>
+      <w:ins w:id="259" w:author="PR Preview" w:date="2026-01-01T00:00:00Z">
+        <w:r>
+          <w:t xml:space="preserve"> </w:t>
+        </w:r>
+      </w:ins>
+      <w:ins w:id="260" w:author="PR Preview" w:date="2026-01-01T00:00:00Z">
         <w:r>
           <w:t xml:space="preserve">The first factor is a constant, so it comes out of the expectation:</w:t>
         </w:r>
